--- a/docs/quilhas-calculadora-logica.docx
+++ b/docs/quilhas-calculadora-logica.docx
@@ -19,7 +19,7 @@
           <w:i/>
           <w:iCs/>
         </w:rPr>
-        <w:t xml:space="preserve">Documentação da lógica extraída da ferramenta interativa do site centerfins.com.br e da réplica standalone em HTML + CSS + JavaScript (arquivo quilhas-calculadora.html).</w:t>
+        <w:t xml:space="preserve">Documentação da lógica extraída da ferramenta interativa do site centerfins.com.br e da réplica standalone em HTML + CSS + JavaScript (arquivo index.html / quilhas-calculadora.html).</w:t>
       </w:r>
     </w:p>
     <w:p>
@@ -119,7 +119,7 @@
           <w:b/>
           <w:bCs/>
         </w:rPr>
-        <w:t xml:space="preserve">Importante: como a regra de compatibilidade produto × filtro vive em atributos de produto no banco do WooCommerce, ela não é visível no código da página. Na réplica, essa matriz foi reconstruída por inferência a partir das descrições oficiais dos produtos (seção 5). Os pontos inferidos estão claramente marcados e são fáceis de ajustar no código.</w:t>
+        <w:t xml:space="preserve">Importante: como a regra de compatibilidade produto × filtro vive em atributos de produto no banco do WooCommerce, ela não é visível no código da página. Na réplica, essa matriz foi reconstruída por inferência a partir das descrições oficiais dos produtos (seções 5 e 6). Os pontos inferidos estão claramente marcados e são fáceis de ajustar no código.</w:t>
       </w:r>
     </w:p>
     <w:p>
@@ -178,8 +178,8 @@
               <w:rPr>
                 <w:b/>
                 <w:bCs/>
-                <w:sz w:val="18"/>
-                <w:szCs w:val="18"/>
+                <w:sz w:val="17"/>
+                <w:szCs w:val="17"/>
               </w:rPr>
               <w:t xml:space="preserve">Campo (name)</w:t>
             </w:r>
@@ -207,8 +207,8 @@
               <w:rPr>
                 <w:b/>
                 <w:bCs/>
-                <w:sz w:val="18"/>
-                <w:szCs w:val="18"/>
+                <w:sz w:val="17"/>
+                <w:szCs w:val="17"/>
               </w:rPr>
               <w:t xml:space="preserve">Input</w:t>
             </w:r>
@@ -236,8 +236,8 @@
               <w:rPr>
                 <w:b/>
                 <w:bCs/>
-                <w:sz w:val="18"/>
-                <w:szCs w:val="18"/>
+                <w:sz w:val="17"/>
+                <w:szCs w:val="17"/>
               </w:rPr>
               <w:t xml:space="preserve">Valores</w:t>
             </w:r>
@@ -266,8 +266,8 @@
               <w:rPr>
                 <w:b w:val="false"/>
                 <w:bCs w:val="false"/>
-                <w:sz w:val="18"/>
-                <w:szCs w:val="18"/>
+                <w:sz w:val="17"/>
+                <w:szCs w:val="17"/>
               </w:rPr>
               <w:t xml:space="preserve">prancha</w:t>
             </w:r>
@@ -294,8 +294,8 @@
               <w:rPr>
                 <w:b w:val="false"/>
                 <w:bCs w:val="false"/>
-                <w:sz w:val="18"/>
-                <w:szCs w:val="18"/>
+                <w:sz w:val="17"/>
+                <w:szCs w:val="17"/>
               </w:rPr>
               <w:t xml:space="preserve">radio (pílula)</w:t>
             </w:r>
@@ -322,8 +322,8 @@
               <w:rPr>
                 <w:b w:val="false"/>
                 <w:bCs w:val="false"/>
-                <w:sz w:val="18"/>
-                <w:szCs w:val="18"/>
+                <w:sz w:val="17"/>
+                <w:szCs w:val="17"/>
               </w:rPr>
               <w:t xml:space="preserve">longboard; biquilha; mid-length</w:t>
             </w:r>
@@ -352,8 +352,8 @@
               <w:rPr>
                 <w:b w:val="false"/>
                 <w:bCs w:val="false"/>
-                <w:sz w:val="18"/>
-                <w:szCs w:val="18"/>
+                <w:sz w:val="17"/>
+                <w:szCs w:val="17"/>
               </w:rPr>
               <w:t xml:space="preserve">modalidade</w:t>
             </w:r>
@@ -380,8 +380,8 @@
               <w:rPr>
                 <w:b w:val="false"/>
                 <w:bCs w:val="false"/>
-                <w:sz w:val="18"/>
-                <w:szCs w:val="18"/>
+                <w:sz w:val="17"/>
+                <w:szCs w:val="17"/>
               </w:rPr>
               <w:t xml:space="preserve">radio (pílula)</w:t>
             </w:r>
@@ -408,8 +408,8 @@
               <w:rPr>
                 <w:b w:val="false"/>
                 <w:bCs w:val="false"/>
-                <w:sz w:val="18"/>
-                <w:szCs w:val="18"/>
+                <w:sz w:val="17"/>
+                <w:szCs w:val="17"/>
               </w:rPr>
               <w:t xml:space="preserve">monoquilha; biquilha; tri-quilha-2-mais-1</w:t>
             </w:r>
@@ -438,8 +438,8 @@
               <w:rPr>
                 <w:b w:val="false"/>
                 <w:bCs w:val="false"/>
-                <w:sz w:val="18"/>
-                <w:szCs w:val="18"/>
+                <w:sz w:val="17"/>
+                <w:szCs w:val="17"/>
               </w:rPr>
               <w:t xml:space="preserve">nivel_de_habilidade</w:t>
             </w:r>
@@ -466,8 +466,8 @@
               <w:rPr>
                 <w:b w:val="false"/>
                 <w:bCs w:val="false"/>
-                <w:sz w:val="18"/>
-                <w:szCs w:val="18"/>
+                <w:sz w:val="17"/>
+                <w:szCs w:val="17"/>
               </w:rPr>
               <w:t xml:space="preserve">radio (pílula)</w:t>
             </w:r>
@@ -494,8 +494,8 @@
               <w:rPr>
                 <w:b w:val="false"/>
                 <w:bCs w:val="false"/>
-                <w:sz w:val="18"/>
-                <w:szCs w:val="18"/>
+                <w:sz w:val="17"/>
+                <w:szCs w:val="17"/>
               </w:rPr>
               <w:t xml:space="preserve">iniciante; intermediario; avancado</w:t>
             </w:r>
@@ -524,8 +524,8 @@
               <w:rPr>
                 <w:b w:val="false"/>
                 <w:bCs w:val="false"/>
-                <w:sz w:val="18"/>
-                <w:szCs w:val="18"/>
+                <w:sz w:val="17"/>
+                <w:szCs w:val="17"/>
               </w:rPr>
               <w:t xml:space="preserve">sexo</w:t>
             </w:r>
@@ -552,8 +552,8 @@
               <w:rPr>
                 <w:b w:val="false"/>
                 <w:bCs w:val="false"/>
-                <w:sz w:val="18"/>
-                <w:szCs w:val="18"/>
+                <w:sz w:val="17"/>
+                <w:szCs w:val="17"/>
               </w:rPr>
               <w:t xml:space="preserve">radio (pílula)</w:t>
             </w:r>
@@ -580,8 +580,8 @@
               <w:rPr>
                 <w:b w:val="false"/>
                 <w:bCs w:val="false"/>
-                <w:sz w:val="18"/>
-                <w:szCs w:val="18"/>
+                <w:sz w:val="17"/>
+                <w:szCs w:val="17"/>
               </w:rPr>
               <w:t xml:space="preserve">masculino; feminino</w:t>
             </w:r>
@@ -610,8 +610,8 @@
               <w:rPr>
                 <w:b w:val="false"/>
                 <w:bCs w:val="false"/>
-                <w:sz w:val="18"/>
-                <w:szCs w:val="18"/>
+                <w:sz w:val="17"/>
+                <w:szCs w:val="17"/>
               </w:rPr>
               <w:t xml:space="preserve">altura_do_surfista</w:t>
             </w:r>
@@ -638,8 +638,8 @@
               <w:rPr>
                 <w:b w:val="false"/>
                 <w:bCs w:val="false"/>
-                <w:sz w:val="18"/>
-                <w:szCs w:val="18"/>
+                <w:sz w:val="17"/>
+                <w:szCs w:val="17"/>
               </w:rPr>
               <w:t xml:space="preserve">select</w:t>
             </w:r>
@@ -666,8 +666,8 @@
               <w:rPr>
                 <w:b w:val="false"/>
                 <w:bCs w:val="false"/>
-                <w:sz w:val="18"/>
-                <w:szCs w:val="18"/>
+                <w:sz w:val="17"/>
+                <w:szCs w:val="17"/>
               </w:rPr>
               <w:t xml:space="preserve">faixas de 5 cm: 1,55–1,60 m até 2,10 m (11 faixas)</w:t>
             </w:r>
@@ -696,8 +696,8 @@
               <w:rPr>
                 <w:b w:val="false"/>
                 <w:bCs w:val="false"/>
-                <w:sz w:val="18"/>
-                <w:szCs w:val="18"/>
+                <w:sz w:val="17"/>
+                <w:szCs w:val="17"/>
               </w:rPr>
               <w:t xml:space="preserve">peso_do_surfista</w:t>
             </w:r>
@@ -724,8 +724,8 @@
               <w:rPr>
                 <w:b w:val="false"/>
                 <w:bCs w:val="false"/>
-                <w:sz w:val="18"/>
-                <w:szCs w:val="18"/>
+                <w:sz w:val="17"/>
+                <w:szCs w:val="17"/>
               </w:rPr>
               <w:t xml:space="preserve">select</w:t>
             </w:r>
@@ -752,8 +752,8 @@
               <w:rPr>
                 <w:b w:val="false"/>
                 <w:bCs w:val="false"/>
-                <w:sz w:val="18"/>
-                <w:szCs w:val="18"/>
+                <w:sz w:val="17"/>
+                <w:szCs w:val="17"/>
               </w:rPr>
               <w:t xml:space="preserve">faixas de 5 kg: 55–60 kg até 125–130 kg (15 faixas)</w:t>
             </w:r>
@@ -814,8 +814,8 @@
               <w:rPr>
                 <w:b/>
                 <w:bCs/>
-                <w:sz w:val="18"/>
-                <w:szCs w:val="18"/>
+                <w:sz w:val="17"/>
+                <w:szCs w:val="17"/>
               </w:rPr>
               <w:t xml:space="preserve">Campo (name)</w:t>
             </w:r>
@@ -843,8 +843,8 @@
               <w:rPr>
                 <w:b/>
                 <w:bCs/>
-                <w:sz w:val="18"/>
-                <w:szCs w:val="18"/>
+                <w:sz w:val="17"/>
+                <w:szCs w:val="17"/>
               </w:rPr>
               <w:t xml:space="preserve">Input</w:t>
             </w:r>
@@ -872,8 +872,8 @@
               <w:rPr>
                 <w:b/>
                 <w:bCs/>
-                <w:sz w:val="18"/>
-                <w:szCs w:val="18"/>
+                <w:sz w:val="17"/>
+                <w:szCs w:val="17"/>
               </w:rPr>
               <w:t xml:space="preserve">Valores</w:t>
             </w:r>
@@ -902,8 +902,8 @@
               <w:rPr>
                 <w:b w:val="false"/>
                 <w:bCs w:val="false"/>
-                <w:sz w:val="18"/>
-                <w:szCs w:val="18"/>
+                <w:sz w:val="17"/>
+                <w:szCs w:val="17"/>
               </w:rPr>
               <w:t xml:space="preserve">objetivo</w:t>
             </w:r>
@@ -930,8 +930,8 @@
               <w:rPr>
                 <w:b w:val="false"/>
                 <w:bCs w:val="false"/>
-                <w:sz w:val="18"/>
-                <w:szCs w:val="18"/>
+                <w:sz w:val="17"/>
+                <w:szCs w:val="17"/>
               </w:rPr>
               <w:t xml:space="preserve">radio (pílula)</w:t>
             </w:r>
@@ -958,8 +958,8 @@
               <w:rPr>
                 <w:b w:val="false"/>
                 <w:bCs w:val="false"/>
-                <w:sz w:val="18"/>
-                <w:szCs w:val="18"/>
+                <w:sz w:val="17"/>
+                <w:szCs w:val="17"/>
               </w:rPr>
               <w:t xml:space="preserve">velocidade-mais-troca-de-borda; noseriding-estabilidade-lateral; velocidade-aceleracao-curvas-longas-horizontais; agressividade-performance-vertical-curvas-fechadas</w:t>
             </w:r>
@@ -988,8 +988,8 @@
               <w:rPr>
                 <w:b w:val="false"/>
                 <w:bCs w:val="false"/>
-                <w:sz w:val="18"/>
-                <w:szCs w:val="18"/>
+                <w:sz w:val="17"/>
+                <w:szCs w:val="17"/>
               </w:rPr>
               <w:t xml:space="preserve">tamanho_da_prancha</w:t>
             </w:r>
@@ -1016,8 +1016,8 @@
               <w:rPr>
                 <w:b w:val="false"/>
                 <w:bCs w:val="false"/>
-                <w:sz w:val="18"/>
-                <w:szCs w:val="18"/>
+                <w:sz w:val="17"/>
+                <w:szCs w:val="17"/>
               </w:rPr>
               <w:t xml:space="preserve">select</w:t>
             </w:r>
@@ -1044,8 +1044,8 @@
               <w:rPr>
                 <w:b w:val="false"/>
                 <w:bCs w:val="false"/>
-                <w:sz w:val="18"/>
-                <w:szCs w:val="18"/>
+                <w:sz w:val="17"/>
+                <w:szCs w:val="17"/>
               </w:rPr>
               <w:t xml:space="preserve">6'0" a 10'0" (código = pés+polegadas concatenados: "60"…"1000"; no original, 8'1"–8'10" existem mas iniciam ocultos)</w:t>
             </w:r>
@@ -1074,8 +1074,8 @@
               <w:rPr>
                 <w:b w:val="false"/>
                 <w:bCs w:val="false"/>
-                <w:sz w:val="18"/>
-                <w:szCs w:val="18"/>
+                <w:sz w:val="17"/>
+                <w:szCs w:val="17"/>
               </w:rPr>
               <w:t xml:space="preserve">peso_da_prancha</w:t>
             </w:r>
@@ -1102,8 +1102,8 @@
               <w:rPr>
                 <w:b w:val="false"/>
                 <w:bCs w:val="false"/>
-                <w:sz w:val="18"/>
-                <w:szCs w:val="18"/>
+                <w:sz w:val="17"/>
+                <w:szCs w:val="17"/>
               </w:rPr>
               <w:t xml:space="preserve">select</w:t>
             </w:r>
@@ -1130,8 +1130,8 @@
               <w:rPr>
                 <w:b w:val="false"/>
                 <w:bCs w:val="false"/>
-                <w:sz w:val="18"/>
-                <w:szCs w:val="18"/>
+                <w:sz w:val="17"/>
+                <w:szCs w:val="17"/>
               </w:rPr>
               <w:t xml:space="preserve">leve; moderada; pesada</w:t>
             </w:r>
@@ -1160,8 +1160,8 @@
               <w:rPr>
                 <w:b w:val="false"/>
                 <w:bCs w:val="false"/>
-                <w:sz w:val="18"/>
-                <w:szCs w:val="18"/>
+                <w:sz w:val="17"/>
+                <w:szCs w:val="17"/>
               </w:rPr>
               <w:t xml:space="preserve">rabeta</w:t>
             </w:r>
@@ -1188,8 +1188,8 @@
               <w:rPr>
                 <w:b w:val="false"/>
                 <w:bCs w:val="false"/>
-                <w:sz w:val="18"/>
-                <w:szCs w:val="18"/>
+                <w:sz w:val="17"/>
+                <w:szCs w:val="17"/>
               </w:rPr>
               <w:t xml:space="preserve">radio com imagem</w:t>
             </w:r>
@@ -1216,8 +1216,8 @@
               <w:rPr>
                 <w:b w:val="false"/>
                 <w:bCs w:val="false"/>
-                <w:sz w:val="18"/>
-                <w:szCs w:val="18"/>
+                <w:sz w:val="17"/>
+                <w:szCs w:val="17"/>
               </w:rPr>
               <w:t xml:space="preserve">round-square; square; squash; round-squash; pin; round-pin; diamond; half-moon; swallow; wing-swallow; round-twin</w:t>
             </w:r>
@@ -1246,8 +1246,8 @@
               <w:rPr>
                 <w:b w:val="false"/>
                 <w:bCs w:val="false"/>
-                <w:sz w:val="18"/>
-                <w:szCs w:val="18"/>
+                <w:sz w:val="17"/>
+                <w:szCs w:val="17"/>
               </w:rPr>
               <w:t xml:space="preserve">tipo_de_encaixe</w:t>
             </w:r>
@@ -1274,8 +1274,8 @@
               <w:rPr>
                 <w:b w:val="false"/>
                 <w:bCs w:val="false"/>
-                <w:sz w:val="18"/>
-                <w:szCs w:val="18"/>
+                <w:sz w:val="17"/>
+                <w:szCs w:val="17"/>
               </w:rPr>
               <w:t xml:space="preserve">radio com imagem</w:t>
             </w:r>
@@ -1302,8 +1302,8 @@
               <w:rPr>
                 <w:b w:val="false"/>
                 <w:bCs w:val="false"/>
-                <w:sz w:val="18"/>
-                <w:szCs w:val="18"/>
+                <w:sz w:val="17"/>
+                <w:szCs w:val="17"/>
               </w:rPr>
               <w:t xml:space="preserve">caixa-central-de-trilho; caixa-central-de-trilho-copinho-fcs1; caixa-central-de-trilho-copinho-fcsii; caixa-central-de-trilho-copinho-future; copinho-fcsii; copinho-future</w:t>
             </w:r>
@@ -1364,8 +1364,8 @@
               <w:rPr>
                 <w:b/>
                 <w:bCs/>
-                <w:sz w:val="18"/>
-                <w:szCs w:val="18"/>
+                <w:sz w:val="17"/>
+                <w:szCs w:val="17"/>
               </w:rPr>
               <w:t xml:space="preserve">Campo (name)</w:t>
             </w:r>
@@ -1393,8 +1393,8 @@
               <w:rPr>
                 <w:b/>
                 <w:bCs/>
-                <w:sz w:val="18"/>
-                <w:szCs w:val="18"/>
+                <w:sz w:val="17"/>
+                <w:szCs w:val="17"/>
               </w:rPr>
               <w:t xml:space="preserve">Input</w:t>
             </w:r>
@@ -1422,8 +1422,8 @@
               <w:rPr>
                 <w:b/>
                 <w:bCs/>
-                <w:sz w:val="18"/>
-                <w:szCs w:val="18"/>
+                <w:sz w:val="17"/>
+                <w:szCs w:val="17"/>
               </w:rPr>
               <w:t xml:space="preserve">Valores</w:t>
             </w:r>
@@ -1452,8 +1452,8 @@
               <w:rPr>
                 <w:b w:val="false"/>
                 <w:bCs w:val="false"/>
-                <w:sz w:val="18"/>
-                <w:szCs w:val="18"/>
+                <w:sz w:val="17"/>
+                <w:szCs w:val="17"/>
               </w:rPr>
               <w:t xml:space="preserve">tamanho_de_onda</w:t>
             </w:r>
@@ -1480,8 +1480,8 @@
               <w:rPr>
                 <w:b w:val="false"/>
                 <w:bCs w:val="false"/>
-                <w:sz w:val="18"/>
-                <w:szCs w:val="18"/>
+                <w:sz w:val="17"/>
+                <w:szCs w:val="17"/>
               </w:rPr>
               <w:t xml:space="preserve">select</w:t>
             </w:r>
@@ -1508,8 +1508,8 @@
               <w:rPr>
                 <w:b w:val="false"/>
                 <w:bCs w:val="false"/>
-                <w:sz w:val="18"/>
-                <w:szCs w:val="18"/>
+                <w:sz w:val="17"/>
+                <w:szCs w:val="17"/>
               </w:rPr>
               <w:t xml:space="preserve">0–0,5 m; 0,5–1 m; 1–1,5 m; 1,5–2 m; 2–2,5 m</w:t>
             </w:r>
@@ -1538,8 +1538,8 @@
               <w:rPr>
                 <w:b w:val="false"/>
                 <w:bCs w:val="false"/>
-                <w:sz w:val="18"/>
-                <w:szCs w:val="18"/>
+                <w:sz w:val="17"/>
+                <w:szCs w:val="17"/>
               </w:rPr>
               <w:t xml:space="preserve">tipo_de_onda</w:t>
             </w:r>
@@ -1566,8 +1566,8 @@
               <w:rPr>
                 <w:b w:val="false"/>
                 <w:bCs w:val="false"/>
-                <w:sz w:val="18"/>
-                <w:szCs w:val="18"/>
+                <w:sz w:val="17"/>
+                <w:szCs w:val="17"/>
               </w:rPr>
               <w:t xml:space="preserve">select</w:t>
             </w:r>
@@ -1594,8 +1594,8 @@
               <w:rPr>
                 <w:b w:val="false"/>
                 <w:bCs w:val="false"/>
-                <w:sz w:val="18"/>
-                <w:szCs w:val="18"/>
+                <w:sz w:val="17"/>
+                <w:szCs w:val="17"/>
               </w:rPr>
               <w:t xml:space="preserve">onda-rapida; onda-lenta</w:t>
             </w:r>
@@ -1674,8 +1674,8 @@
               <w:rPr>
                 <w:b/>
                 <w:bCs/>
-                <w:sz w:val="18"/>
-                <w:szCs w:val="18"/>
+                <w:sz w:val="17"/>
+                <w:szCs w:val="17"/>
               </w:rPr>
               <w:t xml:space="preserve">Produto</w:t>
             </w:r>
@@ -1703,8 +1703,8 @@
               <w:rPr>
                 <w:b/>
                 <w:bCs/>
-                <w:sz w:val="18"/>
-                <w:szCs w:val="18"/>
+                <w:sz w:val="17"/>
+                <w:szCs w:val="17"/>
               </w:rPr>
               <w:t xml:space="preserve">Categoria</w:t>
             </w:r>
@@ -1732,8 +1732,8 @@
               <w:rPr>
                 <w:b/>
                 <w:bCs/>
-                <w:sz w:val="18"/>
-                <w:szCs w:val="18"/>
+                <w:sz w:val="17"/>
+                <w:szCs w:val="17"/>
               </w:rPr>
               <w:t xml:space="preserve">Preço (R$)</w:t>
             </w:r>
@@ -1761,8 +1761,8 @@
               <w:rPr>
                 <w:b/>
                 <w:bCs/>
-                <w:sz w:val="18"/>
-                <w:szCs w:val="18"/>
+                <w:sz w:val="17"/>
+                <w:szCs w:val="17"/>
               </w:rPr>
               <w:t xml:space="preserve">Tamanhos / variações</w:t>
             </w:r>
@@ -1790,8 +1790,8 @@
               <w:rPr>
                 <w:b/>
                 <w:bCs/>
-                <w:sz w:val="18"/>
-                <w:szCs w:val="18"/>
+                <w:sz w:val="17"/>
+                <w:szCs w:val="17"/>
               </w:rPr>
               <w:t xml:space="preserve">Encaixe</w:t>
             </w:r>
@@ -1820,8 +1820,8 @@
               <w:rPr>
                 <w:b w:val="false"/>
                 <w:bCs w:val="false"/>
-                <w:sz w:val="18"/>
-                <w:szCs w:val="18"/>
+                <w:sz w:val="17"/>
+                <w:szCs w:val="17"/>
               </w:rPr>
               <w:t xml:space="preserve">Pé no bico</w:t>
             </w:r>
@@ -1848,8 +1848,8 @@
               <w:rPr>
                 <w:b w:val="false"/>
                 <w:bCs w:val="false"/>
-                <w:sz w:val="18"/>
-                <w:szCs w:val="18"/>
+                <w:sz w:val="17"/>
+                <w:szCs w:val="17"/>
               </w:rPr>
               <w:t xml:space="preserve">Monoquilha</w:t>
             </w:r>
@@ -1876,8 +1876,8 @@
               <w:rPr>
                 <w:b w:val="false"/>
                 <w:bCs w:val="false"/>
-                <w:sz w:val="18"/>
-                <w:szCs w:val="18"/>
+                <w:sz w:val="17"/>
+                <w:szCs w:val="17"/>
               </w:rPr>
               <w:t xml:space="preserve">470</w:t>
             </w:r>
@@ -1904,8 +1904,8 @@
               <w:rPr>
                 <w:b w:val="false"/>
                 <w:bCs w:val="false"/>
-                <w:sz w:val="18"/>
-                <w:szCs w:val="18"/>
+                <w:sz w:val="17"/>
+                <w:szCs w:val="17"/>
               </w:rPr>
               <w:t xml:space="preserve">10", 10,5", 11"</w:t>
             </w:r>
@@ -1932,8 +1932,8 @@
               <w:rPr>
                 <w:b w:val="false"/>
                 <w:bCs w:val="false"/>
-                <w:sz w:val="18"/>
-                <w:szCs w:val="18"/>
+                <w:sz w:val="17"/>
+                <w:szCs w:val="17"/>
               </w:rPr>
               <w:t xml:space="preserve">Caixa central de trilho</w:t>
             </w:r>
@@ -1962,8 +1962,8 @@
               <w:rPr>
                 <w:b w:val="false"/>
                 <w:bCs w:val="false"/>
-                <w:sz w:val="18"/>
-                <w:szCs w:val="18"/>
+                <w:sz w:val="17"/>
+                <w:szCs w:val="17"/>
               </w:rPr>
               <w:t xml:space="preserve">Portuga</w:t>
             </w:r>
@@ -1990,8 +1990,8 @@
               <w:rPr>
                 <w:b w:val="false"/>
                 <w:bCs w:val="false"/>
-                <w:sz w:val="18"/>
-                <w:szCs w:val="18"/>
+                <w:sz w:val="17"/>
+                <w:szCs w:val="17"/>
               </w:rPr>
               <w:t xml:space="preserve">Monoquilha</w:t>
             </w:r>
@@ -2018,8 +2018,8 @@
               <w:rPr>
                 <w:b w:val="false"/>
                 <w:bCs w:val="false"/>
-                <w:sz w:val="18"/>
-                <w:szCs w:val="18"/>
+                <w:sz w:val="17"/>
+                <w:szCs w:val="17"/>
               </w:rPr>
               <w:t xml:space="preserve">460</w:t>
             </w:r>
@@ -2046,8 +2046,8 @@
               <w:rPr>
                 <w:b w:val="false"/>
                 <w:bCs w:val="false"/>
-                <w:sz w:val="18"/>
-                <w:szCs w:val="18"/>
+                <w:sz w:val="17"/>
+                <w:szCs w:val="17"/>
               </w:rPr>
               <w:t xml:space="preserve">10", 10,5"</w:t>
             </w:r>
@@ -2074,8 +2074,8 @@
               <w:rPr>
                 <w:b w:val="false"/>
                 <w:bCs w:val="false"/>
-                <w:sz w:val="18"/>
-                <w:szCs w:val="18"/>
+                <w:sz w:val="17"/>
+                <w:szCs w:val="17"/>
               </w:rPr>
               <w:t xml:space="preserve">Caixa central de trilho</w:t>
             </w:r>
@@ -2104,8 +2104,8 @@
               <w:rPr>
                 <w:b w:val="false"/>
                 <w:bCs w:val="false"/>
-                <w:sz w:val="18"/>
-                <w:szCs w:val="18"/>
+                <w:sz w:val="17"/>
+                <w:szCs w:val="17"/>
               </w:rPr>
               <w:t xml:space="preserve">Lambuja</w:t>
             </w:r>
@@ -2132,8 +2132,8 @@
               <w:rPr>
                 <w:b w:val="false"/>
                 <w:bCs w:val="false"/>
-                <w:sz w:val="18"/>
-                <w:szCs w:val="18"/>
+                <w:sz w:val="17"/>
+                <w:szCs w:val="17"/>
               </w:rPr>
               <w:t xml:space="preserve">Monoquilha</w:t>
             </w:r>
@@ -2160,8 +2160,8 @@
               <w:rPr>
                 <w:b w:val="false"/>
                 <w:bCs w:val="false"/>
-                <w:sz w:val="18"/>
-                <w:szCs w:val="18"/>
+                <w:sz w:val="17"/>
+                <w:szCs w:val="17"/>
               </w:rPr>
               <w:t xml:space="preserve">465</w:t>
             </w:r>
@@ -2188,8 +2188,8 @@
               <w:rPr>
                 <w:b w:val="false"/>
                 <w:bCs w:val="false"/>
-                <w:sz w:val="18"/>
-                <w:szCs w:val="18"/>
+                <w:sz w:val="17"/>
+                <w:szCs w:val="17"/>
               </w:rPr>
               <w:t xml:space="preserve">10", 10,75"</w:t>
             </w:r>
@@ -2216,8 +2216,8 @@
               <w:rPr>
                 <w:b w:val="false"/>
                 <w:bCs w:val="false"/>
-                <w:sz w:val="18"/>
-                <w:szCs w:val="18"/>
+                <w:sz w:val="17"/>
+                <w:szCs w:val="17"/>
               </w:rPr>
               <w:t xml:space="preserve">Caixa central de trilho</w:t>
             </w:r>
@@ -2246,8 +2246,8 @@
               <w:rPr>
                 <w:b w:val="false"/>
                 <w:bCs w:val="false"/>
-                <w:sz w:val="18"/>
-                <w:szCs w:val="18"/>
+                <w:sz w:val="17"/>
+                <w:szCs w:val="17"/>
               </w:rPr>
               <w:t xml:space="preserve">Caio Teixeira</w:t>
             </w:r>
@@ -2274,8 +2274,8 @@
               <w:rPr>
                 <w:b w:val="false"/>
                 <w:bCs w:val="false"/>
-                <w:sz w:val="18"/>
-                <w:szCs w:val="18"/>
+                <w:sz w:val="17"/>
+                <w:szCs w:val="17"/>
               </w:rPr>
               <w:t xml:space="preserve">Monoquilha</w:t>
             </w:r>
@@ -2302,8 +2302,8 @@
               <w:rPr>
                 <w:b w:val="false"/>
                 <w:bCs w:val="false"/>
-                <w:sz w:val="18"/>
-                <w:szCs w:val="18"/>
+                <w:sz w:val="17"/>
+                <w:szCs w:val="17"/>
               </w:rPr>
               <w:t xml:space="preserve">465</w:t>
             </w:r>
@@ -2330,8 +2330,8 @@
               <w:rPr>
                 <w:b w:val="false"/>
                 <w:bCs w:val="false"/>
-                <w:sz w:val="18"/>
-                <w:szCs w:val="18"/>
+                <w:sz w:val="17"/>
+                <w:szCs w:val="17"/>
               </w:rPr>
               <w:t xml:space="preserve">10", 10,5"</w:t>
             </w:r>
@@ -2358,8 +2358,8 @@
               <w:rPr>
                 <w:b w:val="false"/>
                 <w:bCs w:val="false"/>
-                <w:sz w:val="18"/>
-                <w:szCs w:val="18"/>
+                <w:sz w:val="17"/>
+                <w:szCs w:val="17"/>
               </w:rPr>
               <w:t xml:space="preserve">Caixa central de trilho</w:t>
             </w:r>
@@ -2388,8 +2388,8 @@
               <w:rPr>
                 <w:b w:val="false"/>
                 <w:bCs w:val="false"/>
-                <w:sz w:val="18"/>
-                <w:szCs w:val="18"/>
+                <w:sz w:val="17"/>
+                <w:szCs w:val="17"/>
               </w:rPr>
               <w:t xml:space="preserve">Jasmim Avelino</w:t>
             </w:r>
@@ -2416,8 +2416,8 @@
               <w:rPr>
                 <w:b w:val="false"/>
                 <w:bCs w:val="false"/>
-                <w:sz w:val="18"/>
-                <w:szCs w:val="18"/>
+                <w:sz w:val="17"/>
+                <w:szCs w:val="17"/>
               </w:rPr>
               <w:t xml:space="preserve">Monoquilha</w:t>
             </w:r>
@@ -2444,8 +2444,8 @@
               <w:rPr>
                 <w:b w:val="false"/>
                 <w:bCs w:val="false"/>
-                <w:sz w:val="18"/>
-                <w:szCs w:val="18"/>
+                <w:sz w:val="17"/>
+                <w:szCs w:val="17"/>
               </w:rPr>
               <w:t xml:space="preserve">460</w:t>
             </w:r>
@@ -2472,8 +2472,8 @@
               <w:rPr>
                 <w:b w:val="false"/>
                 <w:bCs w:val="false"/>
-                <w:sz w:val="18"/>
-                <w:szCs w:val="18"/>
+                <w:sz w:val="17"/>
+                <w:szCs w:val="17"/>
               </w:rPr>
               <w:t xml:space="preserve">10", 10,5"</w:t>
             </w:r>
@@ -2500,8 +2500,8 @@
               <w:rPr>
                 <w:b w:val="false"/>
                 <w:bCs w:val="false"/>
-                <w:sz w:val="18"/>
-                <w:szCs w:val="18"/>
+                <w:sz w:val="17"/>
+                <w:szCs w:val="17"/>
               </w:rPr>
               <w:t xml:space="preserve">Caixa central de trilho</w:t>
             </w:r>
@@ -2530,8 +2530,8 @@
               <w:rPr>
                 <w:b w:val="false"/>
                 <w:bCs w:val="false"/>
-                <w:sz w:val="18"/>
-                <w:szCs w:val="18"/>
+                <w:sz w:val="17"/>
+                <w:szCs w:val="17"/>
               </w:rPr>
               <w:t xml:space="preserve">TB Slim (Flex)</w:t>
             </w:r>
@@ -2558,8 +2558,8 @@
               <w:rPr>
                 <w:b w:val="false"/>
                 <w:bCs w:val="false"/>
-                <w:sz w:val="18"/>
-                <w:szCs w:val="18"/>
+                <w:sz w:val="17"/>
+                <w:szCs w:val="17"/>
               </w:rPr>
               <w:t xml:space="preserve">Monoquilha</w:t>
             </w:r>
@@ -2586,8 +2586,8 @@
               <w:rPr>
                 <w:b w:val="false"/>
                 <w:bCs w:val="false"/>
-                <w:sz w:val="18"/>
-                <w:szCs w:val="18"/>
+                <w:sz w:val="17"/>
+                <w:szCs w:val="17"/>
               </w:rPr>
               <w:t xml:space="preserve">445</w:t>
             </w:r>
@@ -2614,8 +2614,8 @@
               <w:rPr>
                 <w:b w:val="false"/>
                 <w:bCs w:val="false"/>
-                <w:sz w:val="18"/>
-                <w:szCs w:val="18"/>
+                <w:sz w:val="17"/>
+                <w:szCs w:val="17"/>
               </w:rPr>
               <w:t xml:space="preserve">10", 10,75"</w:t>
             </w:r>
@@ -2642,8 +2642,8 @@
               <w:rPr>
                 <w:b w:val="false"/>
                 <w:bCs w:val="false"/>
-                <w:sz w:val="18"/>
-                <w:szCs w:val="18"/>
+                <w:sz w:val="17"/>
+                <w:szCs w:val="17"/>
               </w:rPr>
               <w:t xml:space="preserve">Caixa central de trilho</w:t>
             </w:r>
@@ -2672,8 +2672,8 @@
               <w:rPr>
                 <w:b w:val="false"/>
                 <w:bCs w:val="false"/>
-                <w:sz w:val="18"/>
-                <w:szCs w:val="18"/>
+                <w:sz w:val="17"/>
+                <w:szCs w:val="17"/>
               </w:rPr>
               <w:t xml:space="preserve">Biquilha Speed</w:t>
             </w:r>
@@ -2700,8 +2700,8 @@
               <w:rPr>
                 <w:b w:val="false"/>
                 <w:bCs w:val="false"/>
-                <w:sz w:val="18"/>
-                <w:szCs w:val="18"/>
+                <w:sz w:val="17"/>
+                <w:szCs w:val="17"/>
               </w:rPr>
               <w:t xml:space="preserve">Biquilha</w:t>
             </w:r>
@@ -2728,8 +2728,8 @@
               <w:rPr>
                 <w:b w:val="false"/>
                 <w:bCs w:val="false"/>
-                <w:sz w:val="18"/>
-                <w:szCs w:val="18"/>
+                <w:sz w:val="17"/>
+                <w:szCs w:val="17"/>
               </w:rPr>
               <w:t xml:space="preserve">490</w:t>
             </w:r>
@@ -2756,8 +2756,8 @@
               <w:rPr>
                 <w:b w:val="false"/>
                 <w:bCs w:val="false"/>
-                <w:sz w:val="18"/>
-                <w:szCs w:val="18"/>
+                <w:sz w:val="17"/>
+                <w:szCs w:val="17"/>
               </w:rPr>
               <w:t xml:space="preserve">tamanho único (5,2")</w:t>
             </w:r>
@@ -2784,8 +2784,8 @@
               <w:rPr>
                 <w:b w:val="false"/>
                 <w:bCs w:val="false"/>
-                <w:sz w:val="18"/>
-                <w:szCs w:val="18"/>
+                <w:sz w:val="17"/>
+                <w:szCs w:val="17"/>
               </w:rPr>
               <w:t xml:space="preserve">FCS 2 ou Futures</w:t>
             </w:r>
@@ -2814,8 +2814,8 @@
               <w:rPr>
                 <w:b w:val="false"/>
                 <w:bCs w:val="false"/>
-                <w:sz w:val="18"/>
-                <w:szCs w:val="18"/>
+                <w:sz w:val="17"/>
+                <w:szCs w:val="17"/>
               </w:rPr>
               <w:t xml:space="preserve">Biquilha Séries</w:t>
             </w:r>
@@ -2842,8 +2842,8 @@
               <w:rPr>
                 <w:b w:val="false"/>
                 <w:bCs w:val="false"/>
-                <w:sz w:val="18"/>
-                <w:szCs w:val="18"/>
+                <w:sz w:val="17"/>
+                <w:szCs w:val="17"/>
               </w:rPr>
               <w:t xml:space="preserve">Biquilha</w:t>
             </w:r>
@@ -2870,8 +2870,8 @@
               <w:rPr>
                 <w:b w:val="false"/>
                 <w:bCs w:val="false"/>
-                <w:sz w:val="18"/>
-                <w:szCs w:val="18"/>
+                <w:sz w:val="17"/>
+                <w:szCs w:val="17"/>
               </w:rPr>
               <w:t xml:space="preserve">480</w:t>
             </w:r>
@@ -2898,8 +2898,8 @@
               <w:rPr>
                 <w:b w:val="false"/>
                 <w:bCs w:val="false"/>
-                <w:sz w:val="18"/>
-                <w:szCs w:val="18"/>
+                <w:sz w:val="17"/>
+                <w:szCs w:val="17"/>
               </w:rPr>
               <w:t xml:space="preserve">tamanho único (5,68")</w:t>
             </w:r>
@@ -2926,8 +2926,8 @@
               <w:rPr>
                 <w:b w:val="false"/>
                 <w:bCs w:val="false"/>
-                <w:sz w:val="18"/>
-                <w:szCs w:val="18"/>
+                <w:sz w:val="17"/>
+                <w:szCs w:val="17"/>
               </w:rPr>
               <w:t xml:space="preserve">FCS 2 ou Futures</w:t>
             </w:r>
@@ -2956,8 +2956,8 @@
               <w:rPr>
                 <w:b w:val="false"/>
                 <w:bCs w:val="false"/>
-                <w:sz w:val="18"/>
-                <w:szCs w:val="18"/>
+                <w:sz w:val="17"/>
+                <w:szCs w:val="17"/>
               </w:rPr>
               <w:t xml:space="preserve">Jogo Nusa + Estabilizadores</w:t>
             </w:r>
@@ -2984,8 +2984,8 @@
               <w:rPr>
                 <w:b w:val="false"/>
                 <w:bCs w:val="false"/>
-                <w:sz w:val="18"/>
-                <w:szCs w:val="18"/>
+                <w:sz w:val="17"/>
+                <w:szCs w:val="17"/>
               </w:rPr>
               <w:t xml:space="preserve">Triquilha 2+1</w:t>
             </w:r>
@@ -3012,8 +3012,8 @@
               <w:rPr>
                 <w:b w:val="false"/>
                 <w:bCs w:val="false"/>
-                <w:sz w:val="18"/>
-                <w:szCs w:val="18"/>
+                <w:sz w:val="17"/>
+                <w:szCs w:val="17"/>
               </w:rPr>
               <w:t xml:space="preserve">447–498</w:t>
             </w:r>
@@ -3040,8 +3040,8 @@
               <w:rPr>
                 <w:b w:val="false"/>
                 <w:bCs w:val="false"/>
-                <w:sz w:val="18"/>
-                <w:szCs w:val="18"/>
+                <w:sz w:val="17"/>
+                <w:szCs w:val="17"/>
               </w:rPr>
               <w:t xml:space="preserve">central 6"/6,5"/7" + estab. 4"/4,5"</w:t>
             </w:r>
@@ -3068,8 +3068,8 @@
               <w:rPr>
                 <w:b w:val="false"/>
                 <w:bCs w:val="false"/>
-                <w:sz w:val="18"/>
-                <w:szCs w:val="18"/>
+                <w:sz w:val="17"/>
+                <w:szCs w:val="17"/>
               </w:rPr>
               <w:t xml:space="preserve">Caixa central + copinho FCS 1 / FCS 2 / Futures</w:t>
             </w:r>
@@ -3098,8 +3098,8 @@
               <w:rPr>
                 <w:b w:val="false"/>
                 <w:bCs w:val="false"/>
-                <w:sz w:val="18"/>
-                <w:szCs w:val="18"/>
+                <w:sz w:val="17"/>
+                <w:szCs w:val="17"/>
               </w:rPr>
               <w:t xml:space="preserve">Jogo Snapper + Estabilizadores</w:t>
             </w:r>
@@ -3126,8 +3126,8 @@
               <w:rPr>
                 <w:b w:val="false"/>
                 <w:bCs w:val="false"/>
-                <w:sz w:val="18"/>
-                <w:szCs w:val="18"/>
+                <w:sz w:val="17"/>
+                <w:szCs w:val="17"/>
               </w:rPr>
               <w:t xml:space="preserve">Triquilha 2+1</w:t>
             </w:r>
@@ -3154,8 +3154,8 @@
               <w:rPr>
                 <w:b w:val="false"/>
                 <w:bCs w:val="false"/>
-                <w:sz w:val="18"/>
-                <w:szCs w:val="18"/>
+                <w:sz w:val="17"/>
+                <w:szCs w:val="17"/>
               </w:rPr>
               <w:t xml:space="preserve">447–520</w:t>
             </w:r>
@@ -3182,8 +3182,8 @@
               <w:rPr>
                 <w:b w:val="false"/>
                 <w:bCs w:val="false"/>
-                <w:sz w:val="18"/>
-                <w:szCs w:val="18"/>
+                <w:sz w:val="17"/>
+                <w:szCs w:val="17"/>
               </w:rPr>
               <w:t xml:space="preserve">central 7"/7,5"/8" + estab. 4"/4,5"</w:t>
             </w:r>
@@ -3210,8 +3210,8 @@
               <w:rPr>
                 <w:b w:val="false"/>
                 <w:bCs w:val="false"/>
-                <w:sz w:val="18"/>
-                <w:szCs w:val="18"/>
+                <w:sz w:val="17"/>
+                <w:szCs w:val="17"/>
               </w:rPr>
               <w:t xml:space="preserve">Caixa central + copinho FCS 1 / FCS 2 / Futures</w:t>
             </w:r>
@@ -3240,8 +3240,8 @@
               <w:rPr>
                 <w:b w:val="false"/>
                 <w:bCs w:val="false"/>
-                <w:sz w:val="18"/>
-                <w:szCs w:val="18"/>
+                <w:sz w:val="17"/>
+                <w:szCs w:val="17"/>
               </w:rPr>
               <w:t xml:space="preserve">Triquilha AM2 shortboard</w:t>
             </w:r>
@@ -3268,8 +3268,8 @@
               <w:rPr>
                 <w:b w:val="false"/>
                 <w:bCs w:val="false"/>
-                <w:sz w:val="18"/>
-                <w:szCs w:val="18"/>
+                <w:sz w:val="17"/>
+                <w:szCs w:val="17"/>
               </w:rPr>
               <w:t xml:space="preserve">Triquilha 2+1</w:t>
             </w:r>
@@ -3296,8 +3296,8 @@
               <w:rPr>
                 <w:b w:val="false"/>
                 <w:bCs w:val="false"/>
-                <w:sz w:val="18"/>
-                <w:szCs w:val="18"/>
+                <w:sz w:val="17"/>
+                <w:szCs w:val="17"/>
               </w:rPr>
               <w:t xml:space="preserve">398</w:t>
             </w:r>
@@ -3324,8 +3324,8 @@
               <w:rPr>
                 <w:b w:val="false"/>
                 <w:bCs w:val="false"/>
-                <w:sz w:val="18"/>
-                <w:szCs w:val="18"/>
+                <w:sz w:val="17"/>
+                <w:szCs w:val="17"/>
               </w:rPr>
               <w:t xml:space="preserve">M (65–80 kg) / G (80 kg+)</w:t>
             </w:r>
@@ -3352,8 +3352,8 @@
               <w:rPr>
                 <w:b w:val="false"/>
                 <w:bCs w:val="false"/>
-                <w:sz w:val="18"/>
-                <w:szCs w:val="18"/>
+                <w:sz w:val="17"/>
+                <w:szCs w:val="17"/>
               </w:rPr>
               <w:t xml:space="preserve">FCS 2 ou Futures</w:t>
             </w:r>
@@ -3366,7 +3366,7 @@
         <w:pStyle w:val="Heading1"/>
       </w:pPr>
       <w:r>
-        <w:t xml:space="preserve">5. Regras de matching reconstruídas</w:t>
+        <w:t xml:space="preserve">5. Cálculos utilizados na decisão</w:t>
       </w:r>
     </w:p>
     <w:p>
@@ -3374,7 +3374,15 @@
         <w:spacing w:after="160"/>
       </w:pPr>
       <w:r>
-        <w:t xml:space="preserve">O motor da réplica aplica filtro rígido (hard filter): um produto só permanece na lista se atender a TODOS os filtros selecionados. Para cada campo, o produto declara uma lista de valores compatíveis; lista vazia significa "atende a qualquer valor". O campo tamanho_da_prancha usa faixa numérica em polegadas ({min, max}), convertendo o código do select automaticamente (ex.: "72" = 7’2” = 7×12+2 = 86 polegadas).</w:t>
+        <w:t xml:space="preserve">Esta seção descreve, passo a passo, exatamente como a calculadora decide qual quilha exibir. Não há pesos nem pontuação probabilística: a decisão é 100% determinística, por eliminação (filtro rígido) seguida de ordenação do catálogo.</w:t>
+      </w:r>
+    </w:p>
+    <w:p>
+      <w:pPr>
+        <w:pStyle w:val="Heading2"/>
+      </w:pPr>
+      <w:r>
+        <w:t xml:space="preserve">5.1 Notação</w:t>
       </w:r>
     </w:p>
     <w:p>
@@ -3382,7 +3390,7 @@
         <w:spacing w:after="160"/>
       </w:pPr>
       <w:r>
-        <w:t xml:space="preserve">A disponibilidade de opções replica o facet do original: uma opção fica visível se existir pelo menos um produto que atenda a todos os OUTROS filtros já selecionados mais essa opção. Se uma seleção ativa ficar impossível após mudança de outro filtro, ela é limpa automaticamente.</w:t>
+        <w:t xml:space="preserve">S = seleção do usuário, um conjunto de pares campo → valor (só os campos efetivamente respondidos entram em S; "Todos" e perguntas puladas ficam de fora). P = um produto do catálogo. Para cada campo f, o produto declara M[P][f], a lista de valores compatíveis; lista vazia significa "compatível com qualquer valor". O campo tamanho_da_prancha é a exceção: em vez de lista, declara uma faixa numérica {min, max} em polegadas.</w:t>
       </w:r>
     </w:p>
     <w:p>
@@ -3390,7 +3398,313 @@
         <w:pStyle w:val="Heading2"/>
       </w:pPr>
       <w:r>
-        <w:t xml:space="preserve">Matriz produto × critérios (resumo)</w:t>
+        <w:t xml:space="preserve">5.2 Cálculo 1 — Compatibilidade por campo</w:t>
+      </w:r>
+    </w:p>
+    <w:p>
+      <w:pPr>
+        <w:spacing w:after="160"/>
+      </w:pPr>
+      <w:r>
+        <w:t xml:space="preserve">Para cada campo f com valor v selecionado, o produto P atende se e somente se:</w:t>
+      </w:r>
+    </w:p>
+    <w:p>
+      <w:pPr>
+        <w:shd w:fill="F4F4F4" w:val="clear"/>
+        <w:spacing w:after="40"/>
+      </w:pPr>
+      <w:r>
+        <w:rPr>
+          <w:rFonts w:ascii="Courier New" w:cs="Courier New" w:eastAsia="Courier New" w:hAnsi="Courier New"/>
+          <w:sz w:val="17"/>
+          <w:szCs w:val="17"/>
+        </w:rPr>
+        <w:t xml:space="preserve">atende(P, f, v) = true                    se v está vazio ("Todos")</w:t>
+      </w:r>
+    </w:p>
+    <w:p>
+      <w:pPr>
+        <w:shd w:fill="F4F4F4" w:val="clear"/>
+        <w:spacing w:after="40"/>
+      </w:pPr>
+      <w:r>
+        <w:rPr>
+          <w:rFonts w:ascii="Courier New" w:cs="Courier New" w:eastAsia="Courier New" w:hAnsi="Courier New"/>
+          <w:sz w:val="17"/>
+          <w:szCs w:val="17"/>
+        </w:rPr>
+        <w:t xml:space="preserve">atende(P, f, v) = true                    se M[P][f] é lista vazia</w:t>
+      </w:r>
+    </w:p>
+    <w:p>
+      <w:pPr>
+        <w:shd w:fill="F4F4F4" w:val="clear"/>
+        <w:spacing w:after="40"/>
+      </w:pPr>
+      <w:r>
+        <w:rPr>
+          <w:rFonts w:ascii="Courier New" w:cs="Courier New" w:eastAsia="Courier New" w:hAnsi="Courier New"/>
+          <w:sz w:val="17"/>
+          <w:szCs w:val="17"/>
+        </w:rPr>
+        <w:t xml:space="preserve">atende(P, f, v) = v ∈ M[P][f]             para campos categóricos</w:t>
+      </w:r>
+    </w:p>
+    <w:p>
+      <w:pPr>
+        <w:shd w:fill="F4F4F4" w:val="clear"/>
+        <w:spacing w:after="40"/>
+      </w:pPr>
+      <w:r>
+        <w:rPr>
+          <w:rFonts w:ascii="Courier New" w:cs="Courier New" w:eastAsia="Courier New" w:hAnsi="Courier New"/>
+          <w:sz w:val="17"/>
+          <w:szCs w:val="17"/>
+        </w:rPr>
+        <w:t xml:space="preserve">atende(P, f, v) = min ≤ pol(v) ≤ max      para tamanho_da_prancha</w:t>
+      </w:r>
+    </w:p>
+    <w:p>
+      <w:pPr>
+        <w:spacing w:after="120"/>
+      </w:pPr>
+    </w:p>
+    <w:p>
+      <w:pPr>
+        <w:spacing w:after="160"/>
+      </w:pPr>
+      <w:r>
+        <w:t xml:space="preserve">Conversão do código do tamanho da prancha para polegadas totais — o select usa códigos onde os pés e as polegadas são concatenados:</w:t>
+      </w:r>
+    </w:p>
+    <w:p>
+      <w:pPr>
+        <w:shd w:fill="F4F4F4" w:val="clear"/>
+        <w:spacing w:after="40"/>
+      </w:pPr>
+      <w:r>
+        <w:rPr>
+          <w:rFonts w:ascii="Courier New" w:cs="Courier New" w:eastAsia="Courier New" w:hAnsi="Courier New"/>
+          <w:sz w:val="17"/>
+          <w:szCs w:val="17"/>
+        </w:rPr>
+        <w:t xml:space="preserve">pol("1000") = 120</w:t>
+      </w:r>
+    </w:p>
+    <w:p>
+      <w:pPr>
+        <w:shd w:fill="F4F4F4" w:val="clear"/>
+        <w:spacing w:after="40"/>
+      </w:pPr>
+      <w:r>
+        <w:rPr>
+          <w:rFonts w:ascii="Courier New" w:cs="Courier New" w:eastAsia="Courier New" w:hAnsi="Courier New"/>
+          <w:sz w:val="17"/>
+          <w:szCs w:val="17"/>
+        </w:rPr>
+        <w:t xml:space="preserve">pol(código) = (1º dígito × 12) + (dígitos restantes)</w:t>
+      </w:r>
+    </w:p>
+    <w:p>
+      <w:pPr>
+        <w:shd w:fill="F4F4F4" w:val="clear"/>
+        <w:spacing w:after="40"/>
+      </w:pPr>
+      <w:r>
+        <w:rPr>
+          <w:rFonts w:ascii="Courier New" w:cs="Courier New" w:eastAsia="Courier New" w:hAnsi="Courier New"/>
+          <w:sz w:val="17"/>
+          <w:szCs w:val="17"/>
+        </w:rPr>
+        <w:t xml:space="preserve">Exemplos: pol("60") = 6×12+0 = 72 ; pol("72") = 7×12+2 = 86 ;</w:t>
+      </w:r>
+    </w:p>
+    <w:p>
+      <w:pPr>
+        <w:shd w:fill="F4F4F4" w:val="clear"/>
+        <w:spacing w:after="40"/>
+      </w:pPr>
+      <w:r>
+        <w:rPr>
+          <w:rFonts w:ascii="Courier New" w:cs="Courier New" w:eastAsia="Courier New" w:hAnsi="Courier New"/>
+          <w:sz w:val="17"/>
+          <w:szCs w:val="17"/>
+        </w:rPr>
+        <w:t xml:space="preserve">          pol("811") = 8×12+11 = 107 ; pol("96") = 9×12+6 = 114</w:t>
+      </w:r>
+    </w:p>
+    <w:p>
+      <w:pPr>
+        <w:pStyle w:val="Heading2"/>
+      </w:pPr>
+      <w:r>
+        <w:t xml:space="preserve">5.3 Cálculo 2 — Filtro rígido (conjunto de candidatos)</w:t>
+      </w:r>
+    </w:p>
+    <w:p>
+      <w:pPr>
+        <w:spacing w:after="160"/>
+      </w:pPr>
+      <w:r>
+        <w:t xml:space="preserve">O conjunto de candidatos R é a interseção de todos os filtros — um produto precisa atender a TODOS os campos selecionados simultaneamente:</w:t>
+      </w:r>
+    </w:p>
+    <w:p>
+      <w:pPr>
+        <w:shd w:fill="F4F4F4" w:val="clear"/>
+        <w:spacing w:after="40"/>
+      </w:pPr>
+      <w:r>
+        <w:rPr>
+          <w:rFonts w:ascii="Courier New" w:cs="Courier New" w:eastAsia="Courier New" w:hAnsi="Courier New"/>
+          <w:sz w:val="17"/>
+          <w:szCs w:val="17"/>
+        </w:rPr>
+        <w:t xml:space="preserve">R(S) = { P ∈ catálogo | ∀ (f,v) ∈ S : atende(P, f, v) }</w:t>
+      </w:r>
+    </w:p>
+    <w:p>
+      <w:pPr>
+        <w:spacing w:after="120"/>
+      </w:pPr>
+    </w:p>
+    <w:p>
+      <w:pPr>
+        <w:spacing w:after="160"/>
+      </w:pPr>
+      <w:r>
+        <w:t xml:space="preserve">Consequência prática: cada resposta adicional só pode manter ou reduzir a lista de candidatos, nunca ampliá-la. Se R(S) ficar vazio, a Etapa 4 exibe "Nenhum produto encontrado".</w:t>
+      </w:r>
+    </w:p>
+    <w:p>
+      <w:pPr>
+        <w:pStyle w:val="Heading2"/>
+      </w:pPr>
+      <w:r>
+        <w:t xml:space="preserve">5.4 Cálculo 3 — Escolha do recomendado e das alternativas</w:t>
+      </w:r>
+    </w:p>
+    <w:p>
+      <w:pPr>
+        <w:spacing w:after="160"/>
+      </w:pPr>
+      <w:r>
+        <w:t xml:space="preserve">Dentro de R(S), a escolha é por ordenação estável do catálogo (mesmo comportamento do original, em que o servidor devolve a lista e o front usa produtos[0] como destaque e os últimos como vitrine):</w:t>
+      </w:r>
+    </w:p>
+    <w:p>
+      <w:pPr>
+        <w:shd w:fill="F4F4F4" w:val="clear"/>
+        <w:spacing w:after="40"/>
+      </w:pPr>
+      <w:r>
+        <w:rPr>
+          <w:rFonts w:ascii="Courier New" w:cs="Courier New" w:eastAsia="Courier New" w:hAnsi="Courier New"/>
+          <w:sz w:val="17"/>
+          <w:szCs w:val="17"/>
+        </w:rPr>
+        <w:t xml:space="preserve">recomendado  = R(S)[0]          (primeiro candidato na ordem do catálogo)</w:t>
+      </w:r>
+    </w:p>
+    <w:p>
+      <w:pPr>
+        <w:shd w:fill="F4F4F4" w:val="clear"/>
+        <w:spacing w:after="40"/>
+      </w:pPr>
+      <w:r>
+        <w:rPr>
+          <w:rFonts w:ascii="Courier New" w:cs="Courier New" w:eastAsia="Courier New" w:hAnsi="Courier New"/>
+          <w:sz w:val="17"/>
+          <w:szCs w:val="17"/>
+        </w:rPr>
+        <w:t xml:space="preserve">alternativas = R(S)[1..3]       (até 3 produtos seguintes)</w:t>
+      </w:r>
+    </w:p>
+    <w:p>
+      <w:pPr>
+        <w:spacing w:after="120"/>
+      </w:pPr>
+    </w:p>
+    <w:p>
+      <w:pPr>
+        <w:spacing w:after="160"/>
+      </w:pPr>
+      <w:r>
+        <w:t xml:space="preserve">A ordem do catálogo na réplica é: Pé no bico, Portuga, Lambuja, Caio Teixeira, Jasmim Avelino, TB Slim, Biquilha Speed, Biquilha Séries, Jogo Nusa, Jogo Snapper, Triquilha AM2. Para priorizar um produto em caso de empate, basta movê-lo para cima no array PRODUTOS.</w:t>
+      </w:r>
+    </w:p>
+    <w:p>
+      <w:pPr>
+        <w:pStyle w:val="Heading2"/>
+      </w:pPr>
+      <w:r>
+        <w:t xml:space="preserve">5.5 Cálculo 4 — Disponibilidade de opções (facets)</w:t>
+      </w:r>
+    </w:p>
+    <w:p>
+      <w:pPr>
+        <w:spacing w:after="160"/>
+      </w:pPr>
+      <w:r>
+        <w:t xml:space="preserve">A cada mudança de seleção, cada opção de cada filtro é recalculada para decidir se permanece visível. Uma opção (f, v) fica disponível se existir ao menos um produto que atenda a todos os OUTROS filtros já selecionados e também a essa opção:</w:t>
+      </w:r>
+    </w:p>
+    <w:p>
+      <w:pPr>
+        <w:shd w:fill="F4F4F4" w:val="clear"/>
+        <w:spacing w:after="40"/>
+      </w:pPr>
+      <w:r>
+        <w:rPr>
+          <w:rFonts w:ascii="Courier New" w:cs="Courier New" w:eastAsia="Courier New" w:hAnsi="Courier New"/>
+          <w:sz w:val="17"/>
+          <w:szCs w:val="17"/>
+        </w:rPr>
+        <w:t xml:space="preserve">disponível(f, v) = ∃ P ∈ catálogo :</w:t>
+      </w:r>
+    </w:p>
+    <w:p>
+      <w:pPr>
+        <w:shd w:fill="F4F4F4" w:val="clear"/>
+        <w:spacing w:after="40"/>
+      </w:pPr>
+      <w:r>
+        <w:rPr>
+          <w:rFonts w:ascii="Courier New" w:cs="Courier New" w:eastAsia="Courier New" w:hAnsi="Courier New"/>
+          <w:sz w:val="17"/>
+          <w:szCs w:val="17"/>
+        </w:rPr>
+        <w:t xml:space="preserve">    atende(P, f, v)  ∧  ∀ (g,w) ∈ S, g ≠ f : atende(P, g, w)</w:t>
+      </w:r>
+    </w:p>
+    <w:p>
+      <w:pPr>
+        <w:spacing w:after="120"/>
+      </w:pPr>
+    </w:p>
+    <w:p>
+      <w:pPr>
+        <w:spacing w:after="160"/>
+      </w:pPr>
+      <w:r>
+        <w:t xml:space="preserve">Se uma seleção ativa se tornar indisponível por causa de outro filtro, ela é desmarcada e removida de S automaticamente. Isso replica o mapa "contagem" do AJAX original (opção com contagem zero é escondida).</w:t>
+      </w:r>
+    </w:p>
+    <w:p>
+      <w:pPr>
+        <w:pStyle w:val="Heading2"/>
+      </w:pPr>
+      <w:r>
+        <w:t xml:space="preserve">5.6 Exemplo numérico completo</w:t>
+      </w:r>
+    </w:p>
+    <w:p>
+      <w:pPr>
+        <w:spacing w:after="160"/>
+      </w:pPr>
+      <w:r>
+        <w:t xml:space="preserve">Seleção: prancha = longboard; modalidade = monoquilha; objetivo = noseriding-estabilidade-lateral; tipo_de_onda = onda-lenta. Aplicando o Cálculo 2 campo a campo sobre os 11 produtos:</w:t>
       </w:r>
     </w:p>
     <w:tbl>
@@ -3406,15 +3720,14 @@
         </w:tblBorders>
       </w:tblPr>
       <w:tblGrid>
+        <w:gridCol w:w="3000"/>
+        <w:gridCol w:w="4160"/>
         <w:gridCol w:w="2200"/>
-        <w:gridCol w:w="2400"/>
-        <w:gridCol w:w="2760"/>
-        <w:gridCol w:w="2000"/>
       </w:tblGrid>
       <w:tr>
         <w:tc>
           <w:tcPr>
-            <w:tcW w:type="dxa" w:w="2200"/>
+            <w:tcW w:type="dxa" w:w="3000"/>
             <w:tcBorders>
               <w:top w:val="single" w:color="CCCCCC" w:sz="1"/>
               <w:left w:val="single" w:color="CCCCCC" w:sz="1"/>
@@ -3434,16 +3747,16 @@
               <w:rPr>
                 <w:b/>
                 <w:bCs/>
-                <w:sz w:val="18"/>
-                <w:szCs w:val="18"/>
-              </w:rPr>
-              <w:t xml:space="preserve">Produto</w:t>
-            </w:r>
-          </w:p>
-        </w:tc>
-        <w:tc>
-          <w:tcPr>
-            <w:tcW w:type="dxa" w:w="2400"/>
+                <w:sz w:val="17"/>
+                <w:szCs w:val="17"/>
+              </w:rPr>
+              <w:t xml:space="preserve">Filtro aplicado</w:t>
+            </w:r>
+          </w:p>
+        </w:tc>
+        <w:tc>
+          <w:tcPr>
+            <w:tcW w:type="dxa" w:w="4160"/>
             <w:tcBorders>
               <w:top w:val="single" w:color="CCCCCC" w:sz="1"/>
               <w:left w:val="single" w:color="CCCCCC" w:sz="1"/>
@@ -3463,16 +3776,16 @@
               <w:rPr>
                 <w:b/>
                 <w:bCs/>
-                <w:sz w:val="18"/>
-                <w:szCs w:val="18"/>
-              </w:rPr>
-              <w:t xml:space="preserve">Prancha/Modalidade</w:t>
-            </w:r>
-          </w:p>
-        </w:tc>
-        <w:tc>
-          <w:tcPr>
-            <w:tcW w:type="dxa" w:w="2760"/>
+                <w:sz w:val="17"/>
+                <w:szCs w:val="17"/>
+              </w:rPr>
+              <w:t xml:space="preserve">Eliminados</w:t>
+            </w:r>
+          </w:p>
+        </w:tc>
+        <w:tc>
+          <w:tcPr>
+            <w:tcW w:type="dxa" w:w="2200"/>
             <w:tcBorders>
               <w:top w:val="single" w:color="CCCCCC" w:sz="1"/>
               <w:left w:val="single" w:color="CCCCCC" w:sz="1"/>
@@ -3492,39 +3805,10 @@
               <w:rPr>
                 <w:b/>
                 <w:bCs/>
-                <w:sz w:val="18"/>
-                <w:szCs w:val="18"/>
-              </w:rPr>
-              <w:t xml:space="preserve">Objetivo</w:t>
-            </w:r>
-          </w:p>
-        </w:tc>
-        <w:tc>
-          <w:tcPr>
-            <w:tcW w:type="dxa" w:w="2000"/>
-            <w:tcBorders>
-              <w:top w:val="single" w:color="CCCCCC" w:sz="1"/>
-              <w:left w:val="single" w:color="CCCCCC" w:sz="1"/>
-              <w:bottom w:val="single" w:color="CCCCCC" w:sz="1"/>
-              <w:right w:val="single" w:color="CCCCCC" w:sz="1"/>
-            </w:tcBorders>
-            <w:shd w:fill="E8EEF4" w:val="clear"/>
-            <w:tcMar>
-              <w:top w:type="dxa" w:w="80"/>
-              <w:left w:type="dxa" w:w="120"/>
-              <w:bottom w:type="dxa" w:w="80"/>
-              <w:right w:type="dxa" w:w="120"/>
-            </w:tcMar>
-          </w:tcPr>
-          <w:p>
-            <w:r>
-              <w:rPr>
-                <w:b/>
-                <w:bCs/>
-                <w:sz w:val="18"/>
-                <w:szCs w:val="18"/>
-              </w:rPr>
-              <w:t xml:space="preserve">Onda</w:t>
+                <w:sz w:val="17"/>
+                <w:szCs w:val="17"/>
+              </w:rPr>
+              <w:t xml:space="preserve">Restantes (R)</w:t>
             </w:r>
           </w:p>
         </w:tc>
@@ -3532,6 +3816,62 @@
       <w:tr>
         <w:tc>
           <w:tcPr>
+            <w:tcW w:type="dxa" w:w="3000"/>
+            <w:tcBorders>
+              <w:top w:val="single" w:color="CCCCCC" w:sz="1"/>
+              <w:left w:val="single" w:color="CCCCCC" w:sz="1"/>
+              <w:bottom w:val="single" w:color="CCCCCC" w:sz="1"/>
+              <w:right w:val="single" w:color="CCCCCC" w:sz="1"/>
+            </w:tcBorders>
+            <w:tcMar>
+              <w:top w:type="dxa" w:w="80"/>
+              <w:left w:type="dxa" w:w="120"/>
+              <w:bottom w:type="dxa" w:w="80"/>
+              <w:right w:type="dxa" w:w="120"/>
+            </w:tcMar>
+          </w:tcPr>
+          <w:p>
+            <w:r>
+              <w:rPr>
+                <w:b w:val="false"/>
+                <w:bCs w:val="false"/>
+                <w:sz w:val="17"/>
+                <w:szCs w:val="17"/>
+              </w:rPr>
+              <w:t xml:space="preserve">prancha = longboard</w:t>
+            </w:r>
+          </w:p>
+        </w:tc>
+        <w:tc>
+          <w:tcPr>
+            <w:tcW w:type="dxa" w:w="4160"/>
+            <w:tcBorders>
+              <w:top w:val="single" w:color="CCCCCC" w:sz="1"/>
+              <w:left w:val="single" w:color="CCCCCC" w:sz="1"/>
+              <w:bottom w:val="single" w:color="CCCCCC" w:sz="1"/>
+              <w:right w:val="single" w:color="CCCCCC" w:sz="1"/>
+            </w:tcBorders>
+            <w:tcMar>
+              <w:top w:type="dxa" w:w="80"/>
+              <w:left w:type="dxa" w:w="120"/>
+              <w:bottom w:type="dxa" w:w="80"/>
+              <w:right w:type="dxa" w:w="120"/>
+            </w:tcMar>
+          </w:tcPr>
+          <w:p>
+            <w:r>
+              <w:rPr>
+                <w:b w:val="false"/>
+                <w:bCs w:val="false"/>
+                <w:sz w:val="17"/>
+                <w:szCs w:val="17"/>
+              </w:rPr>
+              <w:t xml:space="preserve">Speed, Séries, Nusa, AM2 (não atendem longboard)</w:t>
+            </w:r>
+          </w:p>
+        </w:tc>
+        <w:tc>
+          <w:tcPr>
             <w:tcW w:type="dxa" w:w="2200"/>
             <w:tcBorders>
               <w:top w:val="single" w:color="CCCCCC" w:sz="1"/>
@@ -3551,94 +3891,10 @@
               <w:rPr>
                 <w:b w:val="false"/>
                 <w:bCs w:val="false"/>
-                <w:sz w:val="18"/>
-                <w:szCs w:val="18"/>
-              </w:rPr>
-              <w:t xml:space="preserve">Pé no bico</w:t>
-            </w:r>
-          </w:p>
-        </w:tc>
-        <w:tc>
-          <w:tcPr>
-            <w:tcW w:type="dxa" w:w="2400"/>
-            <w:tcBorders>
-              <w:top w:val="single" w:color="CCCCCC" w:sz="1"/>
-              <w:left w:val="single" w:color="CCCCCC" w:sz="1"/>
-              <w:bottom w:val="single" w:color="CCCCCC" w:sz="1"/>
-              <w:right w:val="single" w:color="CCCCCC" w:sz="1"/>
-            </w:tcBorders>
-            <w:tcMar>
-              <w:top w:type="dxa" w:w="80"/>
-              <w:left w:type="dxa" w:w="120"/>
-              <w:bottom w:type="dxa" w:w="80"/>
-              <w:right w:type="dxa" w:w="120"/>
-            </w:tcMar>
-          </w:tcPr>
-          <w:p>
-            <w:r>
-              <w:rPr>
-                <w:b w:val="false"/>
-                <w:bCs w:val="false"/>
-                <w:sz w:val="18"/>
-                <w:szCs w:val="18"/>
-              </w:rPr>
-              <w:t xml:space="preserve">Longboard / Mono</w:t>
-            </w:r>
-          </w:p>
-        </w:tc>
-        <w:tc>
-          <w:tcPr>
-            <w:tcW w:type="dxa" w:w="2760"/>
-            <w:tcBorders>
-              <w:top w:val="single" w:color="CCCCCC" w:sz="1"/>
-              <w:left w:val="single" w:color="CCCCCC" w:sz="1"/>
-              <w:bottom w:val="single" w:color="CCCCCC" w:sz="1"/>
-              <w:right w:val="single" w:color="CCCCCC" w:sz="1"/>
-            </w:tcBorders>
-            <w:tcMar>
-              <w:top w:type="dxa" w:w="80"/>
-              <w:left w:type="dxa" w:w="120"/>
-              <w:bottom w:type="dxa" w:w="80"/>
-              <w:right w:type="dxa" w:w="120"/>
-            </w:tcMar>
-          </w:tcPr>
-          <w:p>
-            <w:r>
-              <w:rPr>
-                <w:b w:val="false"/>
-                <w:bCs w:val="false"/>
-                <w:sz w:val="18"/>
-                <w:szCs w:val="18"/>
-              </w:rPr>
-              <w:t xml:space="preserve">Noseriding + Estabilidade</w:t>
-            </w:r>
-          </w:p>
-        </w:tc>
-        <w:tc>
-          <w:tcPr>
-            <w:tcW w:type="dxa" w:w="2000"/>
-            <w:tcBorders>
-              <w:top w:val="single" w:color="CCCCCC" w:sz="1"/>
-              <w:left w:val="single" w:color="CCCCCC" w:sz="1"/>
-              <w:bottom w:val="single" w:color="CCCCCC" w:sz="1"/>
-              <w:right w:val="single" w:color="CCCCCC" w:sz="1"/>
-            </w:tcBorders>
-            <w:tcMar>
-              <w:top w:type="dxa" w:w="80"/>
-              <w:left w:type="dxa" w:w="120"/>
-              <w:bottom w:type="dxa" w:w="80"/>
-              <w:right w:type="dxa" w:w="120"/>
-            </w:tcMar>
-          </w:tcPr>
-          <w:p>
-            <w:r>
-              <w:rPr>
-                <w:b w:val="false"/>
-                <w:bCs w:val="false"/>
-                <w:sz w:val="18"/>
-                <w:szCs w:val="18"/>
-              </w:rPr>
-              <w:t xml:space="preserve">Pequena, lenta</w:t>
+                <w:sz w:val="17"/>
+                <w:szCs w:val="17"/>
+              </w:rPr>
+              <w:t xml:space="preserve">7</w:t>
             </w:r>
           </w:p>
         </w:tc>
@@ -3646,6 +3902,62 @@
       <w:tr>
         <w:tc>
           <w:tcPr>
+            <w:tcW w:type="dxa" w:w="3000"/>
+            <w:tcBorders>
+              <w:top w:val="single" w:color="CCCCCC" w:sz="1"/>
+              <w:left w:val="single" w:color="CCCCCC" w:sz="1"/>
+              <w:bottom w:val="single" w:color="CCCCCC" w:sz="1"/>
+              <w:right w:val="single" w:color="CCCCCC" w:sz="1"/>
+            </w:tcBorders>
+            <w:tcMar>
+              <w:top w:type="dxa" w:w="80"/>
+              <w:left w:type="dxa" w:w="120"/>
+              <w:bottom w:type="dxa" w:w="80"/>
+              <w:right w:type="dxa" w:w="120"/>
+            </w:tcMar>
+          </w:tcPr>
+          <w:p>
+            <w:r>
+              <w:rPr>
+                <w:b w:val="false"/>
+                <w:bCs w:val="false"/>
+                <w:sz w:val="17"/>
+                <w:szCs w:val="17"/>
+              </w:rPr>
+              <w:t xml:space="preserve">modalidade = monoquilha</w:t>
+            </w:r>
+          </w:p>
+        </w:tc>
+        <w:tc>
+          <w:tcPr>
+            <w:tcW w:type="dxa" w:w="4160"/>
+            <w:tcBorders>
+              <w:top w:val="single" w:color="CCCCCC" w:sz="1"/>
+              <w:left w:val="single" w:color="CCCCCC" w:sz="1"/>
+              <w:bottom w:val="single" w:color="CCCCCC" w:sz="1"/>
+              <w:right w:val="single" w:color="CCCCCC" w:sz="1"/>
+            </w:tcBorders>
+            <w:tcMar>
+              <w:top w:type="dxa" w:w="80"/>
+              <w:left w:type="dxa" w:w="120"/>
+              <w:bottom w:type="dxa" w:w="80"/>
+              <w:right w:type="dxa" w:w="120"/>
+            </w:tcMar>
+          </w:tcPr>
+          <w:p>
+            <w:r>
+              <w:rPr>
+                <w:b w:val="false"/>
+                <w:bCs w:val="false"/>
+                <w:sz w:val="17"/>
+                <w:szCs w:val="17"/>
+              </w:rPr>
+              <w:t xml:space="preserve">Snapper (é 2+1)</w:t>
+            </w:r>
+          </w:p>
+        </w:tc>
+        <w:tc>
+          <w:tcPr>
             <w:tcW w:type="dxa" w:w="2200"/>
             <w:tcBorders>
               <w:top w:val="single" w:color="CCCCCC" w:sz="1"/>
@@ -3665,94 +3977,10 @@
               <w:rPr>
                 <w:b w:val="false"/>
                 <w:bCs w:val="false"/>
-                <w:sz w:val="18"/>
-                <w:szCs w:val="18"/>
-              </w:rPr>
-              <w:t xml:space="preserve">Portuga</w:t>
-            </w:r>
-          </w:p>
-        </w:tc>
-        <w:tc>
-          <w:tcPr>
-            <w:tcW w:type="dxa" w:w="2400"/>
-            <w:tcBorders>
-              <w:top w:val="single" w:color="CCCCCC" w:sz="1"/>
-              <w:left w:val="single" w:color="CCCCCC" w:sz="1"/>
-              <w:bottom w:val="single" w:color="CCCCCC" w:sz="1"/>
-              <w:right w:val="single" w:color="CCCCCC" w:sz="1"/>
-            </w:tcBorders>
-            <w:tcMar>
-              <w:top w:type="dxa" w:w="80"/>
-              <w:left w:type="dxa" w:w="120"/>
-              <w:bottom w:type="dxa" w:w="80"/>
-              <w:right w:type="dxa" w:w="120"/>
-            </w:tcMar>
-          </w:tcPr>
-          <w:p>
-            <w:r>
-              <w:rPr>
-                <w:b w:val="false"/>
-                <w:bCs w:val="false"/>
-                <w:sz w:val="18"/>
-                <w:szCs w:val="18"/>
-              </w:rPr>
-              <w:t xml:space="preserve">Longboard / Mono</w:t>
-            </w:r>
-          </w:p>
-        </w:tc>
-        <w:tc>
-          <w:tcPr>
-            <w:tcW w:type="dxa" w:w="2760"/>
-            <w:tcBorders>
-              <w:top w:val="single" w:color="CCCCCC" w:sz="1"/>
-              <w:left w:val="single" w:color="CCCCCC" w:sz="1"/>
-              <w:bottom w:val="single" w:color="CCCCCC" w:sz="1"/>
-              <w:right w:val="single" w:color="CCCCCC" w:sz="1"/>
-            </w:tcBorders>
-            <w:tcMar>
-              <w:top w:type="dxa" w:w="80"/>
-              <w:left w:type="dxa" w:w="120"/>
-              <w:bottom w:type="dxa" w:w="80"/>
-              <w:right w:type="dxa" w:w="120"/>
-            </w:tcMar>
-          </w:tcPr>
-          <w:p>
-            <w:r>
-              <w:rPr>
-                <w:b w:val="false"/>
-                <w:bCs w:val="false"/>
-                <w:sz w:val="18"/>
-                <w:szCs w:val="18"/>
-              </w:rPr>
-              <w:t xml:space="preserve">Noseriding + Estabilidade</w:t>
-            </w:r>
-          </w:p>
-        </w:tc>
-        <w:tc>
-          <w:tcPr>
-            <w:tcW w:type="dxa" w:w="2000"/>
-            <w:tcBorders>
-              <w:top w:val="single" w:color="CCCCCC" w:sz="1"/>
-              <w:left w:val="single" w:color="CCCCCC" w:sz="1"/>
-              <w:bottom w:val="single" w:color="CCCCCC" w:sz="1"/>
-              <w:right w:val="single" w:color="CCCCCC" w:sz="1"/>
-            </w:tcBorders>
-            <w:tcMar>
-              <w:top w:type="dxa" w:w="80"/>
-              <w:left w:type="dxa" w:w="120"/>
-              <w:bottom w:type="dxa" w:w="80"/>
-              <w:right w:type="dxa" w:w="120"/>
-            </w:tcMar>
-          </w:tcPr>
-          <w:p>
-            <w:r>
-              <w:rPr>
-                <w:b w:val="false"/>
-                <w:bCs w:val="false"/>
-                <w:sz w:val="18"/>
-                <w:szCs w:val="18"/>
-              </w:rPr>
-              <w:t xml:space="preserve">Média, rápida ou lenta</w:t>
+                <w:sz w:val="17"/>
+                <w:szCs w:val="17"/>
+              </w:rPr>
+              <w:t xml:space="preserve">6</w:t>
             </w:r>
           </w:p>
         </w:tc>
@@ -3760,6 +3988,62 @@
       <w:tr>
         <w:tc>
           <w:tcPr>
+            <w:tcW w:type="dxa" w:w="3000"/>
+            <w:tcBorders>
+              <w:top w:val="single" w:color="CCCCCC" w:sz="1"/>
+              <w:left w:val="single" w:color="CCCCCC" w:sz="1"/>
+              <w:bottom w:val="single" w:color="CCCCCC" w:sz="1"/>
+              <w:right w:val="single" w:color="CCCCCC" w:sz="1"/>
+            </w:tcBorders>
+            <w:tcMar>
+              <w:top w:type="dxa" w:w="80"/>
+              <w:left w:type="dxa" w:w="120"/>
+              <w:bottom w:type="dxa" w:w="80"/>
+              <w:right w:type="dxa" w:w="120"/>
+            </w:tcMar>
+          </w:tcPr>
+          <w:p>
+            <w:r>
+              <w:rPr>
+                <w:b w:val="false"/>
+                <w:bCs w:val="false"/>
+                <w:sz w:val="17"/>
+                <w:szCs w:val="17"/>
+              </w:rPr>
+              <w:t xml:space="preserve">objetivo = noseriding</w:t>
+            </w:r>
+          </w:p>
+        </w:tc>
+        <w:tc>
+          <w:tcPr>
+            <w:tcW w:type="dxa" w:w="4160"/>
+            <w:tcBorders>
+              <w:top w:val="single" w:color="CCCCCC" w:sz="1"/>
+              <w:left w:val="single" w:color="CCCCCC" w:sz="1"/>
+              <w:bottom w:val="single" w:color="CCCCCC" w:sz="1"/>
+              <w:right w:val="single" w:color="CCCCCC" w:sz="1"/>
+            </w:tcBorders>
+            <w:tcMar>
+              <w:top w:type="dxa" w:w="80"/>
+              <w:left w:type="dxa" w:w="120"/>
+              <w:bottom w:type="dxa" w:w="80"/>
+              <w:right w:type="dxa" w:w="120"/>
+            </w:tcMar>
+          </w:tcPr>
+          <w:p>
+            <w:r>
+              <w:rPr>
+                <w:b w:val="false"/>
+                <w:bCs w:val="false"/>
+                <w:sz w:val="17"/>
+                <w:szCs w:val="17"/>
+              </w:rPr>
+              <w:t xml:space="preserve">TB Slim (só velocidade+troca de borda)</w:t>
+            </w:r>
+          </w:p>
+        </w:tc>
+        <w:tc>
+          <w:tcPr>
             <w:tcW w:type="dxa" w:w="2200"/>
             <w:tcBorders>
               <w:top w:val="single" w:color="CCCCCC" w:sz="1"/>
@@ -3779,94 +4063,10 @@
               <w:rPr>
                 <w:b w:val="false"/>
                 <w:bCs w:val="false"/>
-                <w:sz w:val="18"/>
-                <w:szCs w:val="18"/>
-              </w:rPr>
-              <w:t xml:space="preserve">Lambuja</w:t>
-            </w:r>
-          </w:p>
-        </w:tc>
-        <w:tc>
-          <w:tcPr>
-            <w:tcW w:type="dxa" w:w="2400"/>
-            <w:tcBorders>
-              <w:top w:val="single" w:color="CCCCCC" w:sz="1"/>
-              <w:left w:val="single" w:color="CCCCCC" w:sz="1"/>
-              <w:bottom w:val="single" w:color="CCCCCC" w:sz="1"/>
-              <w:right w:val="single" w:color="CCCCCC" w:sz="1"/>
-            </w:tcBorders>
-            <w:tcMar>
-              <w:top w:type="dxa" w:w="80"/>
-              <w:left w:type="dxa" w:w="120"/>
-              <w:bottom w:type="dxa" w:w="80"/>
-              <w:right w:type="dxa" w:w="120"/>
-            </w:tcMar>
-          </w:tcPr>
-          <w:p>
-            <w:r>
-              <w:rPr>
-                <w:b w:val="false"/>
-                <w:bCs w:val="false"/>
-                <w:sz w:val="18"/>
-                <w:szCs w:val="18"/>
-              </w:rPr>
-              <w:t xml:space="preserve">Longboard / Mono</w:t>
-            </w:r>
-          </w:p>
-        </w:tc>
-        <w:tc>
-          <w:tcPr>
-            <w:tcW w:type="dxa" w:w="2760"/>
-            <w:tcBorders>
-              <w:top w:val="single" w:color="CCCCCC" w:sz="1"/>
-              <w:left w:val="single" w:color="CCCCCC" w:sz="1"/>
-              <w:bottom w:val="single" w:color="CCCCCC" w:sz="1"/>
-              <w:right w:val="single" w:color="CCCCCC" w:sz="1"/>
-            </w:tcBorders>
-            <w:tcMar>
-              <w:top w:type="dxa" w:w="80"/>
-              <w:left w:type="dxa" w:w="120"/>
-              <w:bottom w:type="dxa" w:w="80"/>
-              <w:right w:type="dxa" w:w="120"/>
-            </w:tcMar>
-          </w:tcPr>
-          <w:p>
-            <w:r>
-              <w:rPr>
-                <w:b w:val="false"/>
-                <w:bCs w:val="false"/>
-                <w:sz w:val="18"/>
-                <w:szCs w:val="18"/>
-              </w:rPr>
-              <w:t xml:space="preserve">Noseriding; Vel.+Troca de borda</w:t>
-            </w:r>
-          </w:p>
-        </w:tc>
-        <w:tc>
-          <w:tcPr>
-            <w:tcW w:type="dxa" w:w="2000"/>
-            <w:tcBorders>
-              <w:top w:val="single" w:color="CCCCCC" w:sz="1"/>
-              <w:left w:val="single" w:color="CCCCCC" w:sz="1"/>
-              <w:bottom w:val="single" w:color="CCCCCC" w:sz="1"/>
-              <w:right w:val="single" w:color="CCCCCC" w:sz="1"/>
-            </w:tcBorders>
-            <w:tcMar>
-              <w:top w:type="dxa" w:w="80"/>
-              <w:left w:type="dxa" w:w="120"/>
-              <w:bottom w:type="dxa" w:w="80"/>
-              <w:right w:type="dxa" w:w="120"/>
-            </w:tcMar>
-          </w:tcPr>
-          <w:p>
-            <w:r>
-              <w:rPr>
-                <w:b w:val="false"/>
-                <w:bCs w:val="false"/>
-                <w:sz w:val="18"/>
-                <w:szCs w:val="18"/>
-              </w:rPr>
-              <w:t xml:space="preserve">Cavada com pressão (rápida)</w:t>
+                <w:sz w:val="17"/>
+                <w:szCs w:val="17"/>
+              </w:rPr>
+              <w:t xml:space="preserve">5</w:t>
             </w:r>
           </w:p>
         </w:tc>
@@ -3874,6 +4074,62 @@
       <w:tr>
         <w:tc>
           <w:tcPr>
+            <w:tcW w:type="dxa" w:w="3000"/>
+            <w:tcBorders>
+              <w:top w:val="single" w:color="CCCCCC" w:sz="1"/>
+              <w:left w:val="single" w:color="CCCCCC" w:sz="1"/>
+              <w:bottom w:val="single" w:color="CCCCCC" w:sz="1"/>
+              <w:right w:val="single" w:color="CCCCCC" w:sz="1"/>
+            </w:tcBorders>
+            <w:tcMar>
+              <w:top w:type="dxa" w:w="80"/>
+              <w:left w:type="dxa" w:w="120"/>
+              <w:bottom w:type="dxa" w:w="80"/>
+              <w:right w:type="dxa" w:w="120"/>
+            </w:tcMar>
+          </w:tcPr>
+          <w:p>
+            <w:r>
+              <w:rPr>
+                <w:b w:val="false"/>
+                <w:bCs w:val="false"/>
+                <w:sz w:val="17"/>
+                <w:szCs w:val="17"/>
+              </w:rPr>
+              <w:t xml:space="preserve">tipo_de_onda = onda-lenta</w:t>
+            </w:r>
+          </w:p>
+        </w:tc>
+        <w:tc>
+          <w:tcPr>
+            <w:tcW w:type="dxa" w:w="4160"/>
+            <w:tcBorders>
+              <w:top w:val="single" w:color="CCCCCC" w:sz="1"/>
+              <w:left w:val="single" w:color="CCCCCC" w:sz="1"/>
+              <w:bottom w:val="single" w:color="CCCCCC" w:sz="1"/>
+              <w:right w:val="single" w:color="CCCCCC" w:sz="1"/>
+            </w:tcBorders>
+            <w:tcMar>
+              <w:top w:type="dxa" w:w="80"/>
+              <w:left w:type="dxa" w:w="120"/>
+              <w:bottom w:type="dxa" w:w="80"/>
+              <w:right w:type="dxa" w:w="120"/>
+            </w:tcMar>
+          </w:tcPr>
+          <w:p>
+            <w:r>
+              <w:rPr>
+                <w:b w:val="false"/>
+                <w:bCs w:val="false"/>
+                <w:sz w:val="17"/>
+                <w:szCs w:val="17"/>
+              </w:rPr>
+              <w:t xml:space="preserve">Lambuja (pede onda rápida/cavada)</w:t>
+            </w:r>
+          </w:p>
+        </w:tc>
+        <w:tc>
+          <w:tcPr>
             <w:tcW w:type="dxa" w:w="2200"/>
             <w:tcBorders>
               <w:top w:val="single" w:color="CCCCCC" w:sz="1"/>
@@ -3893,892 +4149,10 @@
               <w:rPr>
                 <w:b w:val="false"/>
                 <w:bCs w:val="false"/>
-                <w:sz w:val="18"/>
-                <w:szCs w:val="18"/>
-              </w:rPr>
-              <w:t xml:space="preserve">Caio Teixeira</w:t>
-            </w:r>
-          </w:p>
-        </w:tc>
-        <w:tc>
-          <w:tcPr>
-            <w:tcW w:type="dxa" w:w="2400"/>
-            <w:tcBorders>
-              <w:top w:val="single" w:color="CCCCCC" w:sz="1"/>
-              <w:left w:val="single" w:color="CCCCCC" w:sz="1"/>
-              <w:bottom w:val="single" w:color="CCCCCC" w:sz="1"/>
-              <w:right w:val="single" w:color="CCCCCC" w:sz="1"/>
-            </w:tcBorders>
-            <w:tcMar>
-              <w:top w:type="dxa" w:w="80"/>
-              <w:left w:type="dxa" w:w="120"/>
-              <w:bottom w:type="dxa" w:w="80"/>
-              <w:right w:type="dxa" w:w="120"/>
-            </w:tcMar>
-          </w:tcPr>
-          <w:p>
-            <w:r>
-              <w:rPr>
-                <w:b w:val="false"/>
-                <w:bCs w:val="false"/>
-                <w:sz w:val="18"/>
-                <w:szCs w:val="18"/>
-              </w:rPr>
-              <w:t xml:space="preserve">Longboard / Mono</w:t>
-            </w:r>
-          </w:p>
-        </w:tc>
-        <w:tc>
-          <w:tcPr>
-            <w:tcW w:type="dxa" w:w="2760"/>
-            <w:tcBorders>
-              <w:top w:val="single" w:color="CCCCCC" w:sz="1"/>
-              <w:left w:val="single" w:color="CCCCCC" w:sz="1"/>
-              <w:bottom w:val="single" w:color="CCCCCC" w:sz="1"/>
-              <w:right w:val="single" w:color="CCCCCC" w:sz="1"/>
-            </w:tcBorders>
-            <w:tcMar>
-              <w:top w:type="dxa" w:w="80"/>
-              <w:left w:type="dxa" w:w="120"/>
-              <w:bottom w:type="dxa" w:w="80"/>
-              <w:right w:type="dxa" w:w="120"/>
-            </w:tcMar>
-          </w:tcPr>
-          <w:p>
-            <w:r>
-              <w:rPr>
-                <w:b w:val="false"/>
-                <w:bCs w:val="false"/>
-                <w:sz w:val="18"/>
-                <w:szCs w:val="18"/>
-              </w:rPr>
-              <w:t xml:space="preserve">Vel.+Troca de borda; Noseriding</w:t>
-            </w:r>
-          </w:p>
-        </w:tc>
-        <w:tc>
-          <w:tcPr>
-            <w:tcW w:type="dxa" w:w="2000"/>
-            <w:tcBorders>
-              <w:top w:val="single" w:color="CCCCCC" w:sz="1"/>
-              <w:left w:val="single" w:color="CCCCCC" w:sz="1"/>
-              <w:bottom w:val="single" w:color="CCCCCC" w:sz="1"/>
-              <w:right w:val="single" w:color="CCCCCC" w:sz="1"/>
-            </w:tcBorders>
-            <w:tcMar>
-              <w:top w:type="dxa" w:w="80"/>
-              <w:left w:type="dxa" w:w="120"/>
-              <w:bottom w:type="dxa" w:w="80"/>
-              <w:right w:type="dxa" w:w="120"/>
-            </w:tcMar>
-          </w:tcPr>
-          <w:p>
-            <w:r>
-              <w:rPr>
-                <w:b w:val="false"/>
-                <w:bCs w:val="false"/>
-                <w:sz w:val="18"/>
-                <w:szCs w:val="18"/>
-              </w:rPr>
-              <w:t xml:space="preserve">Qualquer, tende à rápida</w:t>
-            </w:r>
-          </w:p>
-        </w:tc>
-      </w:tr>
-      <w:tr>
-        <w:tc>
-          <w:tcPr>
-            <w:tcW w:type="dxa" w:w="2200"/>
-            <w:tcBorders>
-              <w:top w:val="single" w:color="CCCCCC" w:sz="1"/>
-              <w:left w:val="single" w:color="CCCCCC" w:sz="1"/>
-              <w:bottom w:val="single" w:color="CCCCCC" w:sz="1"/>
-              <w:right w:val="single" w:color="CCCCCC" w:sz="1"/>
-            </w:tcBorders>
-            <w:tcMar>
-              <w:top w:type="dxa" w:w="80"/>
-              <w:left w:type="dxa" w:w="120"/>
-              <w:bottom w:type="dxa" w:w="80"/>
-              <w:right w:type="dxa" w:w="120"/>
-            </w:tcMar>
-          </w:tcPr>
-          <w:p>
-            <w:r>
-              <w:rPr>
-                <w:b w:val="false"/>
-                <w:bCs w:val="false"/>
-                <w:sz w:val="18"/>
-                <w:szCs w:val="18"/>
-              </w:rPr>
-              <w:t xml:space="preserve">Jasmim Avelino</w:t>
-            </w:r>
-          </w:p>
-        </w:tc>
-        <w:tc>
-          <w:tcPr>
-            <w:tcW w:type="dxa" w:w="2400"/>
-            <w:tcBorders>
-              <w:top w:val="single" w:color="CCCCCC" w:sz="1"/>
-              <w:left w:val="single" w:color="CCCCCC" w:sz="1"/>
-              <w:bottom w:val="single" w:color="CCCCCC" w:sz="1"/>
-              <w:right w:val="single" w:color="CCCCCC" w:sz="1"/>
-            </w:tcBorders>
-            <w:tcMar>
-              <w:top w:type="dxa" w:w="80"/>
-              <w:left w:type="dxa" w:w="120"/>
-              <w:bottom w:type="dxa" w:w="80"/>
-              <w:right w:type="dxa" w:w="120"/>
-            </w:tcMar>
-          </w:tcPr>
-          <w:p>
-            <w:r>
-              <w:rPr>
-                <w:b w:val="false"/>
-                <w:bCs w:val="false"/>
-                <w:sz w:val="18"/>
-                <w:szCs w:val="18"/>
-              </w:rPr>
-              <w:t xml:space="preserve">Longboard / Mono</w:t>
-            </w:r>
-          </w:p>
-        </w:tc>
-        <w:tc>
-          <w:tcPr>
-            <w:tcW w:type="dxa" w:w="2760"/>
-            <w:tcBorders>
-              <w:top w:val="single" w:color="CCCCCC" w:sz="1"/>
-              <w:left w:val="single" w:color="CCCCCC" w:sz="1"/>
-              <w:bottom w:val="single" w:color="CCCCCC" w:sz="1"/>
-              <w:right w:val="single" w:color="CCCCCC" w:sz="1"/>
-            </w:tcBorders>
-            <w:tcMar>
-              <w:top w:type="dxa" w:w="80"/>
-              <w:left w:type="dxa" w:w="120"/>
-              <w:bottom w:type="dxa" w:w="80"/>
-              <w:right w:type="dxa" w:w="120"/>
-            </w:tcMar>
-          </w:tcPr>
-          <w:p>
-            <w:r>
-              <w:rPr>
-                <w:b w:val="false"/>
-                <w:bCs w:val="false"/>
-                <w:sz w:val="18"/>
-                <w:szCs w:val="18"/>
-              </w:rPr>
-              <w:t xml:space="preserve">Vel.+Troca de borda; Noseriding</w:t>
-            </w:r>
-          </w:p>
-        </w:tc>
-        <w:tc>
-          <w:tcPr>
-            <w:tcW w:type="dxa" w:w="2000"/>
-            <w:tcBorders>
-              <w:top w:val="single" w:color="CCCCCC" w:sz="1"/>
-              <w:left w:val="single" w:color="CCCCCC" w:sz="1"/>
-              <w:bottom w:val="single" w:color="CCCCCC" w:sz="1"/>
-              <w:right w:val="single" w:color="CCCCCC" w:sz="1"/>
-            </w:tcBorders>
-            <w:tcMar>
-              <w:top w:type="dxa" w:w="80"/>
-              <w:left w:type="dxa" w:w="120"/>
-              <w:bottom w:type="dxa" w:w="80"/>
-              <w:right w:type="dxa" w:w="120"/>
-            </w:tcMar>
-          </w:tcPr>
-          <w:p>
-            <w:r>
-              <w:rPr>
-                <w:b w:val="false"/>
-                <w:bCs w:val="false"/>
-                <w:sz w:val="18"/>
-                <w:szCs w:val="18"/>
-              </w:rPr>
-              <w:t xml:space="preserve">Todas (marola à grande)</w:t>
-            </w:r>
-          </w:p>
-        </w:tc>
-      </w:tr>
-      <w:tr>
-        <w:tc>
-          <w:tcPr>
-            <w:tcW w:type="dxa" w:w="2200"/>
-            <w:tcBorders>
-              <w:top w:val="single" w:color="CCCCCC" w:sz="1"/>
-              <w:left w:val="single" w:color="CCCCCC" w:sz="1"/>
-              <w:bottom w:val="single" w:color="CCCCCC" w:sz="1"/>
-              <w:right w:val="single" w:color="CCCCCC" w:sz="1"/>
-            </w:tcBorders>
-            <w:tcMar>
-              <w:top w:type="dxa" w:w="80"/>
-              <w:left w:type="dxa" w:w="120"/>
-              <w:bottom w:type="dxa" w:w="80"/>
-              <w:right w:type="dxa" w:w="120"/>
-            </w:tcMar>
-          </w:tcPr>
-          <w:p>
-            <w:r>
-              <w:rPr>
-                <w:b w:val="false"/>
-                <w:bCs w:val="false"/>
-                <w:sz w:val="18"/>
-                <w:szCs w:val="18"/>
-              </w:rPr>
-              <w:t xml:space="preserve">TB Slim (Flex)</w:t>
-            </w:r>
-          </w:p>
-        </w:tc>
-        <w:tc>
-          <w:tcPr>
-            <w:tcW w:type="dxa" w:w="2400"/>
-            <w:tcBorders>
-              <w:top w:val="single" w:color="CCCCCC" w:sz="1"/>
-              <w:left w:val="single" w:color="CCCCCC" w:sz="1"/>
-              <w:bottom w:val="single" w:color="CCCCCC" w:sz="1"/>
-              <w:right w:val="single" w:color="CCCCCC" w:sz="1"/>
-            </w:tcBorders>
-            <w:tcMar>
-              <w:top w:type="dxa" w:w="80"/>
-              <w:left w:type="dxa" w:w="120"/>
-              <w:bottom w:type="dxa" w:w="80"/>
-              <w:right w:type="dxa" w:w="120"/>
-            </w:tcMar>
-          </w:tcPr>
-          <w:p>
-            <w:r>
-              <w:rPr>
-                <w:b w:val="false"/>
-                <w:bCs w:val="false"/>
-                <w:sz w:val="18"/>
-                <w:szCs w:val="18"/>
-              </w:rPr>
-              <w:t xml:space="preserve">Longboard / Mono</w:t>
-            </w:r>
-          </w:p>
-        </w:tc>
-        <w:tc>
-          <w:tcPr>
-            <w:tcW w:type="dxa" w:w="2760"/>
-            <w:tcBorders>
-              <w:top w:val="single" w:color="CCCCCC" w:sz="1"/>
-              <w:left w:val="single" w:color="CCCCCC" w:sz="1"/>
-              <w:bottom w:val="single" w:color="CCCCCC" w:sz="1"/>
-              <w:right w:val="single" w:color="CCCCCC" w:sz="1"/>
-            </w:tcBorders>
-            <w:tcMar>
-              <w:top w:type="dxa" w:w="80"/>
-              <w:left w:type="dxa" w:w="120"/>
-              <w:bottom w:type="dxa" w:w="80"/>
-              <w:right w:type="dxa" w:w="120"/>
-            </w:tcMar>
-          </w:tcPr>
-          <w:p>
-            <w:r>
-              <w:rPr>
-                <w:b w:val="false"/>
-                <w:bCs w:val="false"/>
-                <w:sz w:val="18"/>
-                <w:szCs w:val="18"/>
-              </w:rPr>
-              <w:t xml:space="preserve">Velocidade + Troca de borda</w:t>
-            </w:r>
-          </w:p>
-        </w:tc>
-        <w:tc>
-          <w:tcPr>
-            <w:tcW w:type="dxa" w:w="2000"/>
-            <w:tcBorders>
-              <w:top w:val="single" w:color="CCCCCC" w:sz="1"/>
-              <w:left w:val="single" w:color="CCCCCC" w:sz="1"/>
-              <w:bottom w:val="single" w:color="CCCCCC" w:sz="1"/>
-              <w:right w:val="single" w:color="CCCCCC" w:sz="1"/>
-            </w:tcBorders>
-            <w:tcMar>
-              <w:top w:type="dxa" w:w="80"/>
-              <w:left w:type="dxa" w:w="120"/>
-              <w:bottom w:type="dxa" w:w="80"/>
-              <w:right w:type="dxa" w:w="120"/>
-            </w:tcMar>
-          </w:tcPr>
-          <w:p>
-            <w:r>
-              <w:rPr>
-                <w:b w:val="false"/>
-                <w:bCs w:val="false"/>
-                <w:sz w:val="18"/>
-                <w:szCs w:val="18"/>
-              </w:rPr>
-              <w:t xml:space="preserve">Rápida, seções difíceis</w:t>
-            </w:r>
-          </w:p>
-        </w:tc>
-      </w:tr>
-      <w:tr>
-        <w:tc>
-          <w:tcPr>
-            <w:tcW w:type="dxa" w:w="2200"/>
-            <w:tcBorders>
-              <w:top w:val="single" w:color="CCCCCC" w:sz="1"/>
-              <w:left w:val="single" w:color="CCCCCC" w:sz="1"/>
-              <w:bottom w:val="single" w:color="CCCCCC" w:sz="1"/>
-              <w:right w:val="single" w:color="CCCCCC" w:sz="1"/>
-            </w:tcBorders>
-            <w:tcMar>
-              <w:top w:type="dxa" w:w="80"/>
-              <w:left w:type="dxa" w:w="120"/>
-              <w:bottom w:type="dxa" w:w="80"/>
-              <w:right w:type="dxa" w:w="120"/>
-            </w:tcMar>
-          </w:tcPr>
-          <w:p>
-            <w:r>
-              <w:rPr>
-                <w:b w:val="false"/>
-                <w:bCs w:val="false"/>
-                <w:sz w:val="18"/>
-                <w:szCs w:val="18"/>
-              </w:rPr>
-              <w:t xml:space="preserve">Biquilha Speed</w:t>
-            </w:r>
-          </w:p>
-        </w:tc>
-        <w:tc>
-          <w:tcPr>
-            <w:tcW w:type="dxa" w:w="2400"/>
-            <w:tcBorders>
-              <w:top w:val="single" w:color="CCCCCC" w:sz="1"/>
-              <w:left w:val="single" w:color="CCCCCC" w:sz="1"/>
-              <w:bottom w:val="single" w:color="CCCCCC" w:sz="1"/>
-              <w:right w:val="single" w:color="CCCCCC" w:sz="1"/>
-            </w:tcBorders>
-            <w:tcMar>
-              <w:top w:type="dxa" w:w="80"/>
-              <w:left w:type="dxa" w:w="120"/>
-              <w:bottom w:type="dxa" w:w="80"/>
-              <w:right w:type="dxa" w:w="120"/>
-            </w:tcMar>
-          </w:tcPr>
-          <w:p>
-            <w:r>
-              <w:rPr>
-                <w:b w:val="false"/>
-                <w:bCs w:val="false"/>
-                <w:sz w:val="18"/>
-                <w:szCs w:val="18"/>
-              </w:rPr>
-              <w:t xml:space="preserve">Biquilha / Biquilha</w:t>
-            </w:r>
-          </w:p>
-        </w:tc>
-        <w:tc>
-          <w:tcPr>
-            <w:tcW w:type="dxa" w:w="2760"/>
-            <w:tcBorders>
-              <w:top w:val="single" w:color="CCCCCC" w:sz="1"/>
-              <w:left w:val="single" w:color="CCCCCC" w:sz="1"/>
-              <w:bottom w:val="single" w:color="CCCCCC" w:sz="1"/>
-              <w:right w:val="single" w:color="CCCCCC" w:sz="1"/>
-            </w:tcBorders>
-            <w:tcMar>
-              <w:top w:type="dxa" w:w="80"/>
-              <w:left w:type="dxa" w:w="120"/>
-              <w:bottom w:type="dxa" w:w="80"/>
-              <w:right w:type="dxa" w:w="120"/>
-            </w:tcMar>
-          </w:tcPr>
-          <w:p>
-            <w:r>
-              <w:rPr>
-                <w:b w:val="false"/>
-                <w:bCs w:val="false"/>
-                <w:sz w:val="18"/>
-                <w:szCs w:val="18"/>
-              </w:rPr>
-              <w:t xml:space="preserve">Vel./Aceleração horizontal</w:t>
-            </w:r>
-          </w:p>
-        </w:tc>
-        <w:tc>
-          <w:tcPr>
-            <w:tcW w:type="dxa" w:w="2000"/>
-            <w:tcBorders>
-              <w:top w:val="single" w:color="CCCCCC" w:sz="1"/>
-              <w:left w:val="single" w:color="CCCCCC" w:sz="1"/>
-              <w:bottom w:val="single" w:color="CCCCCC" w:sz="1"/>
-              <w:right w:val="single" w:color="CCCCCC" w:sz="1"/>
-            </w:tcBorders>
-            <w:tcMar>
-              <w:top w:type="dxa" w:w="80"/>
-              <w:left w:type="dxa" w:w="120"/>
-              <w:bottom w:type="dxa" w:w="80"/>
-              <w:right w:type="dxa" w:w="120"/>
-            </w:tcMar>
-          </w:tcPr>
-          <w:p>
-            <w:r>
-              <w:rPr>
-                <w:b w:val="false"/>
-                <w:bCs w:val="false"/>
-                <w:sz w:val="18"/>
-                <w:szCs w:val="18"/>
-              </w:rPr>
-              <w:t xml:space="preserve">Pequena a média</w:t>
-            </w:r>
-          </w:p>
-        </w:tc>
-      </w:tr>
-      <w:tr>
-        <w:tc>
-          <w:tcPr>
-            <w:tcW w:type="dxa" w:w="2200"/>
-            <w:tcBorders>
-              <w:top w:val="single" w:color="CCCCCC" w:sz="1"/>
-              <w:left w:val="single" w:color="CCCCCC" w:sz="1"/>
-              <w:bottom w:val="single" w:color="CCCCCC" w:sz="1"/>
-              <w:right w:val="single" w:color="CCCCCC" w:sz="1"/>
-            </w:tcBorders>
-            <w:tcMar>
-              <w:top w:type="dxa" w:w="80"/>
-              <w:left w:type="dxa" w:w="120"/>
-              <w:bottom w:type="dxa" w:w="80"/>
-              <w:right w:type="dxa" w:w="120"/>
-            </w:tcMar>
-          </w:tcPr>
-          <w:p>
-            <w:r>
-              <w:rPr>
-                <w:b w:val="false"/>
-                <w:bCs w:val="false"/>
-                <w:sz w:val="18"/>
-                <w:szCs w:val="18"/>
-              </w:rPr>
-              <w:t xml:space="preserve">Biquilha Séries</w:t>
-            </w:r>
-          </w:p>
-        </w:tc>
-        <w:tc>
-          <w:tcPr>
-            <w:tcW w:type="dxa" w:w="2400"/>
-            <w:tcBorders>
-              <w:top w:val="single" w:color="CCCCCC" w:sz="1"/>
-              <w:left w:val="single" w:color="CCCCCC" w:sz="1"/>
-              <w:bottom w:val="single" w:color="CCCCCC" w:sz="1"/>
-              <w:right w:val="single" w:color="CCCCCC" w:sz="1"/>
-            </w:tcBorders>
-            <w:tcMar>
-              <w:top w:type="dxa" w:w="80"/>
-              <w:left w:type="dxa" w:w="120"/>
-              <w:bottom w:type="dxa" w:w="80"/>
-              <w:right w:type="dxa" w:w="120"/>
-            </w:tcMar>
-          </w:tcPr>
-          <w:p>
-            <w:r>
-              <w:rPr>
-                <w:b w:val="false"/>
-                <w:bCs w:val="false"/>
-                <w:sz w:val="18"/>
-                <w:szCs w:val="18"/>
-              </w:rPr>
-              <w:t xml:space="preserve">Biquilha / Biquilha</w:t>
-            </w:r>
-          </w:p>
-        </w:tc>
-        <w:tc>
-          <w:tcPr>
-            <w:tcW w:type="dxa" w:w="2760"/>
-            <w:tcBorders>
-              <w:top w:val="single" w:color="CCCCCC" w:sz="1"/>
-              <w:left w:val="single" w:color="CCCCCC" w:sz="1"/>
-              <w:bottom w:val="single" w:color="CCCCCC" w:sz="1"/>
-              <w:right w:val="single" w:color="CCCCCC" w:sz="1"/>
-            </w:tcBorders>
-            <w:tcMar>
-              <w:top w:type="dxa" w:w="80"/>
-              <w:left w:type="dxa" w:w="120"/>
-              <w:bottom w:type="dxa" w:w="80"/>
-              <w:right w:type="dxa" w:w="120"/>
-            </w:tcMar>
-          </w:tcPr>
-          <w:p>
-            <w:r>
-              <w:rPr>
-                <w:b w:val="false"/>
-                <w:bCs w:val="false"/>
-                <w:sz w:val="18"/>
-                <w:szCs w:val="18"/>
-              </w:rPr>
-              <w:t xml:space="preserve">Agressividade vertical</w:t>
-            </w:r>
-          </w:p>
-        </w:tc>
-        <w:tc>
-          <w:tcPr>
-            <w:tcW w:type="dxa" w:w="2000"/>
-            <w:tcBorders>
-              <w:top w:val="single" w:color="CCCCCC" w:sz="1"/>
-              <w:left w:val="single" w:color="CCCCCC" w:sz="1"/>
-              <w:bottom w:val="single" w:color="CCCCCC" w:sz="1"/>
-              <w:right w:val="single" w:color="CCCCCC" w:sz="1"/>
-            </w:tcBorders>
-            <w:tcMar>
-              <w:top w:type="dxa" w:w="80"/>
-              <w:left w:type="dxa" w:w="120"/>
-              <w:bottom w:type="dxa" w:w="80"/>
-              <w:right w:type="dxa" w:w="120"/>
-            </w:tcMar>
-          </w:tcPr>
-          <w:p>
-            <w:r>
-              <w:rPr>
-                <w:b w:val="false"/>
-                <w:bCs w:val="false"/>
-                <w:sz w:val="18"/>
-                <w:szCs w:val="18"/>
-              </w:rPr>
-              <w:t xml:space="preserve">Rápida</w:t>
-            </w:r>
-          </w:p>
-        </w:tc>
-      </w:tr>
-      <w:tr>
-        <w:tc>
-          <w:tcPr>
-            <w:tcW w:type="dxa" w:w="2200"/>
-            <w:tcBorders>
-              <w:top w:val="single" w:color="CCCCCC" w:sz="1"/>
-              <w:left w:val="single" w:color="CCCCCC" w:sz="1"/>
-              <w:bottom w:val="single" w:color="CCCCCC" w:sz="1"/>
-              <w:right w:val="single" w:color="CCCCCC" w:sz="1"/>
-            </w:tcBorders>
-            <w:tcMar>
-              <w:top w:type="dxa" w:w="80"/>
-              <w:left w:type="dxa" w:w="120"/>
-              <w:bottom w:type="dxa" w:w="80"/>
-              <w:right w:type="dxa" w:w="120"/>
-            </w:tcMar>
-          </w:tcPr>
-          <w:p>
-            <w:r>
-              <w:rPr>
-                <w:b w:val="false"/>
-                <w:bCs w:val="false"/>
-                <w:sz w:val="18"/>
-                <w:szCs w:val="18"/>
-              </w:rPr>
-              <w:t xml:space="preserve">Jogo Nusa</w:t>
-            </w:r>
-          </w:p>
-        </w:tc>
-        <w:tc>
-          <w:tcPr>
-            <w:tcW w:type="dxa" w:w="2400"/>
-            <w:tcBorders>
-              <w:top w:val="single" w:color="CCCCCC" w:sz="1"/>
-              <w:left w:val="single" w:color="CCCCCC" w:sz="1"/>
-              <w:bottom w:val="single" w:color="CCCCCC" w:sz="1"/>
-              <w:right w:val="single" w:color="CCCCCC" w:sz="1"/>
-            </w:tcBorders>
-            <w:tcMar>
-              <w:top w:type="dxa" w:w="80"/>
-              <w:left w:type="dxa" w:w="120"/>
-              <w:bottom w:type="dxa" w:w="80"/>
-              <w:right w:type="dxa" w:w="120"/>
-            </w:tcMar>
-          </w:tcPr>
-          <w:p>
-            <w:r>
-              <w:rPr>
-                <w:b w:val="false"/>
-                <w:bCs w:val="false"/>
-                <w:sz w:val="18"/>
-                <w:szCs w:val="18"/>
-              </w:rPr>
-              <w:t xml:space="preserve">Mid Length / 2+1</w:t>
-            </w:r>
-          </w:p>
-        </w:tc>
-        <w:tc>
-          <w:tcPr>
-            <w:tcW w:type="dxa" w:w="2760"/>
-            <w:tcBorders>
-              <w:top w:val="single" w:color="CCCCCC" w:sz="1"/>
-              <w:left w:val="single" w:color="CCCCCC" w:sz="1"/>
-              <w:bottom w:val="single" w:color="CCCCCC" w:sz="1"/>
-              <w:right w:val="single" w:color="CCCCCC" w:sz="1"/>
-            </w:tcBorders>
-            <w:tcMar>
-              <w:top w:type="dxa" w:w="80"/>
-              <w:left w:type="dxa" w:w="120"/>
-              <w:bottom w:type="dxa" w:w="80"/>
-              <w:right w:type="dxa" w:w="120"/>
-            </w:tcMar>
-          </w:tcPr>
-          <w:p>
-            <w:r>
-              <w:rPr>
-                <w:b w:val="false"/>
-                <w:bCs w:val="false"/>
-                <w:sz w:val="18"/>
-                <w:szCs w:val="18"/>
-              </w:rPr>
-              <w:t xml:space="preserve">Vel.+Troca de borda; vertical</w:t>
-            </w:r>
-          </w:p>
-        </w:tc>
-        <w:tc>
-          <w:tcPr>
-            <w:tcW w:type="dxa" w:w="2000"/>
-            <w:tcBorders>
-              <w:top w:val="single" w:color="CCCCCC" w:sz="1"/>
-              <w:left w:val="single" w:color="CCCCCC" w:sz="1"/>
-              <w:bottom w:val="single" w:color="CCCCCC" w:sz="1"/>
-              <w:right w:val="single" w:color="CCCCCC" w:sz="1"/>
-            </w:tcBorders>
-            <w:tcMar>
-              <w:top w:type="dxa" w:w="80"/>
-              <w:left w:type="dxa" w:w="120"/>
-              <w:bottom w:type="dxa" w:w="80"/>
-              <w:right w:type="dxa" w:w="120"/>
-            </w:tcMar>
-          </w:tcPr>
-          <w:p>
-            <w:r>
-              <w:rPr>
-                <w:b w:val="false"/>
-                <w:bCs w:val="false"/>
-                <w:sz w:val="18"/>
-                <w:szCs w:val="18"/>
-              </w:rPr>
-              <w:t xml:space="preserve">Média</w:t>
-            </w:r>
-          </w:p>
-        </w:tc>
-      </w:tr>
-      <w:tr>
-        <w:tc>
-          <w:tcPr>
-            <w:tcW w:type="dxa" w:w="2200"/>
-            <w:tcBorders>
-              <w:top w:val="single" w:color="CCCCCC" w:sz="1"/>
-              <w:left w:val="single" w:color="CCCCCC" w:sz="1"/>
-              <w:bottom w:val="single" w:color="CCCCCC" w:sz="1"/>
-              <w:right w:val="single" w:color="CCCCCC" w:sz="1"/>
-            </w:tcBorders>
-            <w:tcMar>
-              <w:top w:type="dxa" w:w="80"/>
-              <w:left w:type="dxa" w:w="120"/>
-              <w:bottom w:type="dxa" w:w="80"/>
-              <w:right w:type="dxa" w:w="120"/>
-            </w:tcMar>
-          </w:tcPr>
-          <w:p>
-            <w:r>
-              <w:rPr>
-                <w:b w:val="false"/>
-                <w:bCs w:val="false"/>
-                <w:sz w:val="18"/>
-                <w:szCs w:val="18"/>
-              </w:rPr>
-              <w:t xml:space="preserve">Jogo Snapper</w:t>
-            </w:r>
-          </w:p>
-        </w:tc>
-        <w:tc>
-          <w:tcPr>
-            <w:tcW w:type="dxa" w:w="2400"/>
-            <w:tcBorders>
-              <w:top w:val="single" w:color="CCCCCC" w:sz="1"/>
-              <w:left w:val="single" w:color="CCCCCC" w:sz="1"/>
-              <w:bottom w:val="single" w:color="CCCCCC" w:sz="1"/>
-              <w:right w:val="single" w:color="CCCCCC" w:sz="1"/>
-            </w:tcBorders>
-            <w:tcMar>
-              <w:top w:type="dxa" w:w="80"/>
-              <w:left w:type="dxa" w:w="120"/>
-              <w:bottom w:type="dxa" w:w="80"/>
-              <w:right w:type="dxa" w:w="120"/>
-            </w:tcMar>
-          </w:tcPr>
-          <w:p>
-            <w:r>
-              <w:rPr>
-                <w:b w:val="false"/>
-                <w:bCs w:val="false"/>
-                <w:sz w:val="18"/>
-                <w:szCs w:val="18"/>
-              </w:rPr>
-              <w:t xml:space="preserve">Mid/Long prog. / 2+1</w:t>
-            </w:r>
-          </w:p>
-        </w:tc>
-        <w:tc>
-          <w:tcPr>
-            <w:tcW w:type="dxa" w:w="2760"/>
-            <w:tcBorders>
-              <w:top w:val="single" w:color="CCCCCC" w:sz="1"/>
-              <w:left w:val="single" w:color="CCCCCC" w:sz="1"/>
-              <w:bottom w:val="single" w:color="CCCCCC" w:sz="1"/>
-              <w:right w:val="single" w:color="CCCCCC" w:sz="1"/>
-            </w:tcBorders>
-            <w:tcMar>
-              <w:top w:type="dxa" w:w="80"/>
-              <w:left w:type="dxa" w:w="120"/>
-              <w:bottom w:type="dxa" w:w="80"/>
-              <w:right w:type="dxa" w:w="120"/>
-            </w:tcMar>
-          </w:tcPr>
-          <w:p>
-            <w:r>
-              <w:rPr>
-                <w:b w:val="false"/>
-                <w:bCs w:val="false"/>
-                <w:sz w:val="18"/>
-                <w:szCs w:val="18"/>
-              </w:rPr>
-              <w:t xml:space="preserve">Vertical; Vel.+Troca de borda</w:t>
-            </w:r>
-          </w:p>
-        </w:tc>
-        <w:tc>
-          <w:tcPr>
-            <w:tcW w:type="dxa" w:w="2000"/>
-            <w:tcBorders>
-              <w:top w:val="single" w:color="CCCCCC" w:sz="1"/>
-              <w:left w:val="single" w:color="CCCCCC" w:sz="1"/>
-              <w:bottom w:val="single" w:color="CCCCCC" w:sz="1"/>
-              <w:right w:val="single" w:color="CCCCCC" w:sz="1"/>
-            </w:tcBorders>
-            <w:tcMar>
-              <w:top w:type="dxa" w:w="80"/>
-              <w:left w:type="dxa" w:w="120"/>
-              <w:bottom w:type="dxa" w:w="80"/>
-              <w:right w:type="dxa" w:w="120"/>
-            </w:tcMar>
-          </w:tcPr>
-          <w:p>
-            <w:r>
-              <w:rPr>
-                <w:b w:val="false"/>
-                <w:bCs w:val="false"/>
-                <w:sz w:val="18"/>
-                <w:szCs w:val="18"/>
-              </w:rPr>
-              <w:t xml:space="preserve">Média a grande</w:t>
-            </w:r>
-          </w:p>
-        </w:tc>
-      </w:tr>
-      <w:tr>
-        <w:tc>
-          <w:tcPr>
-            <w:tcW w:type="dxa" w:w="2200"/>
-            <w:tcBorders>
-              <w:top w:val="single" w:color="CCCCCC" w:sz="1"/>
-              <w:left w:val="single" w:color="CCCCCC" w:sz="1"/>
-              <w:bottom w:val="single" w:color="CCCCCC" w:sz="1"/>
-              <w:right w:val="single" w:color="CCCCCC" w:sz="1"/>
-            </w:tcBorders>
-            <w:tcMar>
-              <w:top w:type="dxa" w:w="80"/>
-              <w:left w:type="dxa" w:w="120"/>
-              <w:bottom w:type="dxa" w:w="80"/>
-              <w:right w:type="dxa" w:w="120"/>
-            </w:tcMar>
-          </w:tcPr>
-          <w:p>
-            <w:r>
-              <w:rPr>
-                <w:b w:val="false"/>
-                <w:bCs w:val="false"/>
-                <w:sz w:val="18"/>
-                <w:szCs w:val="18"/>
-              </w:rPr>
-              <w:t xml:space="preserve">Triquilha AM2</w:t>
-            </w:r>
-          </w:p>
-        </w:tc>
-        <w:tc>
-          <w:tcPr>
-            <w:tcW w:type="dxa" w:w="2400"/>
-            <w:tcBorders>
-              <w:top w:val="single" w:color="CCCCCC" w:sz="1"/>
-              <w:left w:val="single" w:color="CCCCCC" w:sz="1"/>
-              <w:bottom w:val="single" w:color="CCCCCC" w:sz="1"/>
-              <w:right w:val="single" w:color="CCCCCC" w:sz="1"/>
-            </w:tcBorders>
-            <w:tcMar>
-              <w:top w:type="dxa" w:w="80"/>
-              <w:left w:type="dxa" w:w="120"/>
-              <w:bottom w:type="dxa" w:w="80"/>
-              <w:right w:type="dxa" w:w="120"/>
-            </w:tcMar>
-          </w:tcPr>
-          <w:p>
-            <w:r>
-              <w:rPr>
-                <w:b w:val="false"/>
-                <w:bCs w:val="false"/>
-                <w:sz w:val="18"/>
-                <w:szCs w:val="18"/>
-              </w:rPr>
-              <w:t xml:space="preserve">Mid/Bi (shortboard) / 2+1</w:t>
-            </w:r>
-          </w:p>
-        </w:tc>
-        <w:tc>
-          <w:tcPr>
-            <w:tcW w:type="dxa" w:w="2760"/>
-            <w:tcBorders>
-              <w:top w:val="single" w:color="CCCCCC" w:sz="1"/>
-              <w:left w:val="single" w:color="CCCCCC" w:sz="1"/>
-              <w:bottom w:val="single" w:color="CCCCCC" w:sz="1"/>
-              <w:right w:val="single" w:color="CCCCCC" w:sz="1"/>
-            </w:tcBorders>
-            <w:tcMar>
-              <w:top w:type="dxa" w:w="80"/>
-              <w:left w:type="dxa" w:w="120"/>
-              <w:bottom w:type="dxa" w:w="80"/>
-              <w:right w:type="dxa" w:w="120"/>
-            </w:tcMar>
-          </w:tcPr>
-          <w:p>
-            <w:r>
-              <w:rPr>
-                <w:b w:val="false"/>
-                <w:bCs w:val="false"/>
-                <w:sz w:val="18"/>
-                <w:szCs w:val="18"/>
-              </w:rPr>
-              <w:t xml:space="preserve">Horizontal; vertical</w:t>
-            </w:r>
-          </w:p>
-        </w:tc>
-        <w:tc>
-          <w:tcPr>
-            <w:tcW w:type="dxa" w:w="2000"/>
-            <w:tcBorders>
-              <w:top w:val="single" w:color="CCCCCC" w:sz="1"/>
-              <w:left w:val="single" w:color="CCCCCC" w:sz="1"/>
-              <w:bottom w:val="single" w:color="CCCCCC" w:sz="1"/>
-              <w:right w:val="single" w:color="CCCCCC" w:sz="1"/>
-            </w:tcBorders>
-            <w:tcMar>
-              <w:top w:type="dxa" w:w="80"/>
-              <w:left w:type="dxa" w:w="120"/>
-              <w:bottom w:type="dxa" w:w="80"/>
-              <w:right w:type="dxa" w:w="120"/>
-            </w:tcMar>
-          </w:tcPr>
-          <w:p>
-            <w:r>
-              <w:rPr>
-                <w:b w:val="false"/>
-                <w:bCs w:val="false"/>
-                <w:sz w:val="18"/>
-                <w:szCs w:val="18"/>
-              </w:rPr>
-              <w:t xml:space="preserve">Média/grande, rápida; surfista 65 kg+</w:t>
+                <w:sz w:val="17"/>
+                <w:szCs w:val="17"/>
+              </w:rPr>
+              <w:t xml:space="preserve">4</w:t>
             </w:r>
           </w:p>
         </w:tc>
@@ -4794,11 +4168,23 @@
         <w:spacing w:after="160"/>
       </w:pPr>
       <w:r>
-        <w:rPr>
-          <w:b/>
-          <w:bCs/>
-        </w:rPr>
-        <w:t xml:space="preserve">Atenção: a categoria (modalidade) e os encaixes vêm dos dados oficiais dos produtos; objetivo, faixa de onda, rabetas, nível e peso de prancha foram inferidos das descrições comerciais. Para ajustar qualquer regra, edite o objeto "match" do produto no bloco PRODUTOS do arquivo quilhas-calculadora.html — nenhuma outra alteração é necessária.</w:t>
+        <w:t xml:space="preserve">R final, na ordem do catálogo: Pé no bico, Portuga, Caio Teixeira, Jasmim Avelino. Pelo Cálculo 3, o recomendado é "Pé no bico" (R[0]) e as alternativas são Portuga, Caio Teixeira e Jasmim Avelino. Este cenário foi verificado por teste automatizado na réplica.</w:t>
+      </w:r>
+    </w:p>
+    <w:p>
+      <w:pPr>
+        <w:pStyle w:val="Heading2"/>
+      </w:pPr>
+      <w:r>
+        <w:t xml:space="preserve">5.7 Observação sobre altura, peso e sexo do surfista</w:t>
+      </w:r>
+    </w:p>
+    <w:p>
+      <w:pPr>
+        <w:spacing w:after="160"/>
+      </w:pPr>
+      <w:r>
+        <w:t xml:space="preserve">Nos dados públicos do site, nenhum produto restringe sexo ou altura — esses campos existem no formulário, participam dos Cálculos 1, 2 e 4, mas com listas vazias (aceitam qualquer valor) e portanto não eliminam produtos. A única restrição corporal documentada pelo fabricante é o peso do surfista na Triquilha AM2 (tamanho M: 65–80 kg; G: acima de 80 kg), modelada como peso_do_surfista ≥ 65 kg. O peso também orienta o tamanho físico da quilha (ex.: central 10" vs 10,5"), decisão que na loja ocorre na página do produto, não no filtro.</w:t>
       </w:r>
     </w:p>
     <w:p>
@@ -4806,7 +4192,4191 @@
         <w:pStyle w:val="Heading1"/>
       </w:pPr>
       <w:r>
-        <w:t xml:space="preserve">6. Mapa de imagens e assets</w:t>
+        <w:t xml:space="preserve">6. Matriz completa produto × critérios</w:t>
+      </w:r>
+    </w:p>
+    <w:p>
+      <w:pPr>
+        <w:spacing w:after="160"/>
+      </w:pPr>
+      <w:r>
+        <w:t xml:space="preserve">Valores usados pelos Cálculos 1 e 2 em cada produto. "Todos" = lista vazia (não restringe). A categoria (modalidade) e os encaixes vêm dos dados oficiais; os demais campos foram inferidos das descrições comerciais — para ajustar, edite o objeto match do produto no bloco PRODUTOS do index.html.</w:t>
+      </w:r>
+    </w:p>
+    <w:p>
+      <w:pPr>
+        <w:pStyle w:val="Heading2"/>
+      </w:pPr>
+      <w:r>
+        <w:t xml:space="preserve">6.1 Perfil do surfista e objetivo</w:t>
+      </w:r>
+    </w:p>
+    <w:tbl>
+      <w:tblPr>
+        <w:tblW w:type="dxa" w:w="9360"/>
+        <w:tblBorders>
+          <w:top w:val="single" w:color="auto" w:sz="4"/>
+          <w:left w:val="single" w:color="auto" w:sz="4"/>
+          <w:bottom w:val="single" w:color="auto" w:sz="4"/>
+          <w:right w:val="single" w:color="auto" w:sz="4"/>
+          <w:insideH w:val="single" w:color="auto" w:sz="4"/>
+          <w:insideV w:val="single" w:color="auto" w:sz="4"/>
+        </w:tblBorders>
+      </w:tblPr>
+      <w:tblGrid>
+        <w:gridCol w:w="1750"/>
+        <w:gridCol w:w="1700"/>
+        <w:gridCol w:w="1300"/>
+        <w:gridCol w:w="1300"/>
+        <w:gridCol w:w="1300"/>
+        <w:gridCol w:w="2010"/>
+      </w:tblGrid>
+      <w:tr>
+        <w:tc>
+          <w:tcPr>
+            <w:tcW w:type="dxa" w:w="1750"/>
+            <w:tcBorders>
+              <w:top w:val="single" w:color="CCCCCC" w:sz="1"/>
+              <w:left w:val="single" w:color="CCCCCC" w:sz="1"/>
+              <w:bottom w:val="single" w:color="CCCCCC" w:sz="1"/>
+              <w:right w:val="single" w:color="CCCCCC" w:sz="1"/>
+            </w:tcBorders>
+            <w:shd w:fill="E8EEF4" w:val="clear"/>
+            <w:tcMar>
+              <w:top w:type="dxa" w:w="80"/>
+              <w:left w:type="dxa" w:w="120"/>
+              <w:bottom w:type="dxa" w:w="80"/>
+              <w:right w:type="dxa" w:w="120"/>
+            </w:tcMar>
+          </w:tcPr>
+          <w:p>
+            <w:r>
+              <w:rPr>
+                <w:b/>
+                <w:bCs/>
+                <w:sz w:val="17"/>
+                <w:szCs w:val="17"/>
+              </w:rPr>
+              <w:t xml:space="preserve">Produto</w:t>
+            </w:r>
+          </w:p>
+        </w:tc>
+        <w:tc>
+          <w:tcPr>
+            <w:tcW w:type="dxa" w:w="1700"/>
+            <w:tcBorders>
+              <w:top w:val="single" w:color="CCCCCC" w:sz="1"/>
+              <w:left w:val="single" w:color="CCCCCC" w:sz="1"/>
+              <w:bottom w:val="single" w:color="CCCCCC" w:sz="1"/>
+              <w:right w:val="single" w:color="CCCCCC" w:sz="1"/>
+            </w:tcBorders>
+            <w:shd w:fill="E8EEF4" w:val="clear"/>
+            <w:tcMar>
+              <w:top w:type="dxa" w:w="80"/>
+              <w:left w:type="dxa" w:w="120"/>
+              <w:bottom w:type="dxa" w:w="80"/>
+              <w:right w:type="dxa" w:w="120"/>
+            </w:tcMar>
+          </w:tcPr>
+          <w:p>
+            <w:r>
+              <w:rPr>
+                <w:b/>
+                <w:bCs/>
+                <w:sz w:val="17"/>
+                <w:szCs w:val="17"/>
+              </w:rPr>
+              <w:t xml:space="preserve">Prancha</w:t>
+            </w:r>
+          </w:p>
+        </w:tc>
+        <w:tc>
+          <w:tcPr>
+            <w:tcW w:type="dxa" w:w="1300"/>
+            <w:tcBorders>
+              <w:top w:val="single" w:color="CCCCCC" w:sz="1"/>
+              <w:left w:val="single" w:color="CCCCCC" w:sz="1"/>
+              <w:bottom w:val="single" w:color="CCCCCC" w:sz="1"/>
+              <w:right w:val="single" w:color="CCCCCC" w:sz="1"/>
+            </w:tcBorders>
+            <w:shd w:fill="E8EEF4" w:val="clear"/>
+            <w:tcMar>
+              <w:top w:type="dxa" w:w="80"/>
+              <w:left w:type="dxa" w:w="120"/>
+              <w:bottom w:type="dxa" w:w="80"/>
+              <w:right w:type="dxa" w:w="120"/>
+            </w:tcMar>
+          </w:tcPr>
+          <w:p>
+            <w:r>
+              <w:rPr>
+                <w:b/>
+                <w:bCs/>
+                <w:sz w:val="17"/>
+                <w:szCs w:val="17"/>
+              </w:rPr>
+              <w:t xml:space="preserve">Modalidade</w:t>
+            </w:r>
+          </w:p>
+        </w:tc>
+        <w:tc>
+          <w:tcPr>
+            <w:tcW w:type="dxa" w:w="1300"/>
+            <w:tcBorders>
+              <w:top w:val="single" w:color="CCCCCC" w:sz="1"/>
+              <w:left w:val="single" w:color="CCCCCC" w:sz="1"/>
+              <w:bottom w:val="single" w:color="CCCCCC" w:sz="1"/>
+              <w:right w:val="single" w:color="CCCCCC" w:sz="1"/>
+            </w:tcBorders>
+            <w:shd w:fill="E8EEF4" w:val="clear"/>
+            <w:tcMar>
+              <w:top w:type="dxa" w:w="80"/>
+              <w:left w:type="dxa" w:w="120"/>
+              <w:bottom w:type="dxa" w:w="80"/>
+              <w:right w:type="dxa" w:w="120"/>
+            </w:tcMar>
+          </w:tcPr>
+          <w:p>
+            <w:r>
+              <w:rPr>
+                <w:b/>
+                <w:bCs/>
+                <w:sz w:val="17"/>
+                <w:szCs w:val="17"/>
+              </w:rPr>
+              <w:t xml:space="preserve">Nível</w:t>
+            </w:r>
+          </w:p>
+        </w:tc>
+        <w:tc>
+          <w:tcPr>
+            <w:tcW w:type="dxa" w:w="1300"/>
+            <w:tcBorders>
+              <w:top w:val="single" w:color="CCCCCC" w:sz="1"/>
+              <w:left w:val="single" w:color="CCCCCC" w:sz="1"/>
+              <w:bottom w:val="single" w:color="CCCCCC" w:sz="1"/>
+              <w:right w:val="single" w:color="CCCCCC" w:sz="1"/>
+            </w:tcBorders>
+            <w:shd w:fill="E8EEF4" w:val="clear"/>
+            <w:tcMar>
+              <w:top w:type="dxa" w:w="80"/>
+              <w:left w:type="dxa" w:w="120"/>
+              <w:bottom w:type="dxa" w:w="80"/>
+              <w:right w:type="dxa" w:w="120"/>
+            </w:tcMar>
+          </w:tcPr>
+          <w:p>
+            <w:r>
+              <w:rPr>
+                <w:b/>
+                <w:bCs/>
+                <w:sz w:val="17"/>
+                <w:szCs w:val="17"/>
+              </w:rPr>
+              <w:t xml:space="preserve">Peso surfista</w:t>
+            </w:r>
+          </w:p>
+        </w:tc>
+        <w:tc>
+          <w:tcPr>
+            <w:tcW w:type="dxa" w:w="2010"/>
+            <w:tcBorders>
+              <w:top w:val="single" w:color="CCCCCC" w:sz="1"/>
+              <w:left w:val="single" w:color="CCCCCC" w:sz="1"/>
+              <w:bottom w:val="single" w:color="CCCCCC" w:sz="1"/>
+              <w:right w:val="single" w:color="CCCCCC" w:sz="1"/>
+            </w:tcBorders>
+            <w:shd w:fill="E8EEF4" w:val="clear"/>
+            <w:tcMar>
+              <w:top w:type="dxa" w:w="80"/>
+              <w:left w:type="dxa" w:w="120"/>
+              <w:bottom w:type="dxa" w:w="80"/>
+              <w:right w:type="dxa" w:w="120"/>
+            </w:tcMar>
+          </w:tcPr>
+          <w:p>
+            <w:r>
+              <w:rPr>
+                <w:b/>
+                <w:bCs/>
+                <w:sz w:val="17"/>
+                <w:szCs w:val="17"/>
+              </w:rPr>
+              <w:t xml:space="preserve">Objetivo</w:t>
+            </w:r>
+          </w:p>
+        </w:tc>
+      </w:tr>
+      <w:tr>
+        <w:tc>
+          <w:tcPr>
+            <w:tcW w:type="dxa" w:w="1750"/>
+            <w:tcBorders>
+              <w:top w:val="single" w:color="CCCCCC" w:sz="1"/>
+              <w:left w:val="single" w:color="CCCCCC" w:sz="1"/>
+              <w:bottom w:val="single" w:color="CCCCCC" w:sz="1"/>
+              <w:right w:val="single" w:color="CCCCCC" w:sz="1"/>
+            </w:tcBorders>
+            <w:tcMar>
+              <w:top w:type="dxa" w:w="80"/>
+              <w:left w:type="dxa" w:w="120"/>
+              <w:bottom w:type="dxa" w:w="80"/>
+              <w:right w:type="dxa" w:w="120"/>
+            </w:tcMar>
+          </w:tcPr>
+          <w:p>
+            <w:r>
+              <w:rPr>
+                <w:b w:val="false"/>
+                <w:bCs w:val="false"/>
+                <w:sz w:val="17"/>
+                <w:szCs w:val="17"/>
+              </w:rPr>
+              <w:t xml:space="preserve">Pé no bico</w:t>
+            </w:r>
+          </w:p>
+        </w:tc>
+        <w:tc>
+          <w:tcPr>
+            <w:tcW w:type="dxa" w:w="1700"/>
+            <w:tcBorders>
+              <w:top w:val="single" w:color="CCCCCC" w:sz="1"/>
+              <w:left w:val="single" w:color="CCCCCC" w:sz="1"/>
+              <w:bottom w:val="single" w:color="CCCCCC" w:sz="1"/>
+              <w:right w:val="single" w:color="CCCCCC" w:sz="1"/>
+            </w:tcBorders>
+            <w:tcMar>
+              <w:top w:type="dxa" w:w="80"/>
+              <w:left w:type="dxa" w:w="120"/>
+              <w:bottom w:type="dxa" w:w="80"/>
+              <w:right w:type="dxa" w:w="120"/>
+            </w:tcMar>
+          </w:tcPr>
+          <w:p>
+            <w:r>
+              <w:rPr>
+                <w:b w:val="false"/>
+                <w:bCs w:val="false"/>
+                <w:sz w:val="17"/>
+                <w:szCs w:val="17"/>
+              </w:rPr>
+              <w:t xml:space="preserve">longboard</w:t>
+            </w:r>
+          </w:p>
+        </w:tc>
+        <w:tc>
+          <w:tcPr>
+            <w:tcW w:type="dxa" w:w="1300"/>
+            <w:tcBorders>
+              <w:top w:val="single" w:color="CCCCCC" w:sz="1"/>
+              <w:left w:val="single" w:color="CCCCCC" w:sz="1"/>
+              <w:bottom w:val="single" w:color="CCCCCC" w:sz="1"/>
+              <w:right w:val="single" w:color="CCCCCC" w:sz="1"/>
+            </w:tcBorders>
+            <w:tcMar>
+              <w:top w:type="dxa" w:w="80"/>
+              <w:left w:type="dxa" w:w="120"/>
+              <w:bottom w:type="dxa" w:w="80"/>
+              <w:right w:type="dxa" w:w="120"/>
+            </w:tcMar>
+          </w:tcPr>
+          <w:p>
+            <w:r>
+              <w:rPr>
+                <w:b w:val="false"/>
+                <w:bCs w:val="false"/>
+                <w:sz w:val="17"/>
+                <w:szCs w:val="17"/>
+              </w:rPr>
+              <w:t xml:space="preserve">monoquilha</w:t>
+            </w:r>
+          </w:p>
+        </w:tc>
+        <w:tc>
+          <w:tcPr>
+            <w:tcW w:type="dxa" w:w="1300"/>
+            <w:tcBorders>
+              <w:top w:val="single" w:color="CCCCCC" w:sz="1"/>
+              <w:left w:val="single" w:color="CCCCCC" w:sz="1"/>
+              <w:bottom w:val="single" w:color="CCCCCC" w:sz="1"/>
+              <w:right w:val="single" w:color="CCCCCC" w:sz="1"/>
+            </w:tcBorders>
+            <w:tcMar>
+              <w:top w:type="dxa" w:w="80"/>
+              <w:left w:type="dxa" w:w="120"/>
+              <w:bottom w:type="dxa" w:w="80"/>
+              <w:right w:type="dxa" w:w="120"/>
+            </w:tcMar>
+          </w:tcPr>
+          <w:p>
+            <w:r>
+              <w:rPr>
+                <w:b w:val="false"/>
+                <w:bCs w:val="false"/>
+                <w:sz w:val="17"/>
+                <w:szCs w:val="17"/>
+              </w:rPr>
+              <w:t xml:space="preserve">Todos</w:t>
+            </w:r>
+          </w:p>
+        </w:tc>
+        <w:tc>
+          <w:tcPr>
+            <w:tcW w:type="dxa" w:w="1300"/>
+            <w:tcBorders>
+              <w:top w:val="single" w:color="CCCCCC" w:sz="1"/>
+              <w:left w:val="single" w:color="CCCCCC" w:sz="1"/>
+              <w:bottom w:val="single" w:color="CCCCCC" w:sz="1"/>
+              <w:right w:val="single" w:color="CCCCCC" w:sz="1"/>
+            </w:tcBorders>
+            <w:tcMar>
+              <w:top w:type="dxa" w:w="80"/>
+              <w:left w:type="dxa" w:w="120"/>
+              <w:bottom w:type="dxa" w:w="80"/>
+              <w:right w:type="dxa" w:w="120"/>
+            </w:tcMar>
+          </w:tcPr>
+          <w:p>
+            <w:r>
+              <w:rPr>
+                <w:b w:val="false"/>
+                <w:bCs w:val="false"/>
+                <w:sz w:val="17"/>
+                <w:szCs w:val="17"/>
+              </w:rPr>
+              <w:t xml:space="preserve">Todos</w:t>
+            </w:r>
+          </w:p>
+        </w:tc>
+        <w:tc>
+          <w:tcPr>
+            <w:tcW w:type="dxa" w:w="2010"/>
+            <w:tcBorders>
+              <w:top w:val="single" w:color="CCCCCC" w:sz="1"/>
+              <w:left w:val="single" w:color="CCCCCC" w:sz="1"/>
+              <w:bottom w:val="single" w:color="CCCCCC" w:sz="1"/>
+              <w:right w:val="single" w:color="CCCCCC" w:sz="1"/>
+            </w:tcBorders>
+            <w:tcMar>
+              <w:top w:type="dxa" w:w="80"/>
+              <w:left w:type="dxa" w:w="120"/>
+              <w:bottom w:type="dxa" w:w="80"/>
+              <w:right w:type="dxa" w:w="120"/>
+            </w:tcMar>
+          </w:tcPr>
+          <w:p>
+            <w:r>
+              <w:rPr>
+                <w:b w:val="false"/>
+                <w:bCs w:val="false"/>
+                <w:sz w:val="17"/>
+                <w:szCs w:val="17"/>
+              </w:rPr>
+              <w:t xml:space="preserve">noseriding</w:t>
+            </w:r>
+          </w:p>
+        </w:tc>
+      </w:tr>
+      <w:tr>
+        <w:tc>
+          <w:tcPr>
+            <w:tcW w:type="dxa" w:w="1750"/>
+            <w:tcBorders>
+              <w:top w:val="single" w:color="CCCCCC" w:sz="1"/>
+              <w:left w:val="single" w:color="CCCCCC" w:sz="1"/>
+              <w:bottom w:val="single" w:color="CCCCCC" w:sz="1"/>
+              <w:right w:val="single" w:color="CCCCCC" w:sz="1"/>
+            </w:tcBorders>
+            <w:tcMar>
+              <w:top w:type="dxa" w:w="80"/>
+              <w:left w:type="dxa" w:w="120"/>
+              <w:bottom w:type="dxa" w:w="80"/>
+              <w:right w:type="dxa" w:w="120"/>
+            </w:tcMar>
+          </w:tcPr>
+          <w:p>
+            <w:r>
+              <w:rPr>
+                <w:b w:val="false"/>
+                <w:bCs w:val="false"/>
+                <w:sz w:val="17"/>
+                <w:szCs w:val="17"/>
+              </w:rPr>
+              <w:t xml:space="preserve">Portuga</w:t>
+            </w:r>
+          </w:p>
+        </w:tc>
+        <w:tc>
+          <w:tcPr>
+            <w:tcW w:type="dxa" w:w="1700"/>
+            <w:tcBorders>
+              <w:top w:val="single" w:color="CCCCCC" w:sz="1"/>
+              <w:left w:val="single" w:color="CCCCCC" w:sz="1"/>
+              <w:bottom w:val="single" w:color="CCCCCC" w:sz="1"/>
+              <w:right w:val="single" w:color="CCCCCC" w:sz="1"/>
+            </w:tcBorders>
+            <w:tcMar>
+              <w:top w:type="dxa" w:w="80"/>
+              <w:left w:type="dxa" w:w="120"/>
+              <w:bottom w:type="dxa" w:w="80"/>
+              <w:right w:type="dxa" w:w="120"/>
+            </w:tcMar>
+          </w:tcPr>
+          <w:p>
+            <w:r>
+              <w:rPr>
+                <w:b w:val="false"/>
+                <w:bCs w:val="false"/>
+                <w:sz w:val="17"/>
+                <w:szCs w:val="17"/>
+              </w:rPr>
+              <w:t xml:space="preserve">longboard</w:t>
+            </w:r>
+          </w:p>
+        </w:tc>
+        <w:tc>
+          <w:tcPr>
+            <w:tcW w:type="dxa" w:w="1300"/>
+            <w:tcBorders>
+              <w:top w:val="single" w:color="CCCCCC" w:sz="1"/>
+              <w:left w:val="single" w:color="CCCCCC" w:sz="1"/>
+              <w:bottom w:val="single" w:color="CCCCCC" w:sz="1"/>
+              <w:right w:val="single" w:color="CCCCCC" w:sz="1"/>
+            </w:tcBorders>
+            <w:tcMar>
+              <w:top w:type="dxa" w:w="80"/>
+              <w:left w:type="dxa" w:w="120"/>
+              <w:bottom w:type="dxa" w:w="80"/>
+              <w:right w:type="dxa" w:w="120"/>
+            </w:tcMar>
+          </w:tcPr>
+          <w:p>
+            <w:r>
+              <w:rPr>
+                <w:b w:val="false"/>
+                <w:bCs w:val="false"/>
+                <w:sz w:val="17"/>
+                <w:szCs w:val="17"/>
+              </w:rPr>
+              <w:t xml:space="preserve">monoquilha</w:t>
+            </w:r>
+          </w:p>
+        </w:tc>
+        <w:tc>
+          <w:tcPr>
+            <w:tcW w:type="dxa" w:w="1300"/>
+            <w:tcBorders>
+              <w:top w:val="single" w:color="CCCCCC" w:sz="1"/>
+              <w:left w:val="single" w:color="CCCCCC" w:sz="1"/>
+              <w:bottom w:val="single" w:color="CCCCCC" w:sz="1"/>
+              <w:right w:val="single" w:color="CCCCCC" w:sz="1"/>
+            </w:tcBorders>
+            <w:tcMar>
+              <w:top w:type="dxa" w:w="80"/>
+              <w:left w:type="dxa" w:w="120"/>
+              <w:bottom w:type="dxa" w:w="80"/>
+              <w:right w:type="dxa" w:w="120"/>
+            </w:tcMar>
+          </w:tcPr>
+          <w:p>
+            <w:r>
+              <w:rPr>
+                <w:b w:val="false"/>
+                <w:bCs w:val="false"/>
+                <w:sz w:val="17"/>
+                <w:szCs w:val="17"/>
+              </w:rPr>
+              <w:t xml:space="preserve">inter, avanç.</w:t>
+            </w:r>
+          </w:p>
+        </w:tc>
+        <w:tc>
+          <w:tcPr>
+            <w:tcW w:type="dxa" w:w="1300"/>
+            <w:tcBorders>
+              <w:top w:val="single" w:color="CCCCCC" w:sz="1"/>
+              <w:left w:val="single" w:color="CCCCCC" w:sz="1"/>
+              <w:bottom w:val="single" w:color="CCCCCC" w:sz="1"/>
+              <w:right w:val="single" w:color="CCCCCC" w:sz="1"/>
+            </w:tcBorders>
+            <w:tcMar>
+              <w:top w:type="dxa" w:w="80"/>
+              <w:left w:type="dxa" w:w="120"/>
+              <w:bottom w:type="dxa" w:w="80"/>
+              <w:right w:type="dxa" w:w="120"/>
+            </w:tcMar>
+          </w:tcPr>
+          <w:p>
+            <w:r>
+              <w:rPr>
+                <w:b w:val="false"/>
+                <w:bCs w:val="false"/>
+                <w:sz w:val="17"/>
+                <w:szCs w:val="17"/>
+              </w:rPr>
+              <w:t xml:space="preserve">Todos</w:t>
+            </w:r>
+          </w:p>
+        </w:tc>
+        <w:tc>
+          <w:tcPr>
+            <w:tcW w:type="dxa" w:w="2010"/>
+            <w:tcBorders>
+              <w:top w:val="single" w:color="CCCCCC" w:sz="1"/>
+              <w:left w:val="single" w:color="CCCCCC" w:sz="1"/>
+              <w:bottom w:val="single" w:color="CCCCCC" w:sz="1"/>
+              <w:right w:val="single" w:color="CCCCCC" w:sz="1"/>
+            </w:tcBorders>
+            <w:tcMar>
+              <w:top w:type="dxa" w:w="80"/>
+              <w:left w:type="dxa" w:w="120"/>
+              <w:bottom w:type="dxa" w:w="80"/>
+              <w:right w:type="dxa" w:w="120"/>
+            </w:tcMar>
+          </w:tcPr>
+          <w:p>
+            <w:r>
+              <w:rPr>
+                <w:b w:val="false"/>
+                <w:bCs w:val="false"/>
+                <w:sz w:val="17"/>
+                <w:szCs w:val="17"/>
+              </w:rPr>
+              <w:t xml:space="preserve">noseriding</w:t>
+            </w:r>
+          </w:p>
+        </w:tc>
+      </w:tr>
+      <w:tr>
+        <w:tc>
+          <w:tcPr>
+            <w:tcW w:type="dxa" w:w="1750"/>
+            <w:tcBorders>
+              <w:top w:val="single" w:color="CCCCCC" w:sz="1"/>
+              <w:left w:val="single" w:color="CCCCCC" w:sz="1"/>
+              <w:bottom w:val="single" w:color="CCCCCC" w:sz="1"/>
+              <w:right w:val="single" w:color="CCCCCC" w:sz="1"/>
+            </w:tcBorders>
+            <w:tcMar>
+              <w:top w:type="dxa" w:w="80"/>
+              <w:left w:type="dxa" w:w="120"/>
+              <w:bottom w:type="dxa" w:w="80"/>
+              <w:right w:type="dxa" w:w="120"/>
+            </w:tcMar>
+          </w:tcPr>
+          <w:p>
+            <w:r>
+              <w:rPr>
+                <w:b w:val="false"/>
+                <w:bCs w:val="false"/>
+                <w:sz w:val="17"/>
+                <w:szCs w:val="17"/>
+              </w:rPr>
+              <w:t xml:space="preserve">Lambuja</w:t>
+            </w:r>
+          </w:p>
+        </w:tc>
+        <w:tc>
+          <w:tcPr>
+            <w:tcW w:type="dxa" w:w="1700"/>
+            <w:tcBorders>
+              <w:top w:val="single" w:color="CCCCCC" w:sz="1"/>
+              <w:left w:val="single" w:color="CCCCCC" w:sz="1"/>
+              <w:bottom w:val="single" w:color="CCCCCC" w:sz="1"/>
+              <w:right w:val="single" w:color="CCCCCC" w:sz="1"/>
+            </w:tcBorders>
+            <w:tcMar>
+              <w:top w:type="dxa" w:w="80"/>
+              <w:left w:type="dxa" w:w="120"/>
+              <w:bottom w:type="dxa" w:w="80"/>
+              <w:right w:type="dxa" w:w="120"/>
+            </w:tcMar>
+          </w:tcPr>
+          <w:p>
+            <w:r>
+              <w:rPr>
+                <w:b w:val="false"/>
+                <w:bCs w:val="false"/>
+                <w:sz w:val="17"/>
+                <w:szCs w:val="17"/>
+              </w:rPr>
+              <w:t xml:space="preserve">longboard</w:t>
+            </w:r>
+          </w:p>
+        </w:tc>
+        <w:tc>
+          <w:tcPr>
+            <w:tcW w:type="dxa" w:w="1300"/>
+            <w:tcBorders>
+              <w:top w:val="single" w:color="CCCCCC" w:sz="1"/>
+              <w:left w:val="single" w:color="CCCCCC" w:sz="1"/>
+              <w:bottom w:val="single" w:color="CCCCCC" w:sz="1"/>
+              <w:right w:val="single" w:color="CCCCCC" w:sz="1"/>
+            </w:tcBorders>
+            <w:tcMar>
+              <w:top w:type="dxa" w:w="80"/>
+              <w:left w:type="dxa" w:w="120"/>
+              <w:bottom w:type="dxa" w:w="80"/>
+              <w:right w:type="dxa" w:w="120"/>
+            </w:tcMar>
+          </w:tcPr>
+          <w:p>
+            <w:r>
+              <w:rPr>
+                <w:b w:val="false"/>
+                <w:bCs w:val="false"/>
+                <w:sz w:val="17"/>
+                <w:szCs w:val="17"/>
+              </w:rPr>
+              <w:t xml:space="preserve">monoquilha</w:t>
+            </w:r>
+          </w:p>
+        </w:tc>
+        <w:tc>
+          <w:tcPr>
+            <w:tcW w:type="dxa" w:w="1300"/>
+            <w:tcBorders>
+              <w:top w:val="single" w:color="CCCCCC" w:sz="1"/>
+              <w:left w:val="single" w:color="CCCCCC" w:sz="1"/>
+              <w:bottom w:val="single" w:color="CCCCCC" w:sz="1"/>
+              <w:right w:val="single" w:color="CCCCCC" w:sz="1"/>
+            </w:tcBorders>
+            <w:tcMar>
+              <w:top w:type="dxa" w:w="80"/>
+              <w:left w:type="dxa" w:w="120"/>
+              <w:bottom w:type="dxa" w:w="80"/>
+              <w:right w:type="dxa" w:w="120"/>
+            </w:tcMar>
+          </w:tcPr>
+          <w:p>
+            <w:r>
+              <w:rPr>
+                <w:b w:val="false"/>
+                <w:bCs w:val="false"/>
+                <w:sz w:val="17"/>
+                <w:szCs w:val="17"/>
+              </w:rPr>
+              <w:t xml:space="preserve">inter, avanç.</w:t>
+            </w:r>
+          </w:p>
+        </w:tc>
+        <w:tc>
+          <w:tcPr>
+            <w:tcW w:type="dxa" w:w="1300"/>
+            <w:tcBorders>
+              <w:top w:val="single" w:color="CCCCCC" w:sz="1"/>
+              <w:left w:val="single" w:color="CCCCCC" w:sz="1"/>
+              <w:bottom w:val="single" w:color="CCCCCC" w:sz="1"/>
+              <w:right w:val="single" w:color="CCCCCC" w:sz="1"/>
+            </w:tcBorders>
+            <w:tcMar>
+              <w:top w:type="dxa" w:w="80"/>
+              <w:left w:type="dxa" w:w="120"/>
+              <w:bottom w:type="dxa" w:w="80"/>
+              <w:right w:type="dxa" w:w="120"/>
+            </w:tcMar>
+          </w:tcPr>
+          <w:p>
+            <w:r>
+              <w:rPr>
+                <w:b w:val="false"/>
+                <w:bCs w:val="false"/>
+                <w:sz w:val="17"/>
+                <w:szCs w:val="17"/>
+              </w:rPr>
+              <w:t xml:space="preserve">Todos</w:t>
+            </w:r>
+          </w:p>
+        </w:tc>
+        <w:tc>
+          <w:tcPr>
+            <w:tcW w:type="dxa" w:w="2010"/>
+            <w:tcBorders>
+              <w:top w:val="single" w:color="CCCCCC" w:sz="1"/>
+              <w:left w:val="single" w:color="CCCCCC" w:sz="1"/>
+              <w:bottom w:val="single" w:color="CCCCCC" w:sz="1"/>
+              <w:right w:val="single" w:color="CCCCCC" w:sz="1"/>
+            </w:tcBorders>
+            <w:tcMar>
+              <w:top w:type="dxa" w:w="80"/>
+              <w:left w:type="dxa" w:w="120"/>
+              <w:bottom w:type="dxa" w:w="80"/>
+              <w:right w:type="dxa" w:w="120"/>
+            </w:tcMar>
+          </w:tcPr>
+          <w:p>
+            <w:r>
+              <w:rPr>
+                <w:b w:val="false"/>
+                <w:bCs w:val="false"/>
+                <w:sz w:val="17"/>
+                <w:szCs w:val="17"/>
+              </w:rPr>
+              <w:t xml:space="preserve">noseriding; vel.+borda</w:t>
+            </w:r>
+          </w:p>
+        </w:tc>
+      </w:tr>
+      <w:tr>
+        <w:tc>
+          <w:tcPr>
+            <w:tcW w:type="dxa" w:w="1750"/>
+            <w:tcBorders>
+              <w:top w:val="single" w:color="CCCCCC" w:sz="1"/>
+              <w:left w:val="single" w:color="CCCCCC" w:sz="1"/>
+              <w:bottom w:val="single" w:color="CCCCCC" w:sz="1"/>
+              <w:right w:val="single" w:color="CCCCCC" w:sz="1"/>
+            </w:tcBorders>
+            <w:tcMar>
+              <w:top w:type="dxa" w:w="80"/>
+              <w:left w:type="dxa" w:w="120"/>
+              <w:bottom w:type="dxa" w:w="80"/>
+              <w:right w:type="dxa" w:w="120"/>
+            </w:tcMar>
+          </w:tcPr>
+          <w:p>
+            <w:r>
+              <w:rPr>
+                <w:b w:val="false"/>
+                <w:bCs w:val="false"/>
+                <w:sz w:val="17"/>
+                <w:szCs w:val="17"/>
+              </w:rPr>
+              <w:t xml:space="preserve">Caio Teixeira</w:t>
+            </w:r>
+          </w:p>
+        </w:tc>
+        <w:tc>
+          <w:tcPr>
+            <w:tcW w:type="dxa" w:w="1700"/>
+            <w:tcBorders>
+              <w:top w:val="single" w:color="CCCCCC" w:sz="1"/>
+              <w:left w:val="single" w:color="CCCCCC" w:sz="1"/>
+              <w:bottom w:val="single" w:color="CCCCCC" w:sz="1"/>
+              <w:right w:val="single" w:color="CCCCCC" w:sz="1"/>
+            </w:tcBorders>
+            <w:tcMar>
+              <w:top w:type="dxa" w:w="80"/>
+              <w:left w:type="dxa" w:w="120"/>
+              <w:bottom w:type="dxa" w:w="80"/>
+              <w:right w:type="dxa" w:w="120"/>
+            </w:tcMar>
+          </w:tcPr>
+          <w:p>
+            <w:r>
+              <w:rPr>
+                <w:b w:val="false"/>
+                <w:bCs w:val="false"/>
+                <w:sz w:val="17"/>
+                <w:szCs w:val="17"/>
+              </w:rPr>
+              <w:t xml:space="preserve">longboard</w:t>
+            </w:r>
+          </w:p>
+        </w:tc>
+        <w:tc>
+          <w:tcPr>
+            <w:tcW w:type="dxa" w:w="1300"/>
+            <w:tcBorders>
+              <w:top w:val="single" w:color="CCCCCC" w:sz="1"/>
+              <w:left w:val="single" w:color="CCCCCC" w:sz="1"/>
+              <w:bottom w:val="single" w:color="CCCCCC" w:sz="1"/>
+              <w:right w:val="single" w:color="CCCCCC" w:sz="1"/>
+            </w:tcBorders>
+            <w:tcMar>
+              <w:top w:type="dxa" w:w="80"/>
+              <w:left w:type="dxa" w:w="120"/>
+              <w:bottom w:type="dxa" w:w="80"/>
+              <w:right w:type="dxa" w:w="120"/>
+            </w:tcMar>
+          </w:tcPr>
+          <w:p>
+            <w:r>
+              <w:rPr>
+                <w:b w:val="false"/>
+                <w:bCs w:val="false"/>
+                <w:sz w:val="17"/>
+                <w:szCs w:val="17"/>
+              </w:rPr>
+              <w:t xml:space="preserve">monoquilha</w:t>
+            </w:r>
+          </w:p>
+        </w:tc>
+        <w:tc>
+          <w:tcPr>
+            <w:tcW w:type="dxa" w:w="1300"/>
+            <w:tcBorders>
+              <w:top w:val="single" w:color="CCCCCC" w:sz="1"/>
+              <w:left w:val="single" w:color="CCCCCC" w:sz="1"/>
+              <w:bottom w:val="single" w:color="CCCCCC" w:sz="1"/>
+              <w:right w:val="single" w:color="CCCCCC" w:sz="1"/>
+            </w:tcBorders>
+            <w:tcMar>
+              <w:top w:type="dxa" w:w="80"/>
+              <w:left w:type="dxa" w:w="120"/>
+              <w:bottom w:type="dxa" w:w="80"/>
+              <w:right w:type="dxa" w:w="120"/>
+            </w:tcMar>
+          </w:tcPr>
+          <w:p>
+            <w:r>
+              <w:rPr>
+                <w:b w:val="false"/>
+                <w:bCs w:val="false"/>
+                <w:sz w:val="17"/>
+                <w:szCs w:val="17"/>
+              </w:rPr>
+              <w:t xml:space="preserve">Todos</w:t>
+            </w:r>
+          </w:p>
+        </w:tc>
+        <w:tc>
+          <w:tcPr>
+            <w:tcW w:type="dxa" w:w="1300"/>
+            <w:tcBorders>
+              <w:top w:val="single" w:color="CCCCCC" w:sz="1"/>
+              <w:left w:val="single" w:color="CCCCCC" w:sz="1"/>
+              <w:bottom w:val="single" w:color="CCCCCC" w:sz="1"/>
+              <w:right w:val="single" w:color="CCCCCC" w:sz="1"/>
+            </w:tcBorders>
+            <w:tcMar>
+              <w:top w:type="dxa" w:w="80"/>
+              <w:left w:type="dxa" w:w="120"/>
+              <w:bottom w:type="dxa" w:w="80"/>
+              <w:right w:type="dxa" w:w="120"/>
+            </w:tcMar>
+          </w:tcPr>
+          <w:p>
+            <w:r>
+              <w:rPr>
+                <w:b w:val="false"/>
+                <w:bCs w:val="false"/>
+                <w:sz w:val="17"/>
+                <w:szCs w:val="17"/>
+              </w:rPr>
+              <w:t xml:space="preserve">Todos</w:t>
+            </w:r>
+          </w:p>
+        </w:tc>
+        <w:tc>
+          <w:tcPr>
+            <w:tcW w:type="dxa" w:w="2010"/>
+            <w:tcBorders>
+              <w:top w:val="single" w:color="CCCCCC" w:sz="1"/>
+              <w:left w:val="single" w:color="CCCCCC" w:sz="1"/>
+              <w:bottom w:val="single" w:color="CCCCCC" w:sz="1"/>
+              <w:right w:val="single" w:color="CCCCCC" w:sz="1"/>
+            </w:tcBorders>
+            <w:tcMar>
+              <w:top w:type="dxa" w:w="80"/>
+              <w:left w:type="dxa" w:w="120"/>
+              <w:bottom w:type="dxa" w:w="80"/>
+              <w:right w:type="dxa" w:w="120"/>
+            </w:tcMar>
+          </w:tcPr>
+          <w:p>
+            <w:r>
+              <w:rPr>
+                <w:b w:val="false"/>
+                <w:bCs w:val="false"/>
+                <w:sz w:val="17"/>
+                <w:szCs w:val="17"/>
+              </w:rPr>
+              <w:t xml:space="preserve">vel.+borda; noseriding</w:t>
+            </w:r>
+          </w:p>
+        </w:tc>
+      </w:tr>
+      <w:tr>
+        <w:tc>
+          <w:tcPr>
+            <w:tcW w:type="dxa" w:w="1750"/>
+            <w:tcBorders>
+              <w:top w:val="single" w:color="CCCCCC" w:sz="1"/>
+              <w:left w:val="single" w:color="CCCCCC" w:sz="1"/>
+              <w:bottom w:val="single" w:color="CCCCCC" w:sz="1"/>
+              <w:right w:val="single" w:color="CCCCCC" w:sz="1"/>
+            </w:tcBorders>
+            <w:tcMar>
+              <w:top w:type="dxa" w:w="80"/>
+              <w:left w:type="dxa" w:w="120"/>
+              <w:bottom w:type="dxa" w:w="80"/>
+              <w:right w:type="dxa" w:w="120"/>
+            </w:tcMar>
+          </w:tcPr>
+          <w:p>
+            <w:r>
+              <w:rPr>
+                <w:b w:val="false"/>
+                <w:bCs w:val="false"/>
+                <w:sz w:val="17"/>
+                <w:szCs w:val="17"/>
+              </w:rPr>
+              <w:t xml:space="preserve">Jasmim Avelino</w:t>
+            </w:r>
+          </w:p>
+        </w:tc>
+        <w:tc>
+          <w:tcPr>
+            <w:tcW w:type="dxa" w:w="1700"/>
+            <w:tcBorders>
+              <w:top w:val="single" w:color="CCCCCC" w:sz="1"/>
+              <w:left w:val="single" w:color="CCCCCC" w:sz="1"/>
+              <w:bottom w:val="single" w:color="CCCCCC" w:sz="1"/>
+              <w:right w:val="single" w:color="CCCCCC" w:sz="1"/>
+            </w:tcBorders>
+            <w:tcMar>
+              <w:top w:type="dxa" w:w="80"/>
+              <w:left w:type="dxa" w:w="120"/>
+              <w:bottom w:type="dxa" w:w="80"/>
+              <w:right w:type="dxa" w:w="120"/>
+            </w:tcMar>
+          </w:tcPr>
+          <w:p>
+            <w:r>
+              <w:rPr>
+                <w:b w:val="false"/>
+                <w:bCs w:val="false"/>
+                <w:sz w:val="17"/>
+                <w:szCs w:val="17"/>
+              </w:rPr>
+              <w:t xml:space="preserve">longboard</w:t>
+            </w:r>
+          </w:p>
+        </w:tc>
+        <w:tc>
+          <w:tcPr>
+            <w:tcW w:type="dxa" w:w="1300"/>
+            <w:tcBorders>
+              <w:top w:val="single" w:color="CCCCCC" w:sz="1"/>
+              <w:left w:val="single" w:color="CCCCCC" w:sz="1"/>
+              <w:bottom w:val="single" w:color="CCCCCC" w:sz="1"/>
+              <w:right w:val="single" w:color="CCCCCC" w:sz="1"/>
+            </w:tcBorders>
+            <w:tcMar>
+              <w:top w:type="dxa" w:w="80"/>
+              <w:left w:type="dxa" w:w="120"/>
+              <w:bottom w:type="dxa" w:w="80"/>
+              <w:right w:type="dxa" w:w="120"/>
+            </w:tcMar>
+          </w:tcPr>
+          <w:p>
+            <w:r>
+              <w:rPr>
+                <w:b w:val="false"/>
+                <w:bCs w:val="false"/>
+                <w:sz w:val="17"/>
+                <w:szCs w:val="17"/>
+              </w:rPr>
+              <w:t xml:space="preserve">monoquilha</w:t>
+            </w:r>
+          </w:p>
+        </w:tc>
+        <w:tc>
+          <w:tcPr>
+            <w:tcW w:type="dxa" w:w="1300"/>
+            <w:tcBorders>
+              <w:top w:val="single" w:color="CCCCCC" w:sz="1"/>
+              <w:left w:val="single" w:color="CCCCCC" w:sz="1"/>
+              <w:bottom w:val="single" w:color="CCCCCC" w:sz="1"/>
+              <w:right w:val="single" w:color="CCCCCC" w:sz="1"/>
+            </w:tcBorders>
+            <w:tcMar>
+              <w:top w:type="dxa" w:w="80"/>
+              <w:left w:type="dxa" w:w="120"/>
+              <w:bottom w:type="dxa" w:w="80"/>
+              <w:right w:type="dxa" w:w="120"/>
+            </w:tcMar>
+          </w:tcPr>
+          <w:p>
+            <w:r>
+              <w:rPr>
+                <w:b w:val="false"/>
+                <w:bCs w:val="false"/>
+                <w:sz w:val="17"/>
+                <w:szCs w:val="17"/>
+              </w:rPr>
+              <w:t xml:space="preserve">Todos</w:t>
+            </w:r>
+          </w:p>
+        </w:tc>
+        <w:tc>
+          <w:tcPr>
+            <w:tcW w:type="dxa" w:w="1300"/>
+            <w:tcBorders>
+              <w:top w:val="single" w:color="CCCCCC" w:sz="1"/>
+              <w:left w:val="single" w:color="CCCCCC" w:sz="1"/>
+              <w:bottom w:val="single" w:color="CCCCCC" w:sz="1"/>
+              <w:right w:val="single" w:color="CCCCCC" w:sz="1"/>
+            </w:tcBorders>
+            <w:tcMar>
+              <w:top w:type="dxa" w:w="80"/>
+              <w:left w:type="dxa" w:w="120"/>
+              <w:bottom w:type="dxa" w:w="80"/>
+              <w:right w:type="dxa" w:w="120"/>
+            </w:tcMar>
+          </w:tcPr>
+          <w:p>
+            <w:r>
+              <w:rPr>
+                <w:b w:val="false"/>
+                <w:bCs w:val="false"/>
+                <w:sz w:val="17"/>
+                <w:szCs w:val="17"/>
+              </w:rPr>
+              <w:t xml:space="preserve">Todos</w:t>
+            </w:r>
+          </w:p>
+        </w:tc>
+        <w:tc>
+          <w:tcPr>
+            <w:tcW w:type="dxa" w:w="2010"/>
+            <w:tcBorders>
+              <w:top w:val="single" w:color="CCCCCC" w:sz="1"/>
+              <w:left w:val="single" w:color="CCCCCC" w:sz="1"/>
+              <w:bottom w:val="single" w:color="CCCCCC" w:sz="1"/>
+              <w:right w:val="single" w:color="CCCCCC" w:sz="1"/>
+            </w:tcBorders>
+            <w:tcMar>
+              <w:top w:type="dxa" w:w="80"/>
+              <w:left w:type="dxa" w:w="120"/>
+              <w:bottom w:type="dxa" w:w="80"/>
+              <w:right w:type="dxa" w:w="120"/>
+            </w:tcMar>
+          </w:tcPr>
+          <w:p>
+            <w:r>
+              <w:rPr>
+                <w:b w:val="false"/>
+                <w:bCs w:val="false"/>
+                <w:sz w:val="17"/>
+                <w:szCs w:val="17"/>
+              </w:rPr>
+              <w:t xml:space="preserve">vel.+borda; noseriding</w:t>
+            </w:r>
+          </w:p>
+        </w:tc>
+      </w:tr>
+      <w:tr>
+        <w:tc>
+          <w:tcPr>
+            <w:tcW w:type="dxa" w:w="1750"/>
+            <w:tcBorders>
+              <w:top w:val="single" w:color="CCCCCC" w:sz="1"/>
+              <w:left w:val="single" w:color="CCCCCC" w:sz="1"/>
+              <w:bottom w:val="single" w:color="CCCCCC" w:sz="1"/>
+              <w:right w:val="single" w:color="CCCCCC" w:sz="1"/>
+            </w:tcBorders>
+            <w:tcMar>
+              <w:top w:type="dxa" w:w="80"/>
+              <w:left w:type="dxa" w:w="120"/>
+              <w:bottom w:type="dxa" w:w="80"/>
+              <w:right w:type="dxa" w:w="120"/>
+            </w:tcMar>
+          </w:tcPr>
+          <w:p>
+            <w:r>
+              <w:rPr>
+                <w:b w:val="false"/>
+                <w:bCs w:val="false"/>
+                <w:sz w:val="17"/>
+                <w:szCs w:val="17"/>
+              </w:rPr>
+              <w:t xml:space="preserve">TB Slim (Flex)</w:t>
+            </w:r>
+          </w:p>
+        </w:tc>
+        <w:tc>
+          <w:tcPr>
+            <w:tcW w:type="dxa" w:w="1700"/>
+            <w:tcBorders>
+              <w:top w:val="single" w:color="CCCCCC" w:sz="1"/>
+              <w:left w:val="single" w:color="CCCCCC" w:sz="1"/>
+              <w:bottom w:val="single" w:color="CCCCCC" w:sz="1"/>
+              <w:right w:val="single" w:color="CCCCCC" w:sz="1"/>
+            </w:tcBorders>
+            <w:tcMar>
+              <w:top w:type="dxa" w:w="80"/>
+              <w:left w:type="dxa" w:w="120"/>
+              <w:bottom w:type="dxa" w:w="80"/>
+              <w:right w:type="dxa" w:w="120"/>
+            </w:tcMar>
+          </w:tcPr>
+          <w:p>
+            <w:r>
+              <w:rPr>
+                <w:b w:val="false"/>
+                <w:bCs w:val="false"/>
+                <w:sz w:val="17"/>
+                <w:szCs w:val="17"/>
+              </w:rPr>
+              <w:t xml:space="preserve">longboard</w:t>
+            </w:r>
+          </w:p>
+        </w:tc>
+        <w:tc>
+          <w:tcPr>
+            <w:tcW w:type="dxa" w:w="1300"/>
+            <w:tcBorders>
+              <w:top w:val="single" w:color="CCCCCC" w:sz="1"/>
+              <w:left w:val="single" w:color="CCCCCC" w:sz="1"/>
+              <w:bottom w:val="single" w:color="CCCCCC" w:sz="1"/>
+              <w:right w:val="single" w:color="CCCCCC" w:sz="1"/>
+            </w:tcBorders>
+            <w:tcMar>
+              <w:top w:type="dxa" w:w="80"/>
+              <w:left w:type="dxa" w:w="120"/>
+              <w:bottom w:type="dxa" w:w="80"/>
+              <w:right w:type="dxa" w:w="120"/>
+            </w:tcMar>
+          </w:tcPr>
+          <w:p>
+            <w:r>
+              <w:rPr>
+                <w:b w:val="false"/>
+                <w:bCs w:val="false"/>
+                <w:sz w:val="17"/>
+                <w:szCs w:val="17"/>
+              </w:rPr>
+              <w:t xml:space="preserve">monoquilha</w:t>
+            </w:r>
+          </w:p>
+        </w:tc>
+        <w:tc>
+          <w:tcPr>
+            <w:tcW w:type="dxa" w:w="1300"/>
+            <w:tcBorders>
+              <w:top w:val="single" w:color="CCCCCC" w:sz="1"/>
+              <w:left w:val="single" w:color="CCCCCC" w:sz="1"/>
+              <w:bottom w:val="single" w:color="CCCCCC" w:sz="1"/>
+              <w:right w:val="single" w:color="CCCCCC" w:sz="1"/>
+            </w:tcBorders>
+            <w:tcMar>
+              <w:top w:type="dxa" w:w="80"/>
+              <w:left w:type="dxa" w:w="120"/>
+              <w:bottom w:type="dxa" w:w="80"/>
+              <w:right w:type="dxa" w:w="120"/>
+            </w:tcMar>
+          </w:tcPr>
+          <w:p>
+            <w:r>
+              <w:rPr>
+                <w:b w:val="false"/>
+                <w:bCs w:val="false"/>
+                <w:sz w:val="17"/>
+                <w:szCs w:val="17"/>
+              </w:rPr>
+              <w:t xml:space="preserve">inter, avanç.</w:t>
+            </w:r>
+          </w:p>
+        </w:tc>
+        <w:tc>
+          <w:tcPr>
+            <w:tcW w:type="dxa" w:w="1300"/>
+            <w:tcBorders>
+              <w:top w:val="single" w:color="CCCCCC" w:sz="1"/>
+              <w:left w:val="single" w:color="CCCCCC" w:sz="1"/>
+              <w:bottom w:val="single" w:color="CCCCCC" w:sz="1"/>
+              <w:right w:val="single" w:color="CCCCCC" w:sz="1"/>
+            </w:tcBorders>
+            <w:tcMar>
+              <w:top w:type="dxa" w:w="80"/>
+              <w:left w:type="dxa" w:w="120"/>
+              <w:bottom w:type="dxa" w:w="80"/>
+              <w:right w:type="dxa" w:w="120"/>
+            </w:tcMar>
+          </w:tcPr>
+          <w:p>
+            <w:r>
+              <w:rPr>
+                <w:b w:val="false"/>
+                <w:bCs w:val="false"/>
+                <w:sz w:val="17"/>
+                <w:szCs w:val="17"/>
+              </w:rPr>
+              <w:t xml:space="preserve">Todos</w:t>
+            </w:r>
+          </w:p>
+        </w:tc>
+        <w:tc>
+          <w:tcPr>
+            <w:tcW w:type="dxa" w:w="2010"/>
+            <w:tcBorders>
+              <w:top w:val="single" w:color="CCCCCC" w:sz="1"/>
+              <w:left w:val="single" w:color="CCCCCC" w:sz="1"/>
+              <w:bottom w:val="single" w:color="CCCCCC" w:sz="1"/>
+              <w:right w:val="single" w:color="CCCCCC" w:sz="1"/>
+            </w:tcBorders>
+            <w:tcMar>
+              <w:top w:type="dxa" w:w="80"/>
+              <w:left w:type="dxa" w:w="120"/>
+              <w:bottom w:type="dxa" w:w="80"/>
+              <w:right w:type="dxa" w:w="120"/>
+            </w:tcMar>
+          </w:tcPr>
+          <w:p>
+            <w:r>
+              <w:rPr>
+                <w:b w:val="false"/>
+                <w:bCs w:val="false"/>
+                <w:sz w:val="17"/>
+                <w:szCs w:val="17"/>
+              </w:rPr>
+              <w:t xml:space="preserve">vel.+borda</w:t>
+            </w:r>
+          </w:p>
+        </w:tc>
+      </w:tr>
+      <w:tr>
+        <w:tc>
+          <w:tcPr>
+            <w:tcW w:type="dxa" w:w="1750"/>
+            <w:tcBorders>
+              <w:top w:val="single" w:color="CCCCCC" w:sz="1"/>
+              <w:left w:val="single" w:color="CCCCCC" w:sz="1"/>
+              <w:bottom w:val="single" w:color="CCCCCC" w:sz="1"/>
+              <w:right w:val="single" w:color="CCCCCC" w:sz="1"/>
+            </w:tcBorders>
+            <w:tcMar>
+              <w:top w:type="dxa" w:w="80"/>
+              <w:left w:type="dxa" w:w="120"/>
+              <w:bottom w:type="dxa" w:w="80"/>
+              <w:right w:type="dxa" w:w="120"/>
+            </w:tcMar>
+          </w:tcPr>
+          <w:p>
+            <w:r>
+              <w:rPr>
+                <w:b w:val="false"/>
+                <w:bCs w:val="false"/>
+                <w:sz w:val="17"/>
+                <w:szCs w:val="17"/>
+              </w:rPr>
+              <w:t xml:space="preserve">Biquilha Speed</w:t>
+            </w:r>
+          </w:p>
+        </w:tc>
+        <w:tc>
+          <w:tcPr>
+            <w:tcW w:type="dxa" w:w="1700"/>
+            <w:tcBorders>
+              <w:top w:val="single" w:color="CCCCCC" w:sz="1"/>
+              <w:left w:val="single" w:color="CCCCCC" w:sz="1"/>
+              <w:bottom w:val="single" w:color="CCCCCC" w:sz="1"/>
+              <w:right w:val="single" w:color="CCCCCC" w:sz="1"/>
+            </w:tcBorders>
+            <w:tcMar>
+              <w:top w:type="dxa" w:w="80"/>
+              <w:left w:type="dxa" w:w="120"/>
+              <w:bottom w:type="dxa" w:w="80"/>
+              <w:right w:type="dxa" w:w="120"/>
+            </w:tcMar>
+          </w:tcPr>
+          <w:p>
+            <w:r>
+              <w:rPr>
+                <w:b w:val="false"/>
+                <w:bCs w:val="false"/>
+                <w:sz w:val="17"/>
+                <w:szCs w:val="17"/>
+              </w:rPr>
+              <w:t xml:space="preserve">biquilha</w:t>
+            </w:r>
+          </w:p>
+        </w:tc>
+        <w:tc>
+          <w:tcPr>
+            <w:tcW w:type="dxa" w:w="1300"/>
+            <w:tcBorders>
+              <w:top w:val="single" w:color="CCCCCC" w:sz="1"/>
+              <w:left w:val="single" w:color="CCCCCC" w:sz="1"/>
+              <w:bottom w:val="single" w:color="CCCCCC" w:sz="1"/>
+              <w:right w:val="single" w:color="CCCCCC" w:sz="1"/>
+            </w:tcBorders>
+            <w:tcMar>
+              <w:top w:type="dxa" w:w="80"/>
+              <w:left w:type="dxa" w:w="120"/>
+              <w:bottom w:type="dxa" w:w="80"/>
+              <w:right w:type="dxa" w:w="120"/>
+            </w:tcMar>
+          </w:tcPr>
+          <w:p>
+            <w:r>
+              <w:rPr>
+                <w:b w:val="false"/>
+                <w:bCs w:val="false"/>
+                <w:sz w:val="17"/>
+                <w:szCs w:val="17"/>
+              </w:rPr>
+              <w:t xml:space="preserve">biquilha</w:t>
+            </w:r>
+          </w:p>
+        </w:tc>
+        <w:tc>
+          <w:tcPr>
+            <w:tcW w:type="dxa" w:w="1300"/>
+            <w:tcBorders>
+              <w:top w:val="single" w:color="CCCCCC" w:sz="1"/>
+              <w:left w:val="single" w:color="CCCCCC" w:sz="1"/>
+              <w:bottom w:val="single" w:color="CCCCCC" w:sz="1"/>
+              <w:right w:val="single" w:color="CCCCCC" w:sz="1"/>
+            </w:tcBorders>
+            <w:tcMar>
+              <w:top w:type="dxa" w:w="80"/>
+              <w:left w:type="dxa" w:w="120"/>
+              <w:bottom w:type="dxa" w:w="80"/>
+              <w:right w:type="dxa" w:w="120"/>
+            </w:tcMar>
+          </w:tcPr>
+          <w:p>
+            <w:r>
+              <w:rPr>
+                <w:b w:val="false"/>
+                <w:bCs w:val="false"/>
+                <w:sz w:val="17"/>
+                <w:szCs w:val="17"/>
+              </w:rPr>
+              <w:t xml:space="preserve">Todos</w:t>
+            </w:r>
+          </w:p>
+        </w:tc>
+        <w:tc>
+          <w:tcPr>
+            <w:tcW w:type="dxa" w:w="1300"/>
+            <w:tcBorders>
+              <w:top w:val="single" w:color="CCCCCC" w:sz="1"/>
+              <w:left w:val="single" w:color="CCCCCC" w:sz="1"/>
+              <w:bottom w:val="single" w:color="CCCCCC" w:sz="1"/>
+              <w:right w:val="single" w:color="CCCCCC" w:sz="1"/>
+            </w:tcBorders>
+            <w:tcMar>
+              <w:top w:type="dxa" w:w="80"/>
+              <w:left w:type="dxa" w:w="120"/>
+              <w:bottom w:type="dxa" w:w="80"/>
+              <w:right w:type="dxa" w:w="120"/>
+            </w:tcMar>
+          </w:tcPr>
+          <w:p>
+            <w:r>
+              <w:rPr>
+                <w:b w:val="false"/>
+                <w:bCs w:val="false"/>
+                <w:sz w:val="17"/>
+                <w:szCs w:val="17"/>
+              </w:rPr>
+              <w:t xml:space="preserve">Todos</w:t>
+            </w:r>
+          </w:p>
+        </w:tc>
+        <w:tc>
+          <w:tcPr>
+            <w:tcW w:type="dxa" w:w="2010"/>
+            <w:tcBorders>
+              <w:top w:val="single" w:color="CCCCCC" w:sz="1"/>
+              <w:left w:val="single" w:color="CCCCCC" w:sz="1"/>
+              <w:bottom w:val="single" w:color="CCCCCC" w:sz="1"/>
+              <w:right w:val="single" w:color="CCCCCC" w:sz="1"/>
+            </w:tcBorders>
+            <w:tcMar>
+              <w:top w:type="dxa" w:w="80"/>
+              <w:left w:type="dxa" w:w="120"/>
+              <w:bottom w:type="dxa" w:w="80"/>
+              <w:right w:type="dxa" w:w="120"/>
+            </w:tcMar>
+          </w:tcPr>
+          <w:p>
+            <w:r>
+              <w:rPr>
+                <w:b w:val="false"/>
+                <w:bCs w:val="false"/>
+                <w:sz w:val="17"/>
+                <w:szCs w:val="17"/>
+              </w:rPr>
+              <w:t xml:space="preserve">vel./acel. horizontal</w:t>
+            </w:r>
+          </w:p>
+        </w:tc>
+      </w:tr>
+      <w:tr>
+        <w:tc>
+          <w:tcPr>
+            <w:tcW w:type="dxa" w:w="1750"/>
+            <w:tcBorders>
+              <w:top w:val="single" w:color="CCCCCC" w:sz="1"/>
+              <w:left w:val="single" w:color="CCCCCC" w:sz="1"/>
+              <w:bottom w:val="single" w:color="CCCCCC" w:sz="1"/>
+              <w:right w:val="single" w:color="CCCCCC" w:sz="1"/>
+            </w:tcBorders>
+            <w:tcMar>
+              <w:top w:type="dxa" w:w="80"/>
+              <w:left w:type="dxa" w:w="120"/>
+              <w:bottom w:type="dxa" w:w="80"/>
+              <w:right w:type="dxa" w:w="120"/>
+            </w:tcMar>
+          </w:tcPr>
+          <w:p>
+            <w:r>
+              <w:rPr>
+                <w:b w:val="false"/>
+                <w:bCs w:val="false"/>
+                <w:sz w:val="17"/>
+                <w:szCs w:val="17"/>
+              </w:rPr>
+              <w:t xml:space="preserve">Biquilha Séries</w:t>
+            </w:r>
+          </w:p>
+        </w:tc>
+        <w:tc>
+          <w:tcPr>
+            <w:tcW w:type="dxa" w:w="1700"/>
+            <w:tcBorders>
+              <w:top w:val="single" w:color="CCCCCC" w:sz="1"/>
+              <w:left w:val="single" w:color="CCCCCC" w:sz="1"/>
+              <w:bottom w:val="single" w:color="CCCCCC" w:sz="1"/>
+              <w:right w:val="single" w:color="CCCCCC" w:sz="1"/>
+            </w:tcBorders>
+            <w:tcMar>
+              <w:top w:type="dxa" w:w="80"/>
+              <w:left w:type="dxa" w:w="120"/>
+              <w:bottom w:type="dxa" w:w="80"/>
+              <w:right w:type="dxa" w:w="120"/>
+            </w:tcMar>
+          </w:tcPr>
+          <w:p>
+            <w:r>
+              <w:rPr>
+                <w:b w:val="false"/>
+                <w:bCs w:val="false"/>
+                <w:sz w:val="17"/>
+                <w:szCs w:val="17"/>
+              </w:rPr>
+              <w:t xml:space="preserve">biquilha</w:t>
+            </w:r>
+          </w:p>
+        </w:tc>
+        <w:tc>
+          <w:tcPr>
+            <w:tcW w:type="dxa" w:w="1300"/>
+            <w:tcBorders>
+              <w:top w:val="single" w:color="CCCCCC" w:sz="1"/>
+              <w:left w:val="single" w:color="CCCCCC" w:sz="1"/>
+              <w:bottom w:val="single" w:color="CCCCCC" w:sz="1"/>
+              <w:right w:val="single" w:color="CCCCCC" w:sz="1"/>
+            </w:tcBorders>
+            <w:tcMar>
+              <w:top w:type="dxa" w:w="80"/>
+              <w:left w:type="dxa" w:w="120"/>
+              <w:bottom w:type="dxa" w:w="80"/>
+              <w:right w:type="dxa" w:w="120"/>
+            </w:tcMar>
+          </w:tcPr>
+          <w:p>
+            <w:r>
+              <w:rPr>
+                <w:b w:val="false"/>
+                <w:bCs w:val="false"/>
+                <w:sz w:val="17"/>
+                <w:szCs w:val="17"/>
+              </w:rPr>
+              <w:t xml:space="preserve">biquilha</w:t>
+            </w:r>
+          </w:p>
+        </w:tc>
+        <w:tc>
+          <w:tcPr>
+            <w:tcW w:type="dxa" w:w="1300"/>
+            <w:tcBorders>
+              <w:top w:val="single" w:color="CCCCCC" w:sz="1"/>
+              <w:left w:val="single" w:color="CCCCCC" w:sz="1"/>
+              <w:bottom w:val="single" w:color="CCCCCC" w:sz="1"/>
+              <w:right w:val="single" w:color="CCCCCC" w:sz="1"/>
+            </w:tcBorders>
+            <w:tcMar>
+              <w:top w:type="dxa" w:w="80"/>
+              <w:left w:type="dxa" w:w="120"/>
+              <w:bottom w:type="dxa" w:w="80"/>
+              <w:right w:type="dxa" w:w="120"/>
+            </w:tcMar>
+          </w:tcPr>
+          <w:p>
+            <w:r>
+              <w:rPr>
+                <w:b w:val="false"/>
+                <w:bCs w:val="false"/>
+                <w:sz w:val="17"/>
+                <w:szCs w:val="17"/>
+              </w:rPr>
+              <w:t xml:space="preserve">inter, avanç.</w:t>
+            </w:r>
+          </w:p>
+        </w:tc>
+        <w:tc>
+          <w:tcPr>
+            <w:tcW w:type="dxa" w:w="1300"/>
+            <w:tcBorders>
+              <w:top w:val="single" w:color="CCCCCC" w:sz="1"/>
+              <w:left w:val="single" w:color="CCCCCC" w:sz="1"/>
+              <w:bottom w:val="single" w:color="CCCCCC" w:sz="1"/>
+              <w:right w:val="single" w:color="CCCCCC" w:sz="1"/>
+            </w:tcBorders>
+            <w:tcMar>
+              <w:top w:type="dxa" w:w="80"/>
+              <w:left w:type="dxa" w:w="120"/>
+              <w:bottom w:type="dxa" w:w="80"/>
+              <w:right w:type="dxa" w:w="120"/>
+            </w:tcMar>
+          </w:tcPr>
+          <w:p>
+            <w:r>
+              <w:rPr>
+                <w:b w:val="false"/>
+                <w:bCs w:val="false"/>
+                <w:sz w:val="17"/>
+                <w:szCs w:val="17"/>
+              </w:rPr>
+              <w:t xml:space="preserve">Todos</w:t>
+            </w:r>
+          </w:p>
+        </w:tc>
+        <w:tc>
+          <w:tcPr>
+            <w:tcW w:type="dxa" w:w="2010"/>
+            <w:tcBorders>
+              <w:top w:val="single" w:color="CCCCCC" w:sz="1"/>
+              <w:left w:val="single" w:color="CCCCCC" w:sz="1"/>
+              <w:bottom w:val="single" w:color="CCCCCC" w:sz="1"/>
+              <w:right w:val="single" w:color="CCCCCC" w:sz="1"/>
+            </w:tcBorders>
+            <w:tcMar>
+              <w:top w:type="dxa" w:w="80"/>
+              <w:left w:type="dxa" w:w="120"/>
+              <w:bottom w:type="dxa" w:w="80"/>
+              <w:right w:type="dxa" w:w="120"/>
+            </w:tcMar>
+          </w:tcPr>
+          <w:p>
+            <w:r>
+              <w:rPr>
+                <w:b w:val="false"/>
+                <w:bCs w:val="false"/>
+                <w:sz w:val="17"/>
+                <w:szCs w:val="17"/>
+              </w:rPr>
+              <w:t xml:space="preserve">agress. vertical; vel.+borda</w:t>
+            </w:r>
+          </w:p>
+        </w:tc>
+      </w:tr>
+      <w:tr>
+        <w:tc>
+          <w:tcPr>
+            <w:tcW w:type="dxa" w:w="1750"/>
+            <w:tcBorders>
+              <w:top w:val="single" w:color="CCCCCC" w:sz="1"/>
+              <w:left w:val="single" w:color="CCCCCC" w:sz="1"/>
+              <w:bottom w:val="single" w:color="CCCCCC" w:sz="1"/>
+              <w:right w:val="single" w:color="CCCCCC" w:sz="1"/>
+            </w:tcBorders>
+            <w:tcMar>
+              <w:top w:type="dxa" w:w="80"/>
+              <w:left w:type="dxa" w:w="120"/>
+              <w:bottom w:type="dxa" w:w="80"/>
+              <w:right w:type="dxa" w:w="120"/>
+            </w:tcMar>
+          </w:tcPr>
+          <w:p>
+            <w:r>
+              <w:rPr>
+                <w:b w:val="false"/>
+                <w:bCs w:val="false"/>
+                <w:sz w:val="17"/>
+                <w:szCs w:val="17"/>
+              </w:rPr>
+              <w:t xml:space="preserve">Jogo Nusa</w:t>
+            </w:r>
+          </w:p>
+        </w:tc>
+        <w:tc>
+          <w:tcPr>
+            <w:tcW w:type="dxa" w:w="1700"/>
+            <w:tcBorders>
+              <w:top w:val="single" w:color="CCCCCC" w:sz="1"/>
+              <w:left w:val="single" w:color="CCCCCC" w:sz="1"/>
+              <w:bottom w:val="single" w:color="CCCCCC" w:sz="1"/>
+              <w:right w:val="single" w:color="CCCCCC" w:sz="1"/>
+            </w:tcBorders>
+            <w:tcMar>
+              <w:top w:type="dxa" w:w="80"/>
+              <w:left w:type="dxa" w:w="120"/>
+              <w:bottom w:type="dxa" w:w="80"/>
+              <w:right w:type="dxa" w:w="120"/>
+            </w:tcMar>
+          </w:tcPr>
+          <w:p>
+            <w:r>
+              <w:rPr>
+                <w:b w:val="false"/>
+                <w:bCs w:val="false"/>
+                <w:sz w:val="17"/>
+                <w:szCs w:val="17"/>
+              </w:rPr>
+              <w:t xml:space="preserve">mid-length</w:t>
+            </w:r>
+          </w:p>
+        </w:tc>
+        <w:tc>
+          <w:tcPr>
+            <w:tcW w:type="dxa" w:w="1300"/>
+            <w:tcBorders>
+              <w:top w:val="single" w:color="CCCCCC" w:sz="1"/>
+              <w:left w:val="single" w:color="CCCCCC" w:sz="1"/>
+              <w:bottom w:val="single" w:color="CCCCCC" w:sz="1"/>
+              <w:right w:val="single" w:color="CCCCCC" w:sz="1"/>
+            </w:tcBorders>
+            <w:tcMar>
+              <w:top w:type="dxa" w:w="80"/>
+              <w:left w:type="dxa" w:w="120"/>
+              <w:bottom w:type="dxa" w:w="80"/>
+              <w:right w:type="dxa" w:w="120"/>
+            </w:tcMar>
+          </w:tcPr>
+          <w:p>
+            <w:r>
+              <w:rPr>
+                <w:b w:val="false"/>
+                <w:bCs w:val="false"/>
+                <w:sz w:val="17"/>
+                <w:szCs w:val="17"/>
+              </w:rPr>
+              <w:t xml:space="preserve">2+1</w:t>
+            </w:r>
+          </w:p>
+        </w:tc>
+        <w:tc>
+          <w:tcPr>
+            <w:tcW w:type="dxa" w:w="1300"/>
+            <w:tcBorders>
+              <w:top w:val="single" w:color="CCCCCC" w:sz="1"/>
+              <w:left w:val="single" w:color="CCCCCC" w:sz="1"/>
+              <w:bottom w:val="single" w:color="CCCCCC" w:sz="1"/>
+              <w:right w:val="single" w:color="CCCCCC" w:sz="1"/>
+            </w:tcBorders>
+            <w:tcMar>
+              <w:top w:type="dxa" w:w="80"/>
+              <w:left w:type="dxa" w:w="120"/>
+              <w:bottom w:type="dxa" w:w="80"/>
+              <w:right w:type="dxa" w:w="120"/>
+            </w:tcMar>
+          </w:tcPr>
+          <w:p>
+            <w:r>
+              <w:rPr>
+                <w:b w:val="false"/>
+                <w:bCs w:val="false"/>
+                <w:sz w:val="17"/>
+                <w:szCs w:val="17"/>
+              </w:rPr>
+              <w:t xml:space="preserve">Todos</w:t>
+            </w:r>
+          </w:p>
+        </w:tc>
+        <w:tc>
+          <w:tcPr>
+            <w:tcW w:type="dxa" w:w="1300"/>
+            <w:tcBorders>
+              <w:top w:val="single" w:color="CCCCCC" w:sz="1"/>
+              <w:left w:val="single" w:color="CCCCCC" w:sz="1"/>
+              <w:bottom w:val="single" w:color="CCCCCC" w:sz="1"/>
+              <w:right w:val="single" w:color="CCCCCC" w:sz="1"/>
+            </w:tcBorders>
+            <w:tcMar>
+              <w:top w:type="dxa" w:w="80"/>
+              <w:left w:type="dxa" w:w="120"/>
+              <w:bottom w:type="dxa" w:w="80"/>
+              <w:right w:type="dxa" w:w="120"/>
+            </w:tcMar>
+          </w:tcPr>
+          <w:p>
+            <w:r>
+              <w:rPr>
+                <w:b w:val="false"/>
+                <w:bCs w:val="false"/>
+                <w:sz w:val="17"/>
+                <w:szCs w:val="17"/>
+              </w:rPr>
+              <w:t xml:space="preserve">Todos</w:t>
+            </w:r>
+          </w:p>
+        </w:tc>
+        <w:tc>
+          <w:tcPr>
+            <w:tcW w:type="dxa" w:w="2010"/>
+            <w:tcBorders>
+              <w:top w:val="single" w:color="CCCCCC" w:sz="1"/>
+              <w:left w:val="single" w:color="CCCCCC" w:sz="1"/>
+              <w:bottom w:val="single" w:color="CCCCCC" w:sz="1"/>
+              <w:right w:val="single" w:color="CCCCCC" w:sz="1"/>
+            </w:tcBorders>
+            <w:tcMar>
+              <w:top w:type="dxa" w:w="80"/>
+              <w:left w:type="dxa" w:w="120"/>
+              <w:bottom w:type="dxa" w:w="80"/>
+              <w:right w:type="dxa" w:w="120"/>
+            </w:tcMar>
+          </w:tcPr>
+          <w:p>
+            <w:r>
+              <w:rPr>
+                <w:b w:val="false"/>
+                <w:bCs w:val="false"/>
+                <w:sz w:val="17"/>
+                <w:szCs w:val="17"/>
+              </w:rPr>
+              <w:t xml:space="preserve">vel.+borda; agress. vertical</w:t>
+            </w:r>
+          </w:p>
+        </w:tc>
+      </w:tr>
+      <w:tr>
+        <w:tc>
+          <w:tcPr>
+            <w:tcW w:type="dxa" w:w="1750"/>
+            <w:tcBorders>
+              <w:top w:val="single" w:color="CCCCCC" w:sz="1"/>
+              <w:left w:val="single" w:color="CCCCCC" w:sz="1"/>
+              <w:bottom w:val="single" w:color="CCCCCC" w:sz="1"/>
+              <w:right w:val="single" w:color="CCCCCC" w:sz="1"/>
+            </w:tcBorders>
+            <w:tcMar>
+              <w:top w:type="dxa" w:w="80"/>
+              <w:left w:type="dxa" w:w="120"/>
+              <w:bottom w:type="dxa" w:w="80"/>
+              <w:right w:type="dxa" w:w="120"/>
+            </w:tcMar>
+          </w:tcPr>
+          <w:p>
+            <w:r>
+              <w:rPr>
+                <w:b w:val="false"/>
+                <w:bCs w:val="false"/>
+                <w:sz w:val="17"/>
+                <w:szCs w:val="17"/>
+              </w:rPr>
+              <w:t xml:space="preserve">Jogo Snapper</w:t>
+            </w:r>
+          </w:p>
+        </w:tc>
+        <w:tc>
+          <w:tcPr>
+            <w:tcW w:type="dxa" w:w="1700"/>
+            <w:tcBorders>
+              <w:top w:val="single" w:color="CCCCCC" w:sz="1"/>
+              <w:left w:val="single" w:color="CCCCCC" w:sz="1"/>
+              <w:bottom w:val="single" w:color="CCCCCC" w:sz="1"/>
+              <w:right w:val="single" w:color="CCCCCC" w:sz="1"/>
+            </w:tcBorders>
+            <w:tcMar>
+              <w:top w:type="dxa" w:w="80"/>
+              <w:left w:type="dxa" w:w="120"/>
+              <w:bottom w:type="dxa" w:w="80"/>
+              <w:right w:type="dxa" w:w="120"/>
+            </w:tcMar>
+          </w:tcPr>
+          <w:p>
+            <w:r>
+              <w:rPr>
+                <w:b w:val="false"/>
+                <w:bCs w:val="false"/>
+                <w:sz w:val="17"/>
+                <w:szCs w:val="17"/>
+              </w:rPr>
+              <w:t xml:space="preserve">mid-length, longboard</w:t>
+            </w:r>
+          </w:p>
+        </w:tc>
+        <w:tc>
+          <w:tcPr>
+            <w:tcW w:type="dxa" w:w="1300"/>
+            <w:tcBorders>
+              <w:top w:val="single" w:color="CCCCCC" w:sz="1"/>
+              <w:left w:val="single" w:color="CCCCCC" w:sz="1"/>
+              <w:bottom w:val="single" w:color="CCCCCC" w:sz="1"/>
+              <w:right w:val="single" w:color="CCCCCC" w:sz="1"/>
+            </w:tcBorders>
+            <w:tcMar>
+              <w:top w:type="dxa" w:w="80"/>
+              <w:left w:type="dxa" w:w="120"/>
+              <w:bottom w:type="dxa" w:w="80"/>
+              <w:right w:type="dxa" w:w="120"/>
+            </w:tcMar>
+          </w:tcPr>
+          <w:p>
+            <w:r>
+              <w:rPr>
+                <w:b w:val="false"/>
+                <w:bCs w:val="false"/>
+                <w:sz w:val="17"/>
+                <w:szCs w:val="17"/>
+              </w:rPr>
+              <w:t xml:space="preserve">2+1</w:t>
+            </w:r>
+          </w:p>
+        </w:tc>
+        <w:tc>
+          <w:tcPr>
+            <w:tcW w:type="dxa" w:w="1300"/>
+            <w:tcBorders>
+              <w:top w:val="single" w:color="CCCCCC" w:sz="1"/>
+              <w:left w:val="single" w:color="CCCCCC" w:sz="1"/>
+              <w:bottom w:val="single" w:color="CCCCCC" w:sz="1"/>
+              <w:right w:val="single" w:color="CCCCCC" w:sz="1"/>
+            </w:tcBorders>
+            <w:tcMar>
+              <w:top w:type="dxa" w:w="80"/>
+              <w:left w:type="dxa" w:w="120"/>
+              <w:bottom w:type="dxa" w:w="80"/>
+              <w:right w:type="dxa" w:w="120"/>
+            </w:tcMar>
+          </w:tcPr>
+          <w:p>
+            <w:r>
+              <w:rPr>
+                <w:b w:val="false"/>
+                <w:bCs w:val="false"/>
+                <w:sz w:val="17"/>
+                <w:szCs w:val="17"/>
+              </w:rPr>
+              <w:t xml:space="preserve">inter, avanç.</w:t>
+            </w:r>
+          </w:p>
+        </w:tc>
+        <w:tc>
+          <w:tcPr>
+            <w:tcW w:type="dxa" w:w="1300"/>
+            <w:tcBorders>
+              <w:top w:val="single" w:color="CCCCCC" w:sz="1"/>
+              <w:left w:val="single" w:color="CCCCCC" w:sz="1"/>
+              <w:bottom w:val="single" w:color="CCCCCC" w:sz="1"/>
+              <w:right w:val="single" w:color="CCCCCC" w:sz="1"/>
+            </w:tcBorders>
+            <w:tcMar>
+              <w:top w:type="dxa" w:w="80"/>
+              <w:left w:type="dxa" w:w="120"/>
+              <w:bottom w:type="dxa" w:w="80"/>
+              <w:right w:type="dxa" w:w="120"/>
+            </w:tcMar>
+          </w:tcPr>
+          <w:p>
+            <w:r>
+              <w:rPr>
+                <w:b w:val="false"/>
+                <w:bCs w:val="false"/>
+                <w:sz w:val="17"/>
+                <w:szCs w:val="17"/>
+              </w:rPr>
+              <w:t xml:space="preserve">Todos</w:t>
+            </w:r>
+          </w:p>
+        </w:tc>
+        <w:tc>
+          <w:tcPr>
+            <w:tcW w:type="dxa" w:w="2010"/>
+            <w:tcBorders>
+              <w:top w:val="single" w:color="CCCCCC" w:sz="1"/>
+              <w:left w:val="single" w:color="CCCCCC" w:sz="1"/>
+              <w:bottom w:val="single" w:color="CCCCCC" w:sz="1"/>
+              <w:right w:val="single" w:color="CCCCCC" w:sz="1"/>
+            </w:tcBorders>
+            <w:tcMar>
+              <w:top w:type="dxa" w:w="80"/>
+              <w:left w:type="dxa" w:w="120"/>
+              <w:bottom w:type="dxa" w:w="80"/>
+              <w:right w:type="dxa" w:w="120"/>
+            </w:tcMar>
+          </w:tcPr>
+          <w:p>
+            <w:r>
+              <w:rPr>
+                <w:b w:val="false"/>
+                <w:bCs w:val="false"/>
+                <w:sz w:val="17"/>
+                <w:szCs w:val="17"/>
+              </w:rPr>
+              <w:t xml:space="preserve">agress. vertical; vel.+borda</w:t>
+            </w:r>
+          </w:p>
+        </w:tc>
+      </w:tr>
+      <w:tr>
+        <w:tc>
+          <w:tcPr>
+            <w:tcW w:type="dxa" w:w="1750"/>
+            <w:tcBorders>
+              <w:top w:val="single" w:color="CCCCCC" w:sz="1"/>
+              <w:left w:val="single" w:color="CCCCCC" w:sz="1"/>
+              <w:bottom w:val="single" w:color="CCCCCC" w:sz="1"/>
+              <w:right w:val="single" w:color="CCCCCC" w:sz="1"/>
+            </w:tcBorders>
+            <w:tcMar>
+              <w:top w:type="dxa" w:w="80"/>
+              <w:left w:type="dxa" w:w="120"/>
+              <w:bottom w:type="dxa" w:w="80"/>
+              <w:right w:type="dxa" w:w="120"/>
+            </w:tcMar>
+          </w:tcPr>
+          <w:p>
+            <w:r>
+              <w:rPr>
+                <w:b w:val="false"/>
+                <w:bCs w:val="false"/>
+                <w:sz w:val="17"/>
+                <w:szCs w:val="17"/>
+              </w:rPr>
+              <w:t xml:space="preserve">Triquilha AM2</w:t>
+            </w:r>
+          </w:p>
+        </w:tc>
+        <w:tc>
+          <w:tcPr>
+            <w:tcW w:type="dxa" w:w="1700"/>
+            <w:tcBorders>
+              <w:top w:val="single" w:color="CCCCCC" w:sz="1"/>
+              <w:left w:val="single" w:color="CCCCCC" w:sz="1"/>
+              <w:bottom w:val="single" w:color="CCCCCC" w:sz="1"/>
+              <w:right w:val="single" w:color="CCCCCC" w:sz="1"/>
+            </w:tcBorders>
+            <w:tcMar>
+              <w:top w:type="dxa" w:w="80"/>
+              <w:left w:type="dxa" w:w="120"/>
+              <w:bottom w:type="dxa" w:w="80"/>
+              <w:right w:type="dxa" w:w="120"/>
+            </w:tcMar>
+          </w:tcPr>
+          <w:p>
+            <w:r>
+              <w:rPr>
+                <w:b w:val="false"/>
+                <w:bCs w:val="false"/>
+                <w:sz w:val="17"/>
+                <w:szCs w:val="17"/>
+              </w:rPr>
+              <w:t xml:space="preserve">mid-length, biquilha</w:t>
+            </w:r>
+          </w:p>
+        </w:tc>
+        <w:tc>
+          <w:tcPr>
+            <w:tcW w:type="dxa" w:w="1300"/>
+            <w:tcBorders>
+              <w:top w:val="single" w:color="CCCCCC" w:sz="1"/>
+              <w:left w:val="single" w:color="CCCCCC" w:sz="1"/>
+              <w:bottom w:val="single" w:color="CCCCCC" w:sz="1"/>
+              <w:right w:val="single" w:color="CCCCCC" w:sz="1"/>
+            </w:tcBorders>
+            <w:tcMar>
+              <w:top w:type="dxa" w:w="80"/>
+              <w:left w:type="dxa" w:w="120"/>
+              <w:bottom w:type="dxa" w:w="80"/>
+              <w:right w:type="dxa" w:w="120"/>
+            </w:tcMar>
+          </w:tcPr>
+          <w:p>
+            <w:r>
+              <w:rPr>
+                <w:b w:val="false"/>
+                <w:bCs w:val="false"/>
+                <w:sz w:val="17"/>
+                <w:szCs w:val="17"/>
+              </w:rPr>
+              <w:t xml:space="preserve">2+1</w:t>
+            </w:r>
+          </w:p>
+        </w:tc>
+        <w:tc>
+          <w:tcPr>
+            <w:tcW w:type="dxa" w:w="1300"/>
+            <w:tcBorders>
+              <w:top w:val="single" w:color="CCCCCC" w:sz="1"/>
+              <w:left w:val="single" w:color="CCCCCC" w:sz="1"/>
+              <w:bottom w:val="single" w:color="CCCCCC" w:sz="1"/>
+              <w:right w:val="single" w:color="CCCCCC" w:sz="1"/>
+            </w:tcBorders>
+            <w:tcMar>
+              <w:top w:type="dxa" w:w="80"/>
+              <w:left w:type="dxa" w:w="120"/>
+              <w:bottom w:type="dxa" w:w="80"/>
+              <w:right w:type="dxa" w:w="120"/>
+            </w:tcMar>
+          </w:tcPr>
+          <w:p>
+            <w:r>
+              <w:rPr>
+                <w:b w:val="false"/>
+                <w:bCs w:val="false"/>
+                <w:sz w:val="17"/>
+                <w:szCs w:val="17"/>
+              </w:rPr>
+              <w:t xml:space="preserve">inter, avanç.</w:t>
+            </w:r>
+          </w:p>
+        </w:tc>
+        <w:tc>
+          <w:tcPr>
+            <w:tcW w:type="dxa" w:w="1300"/>
+            <w:tcBorders>
+              <w:top w:val="single" w:color="CCCCCC" w:sz="1"/>
+              <w:left w:val="single" w:color="CCCCCC" w:sz="1"/>
+              <w:bottom w:val="single" w:color="CCCCCC" w:sz="1"/>
+              <w:right w:val="single" w:color="CCCCCC" w:sz="1"/>
+            </w:tcBorders>
+            <w:tcMar>
+              <w:top w:type="dxa" w:w="80"/>
+              <w:left w:type="dxa" w:w="120"/>
+              <w:bottom w:type="dxa" w:w="80"/>
+              <w:right w:type="dxa" w:w="120"/>
+            </w:tcMar>
+          </w:tcPr>
+          <w:p>
+            <w:r>
+              <w:rPr>
+                <w:b w:val="false"/>
+                <w:bCs w:val="false"/>
+                <w:sz w:val="17"/>
+                <w:szCs w:val="17"/>
+              </w:rPr>
+              <w:t xml:space="preserve">65 kg ou mais</w:t>
+            </w:r>
+          </w:p>
+        </w:tc>
+        <w:tc>
+          <w:tcPr>
+            <w:tcW w:type="dxa" w:w="2010"/>
+            <w:tcBorders>
+              <w:top w:val="single" w:color="CCCCCC" w:sz="1"/>
+              <w:left w:val="single" w:color="CCCCCC" w:sz="1"/>
+              <w:bottom w:val="single" w:color="CCCCCC" w:sz="1"/>
+              <w:right w:val="single" w:color="CCCCCC" w:sz="1"/>
+            </w:tcBorders>
+            <w:tcMar>
+              <w:top w:type="dxa" w:w="80"/>
+              <w:left w:type="dxa" w:w="120"/>
+              <w:bottom w:type="dxa" w:w="80"/>
+              <w:right w:type="dxa" w:w="120"/>
+            </w:tcMar>
+          </w:tcPr>
+          <w:p>
+            <w:r>
+              <w:rPr>
+                <w:b w:val="false"/>
+                <w:bCs w:val="false"/>
+                <w:sz w:val="17"/>
+                <w:szCs w:val="17"/>
+              </w:rPr>
+              <w:t xml:space="preserve">horizontal; vertical</w:t>
+            </w:r>
+          </w:p>
+        </w:tc>
+      </w:tr>
+    </w:tbl>
+    <w:p>
+      <w:pPr>
+        <w:spacing w:after="120"/>
+      </w:pPr>
+    </w:p>
+    <w:p>
+      <w:pPr>
+        <w:pStyle w:val="Heading2"/>
+      </w:pPr>
+      <w:r>
+        <w:t xml:space="preserve">6.2 Prancha e onda</w:t>
+      </w:r>
+    </w:p>
+    <w:tbl>
+      <w:tblPr>
+        <w:tblW w:type="dxa" w:w="9360"/>
+        <w:tblBorders>
+          <w:top w:val="single" w:color="auto" w:sz="4"/>
+          <w:left w:val="single" w:color="auto" w:sz="4"/>
+          <w:bottom w:val="single" w:color="auto" w:sz="4"/>
+          <w:right w:val="single" w:color="auto" w:sz="4"/>
+          <w:insideH w:val="single" w:color="auto" w:sz="4"/>
+          <w:insideV w:val="single" w:color="auto" w:sz="4"/>
+        </w:tblBorders>
+      </w:tblPr>
+      <w:tblGrid>
+        <w:gridCol w:w="1500"/>
+        <w:gridCol w:w="1300"/>
+        <w:gridCol w:w="1300"/>
+        <w:gridCol w:w="2260"/>
+        <w:gridCol w:w="1700"/>
+        <w:gridCol w:w="1300"/>
+      </w:tblGrid>
+      <w:tr>
+        <w:tc>
+          <w:tcPr>
+            <w:tcW w:type="dxa" w:w="1500"/>
+            <w:tcBorders>
+              <w:top w:val="single" w:color="CCCCCC" w:sz="1"/>
+              <w:left w:val="single" w:color="CCCCCC" w:sz="1"/>
+              <w:bottom w:val="single" w:color="CCCCCC" w:sz="1"/>
+              <w:right w:val="single" w:color="CCCCCC" w:sz="1"/>
+            </w:tcBorders>
+            <w:shd w:fill="E8EEF4" w:val="clear"/>
+            <w:tcMar>
+              <w:top w:type="dxa" w:w="80"/>
+              <w:left w:type="dxa" w:w="120"/>
+              <w:bottom w:type="dxa" w:w="80"/>
+              <w:right w:type="dxa" w:w="120"/>
+            </w:tcMar>
+          </w:tcPr>
+          <w:p>
+            <w:r>
+              <w:rPr>
+                <w:b/>
+                <w:bCs/>
+                <w:sz w:val="17"/>
+                <w:szCs w:val="17"/>
+              </w:rPr>
+              <w:t xml:space="preserve">Produto</w:t>
+            </w:r>
+          </w:p>
+        </w:tc>
+        <w:tc>
+          <w:tcPr>
+            <w:tcW w:type="dxa" w:w="1300"/>
+            <w:tcBorders>
+              <w:top w:val="single" w:color="CCCCCC" w:sz="1"/>
+              <w:left w:val="single" w:color="CCCCCC" w:sz="1"/>
+              <w:bottom w:val="single" w:color="CCCCCC" w:sz="1"/>
+              <w:right w:val="single" w:color="CCCCCC" w:sz="1"/>
+            </w:tcBorders>
+            <w:shd w:fill="E8EEF4" w:val="clear"/>
+            <w:tcMar>
+              <w:top w:type="dxa" w:w="80"/>
+              <w:left w:type="dxa" w:w="120"/>
+              <w:bottom w:type="dxa" w:w="80"/>
+              <w:right w:type="dxa" w:w="120"/>
+            </w:tcMar>
+          </w:tcPr>
+          <w:p>
+            <w:r>
+              <w:rPr>
+                <w:b/>
+                <w:bCs/>
+                <w:sz w:val="17"/>
+                <w:szCs w:val="17"/>
+              </w:rPr>
+              <w:t xml:space="preserve">Tam. prancha (faixa)</w:t>
+            </w:r>
+          </w:p>
+        </w:tc>
+        <w:tc>
+          <w:tcPr>
+            <w:tcW w:type="dxa" w:w="1300"/>
+            <w:tcBorders>
+              <w:top w:val="single" w:color="CCCCCC" w:sz="1"/>
+              <w:left w:val="single" w:color="CCCCCC" w:sz="1"/>
+              <w:bottom w:val="single" w:color="CCCCCC" w:sz="1"/>
+              <w:right w:val="single" w:color="CCCCCC" w:sz="1"/>
+            </w:tcBorders>
+            <w:shd w:fill="E8EEF4" w:val="clear"/>
+            <w:tcMar>
+              <w:top w:type="dxa" w:w="80"/>
+              <w:left w:type="dxa" w:w="120"/>
+              <w:bottom w:type="dxa" w:w="80"/>
+              <w:right w:type="dxa" w:w="120"/>
+            </w:tcMar>
+          </w:tcPr>
+          <w:p>
+            <w:r>
+              <w:rPr>
+                <w:b/>
+                <w:bCs/>
+                <w:sz w:val="17"/>
+                <w:szCs w:val="17"/>
+              </w:rPr>
+              <w:t xml:space="preserve">Peso prancha</w:t>
+            </w:r>
+          </w:p>
+        </w:tc>
+        <w:tc>
+          <w:tcPr>
+            <w:tcW w:type="dxa" w:w="2260"/>
+            <w:tcBorders>
+              <w:top w:val="single" w:color="CCCCCC" w:sz="1"/>
+              <w:left w:val="single" w:color="CCCCCC" w:sz="1"/>
+              <w:bottom w:val="single" w:color="CCCCCC" w:sz="1"/>
+              <w:right w:val="single" w:color="CCCCCC" w:sz="1"/>
+            </w:tcBorders>
+            <w:shd w:fill="E8EEF4" w:val="clear"/>
+            <w:tcMar>
+              <w:top w:type="dxa" w:w="80"/>
+              <w:left w:type="dxa" w:w="120"/>
+              <w:bottom w:type="dxa" w:w="80"/>
+              <w:right w:type="dxa" w:w="120"/>
+            </w:tcMar>
+          </w:tcPr>
+          <w:p>
+            <w:r>
+              <w:rPr>
+                <w:b/>
+                <w:bCs/>
+                <w:sz w:val="17"/>
+                <w:szCs w:val="17"/>
+              </w:rPr>
+              <w:t xml:space="preserve">Rabetas</w:t>
+            </w:r>
+          </w:p>
+        </w:tc>
+        <w:tc>
+          <w:tcPr>
+            <w:tcW w:type="dxa" w:w="1700"/>
+            <w:tcBorders>
+              <w:top w:val="single" w:color="CCCCCC" w:sz="1"/>
+              <w:left w:val="single" w:color="CCCCCC" w:sz="1"/>
+              <w:bottom w:val="single" w:color="CCCCCC" w:sz="1"/>
+              <w:right w:val="single" w:color="CCCCCC" w:sz="1"/>
+            </w:tcBorders>
+            <w:shd w:fill="E8EEF4" w:val="clear"/>
+            <w:tcMar>
+              <w:top w:type="dxa" w:w="80"/>
+              <w:left w:type="dxa" w:w="120"/>
+              <w:bottom w:type="dxa" w:w="80"/>
+              <w:right w:type="dxa" w:w="120"/>
+            </w:tcMar>
+          </w:tcPr>
+          <w:p>
+            <w:r>
+              <w:rPr>
+                <w:b/>
+                <w:bCs/>
+                <w:sz w:val="17"/>
+                <w:szCs w:val="17"/>
+              </w:rPr>
+              <w:t xml:space="preserve">Encaixe</w:t>
+            </w:r>
+          </w:p>
+        </w:tc>
+        <w:tc>
+          <w:tcPr>
+            <w:tcW w:type="dxa" w:w="1300"/>
+            <w:tcBorders>
+              <w:top w:val="single" w:color="CCCCCC" w:sz="1"/>
+              <w:left w:val="single" w:color="CCCCCC" w:sz="1"/>
+              <w:bottom w:val="single" w:color="CCCCCC" w:sz="1"/>
+              <w:right w:val="single" w:color="CCCCCC" w:sz="1"/>
+            </w:tcBorders>
+            <w:shd w:fill="E8EEF4" w:val="clear"/>
+            <w:tcMar>
+              <w:top w:type="dxa" w:w="80"/>
+              <w:left w:type="dxa" w:w="120"/>
+              <w:bottom w:type="dxa" w:w="80"/>
+              <w:right w:type="dxa" w:w="120"/>
+            </w:tcMar>
+          </w:tcPr>
+          <w:p>
+            <w:r>
+              <w:rPr>
+                <w:b/>
+                <w:bCs/>
+                <w:sz w:val="17"/>
+                <w:szCs w:val="17"/>
+              </w:rPr>
+              <w:t xml:space="preserve">Onda (tam.; tipo)</w:t>
+            </w:r>
+          </w:p>
+        </w:tc>
+      </w:tr>
+      <w:tr>
+        <w:tc>
+          <w:tcPr>
+            <w:tcW w:type="dxa" w:w="1500"/>
+            <w:tcBorders>
+              <w:top w:val="single" w:color="CCCCCC" w:sz="1"/>
+              <w:left w:val="single" w:color="CCCCCC" w:sz="1"/>
+              <w:bottom w:val="single" w:color="CCCCCC" w:sz="1"/>
+              <w:right w:val="single" w:color="CCCCCC" w:sz="1"/>
+            </w:tcBorders>
+            <w:tcMar>
+              <w:top w:type="dxa" w:w="80"/>
+              <w:left w:type="dxa" w:w="120"/>
+              <w:bottom w:type="dxa" w:w="80"/>
+              <w:right w:type="dxa" w:w="120"/>
+            </w:tcMar>
+          </w:tcPr>
+          <w:p>
+            <w:r>
+              <w:rPr>
+                <w:b w:val="false"/>
+                <w:bCs w:val="false"/>
+                <w:sz w:val="17"/>
+                <w:szCs w:val="17"/>
+              </w:rPr>
+              <w:t xml:space="preserve">Pé no bico</w:t>
+            </w:r>
+          </w:p>
+        </w:tc>
+        <w:tc>
+          <w:tcPr>
+            <w:tcW w:type="dxa" w:w="1300"/>
+            <w:tcBorders>
+              <w:top w:val="single" w:color="CCCCCC" w:sz="1"/>
+              <w:left w:val="single" w:color="CCCCCC" w:sz="1"/>
+              <w:bottom w:val="single" w:color="CCCCCC" w:sz="1"/>
+              <w:right w:val="single" w:color="CCCCCC" w:sz="1"/>
+            </w:tcBorders>
+            <w:tcMar>
+              <w:top w:type="dxa" w:w="80"/>
+              <w:left w:type="dxa" w:w="120"/>
+              <w:bottom w:type="dxa" w:w="80"/>
+              <w:right w:type="dxa" w:w="120"/>
+            </w:tcMar>
+          </w:tcPr>
+          <w:p>
+            <w:r>
+              <w:rPr>
+                <w:b w:val="false"/>
+                <w:bCs w:val="false"/>
+                <w:sz w:val="17"/>
+                <w:szCs w:val="17"/>
+              </w:rPr>
+              <w:t xml:space="preserve">9'2"–10'0"</w:t>
+            </w:r>
+          </w:p>
+        </w:tc>
+        <w:tc>
+          <w:tcPr>
+            <w:tcW w:type="dxa" w:w="1300"/>
+            <w:tcBorders>
+              <w:top w:val="single" w:color="CCCCCC" w:sz="1"/>
+              <w:left w:val="single" w:color="CCCCCC" w:sz="1"/>
+              <w:bottom w:val="single" w:color="CCCCCC" w:sz="1"/>
+              <w:right w:val="single" w:color="CCCCCC" w:sz="1"/>
+            </w:tcBorders>
+            <w:tcMar>
+              <w:top w:type="dxa" w:w="80"/>
+              <w:left w:type="dxa" w:w="120"/>
+              <w:bottom w:type="dxa" w:w="80"/>
+              <w:right w:type="dxa" w:w="120"/>
+            </w:tcMar>
+          </w:tcPr>
+          <w:p>
+            <w:r>
+              <w:rPr>
+                <w:b w:val="false"/>
+                <w:bCs w:val="false"/>
+                <w:sz w:val="17"/>
+                <w:szCs w:val="17"/>
+              </w:rPr>
+              <w:t xml:space="preserve">pesada</w:t>
+            </w:r>
+          </w:p>
+        </w:tc>
+        <w:tc>
+          <w:tcPr>
+            <w:tcW w:type="dxa" w:w="2260"/>
+            <w:tcBorders>
+              <w:top w:val="single" w:color="CCCCCC" w:sz="1"/>
+              <w:left w:val="single" w:color="CCCCCC" w:sz="1"/>
+              <w:bottom w:val="single" w:color="CCCCCC" w:sz="1"/>
+              <w:right w:val="single" w:color="CCCCCC" w:sz="1"/>
+            </w:tcBorders>
+            <w:tcMar>
+              <w:top w:type="dxa" w:w="80"/>
+              <w:left w:type="dxa" w:w="120"/>
+              <w:bottom w:type="dxa" w:w="80"/>
+              <w:right w:type="dxa" w:w="120"/>
+            </w:tcMar>
+          </w:tcPr>
+          <w:p>
+            <w:r>
+              <w:rPr>
+                <w:b w:val="false"/>
+                <w:bCs w:val="false"/>
+                <w:sz w:val="17"/>
+                <w:szCs w:val="17"/>
+              </w:rPr>
+              <w:t xml:space="preserve">square, r-square, squash, r-squash</w:t>
+            </w:r>
+          </w:p>
+        </w:tc>
+        <w:tc>
+          <w:tcPr>
+            <w:tcW w:type="dxa" w:w="1700"/>
+            <w:tcBorders>
+              <w:top w:val="single" w:color="CCCCCC" w:sz="1"/>
+              <w:left w:val="single" w:color="CCCCCC" w:sz="1"/>
+              <w:bottom w:val="single" w:color="CCCCCC" w:sz="1"/>
+              <w:right w:val="single" w:color="CCCCCC" w:sz="1"/>
+            </w:tcBorders>
+            <w:tcMar>
+              <w:top w:type="dxa" w:w="80"/>
+              <w:left w:type="dxa" w:w="120"/>
+              <w:bottom w:type="dxa" w:w="80"/>
+              <w:right w:type="dxa" w:w="120"/>
+            </w:tcMar>
+          </w:tcPr>
+          <w:p>
+            <w:r>
+              <w:rPr>
+                <w:b w:val="false"/>
+                <w:bCs w:val="false"/>
+                <w:sz w:val="17"/>
+                <w:szCs w:val="17"/>
+              </w:rPr>
+              <w:t xml:space="preserve">caixa central</w:t>
+            </w:r>
+          </w:p>
+        </w:tc>
+        <w:tc>
+          <w:tcPr>
+            <w:tcW w:type="dxa" w:w="1300"/>
+            <w:tcBorders>
+              <w:top w:val="single" w:color="CCCCCC" w:sz="1"/>
+              <w:left w:val="single" w:color="CCCCCC" w:sz="1"/>
+              <w:bottom w:val="single" w:color="CCCCCC" w:sz="1"/>
+              <w:right w:val="single" w:color="CCCCCC" w:sz="1"/>
+            </w:tcBorders>
+            <w:tcMar>
+              <w:top w:type="dxa" w:w="80"/>
+              <w:left w:type="dxa" w:w="120"/>
+              <w:bottom w:type="dxa" w:w="80"/>
+              <w:right w:type="dxa" w:w="120"/>
+            </w:tcMar>
+          </w:tcPr>
+          <w:p>
+            <w:r>
+              <w:rPr>
+                <w:b w:val="false"/>
+                <w:bCs w:val="false"/>
+                <w:sz w:val="17"/>
+                <w:szCs w:val="17"/>
+              </w:rPr>
+              <w:t xml:space="preserve">até 1,5 m; lenta</w:t>
+            </w:r>
+          </w:p>
+        </w:tc>
+      </w:tr>
+      <w:tr>
+        <w:tc>
+          <w:tcPr>
+            <w:tcW w:type="dxa" w:w="1500"/>
+            <w:tcBorders>
+              <w:top w:val="single" w:color="CCCCCC" w:sz="1"/>
+              <w:left w:val="single" w:color="CCCCCC" w:sz="1"/>
+              <w:bottom w:val="single" w:color="CCCCCC" w:sz="1"/>
+              <w:right w:val="single" w:color="CCCCCC" w:sz="1"/>
+            </w:tcBorders>
+            <w:tcMar>
+              <w:top w:type="dxa" w:w="80"/>
+              <w:left w:type="dxa" w:w="120"/>
+              <w:bottom w:type="dxa" w:w="80"/>
+              <w:right w:type="dxa" w:w="120"/>
+            </w:tcMar>
+          </w:tcPr>
+          <w:p>
+            <w:r>
+              <w:rPr>
+                <w:b w:val="false"/>
+                <w:bCs w:val="false"/>
+                <w:sz w:val="17"/>
+                <w:szCs w:val="17"/>
+              </w:rPr>
+              <w:t xml:space="preserve">Portuga</w:t>
+            </w:r>
+          </w:p>
+        </w:tc>
+        <w:tc>
+          <w:tcPr>
+            <w:tcW w:type="dxa" w:w="1300"/>
+            <w:tcBorders>
+              <w:top w:val="single" w:color="CCCCCC" w:sz="1"/>
+              <w:left w:val="single" w:color="CCCCCC" w:sz="1"/>
+              <w:bottom w:val="single" w:color="CCCCCC" w:sz="1"/>
+              <w:right w:val="single" w:color="CCCCCC" w:sz="1"/>
+            </w:tcBorders>
+            <w:tcMar>
+              <w:top w:type="dxa" w:w="80"/>
+              <w:left w:type="dxa" w:w="120"/>
+              <w:bottom w:type="dxa" w:w="80"/>
+              <w:right w:type="dxa" w:w="120"/>
+            </w:tcMar>
+          </w:tcPr>
+          <w:p>
+            <w:r>
+              <w:rPr>
+                <w:b w:val="false"/>
+                <w:bCs w:val="false"/>
+                <w:sz w:val="17"/>
+                <w:szCs w:val="17"/>
+              </w:rPr>
+              <w:t xml:space="preserve">9'2"–10'0"</w:t>
+            </w:r>
+          </w:p>
+        </w:tc>
+        <w:tc>
+          <w:tcPr>
+            <w:tcW w:type="dxa" w:w="1300"/>
+            <w:tcBorders>
+              <w:top w:val="single" w:color="CCCCCC" w:sz="1"/>
+              <w:left w:val="single" w:color="CCCCCC" w:sz="1"/>
+              <w:bottom w:val="single" w:color="CCCCCC" w:sz="1"/>
+              <w:right w:val="single" w:color="CCCCCC" w:sz="1"/>
+            </w:tcBorders>
+            <w:tcMar>
+              <w:top w:type="dxa" w:w="80"/>
+              <w:left w:type="dxa" w:w="120"/>
+              <w:bottom w:type="dxa" w:w="80"/>
+              <w:right w:type="dxa" w:w="120"/>
+            </w:tcMar>
+          </w:tcPr>
+          <w:p>
+            <w:r>
+              <w:rPr>
+                <w:b w:val="false"/>
+                <w:bCs w:val="false"/>
+                <w:sz w:val="17"/>
+                <w:szCs w:val="17"/>
+              </w:rPr>
+              <w:t xml:space="preserve">moderada, pesada</w:t>
+            </w:r>
+          </w:p>
+        </w:tc>
+        <w:tc>
+          <w:tcPr>
+            <w:tcW w:type="dxa" w:w="2260"/>
+            <w:tcBorders>
+              <w:top w:val="single" w:color="CCCCCC" w:sz="1"/>
+              <w:left w:val="single" w:color="CCCCCC" w:sz="1"/>
+              <w:bottom w:val="single" w:color="CCCCCC" w:sz="1"/>
+              <w:right w:val="single" w:color="CCCCCC" w:sz="1"/>
+            </w:tcBorders>
+            <w:tcMar>
+              <w:top w:type="dxa" w:w="80"/>
+              <w:left w:type="dxa" w:w="120"/>
+              <w:bottom w:type="dxa" w:w="80"/>
+              <w:right w:type="dxa" w:w="120"/>
+            </w:tcMar>
+          </w:tcPr>
+          <w:p>
+            <w:r>
+              <w:rPr>
+                <w:b w:val="false"/>
+                <w:bCs w:val="false"/>
+                <w:sz w:val="17"/>
+                <w:szCs w:val="17"/>
+              </w:rPr>
+              <w:t xml:space="preserve">+ round-pin</w:t>
+            </w:r>
+          </w:p>
+        </w:tc>
+        <w:tc>
+          <w:tcPr>
+            <w:tcW w:type="dxa" w:w="1700"/>
+            <w:tcBorders>
+              <w:top w:val="single" w:color="CCCCCC" w:sz="1"/>
+              <w:left w:val="single" w:color="CCCCCC" w:sz="1"/>
+              <w:bottom w:val="single" w:color="CCCCCC" w:sz="1"/>
+              <w:right w:val="single" w:color="CCCCCC" w:sz="1"/>
+            </w:tcBorders>
+            <w:tcMar>
+              <w:top w:type="dxa" w:w="80"/>
+              <w:left w:type="dxa" w:w="120"/>
+              <w:bottom w:type="dxa" w:w="80"/>
+              <w:right w:type="dxa" w:w="120"/>
+            </w:tcMar>
+          </w:tcPr>
+          <w:p>
+            <w:r>
+              <w:rPr>
+                <w:b w:val="false"/>
+                <w:bCs w:val="false"/>
+                <w:sz w:val="17"/>
+                <w:szCs w:val="17"/>
+              </w:rPr>
+              <w:t xml:space="preserve">caixa central</w:t>
+            </w:r>
+          </w:p>
+        </w:tc>
+        <w:tc>
+          <w:tcPr>
+            <w:tcW w:type="dxa" w:w="1300"/>
+            <w:tcBorders>
+              <w:top w:val="single" w:color="CCCCCC" w:sz="1"/>
+              <w:left w:val="single" w:color="CCCCCC" w:sz="1"/>
+              <w:bottom w:val="single" w:color="CCCCCC" w:sz="1"/>
+              <w:right w:val="single" w:color="CCCCCC" w:sz="1"/>
+            </w:tcBorders>
+            <w:tcMar>
+              <w:top w:type="dxa" w:w="80"/>
+              <w:left w:type="dxa" w:w="120"/>
+              <w:bottom w:type="dxa" w:w="80"/>
+              <w:right w:type="dxa" w:w="120"/>
+            </w:tcMar>
+          </w:tcPr>
+          <w:p>
+            <w:r>
+              <w:rPr>
+                <w:b w:val="false"/>
+                <w:bCs w:val="false"/>
+                <w:sz w:val="17"/>
+                <w:szCs w:val="17"/>
+              </w:rPr>
+              <w:t xml:space="preserve">0,5–2 m; ambas</w:t>
+            </w:r>
+          </w:p>
+        </w:tc>
+      </w:tr>
+      <w:tr>
+        <w:tc>
+          <w:tcPr>
+            <w:tcW w:type="dxa" w:w="1500"/>
+            <w:tcBorders>
+              <w:top w:val="single" w:color="CCCCCC" w:sz="1"/>
+              <w:left w:val="single" w:color="CCCCCC" w:sz="1"/>
+              <w:bottom w:val="single" w:color="CCCCCC" w:sz="1"/>
+              <w:right w:val="single" w:color="CCCCCC" w:sz="1"/>
+            </w:tcBorders>
+            <w:tcMar>
+              <w:top w:type="dxa" w:w="80"/>
+              <w:left w:type="dxa" w:w="120"/>
+              <w:bottom w:type="dxa" w:w="80"/>
+              <w:right w:type="dxa" w:w="120"/>
+            </w:tcMar>
+          </w:tcPr>
+          <w:p>
+            <w:r>
+              <w:rPr>
+                <w:b w:val="false"/>
+                <w:bCs w:val="false"/>
+                <w:sz w:val="17"/>
+                <w:szCs w:val="17"/>
+              </w:rPr>
+              <w:t xml:space="preserve">Lambuja</w:t>
+            </w:r>
+          </w:p>
+        </w:tc>
+        <w:tc>
+          <w:tcPr>
+            <w:tcW w:type="dxa" w:w="1300"/>
+            <w:tcBorders>
+              <w:top w:val="single" w:color="CCCCCC" w:sz="1"/>
+              <w:left w:val="single" w:color="CCCCCC" w:sz="1"/>
+              <w:bottom w:val="single" w:color="CCCCCC" w:sz="1"/>
+              <w:right w:val="single" w:color="CCCCCC" w:sz="1"/>
+            </w:tcBorders>
+            <w:tcMar>
+              <w:top w:type="dxa" w:w="80"/>
+              <w:left w:type="dxa" w:w="120"/>
+              <w:bottom w:type="dxa" w:w="80"/>
+              <w:right w:type="dxa" w:w="120"/>
+            </w:tcMar>
+          </w:tcPr>
+          <w:p>
+            <w:r>
+              <w:rPr>
+                <w:b w:val="false"/>
+                <w:bCs w:val="false"/>
+                <w:sz w:val="17"/>
+                <w:szCs w:val="17"/>
+              </w:rPr>
+              <w:t xml:space="preserve">9'2"–10'0"</w:t>
+            </w:r>
+          </w:p>
+        </w:tc>
+        <w:tc>
+          <w:tcPr>
+            <w:tcW w:type="dxa" w:w="1300"/>
+            <w:tcBorders>
+              <w:top w:val="single" w:color="CCCCCC" w:sz="1"/>
+              <w:left w:val="single" w:color="CCCCCC" w:sz="1"/>
+              <w:bottom w:val="single" w:color="CCCCCC" w:sz="1"/>
+              <w:right w:val="single" w:color="CCCCCC" w:sz="1"/>
+            </w:tcBorders>
+            <w:tcMar>
+              <w:top w:type="dxa" w:w="80"/>
+              <w:left w:type="dxa" w:w="120"/>
+              <w:bottom w:type="dxa" w:w="80"/>
+              <w:right w:type="dxa" w:w="120"/>
+            </w:tcMar>
+          </w:tcPr>
+          <w:p>
+            <w:r>
+              <w:rPr>
+                <w:b w:val="false"/>
+                <w:bCs w:val="false"/>
+                <w:sz w:val="17"/>
+                <w:szCs w:val="17"/>
+              </w:rPr>
+              <w:t xml:space="preserve">moderada, pesada</w:t>
+            </w:r>
+          </w:p>
+        </w:tc>
+        <w:tc>
+          <w:tcPr>
+            <w:tcW w:type="dxa" w:w="2260"/>
+            <w:tcBorders>
+              <w:top w:val="single" w:color="CCCCCC" w:sz="1"/>
+              <w:left w:val="single" w:color="CCCCCC" w:sz="1"/>
+              <w:bottom w:val="single" w:color="CCCCCC" w:sz="1"/>
+              <w:right w:val="single" w:color="CCCCCC" w:sz="1"/>
+            </w:tcBorders>
+            <w:tcMar>
+              <w:top w:type="dxa" w:w="80"/>
+              <w:left w:type="dxa" w:w="120"/>
+              <w:bottom w:type="dxa" w:w="80"/>
+              <w:right w:type="dxa" w:w="120"/>
+            </w:tcMar>
+          </w:tcPr>
+          <w:p>
+            <w:r>
+              <w:rPr>
+                <w:b w:val="false"/>
+                <w:bCs w:val="false"/>
+                <w:sz w:val="17"/>
+                <w:szCs w:val="17"/>
+              </w:rPr>
+              <w:t xml:space="preserve">+ round-pin</w:t>
+            </w:r>
+          </w:p>
+        </w:tc>
+        <w:tc>
+          <w:tcPr>
+            <w:tcW w:type="dxa" w:w="1700"/>
+            <w:tcBorders>
+              <w:top w:val="single" w:color="CCCCCC" w:sz="1"/>
+              <w:left w:val="single" w:color="CCCCCC" w:sz="1"/>
+              <w:bottom w:val="single" w:color="CCCCCC" w:sz="1"/>
+              <w:right w:val="single" w:color="CCCCCC" w:sz="1"/>
+            </w:tcBorders>
+            <w:tcMar>
+              <w:top w:type="dxa" w:w="80"/>
+              <w:left w:type="dxa" w:w="120"/>
+              <w:bottom w:type="dxa" w:w="80"/>
+              <w:right w:type="dxa" w:w="120"/>
+            </w:tcMar>
+          </w:tcPr>
+          <w:p>
+            <w:r>
+              <w:rPr>
+                <w:b w:val="false"/>
+                <w:bCs w:val="false"/>
+                <w:sz w:val="17"/>
+                <w:szCs w:val="17"/>
+              </w:rPr>
+              <w:t xml:space="preserve">caixa central</w:t>
+            </w:r>
+          </w:p>
+        </w:tc>
+        <w:tc>
+          <w:tcPr>
+            <w:tcW w:type="dxa" w:w="1300"/>
+            <w:tcBorders>
+              <w:top w:val="single" w:color="CCCCCC" w:sz="1"/>
+              <w:left w:val="single" w:color="CCCCCC" w:sz="1"/>
+              <w:bottom w:val="single" w:color="CCCCCC" w:sz="1"/>
+              <w:right w:val="single" w:color="CCCCCC" w:sz="1"/>
+            </w:tcBorders>
+            <w:tcMar>
+              <w:top w:type="dxa" w:w="80"/>
+              <w:left w:type="dxa" w:w="120"/>
+              <w:bottom w:type="dxa" w:w="80"/>
+              <w:right w:type="dxa" w:w="120"/>
+            </w:tcMar>
+          </w:tcPr>
+          <w:p>
+            <w:r>
+              <w:rPr>
+                <w:b w:val="false"/>
+                <w:bCs w:val="false"/>
+                <w:sz w:val="17"/>
+                <w:szCs w:val="17"/>
+              </w:rPr>
+              <w:t xml:space="preserve">1–2,5 m; rápida</w:t>
+            </w:r>
+          </w:p>
+        </w:tc>
+      </w:tr>
+      <w:tr>
+        <w:tc>
+          <w:tcPr>
+            <w:tcW w:type="dxa" w:w="1500"/>
+            <w:tcBorders>
+              <w:top w:val="single" w:color="CCCCCC" w:sz="1"/>
+              <w:left w:val="single" w:color="CCCCCC" w:sz="1"/>
+              <w:bottom w:val="single" w:color="CCCCCC" w:sz="1"/>
+              <w:right w:val="single" w:color="CCCCCC" w:sz="1"/>
+            </w:tcBorders>
+            <w:tcMar>
+              <w:top w:type="dxa" w:w="80"/>
+              <w:left w:type="dxa" w:w="120"/>
+              <w:bottom w:type="dxa" w:w="80"/>
+              <w:right w:type="dxa" w:w="120"/>
+            </w:tcMar>
+          </w:tcPr>
+          <w:p>
+            <w:r>
+              <w:rPr>
+                <w:b w:val="false"/>
+                <w:bCs w:val="false"/>
+                <w:sz w:val="17"/>
+                <w:szCs w:val="17"/>
+              </w:rPr>
+              <w:t xml:space="preserve">Caio Teixeira</w:t>
+            </w:r>
+          </w:p>
+        </w:tc>
+        <w:tc>
+          <w:tcPr>
+            <w:tcW w:type="dxa" w:w="1300"/>
+            <w:tcBorders>
+              <w:top w:val="single" w:color="CCCCCC" w:sz="1"/>
+              <w:left w:val="single" w:color="CCCCCC" w:sz="1"/>
+              <w:bottom w:val="single" w:color="CCCCCC" w:sz="1"/>
+              <w:right w:val="single" w:color="CCCCCC" w:sz="1"/>
+            </w:tcBorders>
+            <w:tcMar>
+              <w:top w:type="dxa" w:w="80"/>
+              <w:left w:type="dxa" w:w="120"/>
+              <w:bottom w:type="dxa" w:w="80"/>
+              <w:right w:type="dxa" w:w="120"/>
+            </w:tcMar>
+          </w:tcPr>
+          <w:p>
+            <w:r>
+              <w:rPr>
+                <w:b w:val="false"/>
+                <w:bCs w:val="false"/>
+                <w:sz w:val="17"/>
+                <w:szCs w:val="17"/>
+              </w:rPr>
+              <w:t xml:space="preserve">9'0"–10'0"</w:t>
+            </w:r>
+          </w:p>
+        </w:tc>
+        <w:tc>
+          <w:tcPr>
+            <w:tcW w:type="dxa" w:w="1300"/>
+            <w:tcBorders>
+              <w:top w:val="single" w:color="CCCCCC" w:sz="1"/>
+              <w:left w:val="single" w:color="CCCCCC" w:sz="1"/>
+              <w:bottom w:val="single" w:color="CCCCCC" w:sz="1"/>
+              <w:right w:val="single" w:color="CCCCCC" w:sz="1"/>
+            </w:tcBorders>
+            <w:tcMar>
+              <w:top w:type="dxa" w:w="80"/>
+              <w:left w:type="dxa" w:w="120"/>
+              <w:bottom w:type="dxa" w:w="80"/>
+              <w:right w:type="dxa" w:w="120"/>
+            </w:tcMar>
+          </w:tcPr>
+          <w:p>
+            <w:r>
+              <w:rPr>
+                <w:b w:val="false"/>
+                <w:bCs w:val="false"/>
+                <w:sz w:val="17"/>
+                <w:szCs w:val="17"/>
+              </w:rPr>
+              <w:t xml:space="preserve">leve, moderada</w:t>
+            </w:r>
+          </w:p>
+        </w:tc>
+        <w:tc>
+          <w:tcPr>
+            <w:tcW w:type="dxa" w:w="2260"/>
+            <w:tcBorders>
+              <w:top w:val="single" w:color="CCCCCC" w:sz="1"/>
+              <w:left w:val="single" w:color="CCCCCC" w:sz="1"/>
+              <w:bottom w:val="single" w:color="CCCCCC" w:sz="1"/>
+              <w:right w:val="single" w:color="CCCCCC" w:sz="1"/>
+            </w:tcBorders>
+            <w:tcMar>
+              <w:top w:type="dxa" w:w="80"/>
+              <w:left w:type="dxa" w:w="120"/>
+              <w:bottom w:type="dxa" w:w="80"/>
+              <w:right w:type="dxa" w:w="120"/>
+            </w:tcMar>
+          </w:tcPr>
+          <w:p>
+            <w:r>
+              <w:rPr>
+                <w:b w:val="false"/>
+                <w:bCs w:val="false"/>
+                <w:sz w:val="17"/>
+                <w:szCs w:val="17"/>
+              </w:rPr>
+              <w:t xml:space="preserve">+ round-pin, pin</w:t>
+            </w:r>
+          </w:p>
+        </w:tc>
+        <w:tc>
+          <w:tcPr>
+            <w:tcW w:type="dxa" w:w="1700"/>
+            <w:tcBorders>
+              <w:top w:val="single" w:color="CCCCCC" w:sz="1"/>
+              <w:left w:val="single" w:color="CCCCCC" w:sz="1"/>
+              <w:bottom w:val="single" w:color="CCCCCC" w:sz="1"/>
+              <w:right w:val="single" w:color="CCCCCC" w:sz="1"/>
+            </w:tcBorders>
+            <w:tcMar>
+              <w:top w:type="dxa" w:w="80"/>
+              <w:left w:type="dxa" w:w="120"/>
+              <w:bottom w:type="dxa" w:w="80"/>
+              <w:right w:type="dxa" w:w="120"/>
+            </w:tcMar>
+          </w:tcPr>
+          <w:p>
+            <w:r>
+              <w:rPr>
+                <w:b w:val="false"/>
+                <w:bCs w:val="false"/>
+                <w:sz w:val="17"/>
+                <w:szCs w:val="17"/>
+              </w:rPr>
+              <w:t xml:space="preserve">caixa central</w:t>
+            </w:r>
+          </w:p>
+        </w:tc>
+        <w:tc>
+          <w:tcPr>
+            <w:tcW w:type="dxa" w:w="1300"/>
+            <w:tcBorders>
+              <w:top w:val="single" w:color="CCCCCC" w:sz="1"/>
+              <w:left w:val="single" w:color="CCCCCC" w:sz="1"/>
+              <w:bottom w:val="single" w:color="CCCCCC" w:sz="1"/>
+              <w:right w:val="single" w:color="CCCCCC" w:sz="1"/>
+            </w:tcBorders>
+            <w:tcMar>
+              <w:top w:type="dxa" w:w="80"/>
+              <w:left w:type="dxa" w:w="120"/>
+              <w:bottom w:type="dxa" w:w="80"/>
+              <w:right w:type="dxa" w:w="120"/>
+            </w:tcMar>
+          </w:tcPr>
+          <w:p>
+            <w:r>
+              <w:rPr>
+                <w:b w:val="false"/>
+                <w:bCs w:val="false"/>
+                <w:sz w:val="17"/>
+                <w:szCs w:val="17"/>
+              </w:rPr>
+              <w:t xml:space="preserve">0,5–2 m; ambas</w:t>
+            </w:r>
+          </w:p>
+        </w:tc>
+      </w:tr>
+      <w:tr>
+        <w:tc>
+          <w:tcPr>
+            <w:tcW w:type="dxa" w:w="1500"/>
+            <w:tcBorders>
+              <w:top w:val="single" w:color="CCCCCC" w:sz="1"/>
+              <w:left w:val="single" w:color="CCCCCC" w:sz="1"/>
+              <w:bottom w:val="single" w:color="CCCCCC" w:sz="1"/>
+              <w:right w:val="single" w:color="CCCCCC" w:sz="1"/>
+            </w:tcBorders>
+            <w:tcMar>
+              <w:top w:type="dxa" w:w="80"/>
+              <w:left w:type="dxa" w:w="120"/>
+              <w:bottom w:type="dxa" w:w="80"/>
+              <w:right w:type="dxa" w:w="120"/>
+            </w:tcMar>
+          </w:tcPr>
+          <w:p>
+            <w:r>
+              <w:rPr>
+                <w:b w:val="false"/>
+                <w:bCs w:val="false"/>
+                <w:sz w:val="17"/>
+                <w:szCs w:val="17"/>
+              </w:rPr>
+              <w:t xml:space="preserve">Jasmim Avelino</w:t>
+            </w:r>
+          </w:p>
+        </w:tc>
+        <w:tc>
+          <w:tcPr>
+            <w:tcW w:type="dxa" w:w="1300"/>
+            <w:tcBorders>
+              <w:top w:val="single" w:color="CCCCCC" w:sz="1"/>
+              <w:left w:val="single" w:color="CCCCCC" w:sz="1"/>
+              <w:bottom w:val="single" w:color="CCCCCC" w:sz="1"/>
+              <w:right w:val="single" w:color="CCCCCC" w:sz="1"/>
+            </w:tcBorders>
+            <w:tcMar>
+              <w:top w:type="dxa" w:w="80"/>
+              <w:left w:type="dxa" w:w="120"/>
+              <w:bottom w:type="dxa" w:w="80"/>
+              <w:right w:type="dxa" w:w="120"/>
+            </w:tcMar>
+          </w:tcPr>
+          <w:p>
+            <w:r>
+              <w:rPr>
+                <w:b w:val="false"/>
+                <w:bCs w:val="false"/>
+                <w:sz w:val="17"/>
+                <w:szCs w:val="17"/>
+              </w:rPr>
+              <w:t xml:space="preserve">9'0"–10'0"</w:t>
+            </w:r>
+          </w:p>
+        </w:tc>
+        <w:tc>
+          <w:tcPr>
+            <w:tcW w:type="dxa" w:w="1300"/>
+            <w:tcBorders>
+              <w:top w:val="single" w:color="CCCCCC" w:sz="1"/>
+              <w:left w:val="single" w:color="CCCCCC" w:sz="1"/>
+              <w:bottom w:val="single" w:color="CCCCCC" w:sz="1"/>
+              <w:right w:val="single" w:color="CCCCCC" w:sz="1"/>
+            </w:tcBorders>
+            <w:tcMar>
+              <w:top w:type="dxa" w:w="80"/>
+              <w:left w:type="dxa" w:w="120"/>
+              <w:bottom w:type="dxa" w:w="80"/>
+              <w:right w:type="dxa" w:w="120"/>
+            </w:tcMar>
+          </w:tcPr>
+          <w:p>
+            <w:r>
+              <w:rPr>
+                <w:b w:val="false"/>
+                <w:bCs w:val="false"/>
+                <w:sz w:val="17"/>
+                <w:szCs w:val="17"/>
+              </w:rPr>
+              <w:t xml:space="preserve">Todos</w:t>
+            </w:r>
+          </w:p>
+        </w:tc>
+        <w:tc>
+          <w:tcPr>
+            <w:tcW w:type="dxa" w:w="2260"/>
+            <w:tcBorders>
+              <w:top w:val="single" w:color="CCCCCC" w:sz="1"/>
+              <w:left w:val="single" w:color="CCCCCC" w:sz="1"/>
+              <w:bottom w:val="single" w:color="CCCCCC" w:sz="1"/>
+              <w:right w:val="single" w:color="CCCCCC" w:sz="1"/>
+            </w:tcBorders>
+            <w:tcMar>
+              <w:top w:type="dxa" w:w="80"/>
+              <w:left w:type="dxa" w:w="120"/>
+              <w:bottom w:type="dxa" w:w="80"/>
+              <w:right w:type="dxa" w:w="120"/>
+            </w:tcMar>
+          </w:tcPr>
+          <w:p>
+            <w:r>
+              <w:rPr>
+                <w:b w:val="false"/>
+                <w:bCs w:val="false"/>
+                <w:sz w:val="17"/>
+                <w:szCs w:val="17"/>
+              </w:rPr>
+              <w:t xml:space="preserve">+ round-pin, pin</w:t>
+            </w:r>
+          </w:p>
+        </w:tc>
+        <w:tc>
+          <w:tcPr>
+            <w:tcW w:type="dxa" w:w="1700"/>
+            <w:tcBorders>
+              <w:top w:val="single" w:color="CCCCCC" w:sz="1"/>
+              <w:left w:val="single" w:color="CCCCCC" w:sz="1"/>
+              <w:bottom w:val="single" w:color="CCCCCC" w:sz="1"/>
+              <w:right w:val="single" w:color="CCCCCC" w:sz="1"/>
+            </w:tcBorders>
+            <w:tcMar>
+              <w:top w:type="dxa" w:w="80"/>
+              <w:left w:type="dxa" w:w="120"/>
+              <w:bottom w:type="dxa" w:w="80"/>
+              <w:right w:type="dxa" w:w="120"/>
+            </w:tcMar>
+          </w:tcPr>
+          <w:p>
+            <w:r>
+              <w:rPr>
+                <w:b w:val="false"/>
+                <w:bCs w:val="false"/>
+                <w:sz w:val="17"/>
+                <w:szCs w:val="17"/>
+              </w:rPr>
+              <w:t xml:space="preserve">caixa central</w:t>
+            </w:r>
+          </w:p>
+        </w:tc>
+        <w:tc>
+          <w:tcPr>
+            <w:tcW w:type="dxa" w:w="1300"/>
+            <w:tcBorders>
+              <w:top w:val="single" w:color="CCCCCC" w:sz="1"/>
+              <w:left w:val="single" w:color="CCCCCC" w:sz="1"/>
+              <w:bottom w:val="single" w:color="CCCCCC" w:sz="1"/>
+              <w:right w:val="single" w:color="CCCCCC" w:sz="1"/>
+            </w:tcBorders>
+            <w:tcMar>
+              <w:top w:type="dxa" w:w="80"/>
+              <w:left w:type="dxa" w:w="120"/>
+              <w:bottom w:type="dxa" w:w="80"/>
+              <w:right w:type="dxa" w:w="120"/>
+            </w:tcMar>
+          </w:tcPr>
+          <w:p>
+            <w:r>
+              <w:rPr>
+                <w:b w:val="false"/>
+                <w:bCs w:val="false"/>
+                <w:sz w:val="17"/>
+                <w:szCs w:val="17"/>
+              </w:rPr>
+              <w:t xml:space="preserve">Todas; ambas</w:t>
+            </w:r>
+          </w:p>
+        </w:tc>
+      </w:tr>
+      <w:tr>
+        <w:tc>
+          <w:tcPr>
+            <w:tcW w:type="dxa" w:w="1500"/>
+            <w:tcBorders>
+              <w:top w:val="single" w:color="CCCCCC" w:sz="1"/>
+              <w:left w:val="single" w:color="CCCCCC" w:sz="1"/>
+              <w:bottom w:val="single" w:color="CCCCCC" w:sz="1"/>
+              <w:right w:val="single" w:color="CCCCCC" w:sz="1"/>
+            </w:tcBorders>
+            <w:tcMar>
+              <w:top w:type="dxa" w:w="80"/>
+              <w:left w:type="dxa" w:w="120"/>
+              <w:bottom w:type="dxa" w:w="80"/>
+              <w:right w:type="dxa" w:w="120"/>
+            </w:tcMar>
+          </w:tcPr>
+          <w:p>
+            <w:r>
+              <w:rPr>
+                <w:b w:val="false"/>
+                <w:bCs w:val="false"/>
+                <w:sz w:val="17"/>
+                <w:szCs w:val="17"/>
+              </w:rPr>
+              <w:t xml:space="preserve">TB Slim (Flex)</w:t>
+            </w:r>
+          </w:p>
+        </w:tc>
+        <w:tc>
+          <w:tcPr>
+            <w:tcW w:type="dxa" w:w="1300"/>
+            <w:tcBorders>
+              <w:top w:val="single" w:color="CCCCCC" w:sz="1"/>
+              <w:left w:val="single" w:color="CCCCCC" w:sz="1"/>
+              <w:bottom w:val="single" w:color="CCCCCC" w:sz="1"/>
+              <w:right w:val="single" w:color="CCCCCC" w:sz="1"/>
+            </w:tcBorders>
+            <w:tcMar>
+              <w:top w:type="dxa" w:w="80"/>
+              <w:left w:type="dxa" w:w="120"/>
+              <w:bottom w:type="dxa" w:w="80"/>
+              <w:right w:type="dxa" w:w="120"/>
+            </w:tcMar>
+          </w:tcPr>
+          <w:p>
+            <w:r>
+              <w:rPr>
+                <w:b w:val="false"/>
+                <w:bCs w:val="false"/>
+                <w:sz w:val="17"/>
+                <w:szCs w:val="17"/>
+              </w:rPr>
+              <w:t xml:space="preserve">9'0"–10'0"</w:t>
+            </w:r>
+          </w:p>
+        </w:tc>
+        <w:tc>
+          <w:tcPr>
+            <w:tcW w:type="dxa" w:w="1300"/>
+            <w:tcBorders>
+              <w:top w:val="single" w:color="CCCCCC" w:sz="1"/>
+              <w:left w:val="single" w:color="CCCCCC" w:sz="1"/>
+              <w:bottom w:val="single" w:color="CCCCCC" w:sz="1"/>
+              <w:right w:val="single" w:color="CCCCCC" w:sz="1"/>
+            </w:tcBorders>
+            <w:tcMar>
+              <w:top w:type="dxa" w:w="80"/>
+              <w:left w:type="dxa" w:w="120"/>
+              <w:bottom w:type="dxa" w:w="80"/>
+              <w:right w:type="dxa" w:w="120"/>
+            </w:tcMar>
+          </w:tcPr>
+          <w:p>
+            <w:r>
+              <w:rPr>
+                <w:b w:val="false"/>
+                <w:bCs w:val="false"/>
+                <w:sz w:val="17"/>
+                <w:szCs w:val="17"/>
+              </w:rPr>
+              <w:t xml:space="preserve">leve, moderada</w:t>
+            </w:r>
+          </w:p>
+        </w:tc>
+        <w:tc>
+          <w:tcPr>
+            <w:tcW w:type="dxa" w:w="2260"/>
+            <w:tcBorders>
+              <w:top w:val="single" w:color="CCCCCC" w:sz="1"/>
+              <w:left w:val="single" w:color="CCCCCC" w:sz="1"/>
+              <w:bottom w:val="single" w:color="CCCCCC" w:sz="1"/>
+              <w:right w:val="single" w:color="CCCCCC" w:sz="1"/>
+            </w:tcBorders>
+            <w:tcMar>
+              <w:top w:type="dxa" w:w="80"/>
+              <w:left w:type="dxa" w:w="120"/>
+              <w:bottom w:type="dxa" w:w="80"/>
+              <w:right w:type="dxa" w:w="120"/>
+            </w:tcMar>
+          </w:tcPr>
+          <w:p>
+            <w:r>
+              <w:rPr>
+                <w:b w:val="false"/>
+                <w:bCs w:val="false"/>
+                <w:sz w:val="17"/>
+                <w:szCs w:val="17"/>
+              </w:rPr>
+              <w:t xml:space="preserve">+ round-pin, pin</w:t>
+            </w:r>
+          </w:p>
+        </w:tc>
+        <w:tc>
+          <w:tcPr>
+            <w:tcW w:type="dxa" w:w="1700"/>
+            <w:tcBorders>
+              <w:top w:val="single" w:color="CCCCCC" w:sz="1"/>
+              <w:left w:val="single" w:color="CCCCCC" w:sz="1"/>
+              <w:bottom w:val="single" w:color="CCCCCC" w:sz="1"/>
+              <w:right w:val="single" w:color="CCCCCC" w:sz="1"/>
+            </w:tcBorders>
+            <w:tcMar>
+              <w:top w:type="dxa" w:w="80"/>
+              <w:left w:type="dxa" w:w="120"/>
+              <w:bottom w:type="dxa" w:w="80"/>
+              <w:right w:type="dxa" w:w="120"/>
+            </w:tcMar>
+          </w:tcPr>
+          <w:p>
+            <w:r>
+              <w:rPr>
+                <w:b w:val="false"/>
+                <w:bCs w:val="false"/>
+                <w:sz w:val="17"/>
+                <w:szCs w:val="17"/>
+              </w:rPr>
+              <w:t xml:space="preserve">caixa central</w:t>
+            </w:r>
+          </w:p>
+        </w:tc>
+        <w:tc>
+          <w:tcPr>
+            <w:tcW w:type="dxa" w:w="1300"/>
+            <w:tcBorders>
+              <w:top w:val="single" w:color="CCCCCC" w:sz="1"/>
+              <w:left w:val="single" w:color="CCCCCC" w:sz="1"/>
+              <w:bottom w:val="single" w:color="CCCCCC" w:sz="1"/>
+              <w:right w:val="single" w:color="CCCCCC" w:sz="1"/>
+            </w:tcBorders>
+            <w:tcMar>
+              <w:top w:type="dxa" w:w="80"/>
+              <w:left w:type="dxa" w:w="120"/>
+              <w:bottom w:type="dxa" w:w="80"/>
+              <w:right w:type="dxa" w:w="120"/>
+            </w:tcMar>
+          </w:tcPr>
+          <w:p>
+            <w:r>
+              <w:rPr>
+                <w:b w:val="false"/>
+                <w:bCs w:val="false"/>
+                <w:sz w:val="17"/>
+                <w:szCs w:val="17"/>
+              </w:rPr>
+              <w:t xml:space="preserve">0,5–2,5 m; rápida</w:t>
+            </w:r>
+          </w:p>
+        </w:tc>
+      </w:tr>
+      <w:tr>
+        <w:tc>
+          <w:tcPr>
+            <w:tcW w:type="dxa" w:w="1500"/>
+            <w:tcBorders>
+              <w:top w:val="single" w:color="CCCCCC" w:sz="1"/>
+              <w:left w:val="single" w:color="CCCCCC" w:sz="1"/>
+              <w:bottom w:val="single" w:color="CCCCCC" w:sz="1"/>
+              <w:right w:val="single" w:color="CCCCCC" w:sz="1"/>
+            </w:tcBorders>
+            <w:tcMar>
+              <w:top w:type="dxa" w:w="80"/>
+              <w:left w:type="dxa" w:w="120"/>
+              <w:bottom w:type="dxa" w:w="80"/>
+              <w:right w:type="dxa" w:w="120"/>
+            </w:tcMar>
+          </w:tcPr>
+          <w:p>
+            <w:r>
+              <w:rPr>
+                <w:b w:val="false"/>
+                <w:bCs w:val="false"/>
+                <w:sz w:val="17"/>
+                <w:szCs w:val="17"/>
+              </w:rPr>
+              <w:t xml:space="preserve">Biquilha Speed</w:t>
+            </w:r>
+          </w:p>
+        </w:tc>
+        <w:tc>
+          <w:tcPr>
+            <w:tcW w:type="dxa" w:w="1300"/>
+            <w:tcBorders>
+              <w:top w:val="single" w:color="CCCCCC" w:sz="1"/>
+              <w:left w:val="single" w:color="CCCCCC" w:sz="1"/>
+              <w:bottom w:val="single" w:color="CCCCCC" w:sz="1"/>
+              <w:right w:val="single" w:color="CCCCCC" w:sz="1"/>
+            </w:tcBorders>
+            <w:tcMar>
+              <w:top w:type="dxa" w:w="80"/>
+              <w:left w:type="dxa" w:w="120"/>
+              <w:bottom w:type="dxa" w:w="80"/>
+              <w:right w:type="dxa" w:w="120"/>
+            </w:tcMar>
+          </w:tcPr>
+          <w:p>
+            <w:r>
+              <w:rPr>
+                <w:b w:val="false"/>
+                <w:bCs w:val="false"/>
+                <w:sz w:val="17"/>
+                <w:szCs w:val="17"/>
+              </w:rPr>
+              <w:t xml:space="preserve">6'0"–8'0"</w:t>
+            </w:r>
+          </w:p>
+        </w:tc>
+        <w:tc>
+          <w:tcPr>
+            <w:tcW w:type="dxa" w:w="1300"/>
+            <w:tcBorders>
+              <w:top w:val="single" w:color="CCCCCC" w:sz="1"/>
+              <w:left w:val="single" w:color="CCCCCC" w:sz="1"/>
+              <w:bottom w:val="single" w:color="CCCCCC" w:sz="1"/>
+              <w:right w:val="single" w:color="CCCCCC" w:sz="1"/>
+            </w:tcBorders>
+            <w:tcMar>
+              <w:top w:type="dxa" w:w="80"/>
+              <w:left w:type="dxa" w:w="120"/>
+              <w:bottom w:type="dxa" w:w="80"/>
+              <w:right w:type="dxa" w:w="120"/>
+            </w:tcMar>
+          </w:tcPr>
+          <w:p>
+            <w:r>
+              <w:rPr>
+                <w:b w:val="false"/>
+                <w:bCs w:val="false"/>
+                <w:sz w:val="17"/>
+                <w:szCs w:val="17"/>
+              </w:rPr>
+              <w:t xml:space="preserve">leve, moderada</w:t>
+            </w:r>
+          </w:p>
+        </w:tc>
+        <w:tc>
+          <w:tcPr>
+            <w:tcW w:type="dxa" w:w="2260"/>
+            <w:tcBorders>
+              <w:top w:val="single" w:color="CCCCCC" w:sz="1"/>
+              <w:left w:val="single" w:color="CCCCCC" w:sz="1"/>
+              <w:bottom w:val="single" w:color="CCCCCC" w:sz="1"/>
+              <w:right w:val="single" w:color="CCCCCC" w:sz="1"/>
+            </w:tcBorders>
+            <w:tcMar>
+              <w:top w:type="dxa" w:w="80"/>
+              <w:left w:type="dxa" w:w="120"/>
+              <w:bottom w:type="dxa" w:w="80"/>
+              <w:right w:type="dxa" w:w="120"/>
+            </w:tcMar>
+          </w:tcPr>
+          <w:p>
+            <w:r>
+              <w:rPr>
+                <w:b w:val="false"/>
+                <w:bCs w:val="false"/>
+                <w:sz w:val="17"/>
+                <w:szCs w:val="17"/>
+              </w:rPr>
+              <w:t xml:space="preserve">swallow, wing-swallow, r-twin, half-moon, diamond</w:t>
+            </w:r>
+          </w:p>
+        </w:tc>
+        <w:tc>
+          <w:tcPr>
+            <w:tcW w:type="dxa" w:w="1700"/>
+            <w:tcBorders>
+              <w:top w:val="single" w:color="CCCCCC" w:sz="1"/>
+              <w:left w:val="single" w:color="CCCCCC" w:sz="1"/>
+              <w:bottom w:val="single" w:color="CCCCCC" w:sz="1"/>
+              <w:right w:val="single" w:color="CCCCCC" w:sz="1"/>
+            </w:tcBorders>
+            <w:tcMar>
+              <w:top w:type="dxa" w:w="80"/>
+              <w:left w:type="dxa" w:w="120"/>
+              <w:bottom w:type="dxa" w:w="80"/>
+              <w:right w:type="dxa" w:w="120"/>
+            </w:tcMar>
+          </w:tcPr>
+          <w:p>
+            <w:r>
+              <w:rPr>
+                <w:b w:val="false"/>
+                <w:bCs w:val="false"/>
+                <w:sz w:val="17"/>
+                <w:szCs w:val="17"/>
+              </w:rPr>
+              <w:t xml:space="preserve">copinho FCS2/Futures</w:t>
+            </w:r>
+          </w:p>
+        </w:tc>
+        <w:tc>
+          <w:tcPr>
+            <w:tcW w:type="dxa" w:w="1300"/>
+            <w:tcBorders>
+              <w:top w:val="single" w:color="CCCCCC" w:sz="1"/>
+              <w:left w:val="single" w:color="CCCCCC" w:sz="1"/>
+              <w:bottom w:val="single" w:color="CCCCCC" w:sz="1"/>
+              <w:right w:val="single" w:color="CCCCCC" w:sz="1"/>
+            </w:tcBorders>
+            <w:tcMar>
+              <w:top w:type="dxa" w:w="80"/>
+              <w:left w:type="dxa" w:w="120"/>
+              <w:bottom w:type="dxa" w:w="80"/>
+              <w:right w:type="dxa" w:w="120"/>
+            </w:tcMar>
+          </w:tcPr>
+          <w:p>
+            <w:r>
+              <w:rPr>
+                <w:b w:val="false"/>
+                <w:bCs w:val="false"/>
+                <w:sz w:val="17"/>
+                <w:szCs w:val="17"/>
+              </w:rPr>
+              <w:t xml:space="preserve">até 1,5 m; ambas</w:t>
+            </w:r>
+          </w:p>
+        </w:tc>
+      </w:tr>
+      <w:tr>
+        <w:tc>
+          <w:tcPr>
+            <w:tcW w:type="dxa" w:w="1500"/>
+            <w:tcBorders>
+              <w:top w:val="single" w:color="CCCCCC" w:sz="1"/>
+              <w:left w:val="single" w:color="CCCCCC" w:sz="1"/>
+              <w:bottom w:val="single" w:color="CCCCCC" w:sz="1"/>
+              <w:right w:val="single" w:color="CCCCCC" w:sz="1"/>
+            </w:tcBorders>
+            <w:tcMar>
+              <w:top w:type="dxa" w:w="80"/>
+              <w:left w:type="dxa" w:w="120"/>
+              <w:bottom w:type="dxa" w:w="80"/>
+              <w:right w:type="dxa" w:w="120"/>
+            </w:tcMar>
+          </w:tcPr>
+          <w:p>
+            <w:r>
+              <w:rPr>
+                <w:b w:val="false"/>
+                <w:bCs w:val="false"/>
+                <w:sz w:val="17"/>
+                <w:szCs w:val="17"/>
+              </w:rPr>
+              <w:t xml:space="preserve">Biquilha Séries</w:t>
+            </w:r>
+          </w:p>
+        </w:tc>
+        <w:tc>
+          <w:tcPr>
+            <w:tcW w:type="dxa" w:w="1300"/>
+            <w:tcBorders>
+              <w:top w:val="single" w:color="CCCCCC" w:sz="1"/>
+              <w:left w:val="single" w:color="CCCCCC" w:sz="1"/>
+              <w:bottom w:val="single" w:color="CCCCCC" w:sz="1"/>
+              <w:right w:val="single" w:color="CCCCCC" w:sz="1"/>
+            </w:tcBorders>
+            <w:tcMar>
+              <w:top w:type="dxa" w:w="80"/>
+              <w:left w:type="dxa" w:w="120"/>
+              <w:bottom w:type="dxa" w:w="80"/>
+              <w:right w:type="dxa" w:w="120"/>
+            </w:tcMar>
+          </w:tcPr>
+          <w:p>
+            <w:r>
+              <w:rPr>
+                <w:b w:val="false"/>
+                <w:bCs w:val="false"/>
+                <w:sz w:val="17"/>
+                <w:szCs w:val="17"/>
+              </w:rPr>
+              <w:t xml:space="preserve">6'0"–7'6"</w:t>
+            </w:r>
+          </w:p>
+        </w:tc>
+        <w:tc>
+          <w:tcPr>
+            <w:tcW w:type="dxa" w:w="1300"/>
+            <w:tcBorders>
+              <w:top w:val="single" w:color="CCCCCC" w:sz="1"/>
+              <w:left w:val="single" w:color="CCCCCC" w:sz="1"/>
+              <w:bottom w:val="single" w:color="CCCCCC" w:sz="1"/>
+              <w:right w:val="single" w:color="CCCCCC" w:sz="1"/>
+            </w:tcBorders>
+            <w:tcMar>
+              <w:top w:type="dxa" w:w="80"/>
+              <w:left w:type="dxa" w:w="120"/>
+              <w:bottom w:type="dxa" w:w="80"/>
+              <w:right w:type="dxa" w:w="120"/>
+            </w:tcMar>
+          </w:tcPr>
+          <w:p>
+            <w:r>
+              <w:rPr>
+                <w:b w:val="false"/>
+                <w:bCs w:val="false"/>
+                <w:sz w:val="17"/>
+                <w:szCs w:val="17"/>
+              </w:rPr>
+              <w:t xml:space="preserve">leve, moderada</w:t>
+            </w:r>
+          </w:p>
+        </w:tc>
+        <w:tc>
+          <w:tcPr>
+            <w:tcW w:type="dxa" w:w="2260"/>
+            <w:tcBorders>
+              <w:top w:val="single" w:color="CCCCCC" w:sz="1"/>
+              <w:left w:val="single" w:color="CCCCCC" w:sz="1"/>
+              <w:bottom w:val="single" w:color="CCCCCC" w:sz="1"/>
+              <w:right w:val="single" w:color="CCCCCC" w:sz="1"/>
+            </w:tcBorders>
+            <w:tcMar>
+              <w:top w:type="dxa" w:w="80"/>
+              <w:left w:type="dxa" w:w="120"/>
+              <w:bottom w:type="dxa" w:w="80"/>
+              <w:right w:type="dxa" w:w="120"/>
+            </w:tcMar>
+          </w:tcPr>
+          <w:p>
+            <w:r>
+              <w:rPr>
+                <w:b w:val="false"/>
+                <w:bCs w:val="false"/>
+                <w:sz w:val="17"/>
+                <w:szCs w:val="17"/>
+              </w:rPr>
+              <w:t xml:space="preserve">r-twin, swallow, r-pin, diamond</w:t>
+            </w:r>
+          </w:p>
+        </w:tc>
+        <w:tc>
+          <w:tcPr>
+            <w:tcW w:type="dxa" w:w="1700"/>
+            <w:tcBorders>
+              <w:top w:val="single" w:color="CCCCCC" w:sz="1"/>
+              <w:left w:val="single" w:color="CCCCCC" w:sz="1"/>
+              <w:bottom w:val="single" w:color="CCCCCC" w:sz="1"/>
+              <w:right w:val="single" w:color="CCCCCC" w:sz="1"/>
+            </w:tcBorders>
+            <w:tcMar>
+              <w:top w:type="dxa" w:w="80"/>
+              <w:left w:type="dxa" w:w="120"/>
+              <w:bottom w:type="dxa" w:w="80"/>
+              <w:right w:type="dxa" w:w="120"/>
+            </w:tcMar>
+          </w:tcPr>
+          <w:p>
+            <w:r>
+              <w:rPr>
+                <w:b w:val="false"/>
+                <w:bCs w:val="false"/>
+                <w:sz w:val="17"/>
+                <w:szCs w:val="17"/>
+              </w:rPr>
+              <w:t xml:space="preserve">copinho FCS2/Futures</w:t>
+            </w:r>
+          </w:p>
+        </w:tc>
+        <w:tc>
+          <w:tcPr>
+            <w:tcW w:type="dxa" w:w="1300"/>
+            <w:tcBorders>
+              <w:top w:val="single" w:color="CCCCCC" w:sz="1"/>
+              <w:left w:val="single" w:color="CCCCCC" w:sz="1"/>
+              <w:bottom w:val="single" w:color="CCCCCC" w:sz="1"/>
+              <w:right w:val="single" w:color="CCCCCC" w:sz="1"/>
+            </w:tcBorders>
+            <w:tcMar>
+              <w:top w:type="dxa" w:w="80"/>
+              <w:left w:type="dxa" w:w="120"/>
+              <w:bottom w:type="dxa" w:w="80"/>
+              <w:right w:type="dxa" w:w="120"/>
+            </w:tcMar>
+          </w:tcPr>
+          <w:p>
+            <w:r>
+              <w:rPr>
+                <w:b w:val="false"/>
+                <w:bCs w:val="false"/>
+                <w:sz w:val="17"/>
+                <w:szCs w:val="17"/>
+              </w:rPr>
+              <w:t xml:space="preserve">0,5–2 m; rápida</w:t>
+            </w:r>
+          </w:p>
+        </w:tc>
+      </w:tr>
+      <w:tr>
+        <w:tc>
+          <w:tcPr>
+            <w:tcW w:type="dxa" w:w="1500"/>
+            <w:tcBorders>
+              <w:top w:val="single" w:color="CCCCCC" w:sz="1"/>
+              <w:left w:val="single" w:color="CCCCCC" w:sz="1"/>
+              <w:bottom w:val="single" w:color="CCCCCC" w:sz="1"/>
+              <w:right w:val="single" w:color="CCCCCC" w:sz="1"/>
+            </w:tcBorders>
+            <w:tcMar>
+              <w:top w:type="dxa" w:w="80"/>
+              <w:left w:type="dxa" w:w="120"/>
+              <w:bottom w:type="dxa" w:w="80"/>
+              <w:right w:type="dxa" w:w="120"/>
+            </w:tcMar>
+          </w:tcPr>
+          <w:p>
+            <w:r>
+              <w:rPr>
+                <w:b w:val="false"/>
+                <w:bCs w:val="false"/>
+                <w:sz w:val="17"/>
+                <w:szCs w:val="17"/>
+              </w:rPr>
+              <w:t xml:space="preserve">Jogo Nusa</w:t>
+            </w:r>
+          </w:p>
+        </w:tc>
+        <w:tc>
+          <w:tcPr>
+            <w:tcW w:type="dxa" w:w="1300"/>
+            <w:tcBorders>
+              <w:top w:val="single" w:color="CCCCCC" w:sz="1"/>
+              <w:left w:val="single" w:color="CCCCCC" w:sz="1"/>
+              <w:bottom w:val="single" w:color="CCCCCC" w:sz="1"/>
+              <w:right w:val="single" w:color="CCCCCC" w:sz="1"/>
+            </w:tcBorders>
+            <w:tcMar>
+              <w:top w:type="dxa" w:w="80"/>
+              <w:left w:type="dxa" w:w="120"/>
+              <w:bottom w:type="dxa" w:w="80"/>
+              <w:right w:type="dxa" w:w="120"/>
+            </w:tcMar>
+          </w:tcPr>
+          <w:p>
+            <w:r>
+              <w:rPr>
+                <w:b w:val="false"/>
+                <w:bCs w:val="false"/>
+                <w:sz w:val="17"/>
+                <w:szCs w:val="17"/>
+              </w:rPr>
+              <w:t xml:space="preserve">6'0"–8'0"</w:t>
+            </w:r>
+          </w:p>
+        </w:tc>
+        <w:tc>
+          <w:tcPr>
+            <w:tcW w:type="dxa" w:w="1300"/>
+            <w:tcBorders>
+              <w:top w:val="single" w:color="CCCCCC" w:sz="1"/>
+              <w:left w:val="single" w:color="CCCCCC" w:sz="1"/>
+              <w:bottom w:val="single" w:color="CCCCCC" w:sz="1"/>
+              <w:right w:val="single" w:color="CCCCCC" w:sz="1"/>
+            </w:tcBorders>
+            <w:tcMar>
+              <w:top w:type="dxa" w:w="80"/>
+              <w:left w:type="dxa" w:w="120"/>
+              <w:bottom w:type="dxa" w:w="80"/>
+              <w:right w:type="dxa" w:w="120"/>
+            </w:tcMar>
+          </w:tcPr>
+          <w:p>
+            <w:r>
+              <w:rPr>
+                <w:b w:val="false"/>
+                <w:bCs w:val="false"/>
+                <w:sz w:val="17"/>
+                <w:szCs w:val="17"/>
+              </w:rPr>
+              <w:t xml:space="preserve">leve, moderada</w:t>
+            </w:r>
+          </w:p>
+        </w:tc>
+        <w:tc>
+          <w:tcPr>
+            <w:tcW w:type="dxa" w:w="2260"/>
+            <w:tcBorders>
+              <w:top w:val="single" w:color="CCCCCC" w:sz="1"/>
+              <w:left w:val="single" w:color="CCCCCC" w:sz="1"/>
+              <w:bottom w:val="single" w:color="CCCCCC" w:sz="1"/>
+              <w:right w:val="single" w:color="CCCCCC" w:sz="1"/>
+            </w:tcBorders>
+            <w:tcMar>
+              <w:top w:type="dxa" w:w="80"/>
+              <w:left w:type="dxa" w:w="120"/>
+              <w:bottom w:type="dxa" w:w="80"/>
+              <w:right w:type="dxa" w:w="120"/>
+            </w:tcMar>
+          </w:tcPr>
+          <w:p>
+            <w:r>
+              <w:rPr>
+                <w:b w:val="false"/>
+                <w:bCs w:val="false"/>
+                <w:sz w:val="17"/>
+                <w:szCs w:val="17"/>
+              </w:rPr>
+              <w:t xml:space="preserve">squash, r-squash, r-pin, pin, diamond, r-square</w:t>
+            </w:r>
+          </w:p>
+        </w:tc>
+        <w:tc>
+          <w:tcPr>
+            <w:tcW w:type="dxa" w:w="1700"/>
+            <w:tcBorders>
+              <w:top w:val="single" w:color="CCCCCC" w:sz="1"/>
+              <w:left w:val="single" w:color="CCCCCC" w:sz="1"/>
+              <w:bottom w:val="single" w:color="CCCCCC" w:sz="1"/>
+              <w:right w:val="single" w:color="CCCCCC" w:sz="1"/>
+            </w:tcBorders>
+            <w:tcMar>
+              <w:top w:type="dxa" w:w="80"/>
+              <w:left w:type="dxa" w:w="120"/>
+              <w:bottom w:type="dxa" w:w="80"/>
+              <w:right w:type="dxa" w:w="120"/>
+            </w:tcMar>
+          </w:tcPr>
+          <w:p>
+            <w:r>
+              <w:rPr>
+                <w:b w:val="false"/>
+                <w:bCs w:val="false"/>
+                <w:sz w:val="17"/>
+                <w:szCs w:val="17"/>
+              </w:rPr>
+              <w:t xml:space="preserve">caixa central + copinho FCS1/FCS2/Futures</w:t>
+            </w:r>
+          </w:p>
+        </w:tc>
+        <w:tc>
+          <w:tcPr>
+            <w:tcW w:type="dxa" w:w="1300"/>
+            <w:tcBorders>
+              <w:top w:val="single" w:color="CCCCCC" w:sz="1"/>
+              <w:left w:val="single" w:color="CCCCCC" w:sz="1"/>
+              <w:bottom w:val="single" w:color="CCCCCC" w:sz="1"/>
+              <w:right w:val="single" w:color="CCCCCC" w:sz="1"/>
+            </w:tcBorders>
+            <w:tcMar>
+              <w:top w:type="dxa" w:w="80"/>
+              <w:left w:type="dxa" w:w="120"/>
+              <w:bottom w:type="dxa" w:w="80"/>
+              <w:right w:type="dxa" w:w="120"/>
+            </w:tcMar>
+          </w:tcPr>
+          <w:p>
+            <w:r>
+              <w:rPr>
+                <w:b w:val="false"/>
+                <w:bCs w:val="false"/>
+                <w:sz w:val="17"/>
+                <w:szCs w:val="17"/>
+              </w:rPr>
+              <w:t xml:space="preserve">0,5–2 m; ambas</w:t>
+            </w:r>
+          </w:p>
+        </w:tc>
+      </w:tr>
+      <w:tr>
+        <w:tc>
+          <w:tcPr>
+            <w:tcW w:type="dxa" w:w="1500"/>
+            <w:tcBorders>
+              <w:top w:val="single" w:color="CCCCCC" w:sz="1"/>
+              <w:left w:val="single" w:color="CCCCCC" w:sz="1"/>
+              <w:bottom w:val="single" w:color="CCCCCC" w:sz="1"/>
+              <w:right w:val="single" w:color="CCCCCC" w:sz="1"/>
+            </w:tcBorders>
+            <w:tcMar>
+              <w:top w:type="dxa" w:w="80"/>
+              <w:left w:type="dxa" w:w="120"/>
+              <w:bottom w:type="dxa" w:w="80"/>
+              <w:right w:type="dxa" w:w="120"/>
+            </w:tcMar>
+          </w:tcPr>
+          <w:p>
+            <w:r>
+              <w:rPr>
+                <w:b w:val="false"/>
+                <w:bCs w:val="false"/>
+                <w:sz w:val="17"/>
+                <w:szCs w:val="17"/>
+              </w:rPr>
+              <w:t xml:space="preserve">Jogo Snapper</w:t>
+            </w:r>
+          </w:p>
+        </w:tc>
+        <w:tc>
+          <w:tcPr>
+            <w:tcW w:type="dxa" w:w="1300"/>
+            <w:tcBorders>
+              <w:top w:val="single" w:color="CCCCCC" w:sz="1"/>
+              <w:left w:val="single" w:color="CCCCCC" w:sz="1"/>
+              <w:bottom w:val="single" w:color="CCCCCC" w:sz="1"/>
+              <w:right w:val="single" w:color="CCCCCC" w:sz="1"/>
+            </w:tcBorders>
+            <w:tcMar>
+              <w:top w:type="dxa" w:w="80"/>
+              <w:left w:type="dxa" w:w="120"/>
+              <w:bottom w:type="dxa" w:w="80"/>
+              <w:right w:type="dxa" w:w="120"/>
+            </w:tcMar>
+          </w:tcPr>
+          <w:p>
+            <w:r>
+              <w:rPr>
+                <w:b w:val="false"/>
+                <w:bCs w:val="false"/>
+                <w:sz w:val="17"/>
+                <w:szCs w:val="17"/>
+              </w:rPr>
+              <w:t xml:space="preserve">7'0"–10'0"</w:t>
+            </w:r>
+          </w:p>
+        </w:tc>
+        <w:tc>
+          <w:tcPr>
+            <w:tcW w:type="dxa" w:w="1300"/>
+            <w:tcBorders>
+              <w:top w:val="single" w:color="CCCCCC" w:sz="1"/>
+              <w:left w:val="single" w:color="CCCCCC" w:sz="1"/>
+              <w:bottom w:val="single" w:color="CCCCCC" w:sz="1"/>
+              <w:right w:val="single" w:color="CCCCCC" w:sz="1"/>
+            </w:tcBorders>
+            <w:tcMar>
+              <w:top w:type="dxa" w:w="80"/>
+              <w:left w:type="dxa" w:w="120"/>
+              <w:bottom w:type="dxa" w:w="80"/>
+              <w:right w:type="dxa" w:w="120"/>
+            </w:tcMar>
+          </w:tcPr>
+          <w:p>
+            <w:r>
+              <w:rPr>
+                <w:b w:val="false"/>
+                <w:bCs w:val="false"/>
+                <w:sz w:val="17"/>
+                <w:szCs w:val="17"/>
+              </w:rPr>
+              <w:t xml:space="preserve">leve, moderada</w:t>
+            </w:r>
+          </w:p>
+        </w:tc>
+        <w:tc>
+          <w:tcPr>
+            <w:tcW w:type="dxa" w:w="2260"/>
+            <w:tcBorders>
+              <w:top w:val="single" w:color="CCCCCC" w:sz="1"/>
+              <w:left w:val="single" w:color="CCCCCC" w:sz="1"/>
+              <w:bottom w:val="single" w:color="CCCCCC" w:sz="1"/>
+              <w:right w:val="single" w:color="CCCCCC" w:sz="1"/>
+            </w:tcBorders>
+            <w:tcMar>
+              <w:top w:type="dxa" w:w="80"/>
+              <w:left w:type="dxa" w:w="120"/>
+              <w:bottom w:type="dxa" w:w="80"/>
+              <w:right w:type="dxa" w:w="120"/>
+            </w:tcMar>
+          </w:tcPr>
+          <w:p>
+            <w:r>
+              <w:rPr>
+                <w:b w:val="false"/>
+                <w:bCs w:val="false"/>
+                <w:sz w:val="17"/>
+                <w:szCs w:val="17"/>
+              </w:rPr>
+              <w:t xml:space="preserve">squash, r-squash, r-pin, pin, r-square, square</w:t>
+            </w:r>
+          </w:p>
+        </w:tc>
+        <w:tc>
+          <w:tcPr>
+            <w:tcW w:type="dxa" w:w="1700"/>
+            <w:tcBorders>
+              <w:top w:val="single" w:color="CCCCCC" w:sz="1"/>
+              <w:left w:val="single" w:color="CCCCCC" w:sz="1"/>
+              <w:bottom w:val="single" w:color="CCCCCC" w:sz="1"/>
+              <w:right w:val="single" w:color="CCCCCC" w:sz="1"/>
+            </w:tcBorders>
+            <w:tcMar>
+              <w:top w:type="dxa" w:w="80"/>
+              <w:left w:type="dxa" w:w="120"/>
+              <w:bottom w:type="dxa" w:w="80"/>
+              <w:right w:type="dxa" w:w="120"/>
+            </w:tcMar>
+          </w:tcPr>
+          <w:p>
+            <w:r>
+              <w:rPr>
+                <w:b w:val="false"/>
+                <w:bCs w:val="false"/>
+                <w:sz w:val="17"/>
+                <w:szCs w:val="17"/>
+              </w:rPr>
+              <w:t xml:space="preserve">caixa central + copinho FCS1/FCS2/Futures</w:t>
+            </w:r>
+          </w:p>
+        </w:tc>
+        <w:tc>
+          <w:tcPr>
+            <w:tcW w:type="dxa" w:w="1300"/>
+            <w:tcBorders>
+              <w:top w:val="single" w:color="CCCCCC" w:sz="1"/>
+              <w:left w:val="single" w:color="CCCCCC" w:sz="1"/>
+              <w:bottom w:val="single" w:color="CCCCCC" w:sz="1"/>
+              <w:right w:val="single" w:color="CCCCCC" w:sz="1"/>
+            </w:tcBorders>
+            <w:tcMar>
+              <w:top w:type="dxa" w:w="80"/>
+              <w:left w:type="dxa" w:w="120"/>
+              <w:bottom w:type="dxa" w:w="80"/>
+              <w:right w:type="dxa" w:w="120"/>
+            </w:tcMar>
+          </w:tcPr>
+          <w:p>
+            <w:r>
+              <w:rPr>
+                <w:b w:val="false"/>
+                <w:bCs w:val="false"/>
+                <w:sz w:val="17"/>
+                <w:szCs w:val="17"/>
+              </w:rPr>
+              <w:t xml:space="preserve">0,5–2,5 m; ambas</w:t>
+            </w:r>
+          </w:p>
+        </w:tc>
+      </w:tr>
+      <w:tr>
+        <w:tc>
+          <w:tcPr>
+            <w:tcW w:type="dxa" w:w="1500"/>
+            <w:tcBorders>
+              <w:top w:val="single" w:color="CCCCCC" w:sz="1"/>
+              <w:left w:val="single" w:color="CCCCCC" w:sz="1"/>
+              <w:bottom w:val="single" w:color="CCCCCC" w:sz="1"/>
+              <w:right w:val="single" w:color="CCCCCC" w:sz="1"/>
+            </w:tcBorders>
+            <w:tcMar>
+              <w:top w:type="dxa" w:w="80"/>
+              <w:left w:type="dxa" w:w="120"/>
+              <w:bottom w:type="dxa" w:w="80"/>
+              <w:right w:type="dxa" w:w="120"/>
+            </w:tcMar>
+          </w:tcPr>
+          <w:p>
+            <w:r>
+              <w:rPr>
+                <w:b w:val="false"/>
+                <w:bCs w:val="false"/>
+                <w:sz w:val="17"/>
+                <w:szCs w:val="17"/>
+              </w:rPr>
+              <w:t xml:space="preserve">Triquilha AM2</w:t>
+            </w:r>
+          </w:p>
+        </w:tc>
+        <w:tc>
+          <w:tcPr>
+            <w:tcW w:type="dxa" w:w="1300"/>
+            <w:tcBorders>
+              <w:top w:val="single" w:color="CCCCCC" w:sz="1"/>
+              <w:left w:val="single" w:color="CCCCCC" w:sz="1"/>
+              <w:bottom w:val="single" w:color="CCCCCC" w:sz="1"/>
+              <w:right w:val="single" w:color="CCCCCC" w:sz="1"/>
+            </w:tcBorders>
+            <w:tcMar>
+              <w:top w:type="dxa" w:w="80"/>
+              <w:left w:type="dxa" w:w="120"/>
+              <w:bottom w:type="dxa" w:w="80"/>
+              <w:right w:type="dxa" w:w="120"/>
+            </w:tcMar>
+          </w:tcPr>
+          <w:p>
+            <w:r>
+              <w:rPr>
+                <w:b w:val="false"/>
+                <w:bCs w:val="false"/>
+                <w:sz w:val="17"/>
+                <w:szCs w:val="17"/>
+              </w:rPr>
+              <w:t xml:space="preserve">6'0"–7'0"</w:t>
+            </w:r>
+          </w:p>
+        </w:tc>
+        <w:tc>
+          <w:tcPr>
+            <w:tcW w:type="dxa" w:w="1300"/>
+            <w:tcBorders>
+              <w:top w:val="single" w:color="CCCCCC" w:sz="1"/>
+              <w:left w:val="single" w:color="CCCCCC" w:sz="1"/>
+              <w:bottom w:val="single" w:color="CCCCCC" w:sz="1"/>
+              <w:right w:val="single" w:color="CCCCCC" w:sz="1"/>
+            </w:tcBorders>
+            <w:tcMar>
+              <w:top w:type="dxa" w:w="80"/>
+              <w:left w:type="dxa" w:w="120"/>
+              <w:bottom w:type="dxa" w:w="80"/>
+              <w:right w:type="dxa" w:w="120"/>
+            </w:tcMar>
+          </w:tcPr>
+          <w:p>
+            <w:r>
+              <w:rPr>
+                <w:b w:val="false"/>
+                <w:bCs w:val="false"/>
+                <w:sz w:val="17"/>
+                <w:szCs w:val="17"/>
+              </w:rPr>
+              <w:t xml:space="preserve">leve</w:t>
+            </w:r>
+          </w:p>
+        </w:tc>
+        <w:tc>
+          <w:tcPr>
+            <w:tcW w:type="dxa" w:w="2260"/>
+            <w:tcBorders>
+              <w:top w:val="single" w:color="CCCCCC" w:sz="1"/>
+              <w:left w:val="single" w:color="CCCCCC" w:sz="1"/>
+              <w:bottom w:val="single" w:color="CCCCCC" w:sz="1"/>
+              <w:right w:val="single" w:color="CCCCCC" w:sz="1"/>
+            </w:tcBorders>
+            <w:tcMar>
+              <w:top w:type="dxa" w:w="80"/>
+              <w:left w:type="dxa" w:w="120"/>
+              <w:bottom w:type="dxa" w:w="80"/>
+              <w:right w:type="dxa" w:w="120"/>
+            </w:tcMar>
+          </w:tcPr>
+          <w:p>
+            <w:r>
+              <w:rPr>
+                <w:b w:val="false"/>
+                <w:bCs w:val="false"/>
+                <w:sz w:val="17"/>
+                <w:szCs w:val="17"/>
+              </w:rPr>
+              <w:t xml:space="preserve">squash, r-squash, r-pin, swallow</w:t>
+            </w:r>
+          </w:p>
+        </w:tc>
+        <w:tc>
+          <w:tcPr>
+            <w:tcW w:type="dxa" w:w="1700"/>
+            <w:tcBorders>
+              <w:top w:val="single" w:color="CCCCCC" w:sz="1"/>
+              <w:left w:val="single" w:color="CCCCCC" w:sz="1"/>
+              <w:bottom w:val="single" w:color="CCCCCC" w:sz="1"/>
+              <w:right w:val="single" w:color="CCCCCC" w:sz="1"/>
+            </w:tcBorders>
+            <w:tcMar>
+              <w:top w:type="dxa" w:w="80"/>
+              <w:left w:type="dxa" w:w="120"/>
+              <w:bottom w:type="dxa" w:w="80"/>
+              <w:right w:type="dxa" w:w="120"/>
+            </w:tcMar>
+          </w:tcPr>
+          <w:p>
+            <w:r>
+              <w:rPr>
+                <w:b w:val="false"/>
+                <w:bCs w:val="false"/>
+                <w:sz w:val="17"/>
+                <w:szCs w:val="17"/>
+              </w:rPr>
+              <w:t xml:space="preserve">copinho FCS2/Futures</w:t>
+            </w:r>
+          </w:p>
+        </w:tc>
+        <w:tc>
+          <w:tcPr>
+            <w:tcW w:type="dxa" w:w="1300"/>
+            <w:tcBorders>
+              <w:top w:val="single" w:color="CCCCCC" w:sz="1"/>
+              <w:left w:val="single" w:color="CCCCCC" w:sz="1"/>
+              <w:bottom w:val="single" w:color="CCCCCC" w:sz="1"/>
+              <w:right w:val="single" w:color="CCCCCC" w:sz="1"/>
+            </w:tcBorders>
+            <w:tcMar>
+              <w:top w:type="dxa" w:w="80"/>
+              <w:left w:type="dxa" w:w="120"/>
+              <w:bottom w:type="dxa" w:w="80"/>
+              <w:right w:type="dxa" w:w="120"/>
+            </w:tcMar>
+          </w:tcPr>
+          <w:p>
+            <w:r>
+              <w:rPr>
+                <w:b w:val="false"/>
+                <w:bCs w:val="false"/>
+                <w:sz w:val="17"/>
+                <w:szCs w:val="17"/>
+              </w:rPr>
+              <w:t xml:space="preserve">1–2,5 m; rápida</w:t>
+            </w:r>
+          </w:p>
+        </w:tc>
+      </w:tr>
+    </w:tbl>
+    <w:p>
+      <w:pPr>
+        <w:spacing w:after="120"/>
+      </w:pPr>
+    </w:p>
+    <w:p>
+      <w:pPr>
+        <w:spacing w:after="160"/>
+      </w:pPr>
+      <w:r>
+        <w:t xml:space="preserve">Legenda: "r-" = round; "+ x" = mesmas rabetas da linha anterior mais x; "caixa central" = caixa-central-de-trilho.</w:t>
+      </w:r>
+    </w:p>
+    <w:p>
+      <w:pPr>
+        <w:pStyle w:val="Heading1"/>
+      </w:pPr>
+      <w:r>
+        <w:t xml:space="preserve">7. Mapa de imagens e assets</w:t>
       </w:r>
     </w:p>
     <w:p>
@@ -4864,8 +8434,8 @@
               <w:rPr>
                 <w:b/>
                 <w:bCs/>
-                <w:sz w:val="18"/>
-                <w:szCs w:val="18"/>
+                <w:sz w:val="17"/>
+                <w:szCs w:val="17"/>
               </w:rPr>
               <w:t xml:space="preserve">Uso</w:t>
             </w:r>
@@ -4893,8 +8463,8 @@
               <w:rPr>
                 <w:b/>
                 <w:bCs/>
-                <w:sz w:val="18"/>
-                <w:szCs w:val="18"/>
+                <w:sz w:val="17"/>
+                <w:szCs w:val="17"/>
               </w:rPr>
               <w:t xml:space="preserve">URL</w:t>
             </w:r>
@@ -4923,8 +8493,8 @@
               <w:rPr>
                 <w:b w:val="false"/>
                 <w:bCs w:val="false"/>
-                <w:sz w:val="18"/>
-                <w:szCs w:val="18"/>
+                <w:sz w:val="17"/>
+                <w:szCs w:val="17"/>
               </w:rPr>
               <w:t xml:space="preserve">Fundo da introdução</w:t>
             </w:r>
@@ -4951,8 +8521,8 @@
               <w:rPr>
                 <w:b w:val="false"/>
                 <w:bCs w:val="false"/>
-                <w:sz w:val="18"/>
-                <w:szCs w:val="18"/>
+                <w:sz w:val="17"/>
+                <w:szCs w:val="17"/>
               </w:rPr>
               <w:t xml:space="preserve">/2024/09/joseph-greve-TII6axq3eo4-unsplash-scaled.jpg</w:t>
             </w:r>
@@ -4981,8 +8551,8 @@
               <w:rPr>
                 <w:b w:val="false"/>
                 <w:bCs w:val="false"/>
-                <w:sz w:val="18"/>
-                <w:szCs w:val="18"/>
+                <w:sz w:val="17"/>
+                <w:szCs w:val="17"/>
               </w:rPr>
               <w:t xml:space="preserve">Seta etapa 1</w:t>
             </w:r>
@@ -5009,8 +8579,8 @@
               <w:rPr>
                 <w:b w:val="false"/>
                 <w:bCs w:val="false"/>
-                <w:sz w:val="18"/>
-                <w:szCs w:val="18"/>
+                <w:sz w:val="17"/>
+                <w:szCs w:val="17"/>
               </w:rPr>
               <w:t xml:space="preserve">/2024/09/arrow01.svg</w:t>
             </w:r>
@@ -5039,8 +8609,8 @@
               <w:rPr>
                 <w:b w:val="false"/>
                 <w:bCs w:val="false"/>
-                <w:sz w:val="18"/>
-                <w:szCs w:val="18"/>
+                <w:sz w:val="17"/>
+                <w:szCs w:val="17"/>
               </w:rPr>
               <w:t xml:space="preserve">Seta etapa 2</w:t>
             </w:r>
@@ -5067,8 +8637,8 @@
               <w:rPr>
                 <w:b w:val="false"/>
                 <w:bCs w:val="false"/>
-                <w:sz w:val="18"/>
-                <w:szCs w:val="18"/>
+                <w:sz w:val="17"/>
+                <w:szCs w:val="17"/>
               </w:rPr>
               <w:t xml:space="preserve">/2024/09/arrow02.svg</w:t>
             </w:r>
@@ -5097,8 +8667,8 @@
               <w:rPr>
                 <w:b w:val="false"/>
                 <w:bCs w:val="false"/>
-                <w:sz w:val="18"/>
-                <w:szCs w:val="18"/>
+                <w:sz w:val="17"/>
+                <w:szCs w:val="17"/>
               </w:rPr>
               <w:t xml:space="preserve">Seta etapa 3</w:t>
             </w:r>
@@ -5125,8 +8695,8 @@
               <w:rPr>
                 <w:b w:val="false"/>
                 <w:bCs w:val="false"/>
-                <w:sz w:val="18"/>
-                <w:szCs w:val="18"/>
+                <w:sz w:val="17"/>
+                <w:szCs w:val="17"/>
               </w:rPr>
               <w:t xml:space="preserve">/2024/09/arrow03.svg</w:t>
             </w:r>
@@ -5155,8 +8725,8 @@
               <w:rPr>
                 <w:b w:val="false"/>
                 <w:bCs w:val="false"/>
-                <w:sz w:val="18"/>
-                <w:szCs w:val="18"/>
+                <w:sz w:val="17"/>
+                <w:szCs w:val="17"/>
               </w:rPr>
               <w:t xml:space="preserve">Fundo de pílula selecionada (original)</w:t>
             </w:r>
@@ -5183,8 +8753,8 @@
               <w:rPr>
                 <w:b w:val="false"/>
                 <w:bCs w:val="false"/>
-                <w:sz w:val="18"/>
-                <w:szCs w:val="18"/>
+                <w:sz w:val="17"/>
+                <w:szCs w:val="17"/>
               </w:rPr>
               <w:t xml:space="preserve">/2024/09/Captura-de-tela-de-2024-09-20-03-28-50.png</w:t>
             </w:r>
@@ -5276,8 +8846,8 @@
               <w:rPr>
                 <w:b/>
                 <w:bCs/>
-                <w:sz w:val="18"/>
-                <w:szCs w:val="18"/>
+                <w:sz w:val="17"/>
+                <w:szCs w:val="17"/>
               </w:rPr>
               <w:t xml:space="preserve">Produto</w:t>
             </w:r>
@@ -5305,8 +8875,8 @@
               <w:rPr>
                 <w:b/>
                 <w:bCs/>
-                <w:sz w:val="18"/>
-                <w:szCs w:val="18"/>
+                <w:sz w:val="17"/>
+                <w:szCs w:val="17"/>
               </w:rPr>
               <w:t xml:space="preserve">Imagem principal</w:t>
             </w:r>
@@ -5335,8 +8905,8 @@
               <w:rPr>
                 <w:b w:val="false"/>
                 <w:bCs w:val="false"/>
-                <w:sz w:val="18"/>
-                <w:szCs w:val="18"/>
+                <w:sz w:val="17"/>
+                <w:szCs w:val="17"/>
               </w:rPr>
               <w:t xml:space="preserve">Pé no bico</w:t>
             </w:r>
@@ -5363,8 +8933,8 @@
               <w:rPr>
                 <w:b w:val="false"/>
                 <w:bCs w:val="false"/>
-                <w:sz w:val="18"/>
-                <w:szCs w:val="18"/>
+                <w:sz w:val="17"/>
+                <w:szCs w:val="17"/>
               </w:rPr>
               <w:t xml:space="preserve">/2024/11/penobico-verdemedio.webp</w:t>
             </w:r>
@@ -5393,8 +8963,8 @@
               <w:rPr>
                 <w:b w:val="false"/>
                 <w:bCs w:val="false"/>
-                <w:sz w:val="18"/>
-                <w:szCs w:val="18"/>
+                <w:sz w:val="17"/>
+                <w:szCs w:val="17"/>
               </w:rPr>
               <w:t xml:space="preserve">Portuga</w:t>
             </w:r>
@@ -5421,8 +8991,8 @@
               <w:rPr>
                 <w:b w:val="false"/>
                 <w:bCs w:val="false"/>
-                <w:sz w:val="18"/>
-                <w:szCs w:val="18"/>
+                <w:sz w:val="17"/>
+                <w:szCs w:val="17"/>
               </w:rPr>
               <w:t xml:space="preserve">/2024/09/portuga-azul-acinzentado.webp</w:t>
             </w:r>
@@ -5451,8 +9021,8 @@
               <w:rPr>
                 <w:b w:val="false"/>
                 <w:bCs w:val="false"/>
-                <w:sz w:val="18"/>
-                <w:szCs w:val="18"/>
+                <w:sz w:val="17"/>
+                <w:szCs w:val="17"/>
               </w:rPr>
               <w:t xml:space="preserve">Lambuja</w:t>
             </w:r>
@@ -5479,8 +9049,8 @@
               <w:rPr>
                 <w:b w:val="false"/>
                 <w:bCs w:val="false"/>
-                <w:sz w:val="18"/>
-                <w:szCs w:val="18"/>
+                <w:sz w:val="17"/>
+                <w:szCs w:val="17"/>
               </w:rPr>
               <w:t xml:space="preserve">/2024/09/lambuja-mostarda.webp</w:t>
             </w:r>
@@ -5509,8 +9079,8 @@
               <w:rPr>
                 <w:b w:val="false"/>
                 <w:bCs w:val="false"/>
-                <w:sz w:val="18"/>
-                <w:szCs w:val="18"/>
+                <w:sz w:val="17"/>
+                <w:szCs w:val="17"/>
               </w:rPr>
               <w:t xml:space="preserve">Caio Teixeira</w:t>
             </w:r>
@@ -5537,8 +9107,8 @@
               <w:rPr>
                 <w:b w:val="false"/>
                 <w:bCs w:val="false"/>
-                <w:sz w:val="18"/>
-                <w:szCs w:val="18"/>
+                <w:sz w:val="17"/>
+                <w:szCs w:val="17"/>
               </w:rPr>
               <w:t xml:space="preserve">/2024/09/caio-azul-novo.webp</w:t>
             </w:r>
@@ -5567,8 +9137,8 @@
               <w:rPr>
                 <w:b w:val="false"/>
                 <w:bCs w:val="false"/>
-                <w:sz w:val="18"/>
-                <w:szCs w:val="18"/>
+                <w:sz w:val="17"/>
+                <w:szCs w:val="17"/>
               </w:rPr>
               <w:t xml:space="preserve">Jasmim Avelino</w:t>
             </w:r>
@@ -5595,8 +9165,8 @@
               <w:rPr>
                 <w:b w:val="false"/>
                 <w:bCs w:val="false"/>
-                <w:sz w:val="18"/>
-                <w:szCs w:val="18"/>
+                <w:sz w:val="17"/>
+                <w:szCs w:val="17"/>
               </w:rPr>
               <w:t xml:space="preserve">/2024/09/jasmim-terra.webp</w:t>
             </w:r>
@@ -5625,8 +9195,8 @@
               <w:rPr>
                 <w:b w:val="false"/>
                 <w:bCs w:val="false"/>
-                <w:sz w:val="18"/>
-                <w:szCs w:val="18"/>
+                <w:sz w:val="17"/>
+                <w:szCs w:val="17"/>
               </w:rPr>
               <w:t xml:space="preserve">TB Slim (Flex)</w:t>
             </w:r>
@@ -5653,8 +9223,8 @@
               <w:rPr>
                 <w:b w:val="false"/>
                 <w:bCs w:val="false"/>
-                <w:sz w:val="18"/>
-                <w:szCs w:val="18"/>
+                <w:sz w:val="17"/>
+                <w:szCs w:val="17"/>
               </w:rPr>
               <w:t xml:space="preserve">/2024/09/tbslim-bordo.webp</w:t>
             </w:r>
@@ -5683,8 +9253,8 @@
               <w:rPr>
                 <w:b w:val="false"/>
                 <w:bCs w:val="false"/>
-                <w:sz w:val="18"/>
-                <w:szCs w:val="18"/>
+                <w:sz w:val="17"/>
+                <w:szCs w:val="17"/>
               </w:rPr>
               <w:t xml:space="preserve">Biquilha Speed</w:t>
             </w:r>
@@ -5711,8 +9281,8 @@
               <w:rPr>
                 <w:b w:val="false"/>
                 <w:bCs w:val="false"/>
-                <w:sz w:val="18"/>
-                <w:szCs w:val="18"/>
+                <w:sz w:val="17"/>
+                <w:szCs w:val="17"/>
               </w:rPr>
               <w:t xml:space="preserve">/2024/12/20.webp</w:t>
             </w:r>
@@ -5741,8 +9311,8 @@
               <w:rPr>
                 <w:b w:val="false"/>
                 <w:bCs w:val="false"/>
-                <w:sz w:val="18"/>
-                <w:szCs w:val="18"/>
+                <w:sz w:val="17"/>
+                <w:szCs w:val="17"/>
               </w:rPr>
               <w:t xml:space="preserve">Biquilha Séries</w:t>
             </w:r>
@@ -5769,8 +9339,8 @@
               <w:rPr>
                 <w:b w:val="false"/>
                 <w:bCs w:val="false"/>
-                <w:sz w:val="18"/>
-                <w:szCs w:val="18"/>
+                <w:sz w:val="17"/>
+                <w:szCs w:val="17"/>
               </w:rPr>
               <w:t xml:space="preserve">/2024/12/6.jpg</w:t>
             </w:r>
@@ -5799,8 +9369,8 @@
               <w:rPr>
                 <w:b w:val="false"/>
                 <w:bCs w:val="false"/>
-                <w:sz w:val="18"/>
-                <w:szCs w:val="18"/>
+                <w:sz w:val="17"/>
+                <w:szCs w:val="17"/>
               </w:rPr>
               <w:t xml:space="preserve">Jogo Nusa + Estabilizadores</w:t>
             </w:r>
@@ -5827,8 +9397,8 @@
               <w:rPr>
                 <w:b w:val="false"/>
                 <w:bCs w:val="false"/>
-                <w:sz w:val="18"/>
-                <w:szCs w:val="18"/>
+                <w:sz w:val="17"/>
+                <w:szCs w:val="17"/>
               </w:rPr>
               <w:t xml:space="preserve">/2026/05/9.png</w:t>
             </w:r>
@@ -5857,8 +9427,8 @@
               <w:rPr>
                 <w:b w:val="false"/>
                 <w:bCs w:val="false"/>
-                <w:sz w:val="18"/>
-                <w:szCs w:val="18"/>
+                <w:sz w:val="17"/>
+                <w:szCs w:val="17"/>
               </w:rPr>
               <w:t xml:space="preserve">Jogo Snapper + Estabilizadores</w:t>
             </w:r>
@@ -5885,8 +9455,8 @@
               <w:rPr>
                 <w:b w:val="false"/>
                 <w:bCs w:val="false"/>
-                <w:sz w:val="18"/>
-                <w:szCs w:val="18"/>
+                <w:sz w:val="17"/>
+                <w:szCs w:val="17"/>
               </w:rPr>
               <w:t xml:space="preserve">/2024/09/snapper-preta-fcs2.webp</w:t>
             </w:r>
@@ -5915,8 +9485,8 @@
               <w:rPr>
                 <w:b w:val="false"/>
                 <w:bCs w:val="false"/>
-                <w:sz w:val="18"/>
-                <w:szCs w:val="18"/>
+                <w:sz w:val="17"/>
+                <w:szCs w:val="17"/>
               </w:rPr>
               <w:t xml:space="preserve">Triquilha AM2 shortboard</w:t>
             </w:r>
@@ -5943,8 +9513,8 @@
               <w:rPr>
                 <w:b w:val="false"/>
                 <w:bCs w:val="false"/>
-                <w:sz w:val="18"/>
-                <w:szCs w:val="18"/>
+                <w:sz w:val="17"/>
+                <w:szCs w:val="17"/>
               </w:rPr>
               <w:t xml:space="preserve">/2026/05/2.png</w:t>
             </w:r>
@@ -5957,7 +9527,7 @@
         <w:pStyle w:val="Heading1"/>
       </w:pPr>
       <w:r>
-        <w:t xml:space="preserve">7. A réplica (quilhas-calculadora.html)</w:t>
+        <w:t xml:space="preserve">8. A réplica (index.html)</w:t>
       </w:r>
     </w:p>
     <w:p>
@@ -5965,7 +9535,7 @@
         <w:spacing w:after="160"/>
       </w:pPr>
       <w:r>
-        <w:t xml:space="preserve">A réplica é um arquivo único, sem dependências (vanilla JS, sem jQuery), organizado em cinco blocos: (1) FILTROS — definição declarativa de todos os campos e valores; (2) PRODUTOS — catálogo com dados reais e o objeto match de cada produto; (3) motor de matching — funções campoAtende, produtoAtende, produtosFiltrados e opcaoDisponivel (facet); (4) renderização — montagem dinâmica de pílulas, radios com imagem, selects e do card de resultado; (5) navegação e eventos — troca de etapas, toggle de radio ao clicar duas vezes, limpeza automática de seleções impossíveis e botão Recomeçar.</w:t>
+        <w:t xml:space="preserve">A réplica é um arquivo único, sem dependências (vanilla JS, sem jQuery), organizado em cinco blocos: (1) FILTROS — definição declarativa de todos os campos e valores; (2) PRODUTOS — catálogo com dados reais e o objeto match de cada produto; (3) motor de matching — funções campoAtende, produtoAtende, produtosFiltrados e opcaoDisponivel, que implementam os Cálculos 1 a 4 da seção 5; (4) renderização — montagem dinâmica de pílulas, radios com imagem, selects e do card de resultado; (5) navegação e eventos — troca de etapas, toggle de radio ao clicar duas vezes, limpeza automática de seleções impossíveis e botão Recomeçar.</w:t>
       </w:r>
     </w:p>
     <w:p>
@@ -5983,7 +9553,7 @@
       <w:r>
         <w:t xml:space="preserve">Fonte dos dados: </w:t>
       </w:r>
-      <w:hyperlink w:history="1" r:id="rIdgyo3xopvc2f2xsfnapiqw">
+      <w:hyperlink w:history="1" r:id="rIdhvny0cumt2yavq1xedq0y">
         <w:r>
           <w:rPr>
             <w:rStyle w:val="Hyperlink"/>

--- a/docs/quilhas-calculadora-logica.docx
+++ b/docs/quilhas-calculadora-logica.docx
@@ -119,7 +119,7 @@
           <w:b/>
           <w:bCs/>
         </w:rPr>
-        <w:t xml:space="preserve">Importante: como a regra de compatibilidade produto × filtro vive em atributos de produto no banco do WooCommerce, ela não é visível no código da página. Na réplica, essa matriz foi reconstruída por inferência a partir das descrições oficiais dos produtos (seções 5 e 6). Os pontos inferidos estão claramente marcados e são fáceis de ajustar no código.</w:t>
+        <w:t xml:space="preserve">Importante: como a regra de compatibilidade produto × filtro vive em atributos de produto no banco do WooCommerce, ela não é visível no código da página. Na réplica, essa matriz foi reconstruída por inferência a partir das descrições oficiais dos produtos (seções 5 a 7). Os pontos inferidos estão claramente marcados e são fáceis de ajustar no código.</w:t>
       </w:r>
     </w:p>
     <w:p>
@@ -3587,14 +3587,6 @@
     </w:p>
     <w:p>
       <w:pPr>
-        <w:spacing w:after="160"/>
-      </w:pPr>
-      <w:r>
-        <w:t xml:space="preserve">Dentro de R(S), a escolha é por ordenação estável do catálogo (mesmo comportamento do original, em que o servidor devolve a lista e o front usa produtos[0] como destaque e os últimos como vitrine):</w:t>
-      </w:r>
-    </w:p>
-    <w:p>
-      <w:pPr>
         <w:shd w:fill="F4F4F4" w:val="clear"/>
         <w:spacing w:after="40"/>
       </w:pPr>
@@ -4192,7 +4184,7 @@
         <w:pStyle w:val="Heading1"/>
       </w:pPr>
       <w:r>
-        <w:t xml:space="preserve">6. Matriz completa produto × critérios</w:t>
+        <w:t xml:space="preserve">6. Análise: como os três perfis se combinam</w:t>
       </w:r>
     </w:p>
     <w:p>
@@ -4200,7 +4192,7 @@
         <w:spacing w:after="160"/>
       </w:pPr>
       <w:r>
-        <w:t xml:space="preserve">Valores usados pelos Cálculos 1 e 2 em cada produto. "Todos" = lista vazia (não restringe). A categoria (modalidade) e os encaixes vêm dos dados oficiais; os demais campos foram inferidos das descrições comerciais — para ajustar, edite o objeto match do produto no bloco PRODUTOS do index.html.</w:t>
+        <w:t xml:space="preserve">A decisão pode ser lida como um funil de quatro camadas, da mais eliminatória para a mais fina:</w:t>
       </w:r>
     </w:p>
     <w:p>
@@ -4208,7 +4200,4869 @@
         <w:pStyle w:val="Heading2"/>
       </w:pPr>
       <w:r>
-        <w:t xml:space="preserve">6.1 Perfil do surfista e objetivo</w:t>
+        <w:t xml:space="preserve">6.1 Camada 1 — Perfil da prancha define a família (eliminatória)</w:t>
+      </w:r>
+    </w:p>
+    <w:p>
+      <w:pPr>
+        <w:spacing w:after="160"/>
+      </w:pPr>
+      <w:r>
+        <w:t xml:space="preserve">Tipo de prancha + modalidade + encaixe são os critérios estruturais: uma monoquilha de caixa central não entra numa biquilha de copinhos, e vice-versa. Essa camada sozinha reduz o catálogo de 11 para no máximo 6 candidatos (monoquilhas), 2 (biquilhas) ou 3 (jogos 2+1). Se você só souber responder uma coisa, responda esta: ela corta 45% a 82% do catálogo.</w:t>
+      </w:r>
+    </w:p>
+    <w:p>
+      <w:pPr>
+        <w:pStyle w:val="Heading2"/>
+      </w:pPr>
+      <w:r>
+        <w:t xml:space="preserve">6.2 Camada 2 — Objetivo do surfista define o subgrupo (direcional)</w:t>
+      </w:r>
+    </w:p>
+    <w:p>
+      <w:pPr>
+        <w:spacing w:after="160"/>
+      </w:pPr>
+      <w:r>
+        <w:t xml:space="preserve">Dentro da família, o objetivo separa os modelos por comportamento: quilhas de arrasto e sustentação (noseriding: Pé no bico, Portuga, Lambuja) versus quilhas de fluidez e troca de borda (TB Slim, Caio Teixeira, Jasmim Avelino); biquilha de linha horizontal (Speed) versus de ataque vertical (Séries); jogo 2+1 versátil (Nusa) versus performático (Snapper, AM2).</w:t>
+      </w:r>
+    </w:p>
+    <w:p>
+      <w:pPr>
+        <w:pStyle w:val="Heading2"/>
+      </w:pPr>
+      <w:r>
+        <w:t xml:space="preserve">6.3 Camada 3 — Perfil da onda refina (condicional)</w:t>
+      </w:r>
+    </w:p>
+    <w:p>
+      <w:pPr>
+        <w:spacing w:after="160"/>
+      </w:pPr>
+      <w:r>
+        <w:t xml:space="preserve">Onda lenta e pequena favorece quilhas de sustentação e arrasto (Pé no bico); onda rápida e cavada pede quilhas que seguram a linha sem frear (Lambuja, TB Slim, Séries, AM2). Modelos "coringa" como a Jasmim Avelino aceitam qualquer onda e por isso sobrevivem a quase todos os funis — é o fallback natural das monoquilhas.</w:t>
+      </w:r>
+    </w:p>
+    <w:p>
+      <w:pPr>
+        <w:pStyle w:val="Heading2"/>
+      </w:pPr>
+      <w:r>
+        <w:t xml:space="preserve">6.4 Camada 4 — Perfil do surfista ajusta o tamanho físico (fino)</w:t>
+      </w:r>
+    </w:p>
+    <w:p>
+      <w:pPr>
+        <w:spacing w:after="160"/>
+      </w:pPr>
+      <w:r>
+        <w:t xml:space="preserve">Nível de habilidade elimina modelos exigentes para iniciantes (Portuga, Lambuja, TB Slim, Séries, Snapper, AM2 pedem intermediário+). Peso do surfista decide o tamanho da quilha dentro do produto: até ~70 kg → central 10" (ou estabilizador 4", AM2 M); 70–85 kg → 10,5" (estab. 4,5"); acima de 85 kg → 11" quando disponível (AM2 G acima de 80 kg). Prancha pesada empurra para quilhas de mais base (Pé no bico, Portuga); prancha leve, para quilhas slim/flex (TB Slim).</w:t>
+      </w:r>
+    </w:p>
+    <w:p>
+      <w:pPr>
+        <w:sectPr>
+          <w:footerReference w:type="default" r:id="rId7"/>
+          <w:pgSz w:w="12240" w:h="15840" w:orient="portrait"/>
+          <w:pgMar w:top="1440" w:right="1440" w:bottom="1440" w:left="1440" w:header="708" w:footer="708" w:gutter="0"/>
+          <w:pgNumType/>
+          <w:docGrid w:linePitch="360"/>
+        </w:sectPr>
+      </w:pPr>
+    </w:p>
+    <w:p>
+      <w:pPr>
+        <w:pStyle w:val="Heading1"/>
+      </w:pPr>
+      <w:r>
+        <w:t xml:space="preserve">7. Matriz integrada de decisão (todos os elementos)</w:t>
+      </w:r>
+    </w:p>
+    <w:p>
+      <w:pPr>
+        <w:spacing w:after="160"/>
+      </w:pPr>
+      <w:r>
+        <w:t xml:space="preserve">Uma linha por quilha, com os três perfis lado a lado. Para decidir: (1) risque as linhas cuja família não bate com sua prancha; (2) entre as restantes, escolha a coluna Objetivo que descreve seu surf; (3) confira se a onda e o seu nível batem; (4) use a última coluna para o tamanho físico. "Todos" = não restringe.</w:t>
+      </w:r>
+    </w:p>
+    <w:tbl>
+      <w:tblPr>
+        <w:tblW w:type="dxa" w:w="12960"/>
+        <w:tblBorders>
+          <w:top w:val="single" w:color="auto" w:sz="4"/>
+          <w:left w:val="single" w:color="auto" w:sz="4"/>
+          <w:bottom w:val="single" w:color="auto" w:sz="4"/>
+          <w:right w:val="single" w:color="auto" w:sz="4"/>
+          <w:insideH w:val="single" w:color="auto" w:sz="4"/>
+          <w:insideV w:val="single" w:color="auto" w:sz="4"/>
+        </w:tblBorders>
+      </w:tblPr>
+      <w:tblGrid>
+        <w:gridCol w:w="1330"/>
+        <w:gridCol w:w="1500"/>
+        <w:gridCol w:w="950"/>
+        <w:gridCol w:w="1050"/>
+        <w:gridCol w:w="1750"/>
+        <w:gridCol w:w="1450"/>
+        <w:gridCol w:w="950"/>
+        <w:gridCol w:w="1600"/>
+        <w:gridCol w:w="1180"/>
+        <w:gridCol w:w="1200"/>
+      </w:tblGrid>
+      <w:tr>
+        <w:tc>
+          <w:tcPr>
+            <w:tcW w:type="dxa" w:w="1330"/>
+            <w:tcBorders>
+              <w:top w:val="single" w:color="CCCCCC" w:sz="1"/>
+              <w:left w:val="single" w:color="CCCCCC" w:sz="1"/>
+              <w:bottom w:val="single" w:color="CCCCCC" w:sz="1"/>
+              <w:right w:val="single" w:color="CCCCCC" w:sz="1"/>
+            </w:tcBorders>
+            <w:shd w:fill="E8EEF4" w:val="clear"/>
+            <w:tcMar>
+              <w:top w:type="dxa" w:w="80"/>
+              <w:left w:type="dxa" w:w="120"/>
+              <w:bottom w:type="dxa" w:w="80"/>
+              <w:right w:type="dxa" w:w="120"/>
+            </w:tcMar>
+          </w:tcPr>
+          <w:p>
+            <w:r>
+              <w:rPr>
+                <w:b/>
+                <w:bCs/>
+                <w:sz w:val="15"/>
+                <w:szCs w:val="15"/>
+              </w:rPr>
+              <w:t xml:space="preserve">Quilha (R$)</w:t>
+            </w:r>
+          </w:p>
+        </w:tc>
+        <w:tc>
+          <w:tcPr>
+            <w:tcW w:type="dxa" w:w="1500"/>
+            <w:tcBorders>
+              <w:top w:val="single" w:color="CCCCCC" w:sz="1"/>
+              <w:left w:val="single" w:color="CCCCCC" w:sz="1"/>
+              <w:bottom w:val="single" w:color="CCCCCC" w:sz="1"/>
+              <w:right w:val="single" w:color="CCCCCC" w:sz="1"/>
+            </w:tcBorders>
+            <w:shd w:fill="E8EEF4" w:val="clear"/>
+            <w:tcMar>
+              <w:top w:type="dxa" w:w="80"/>
+              <w:left w:type="dxa" w:w="120"/>
+              <w:bottom w:type="dxa" w:w="80"/>
+              <w:right w:type="dxa" w:w="120"/>
+            </w:tcMar>
+          </w:tcPr>
+          <w:p>
+            <w:r>
+              <w:rPr>
+                <w:b/>
+                <w:bCs/>
+                <w:sz w:val="15"/>
+                <w:szCs w:val="15"/>
+              </w:rPr>
+              <w:t xml:space="preserve">PRANCHA: tipo / modalidade</w:t>
+            </w:r>
+          </w:p>
+        </w:tc>
+        <w:tc>
+          <w:tcPr>
+            <w:tcW w:type="dxa" w:w="950"/>
+            <w:tcBorders>
+              <w:top w:val="single" w:color="CCCCCC" w:sz="1"/>
+              <w:left w:val="single" w:color="CCCCCC" w:sz="1"/>
+              <w:bottom w:val="single" w:color="CCCCCC" w:sz="1"/>
+              <w:right w:val="single" w:color="CCCCCC" w:sz="1"/>
+            </w:tcBorders>
+            <w:shd w:fill="E8EEF4" w:val="clear"/>
+            <w:tcMar>
+              <w:top w:type="dxa" w:w="80"/>
+              <w:left w:type="dxa" w:w="120"/>
+              <w:bottom w:type="dxa" w:w="80"/>
+              <w:right w:type="dxa" w:w="120"/>
+            </w:tcMar>
+          </w:tcPr>
+          <w:p>
+            <w:r>
+              <w:rPr>
+                <w:b/>
+                <w:bCs/>
+                <w:sz w:val="15"/>
+                <w:szCs w:val="15"/>
+              </w:rPr>
+              <w:t xml:space="preserve">Tam. prancha</w:t>
+            </w:r>
+          </w:p>
+        </w:tc>
+        <w:tc>
+          <w:tcPr>
+            <w:tcW w:type="dxa" w:w="1050"/>
+            <w:tcBorders>
+              <w:top w:val="single" w:color="CCCCCC" w:sz="1"/>
+              <w:left w:val="single" w:color="CCCCCC" w:sz="1"/>
+              <w:bottom w:val="single" w:color="CCCCCC" w:sz="1"/>
+              <w:right w:val="single" w:color="CCCCCC" w:sz="1"/>
+            </w:tcBorders>
+            <w:shd w:fill="E8EEF4" w:val="clear"/>
+            <w:tcMar>
+              <w:top w:type="dxa" w:w="80"/>
+              <w:left w:type="dxa" w:w="120"/>
+              <w:bottom w:type="dxa" w:w="80"/>
+              <w:right w:type="dxa" w:w="120"/>
+            </w:tcMar>
+          </w:tcPr>
+          <w:p>
+            <w:r>
+              <w:rPr>
+                <w:b/>
+                <w:bCs/>
+                <w:sz w:val="15"/>
+                <w:szCs w:val="15"/>
+              </w:rPr>
+              <w:t xml:space="preserve">Peso prancha</w:t>
+            </w:r>
+          </w:p>
+        </w:tc>
+        <w:tc>
+          <w:tcPr>
+            <w:tcW w:type="dxa" w:w="1750"/>
+            <w:tcBorders>
+              <w:top w:val="single" w:color="CCCCCC" w:sz="1"/>
+              <w:left w:val="single" w:color="CCCCCC" w:sz="1"/>
+              <w:bottom w:val="single" w:color="CCCCCC" w:sz="1"/>
+              <w:right w:val="single" w:color="CCCCCC" w:sz="1"/>
+            </w:tcBorders>
+            <w:shd w:fill="E8EEF4" w:val="clear"/>
+            <w:tcMar>
+              <w:top w:type="dxa" w:w="80"/>
+              <w:left w:type="dxa" w:w="120"/>
+              <w:bottom w:type="dxa" w:w="80"/>
+              <w:right w:type="dxa" w:w="120"/>
+            </w:tcMar>
+          </w:tcPr>
+          <w:p>
+            <w:r>
+              <w:rPr>
+                <w:b/>
+                <w:bCs/>
+                <w:sz w:val="15"/>
+                <w:szCs w:val="15"/>
+              </w:rPr>
+              <w:t xml:space="preserve">Rabetas</w:t>
+            </w:r>
+          </w:p>
+        </w:tc>
+        <w:tc>
+          <w:tcPr>
+            <w:tcW w:type="dxa" w:w="1450"/>
+            <w:tcBorders>
+              <w:top w:val="single" w:color="CCCCCC" w:sz="1"/>
+              <w:left w:val="single" w:color="CCCCCC" w:sz="1"/>
+              <w:bottom w:val="single" w:color="CCCCCC" w:sz="1"/>
+              <w:right w:val="single" w:color="CCCCCC" w:sz="1"/>
+            </w:tcBorders>
+            <w:shd w:fill="E8EEF4" w:val="clear"/>
+            <w:tcMar>
+              <w:top w:type="dxa" w:w="80"/>
+              <w:left w:type="dxa" w:w="120"/>
+              <w:bottom w:type="dxa" w:w="80"/>
+              <w:right w:type="dxa" w:w="120"/>
+            </w:tcMar>
+          </w:tcPr>
+          <w:p>
+            <w:r>
+              <w:rPr>
+                <w:b/>
+                <w:bCs/>
+                <w:sz w:val="15"/>
+                <w:szCs w:val="15"/>
+              </w:rPr>
+              <w:t xml:space="preserve">Encaixe</w:t>
+            </w:r>
+          </w:p>
+        </w:tc>
+        <w:tc>
+          <w:tcPr>
+            <w:tcW w:type="dxa" w:w="950"/>
+            <w:tcBorders>
+              <w:top w:val="single" w:color="CCCCCC" w:sz="1"/>
+              <w:left w:val="single" w:color="CCCCCC" w:sz="1"/>
+              <w:bottom w:val="single" w:color="CCCCCC" w:sz="1"/>
+              <w:right w:val="single" w:color="CCCCCC" w:sz="1"/>
+            </w:tcBorders>
+            <w:shd w:fill="E8EEF4" w:val="clear"/>
+            <w:tcMar>
+              <w:top w:type="dxa" w:w="80"/>
+              <w:left w:type="dxa" w:w="120"/>
+              <w:bottom w:type="dxa" w:w="80"/>
+              <w:right w:type="dxa" w:w="120"/>
+            </w:tcMar>
+          </w:tcPr>
+          <w:p>
+            <w:r>
+              <w:rPr>
+                <w:b/>
+                <w:bCs/>
+                <w:sz w:val="15"/>
+                <w:szCs w:val="15"/>
+              </w:rPr>
+              <w:t xml:space="preserve">SURFISTA: nível</w:t>
+            </w:r>
+          </w:p>
+        </w:tc>
+        <w:tc>
+          <w:tcPr>
+            <w:tcW w:type="dxa" w:w="1600"/>
+            <w:tcBorders>
+              <w:top w:val="single" w:color="CCCCCC" w:sz="1"/>
+              <w:left w:val="single" w:color="CCCCCC" w:sz="1"/>
+              <w:bottom w:val="single" w:color="CCCCCC" w:sz="1"/>
+              <w:right w:val="single" w:color="CCCCCC" w:sz="1"/>
+            </w:tcBorders>
+            <w:shd w:fill="E8EEF4" w:val="clear"/>
+            <w:tcMar>
+              <w:top w:type="dxa" w:w="80"/>
+              <w:left w:type="dxa" w:w="120"/>
+              <w:bottom w:type="dxa" w:w="80"/>
+              <w:right w:type="dxa" w:w="120"/>
+            </w:tcMar>
+          </w:tcPr>
+          <w:p>
+            <w:r>
+              <w:rPr>
+                <w:b/>
+                <w:bCs/>
+                <w:sz w:val="15"/>
+                <w:szCs w:val="15"/>
+              </w:rPr>
+              <w:t xml:space="preserve">OBJETIVO</w:t>
+            </w:r>
+          </w:p>
+        </w:tc>
+        <w:tc>
+          <w:tcPr>
+            <w:tcW w:type="dxa" w:w="1180"/>
+            <w:tcBorders>
+              <w:top w:val="single" w:color="CCCCCC" w:sz="1"/>
+              <w:left w:val="single" w:color="CCCCCC" w:sz="1"/>
+              <w:bottom w:val="single" w:color="CCCCCC" w:sz="1"/>
+              <w:right w:val="single" w:color="CCCCCC" w:sz="1"/>
+            </w:tcBorders>
+            <w:shd w:fill="E8EEF4" w:val="clear"/>
+            <w:tcMar>
+              <w:top w:type="dxa" w:w="80"/>
+              <w:left w:type="dxa" w:w="120"/>
+              <w:bottom w:type="dxa" w:w="80"/>
+              <w:right w:type="dxa" w:w="120"/>
+            </w:tcMar>
+          </w:tcPr>
+          <w:p>
+            <w:r>
+              <w:rPr>
+                <w:b/>
+                <w:bCs/>
+                <w:sz w:val="15"/>
+                <w:szCs w:val="15"/>
+              </w:rPr>
+              <w:t xml:space="preserve">ONDA: tam. / tipo</w:t>
+            </w:r>
+          </w:p>
+        </w:tc>
+        <w:tc>
+          <w:tcPr>
+            <w:tcW w:type="dxa" w:w="1200"/>
+            <w:tcBorders>
+              <w:top w:val="single" w:color="CCCCCC" w:sz="1"/>
+              <w:left w:val="single" w:color="CCCCCC" w:sz="1"/>
+              <w:bottom w:val="single" w:color="CCCCCC" w:sz="1"/>
+              <w:right w:val="single" w:color="CCCCCC" w:sz="1"/>
+            </w:tcBorders>
+            <w:shd w:fill="E8EEF4" w:val="clear"/>
+            <w:tcMar>
+              <w:top w:type="dxa" w:w="80"/>
+              <w:left w:type="dxa" w:w="120"/>
+              <w:bottom w:type="dxa" w:w="80"/>
+              <w:right w:type="dxa" w:w="120"/>
+            </w:tcMar>
+          </w:tcPr>
+          <w:p>
+            <w:r>
+              <w:rPr>
+                <w:b/>
+                <w:bCs/>
+                <w:sz w:val="15"/>
+                <w:szCs w:val="15"/>
+              </w:rPr>
+              <w:t xml:space="preserve">Escolha do tamanho (peso do surfista)</w:t>
+            </w:r>
+          </w:p>
+        </w:tc>
+      </w:tr>
+      <w:tr>
+        <w:tc>
+          <w:tcPr>
+            <w:tcW w:type="dxa" w:w="1330"/>
+            <w:tcBorders>
+              <w:top w:val="single" w:color="CCCCCC" w:sz="1"/>
+              <w:left w:val="single" w:color="CCCCCC" w:sz="1"/>
+              <w:bottom w:val="single" w:color="CCCCCC" w:sz="1"/>
+              <w:right w:val="single" w:color="CCCCCC" w:sz="1"/>
+            </w:tcBorders>
+            <w:tcMar>
+              <w:top w:type="dxa" w:w="80"/>
+              <w:left w:type="dxa" w:w="120"/>
+              <w:bottom w:type="dxa" w:w="80"/>
+              <w:right w:type="dxa" w:w="120"/>
+            </w:tcMar>
+          </w:tcPr>
+          <w:p>
+            <w:r>
+              <w:rPr>
+                <w:b w:val="false"/>
+                <w:bCs w:val="false"/>
+                <w:sz w:val="15"/>
+                <w:szCs w:val="15"/>
+              </w:rPr>
+              <w:t xml:space="preserve">Pé no bico (470)</w:t>
+            </w:r>
+          </w:p>
+        </w:tc>
+        <w:tc>
+          <w:tcPr>
+            <w:tcW w:type="dxa" w:w="1500"/>
+            <w:tcBorders>
+              <w:top w:val="single" w:color="CCCCCC" w:sz="1"/>
+              <w:left w:val="single" w:color="CCCCCC" w:sz="1"/>
+              <w:bottom w:val="single" w:color="CCCCCC" w:sz="1"/>
+              <w:right w:val="single" w:color="CCCCCC" w:sz="1"/>
+            </w:tcBorders>
+            <w:tcMar>
+              <w:top w:type="dxa" w:w="80"/>
+              <w:left w:type="dxa" w:w="120"/>
+              <w:bottom w:type="dxa" w:w="80"/>
+              <w:right w:type="dxa" w:w="120"/>
+            </w:tcMar>
+          </w:tcPr>
+          <w:p>
+            <w:r>
+              <w:rPr>
+                <w:b w:val="false"/>
+                <w:bCs w:val="false"/>
+                <w:sz w:val="15"/>
+                <w:szCs w:val="15"/>
+              </w:rPr>
+              <w:t xml:space="preserve">Longboard / Mono</w:t>
+            </w:r>
+          </w:p>
+        </w:tc>
+        <w:tc>
+          <w:tcPr>
+            <w:tcW w:type="dxa" w:w="950"/>
+            <w:tcBorders>
+              <w:top w:val="single" w:color="CCCCCC" w:sz="1"/>
+              <w:left w:val="single" w:color="CCCCCC" w:sz="1"/>
+              <w:bottom w:val="single" w:color="CCCCCC" w:sz="1"/>
+              <w:right w:val="single" w:color="CCCCCC" w:sz="1"/>
+            </w:tcBorders>
+            <w:tcMar>
+              <w:top w:type="dxa" w:w="80"/>
+              <w:left w:type="dxa" w:w="120"/>
+              <w:bottom w:type="dxa" w:w="80"/>
+              <w:right w:type="dxa" w:w="120"/>
+            </w:tcMar>
+          </w:tcPr>
+          <w:p>
+            <w:r>
+              <w:rPr>
+                <w:b w:val="false"/>
+                <w:bCs w:val="false"/>
+                <w:sz w:val="15"/>
+                <w:szCs w:val="15"/>
+              </w:rPr>
+              <w:t xml:space="preserve">9'2"–10'0"</w:t>
+            </w:r>
+          </w:p>
+        </w:tc>
+        <w:tc>
+          <w:tcPr>
+            <w:tcW w:type="dxa" w:w="1050"/>
+            <w:tcBorders>
+              <w:top w:val="single" w:color="CCCCCC" w:sz="1"/>
+              <w:left w:val="single" w:color="CCCCCC" w:sz="1"/>
+              <w:bottom w:val="single" w:color="CCCCCC" w:sz="1"/>
+              <w:right w:val="single" w:color="CCCCCC" w:sz="1"/>
+            </w:tcBorders>
+            <w:tcMar>
+              <w:top w:type="dxa" w:w="80"/>
+              <w:left w:type="dxa" w:w="120"/>
+              <w:bottom w:type="dxa" w:w="80"/>
+              <w:right w:type="dxa" w:w="120"/>
+            </w:tcMar>
+          </w:tcPr>
+          <w:p>
+            <w:r>
+              <w:rPr>
+                <w:b w:val="false"/>
+                <w:bCs w:val="false"/>
+                <w:sz w:val="15"/>
+                <w:szCs w:val="15"/>
+              </w:rPr>
+              <w:t xml:space="preserve">pesada</w:t>
+            </w:r>
+          </w:p>
+        </w:tc>
+        <w:tc>
+          <w:tcPr>
+            <w:tcW w:type="dxa" w:w="1750"/>
+            <w:tcBorders>
+              <w:top w:val="single" w:color="CCCCCC" w:sz="1"/>
+              <w:left w:val="single" w:color="CCCCCC" w:sz="1"/>
+              <w:bottom w:val="single" w:color="CCCCCC" w:sz="1"/>
+              <w:right w:val="single" w:color="CCCCCC" w:sz="1"/>
+            </w:tcBorders>
+            <w:tcMar>
+              <w:top w:type="dxa" w:w="80"/>
+              <w:left w:type="dxa" w:w="120"/>
+              <w:bottom w:type="dxa" w:w="80"/>
+              <w:right w:type="dxa" w:w="120"/>
+            </w:tcMar>
+          </w:tcPr>
+          <w:p>
+            <w:r>
+              <w:rPr>
+                <w:b w:val="false"/>
+                <w:bCs w:val="false"/>
+                <w:sz w:val="15"/>
+                <w:szCs w:val="15"/>
+              </w:rPr>
+              <w:t xml:space="preserve">square, r-square, squash, r-squash</w:t>
+            </w:r>
+          </w:p>
+        </w:tc>
+        <w:tc>
+          <w:tcPr>
+            <w:tcW w:type="dxa" w:w="1450"/>
+            <w:tcBorders>
+              <w:top w:val="single" w:color="CCCCCC" w:sz="1"/>
+              <w:left w:val="single" w:color="CCCCCC" w:sz="1"/>
+              <w:bottom w:val="single" w:color="CCCCCC" w:sz="1"/>
+              <w:right w:val="single" w:color="CCCCCC" w:sz="1"/>
+            </w:tcBorders>
+            <w:tcMar>
+              <w:top w:type="dxa" w:w="80"/>
+              <w:left w:type="dxa" w:w="120"/>
+              <w:bottom w:type="dxa" w:w="80"/>
+              <w:right w:type="dxa" w:w="120"/>
+            </w:tcMar>
+          </w:tcPr>
+          <w:p>
+            <w:r>
+              <w:rPr>
+                <w:b w:val="false"/>
+                <w:bCs w:val="false"/>
+                <w:sz w:val="15"/>
+                <w:szCs w:val="15"/>
+              </w:rPr>
+              <w:t xml:space="preserve">caixa central</w:t>
+            </w:r>
+          </w:p>
+        </w:tc>
+        <w:tc>
+          <w:tcPr>
+            <w:tcW w:type="dxa" w:w="950"/>
+            <w:tcBorders>
+              <w:top w:val="single" w:color="CCCCCC" w:sz="1"/>
+              <w:left w:val="single" w:color="CCCCCC" w:sz="1"/>
+              <w:bottom w:val="single" w:color="CCCCCC" w:sz="1"/>
+              <w:right w:val="single" w:color="CCCCCC" w:sz="1"/>
+            </w:tcBorders>
+            <w:tcMar>
+              <w:top w:type="dxa" w:w="80"/>
+              <w:left w:type="dxa" w:w="120"/>
+              <w:bottom w:type="dxa" w:w="80"/>
+              <w:right w:type="dxa" w:w="120"/>
+            </w:tcMar>
+          </w:tcPr>
+          <w:p>
+            <w:r>
+              <w:rPr>
+                <w:b w:val="false"/>
+                <w:bCs w:val="false"/>
+                <w:sz w:val="15"/>
+                <w:szCs w:val="15"/>
+              </w:rPr>
+              <w:t xml:space="preserve">Todos</w:t>
+            </w:r>
+          </w:p>
+        </w:tc>
+        <w:tc>
+          <w:tcPr>
+            <w:tcW w:type="dxa" w:w="1600"/>
+            <w:tcBorders>
+              <w:top w:val="single" w:color="CCCCCC" w:sz="1"/>
+              <w:left w:val="single" w:color="CCCCCC" w:sz="1"/>
+              <w:bottom w:val="single" w:color="CCCCCC" w:sz="1"/>
+              <w:right w:val="single" w:color="CCCCCC" w:sz="1"/>
+            </w:tcBorders>
+            <w:tcMar>
+              <w:top w:type="dxa" w:w="80"/>
+              <w:left w:type="dxa" w:w="120"/>
+              <w:bottom w:type="dxa" w:w="80"/>
+              <w:right w:type="dxa" w:w="120"/>
+            </w:tcMar>
+          </w:tcPr>
+          <w:p>
+            <w:r>
+              <w:rPr>
+                <w:b w:val="false"/>
+                <w:bCs w:val="false"/>
+                <w:sz w:val="15"/>
+                <w:szCs w:val="15"/>
+              </w:rPr>
+              <w:t xml:space="preserve">Noseriding + estabilidade</w:t>
+            </w:r>
+          </w:p>
+        </w:tc>
+        <w:tc>
+          <w:tcPr>
+            <w:tcW w:type="dxa" w:w="1180"/>
+            <w:tcBorders>
+              <w:top w:val="single" w:color="CCCCCC" w:sz="1"/>
+              <w:left w:val="single" w:color="CCCCCC" w:sz="1"/>
+              <w:bottom w:val="single" w:color="CCCCCC" w:sz="1"/>
+              <w:right w:val="single" w:color="CCCCCC" w:sz="1"/>
+            </w:tcBorders>
+            <w:tcMar>
+              <w:top w:type="dxa" w:w="80"/>
+              <w:left w:type="dxa" w:w="120"/>
+              <w:bottom w:type="dxa" w:w="80"/>
+              <w:right w:type="dxa" w:w="120"/>
+            </w:tcMar>
+          </w:tcPr>
+          <w:p>
+            <w:r>
+              <w:rPr>
+                <w:b w:val="false"/>
+                <w:bCs w:val="false"/>
+                <w:sz w:val="15"/>
+                <w:szCs w:val="15"/>
+              </w:rPr>
+              <w:t xml:space="preserve">até 1,5 m / lenta</w:t>
+            </w:r>
+          </w:p>
+        </w:tc>
+        <w:tc>
+          <w:tcPr>
+            <w:tcW w:type="dxa" w:w="1200"/>
+            <w:tcBorders>
+              <w:top w:val="single" w:color="CCCCCC" w:sz="1"/>
+              <w:left w:val="single" w:color="CCCCCC" w:sz="1"/>
+              <w:bottom w:val="single" w:color="CCCCCC" w:sz="1"/>
+              <w:right w:val="single" w:color="CCCCCC" w:sz="1"/>
+            </w:tcBorders>
+            <w:tcMar>
+              <w:top w:type="dxa" w:w="80"/>
+              <w:left w:type="dxa" w:w="120"/>
+              <w:bottom w:type="dxa" w:w="80"/>
+              <w:right w:type="dxa" w:w="120"/>
+            </w:tcMar>
+          </w:tcPr>
+          <w:p>
+            <w:r>
+              <w:rPr>
+                <w:b w:val="false"/>
+                <w:bCs w:val="false"/>
+                <w:sz w:val="15"/>
+                <w:szCs w:val="15"/>
+              </w:rPr>
+              <w:t xml:space="preserve">≤70 kg: 10" · 70–85: 10,5" · &gt;85: 11"</w:t>
+            </w:r>
+          </w:p>
+        </w:tc>
+      </w:tr>
+      <w:tr>
+        <w:tc>
+          <w:tcPr>
+            <w:tcW w:type="dxa" w:w="1330"/>
+            <w:tcBorders>
+              <w:top w:val="single" w:color="CCCCCC" w:sz="1"/>
+              <w:left w:val="single" w:color="CCCCCC" w:sz="1"/>
+              <w:bottom w:val="single" w:color="CCCCCC" w:sz="1"/>
+              <w:right w:val="single" w:color="CCCCCC" w:sz="1"/>
+            </w:tcBorders>
+            <w:tcMar>
+              <w:top w:type="dxa" w:w="80"/>
+              <w:left w:type="dxa" w:w="120"/>
+              <w:bottom w:type="dxa" w:w="80"/>
+              <w:right w:type="dxa" w:w="120"/>
+            </w:tcMar>
+          </w:tcPr>
+          <w:p>
+            <w:r>
+              <w:rPr>
+                <w:b w:val="false"/>
+                <w:bCs w:val="false"/>
+                <w:sz w:val="15"/>
+                <w:szCs w:val="15"/>
+              </w:rPr>
+              <w:t xml:space="preserve">Portuga (460)</w:t>
+            </w:r>
+          </w:p>
+        </w:tc>
+        <w:tc>
+          <w:tcPr>
+            <w:tcW w:type="dxa" w:w="1500"/>
+            <w:tcBorders>
+              <w:top w:val="single" w:color="CCCCCC" w:sz="1"/>
+              <w:left w:val="single" w:color="CCCCCC" w:sz="1"/>
+              <w:bottom w:val="single" w:color="CCCCCC" w:sz="1"/>
+              <w:right w:val="single" w:color="CCCCCC" w:sz="1"/>
+            </w:tcBorders>
+            <w:tcMar>
+              <w:top w:type="dxa" w:w="80"/>
+              <w:left w:type="dxa" w:w="120"/>
+              <w:bottom w:type="dxa" w:w="80"/>
+              <w:right w:type="dxa" w:w="120"/>
+            </w:tcMar>
+          </w:tcPr>
+          <w:p>
+            <w:r>
+              <w:rPr>
+                <w:b w:val="false"/>
+                <w:bCs w:val="false"/>
+                <w:sz w:val="15"/>
+                <w:szCs w:val="15"/>
+              </w:rPr>
+              <w:t xml:space="preserve">Longboard / Mono</w:t>
+            </w:r>
+          </w:p>
+        </w:tc>
+        <w:tc>
+          <w:tcPr>
+            <w:tcW w:type="dxa" w:w="950"/>
+            <w:tcBorders>
+              <w:top w:val="single" w:color="CCCCCC" w:sz="1"/>
+              <w:left w:val="single" w:color="CCCCCC" w:sz="1"/>
+              <w:bottom w:val="single" w:color="CCCCCC" w:sz="1"/>
+              <w:right w:val="single" w:color="CCCCCC" w:sz="1"/>
+            </w:tcBorders>
+            <w:tcMar>
+              <w:top w:type="dxa" w:w="80"/>
+              <w:left w:type="dxa" w:w="120"/>
+              <w:bottom w:type="dxa" w:w="80"/>
+              <w:right w:type="dxa" w:w="120"/>
+            </w:tcMar>
+          </w:tcPr>
+          <w:p>
+            <w:r>
+              <w:rPr>
+                <w:b w:val="false"/>
+                <w:bCs w:val="false"/>
+                <w:sz w:val="15"/>
+                <w:szCs w:val="15"/>
+              </w:rPr>
+              <w:t xml:space="preserve">9'2"–10'0"</w:t>
+            </w:r>
+          </w:p>
+        </w:tc>
+        <w:tc>
+          <w:tcPr>
+            <w:tcW w:type="dxa" w:w="1050"/>
+            <w:tcBorders>
+              <w:top w:val="single" w:color="CCCCCC" w:sz="1"/>
+              <w:left w:val="single" w:color="CCCCCC" w:sz="1"/>
+              <w:bottom w:val="single" w:color="CCCCCC" w:sz="1"/>
+              <w:right w:val="single" w:color="CCCCCC" w:sz="1"/>
+            </w:tcBorders>
+            <w:tcMar>
+              <w:top w:type="dxa" w:w="80"/>
+              <w:left w:type="dxa" w:w="120"/>
+              <w:bottom w:type="dxa" w:w="80"/>
+              <w:right w:type="dxa" w:w="120"/>
+            </w:tcMar>
+          </w:tcPr>
+          <w:p>
+            <w:r>
+              <w:rPr>
+                <w:b w:val="false"/>
+                <w:bCs w:val="false"/>
+                <w:sz w:val="15"/>
+                <w:szCs w:val="15"/>
+              </w:rPr>
+              <w:t xml:space="preserve">moderada/pesada</w:t>
+            </w:r>
+          </w:p>
+        </w:tc>
+        <w:tc>
+          <w:tcPr>
+            <w:tcW w:type="dxa" w:w="1750"/>
+            <w:tcBorders>
+              <w:top w:val="single" w:color="CCCCCC" w:sz="1"/>
+              <w:left w:val="single" w:color="CCCCCC" w:sz="1"/>
+              <w:bottom w:val="single" w:color="CCCCCC" w:sz="1"/>
+              <w:right w:val="single" w:color="CCCCCC" w:sz="1"/>
+            </w:tcBorders>
+            <w:tcMar>
+              <w:top w:type="dxa" w:w="80"/>
+              <w:left w:type="dxa" w:w="120"/>
+              <w:bottom w:type="dxa" w:w="80"/>
+              <w:right w:type="dxa" w:w="120"/>
+            </w:tcMar>
+          </w:tcPr>
+          <w:p>
+            <w:r>
+              <w:rPr>
+                <w:b w:val="false"/>
+                <w:bCs w:val="false"/>
+                <w:sz w:val="15"/>
+                <w:szCs w:val="15"/>
+              </w:rPr>
+              <w:t xml:space="preserve">idem + r-pin</w:t>
+            </w:r>
+          </w:p>
+        </w:tc>
+        <w:tc>
+          <w:tcPr>
+            <w:tcW w:type="dxa" w:w="1450"/>
+            <w:tcBorders>
+              <w:top w:val="single" w:color="CCCCCC" w:sz="1"/>
+              <w:left w:val="single" w:color="CCCCCC" w:sz="1"/>
+              <w:bottom w:val="single" w:color="CCCCCC" w:sz="1"/>
+              <w:right w:val="single" w:color="CCCCCC" w:sz="1"/>
+            </w:tcBorders>
+            <w:tcMar>
+              <w:top w:type="dxa" w:w="80"/>
+              <w:left w:type="dxa" w:w="120"/>
+              <w:bottom w:type="dxa" w:w="80"/>
+              <w:right w:type="dxa" w:w="120"/>
+            </w:tcMar>
+          </w:tcPr>
+          <w:p>
+            <w:r>
+              <w:rPr>
+                <w:b w:val="false"/>
+                <w:bCs w:val="false"/>
+                <w:sz w:val="15"/>
+                <w:szCs w:val="15"/>
+              </w:rPr>
+              <w:t xml:space="preserve">caixa central</w:t>
+            </w:r>
+          </w:p>
+        </w:tc>
+        <w:tc>
+          <w:tcPr>
+            <w:tcW w:type="dxa" w:w="950"/>
+            <w:tcBorders>
+              <w:top w:val="single" w:color="CCCCCC" w:sz="1"/>
+              <w:left w:val="single" w:color="CCCCCC" w:sz="1"/>
+              <w:bottom w:val="single" w:color="CCCCCC" w:sz="1"/>
+              <w:right w:val="single" w:color="CCCCCC" w:sz="1"/>
+            </w:tcBorders>
+            <w:tcMar>
+              <w:top w:type="dxa" w:w="80"/>
+              <w:left w:type="dxa" w:w="120"/>
+              <w:bottom w:type="dxa" w:w="80"/>
+              <w:right w:type="dxa" w:w="120"/>
+            </w:tcMar>
+          </w:tcPr>
+          <w:p>
+            <w:r>
+              <w:rPr>
+                <w:b w:val="false"/>
+                <w:bCs w:val="false"/>
+                <w:sz w:val="15"/>
+                <w:szCs w:val="15"/>
+              </w:rPr>
+              <w:t xml:space="preserve">Inter/Avanç.</w:t>
+            </w:r>
+          </w:p>
+        </w:tc>
+        <w:tc>
+          <w:tcPr>
+            <w:tcW w:type="dxa" w:w="1600"/>
+            <w:tcBorders>
+              <w:top w:val="single" w:color="CCCCCC" w:sz="1"/>
+              <w:left w:val="single" w:color="CCCCCC" w:sz="1"/>
+              <w:bottom w:val="single" w:color="CCCCCC" w:sz="1"/>
+              <w:right w:val="single" w:color="CCCCCC" w:sz="1"/>
+            </w:tcBorders>
+            <w:tcMar>
+              <w:top w:type="dxa" w:w="80"/>
+              <w:left w:type="dxa" w:w="120"/>
+              <w:bottom w:type="dxa" w:w="80"/>
+              <w:right w:type="dxa" w:w="120"/>
+            </w:tcMar>
+          </w:tcPr>
+          <w:p>
+            <w:r>
+              <w:rPr>
+                <w:b w:val="false"/>
+                <w:bCs w:val="false"/>
+                <w:sz w:val="15"/>
+                <w:szCs w:val="15"/>
+              </w:rPr>
+              <w:t xml:space="preserve">Noseriding + controle no pocket</w:t>
+            </w:r>
+          </w:p>
+        </w:tc>
+        <w:tc>
+          <w:tcPr>
+            <w:tcW w:type="dxa" w:w="1180"/>
+            <w:tcBorders>
+              <w:top w:val="single" w:color="CCCCCC" w:sz="1"/>
+              <w:left w:val="single" w:color="CCCCCC" w:sz="1"/>
+              <w:bottom w:val="single" w:color="CCCCCC" w:sz="1"/>
+              <w:right w:val="single" w:color="CCCCCC" w:sz="1"/>
+            </w:tcBorders>
+            <w:tcMar>
+              <w:top w:type="dxa" w:w="80"/>
+              <w:left w:type="dxa" w:w="120"/>
+              <w:bottom w:type="dxa" w:w="80"/>
+              <w:right w:type="dxa" w:w="120"/>
+            </w:tcMar>
+          </w:tcPr>
+          <w:p>
+            <w:r>
+              <w:rPr>
+                <w:b w:val="false"/>
+                <w:bCs w:val="false"/>
+                <w:sz w:val="15"/>
+                <w:szCs w:val="15"/>
+              </w:rPr>
+              <w:t xml:space="preserve">0,5–2 m / ambas</w:t>
+            </w:r>
+          </w:p>
+        </w:tc>
+        <w:tc>
+          <w:tcPr>
+            <w:tcW w:type="dxa" w:w="1200"/>
+            <w:tcBorders>
+              <w:top w:val="single" w:color="CCCCCC" w:sz="1"/>
+              <w:left w:val="single" w:color="CCCCCC" w:sz="1"/>
+              <w:bottom w:val="single" w:color="CCCCCC" w:sz="1"/>
+              <w:right w:val="single" w:color="CCCCCC" w:sz="1"/>
+            </w:tcBorders>
+            <w:tcMar>
+              <w:top w:type="dxa" w:w="80"/>
+              <w:left w:type="dxa" w:w="120"/>
+              <w:bottom w:type="dxa" w:w="80"/>
+              <w:right w:type="dxa" w:w="120"/>
+            </w:tcMar>
+          </w:tcPr>
+          <w:p>
+            <w:r>
+              <w:rPr>
+                <w:b w:val="false"/>
+                <w:bCs w:val="false"/>
+                <w:sz w:val="15"/>
+                <w:szCs w:val="15"/>
+              </w:rPr>
+              <w:t xml:space="preserve">≤75 kg: 10" · &gt;75: 10,5"</w:t>
+            </w:r>
+          </w:p>
+        </w:tc>
+      </w:tr>
+      <w:tr>
+        <w:tc>
+          <w:tcPr>
+            <w:tcW w:type="dxa" w:w="1330"/>
+            <w:tcBorders>
+              <w:top w:val="single" w:color="CCCCCC" w:sz="1"/>
+              <w:left w:val="single" w:color="CCCCCC" w:sz="1"/>
+              <w:bottom w:val="single" w:color="CCCCCC" w:sz="1"/>
+              <w:right w:val="single" w:color="CCCCCC" w:sz="1"/>
+            </w:tcBorders>
+            <w:tcMar>
+              <w:top w:type="dxa" w:w="80"/>
+              <w:left w:type="dxa" w:w="120"/>
+              <w:bottom w:type="dxa" w:w="80"/>
+              <w:right w:type="dxa" w:w="120"/>
+            </w:tcMar>
+          </w:tcPr>
+          <w:p>
+            <w:r>
+              <w:rPr>
+                <w:b w:val="false"/>
+                <w:bCs w:val="false"/>
+                <w:sz w:val="15"/>
+                <w:szCs w:val="15"/>
+              </w:rPr>
+              <w:t xml:space="preserve">Lambuja (465)</w:t>
+            </w:r>
+          </w:p>
+        </w:tc>
+        <w:tc>
+          <w:tcPr>
+            <w:tcW w:type="dxa" w:w="1500"/>
+            <w:tcBorders>
+              <w:top w:val="single" w:color="CCCCCC" w:sz="1"/>
+              <w:left w:val="single" w:color="CCCCCC" w:sz="1"/>
+              <w:bottom w:val="single" w:color="CCCCCC" w:sz="1"/>
+              <w:right w:val="single" w:color="CCCCCC" w:sz="1"/>
+            </w:tcBorders>
+            <w:tcMar>
+              <w:top w:type="dxa" w:w="80"/>
+              <w:left w:type="dxa" w:w="120"/>
+              <w:bottom w:type="dxa" w:w="80"/>
+              <w:right w:type="dxa" w:w="120"/>
+            </w:tcMar>
+          </w:tcPr>
+          <w:p>
+            <w:r>
+              <w:rPr>
+                <w:b w:val="false"/>
+                <w:bCs w:val="false"/>
+                <w:sz w:val="15"/>
+                <w:szCs w:val="15"/>
+              </w:rPr>
+              <w:t xml:space="preserve">Longboard / Mono</w:t>
+            </w:r>
+          </w:p>
+        </w:tc>
+        <w:tc>
+          <w:tcPr>
+            <w:tcW w:type="dxa" w:w="950"/>
+            <w:tcBorders>
+              <w:top w:val="single" w:color="CCCCCC" w:sz="1"/>
+              <w:left w:val="single" w:color="CCCCCC" w:sz="1"/>
+              <w:bottom w:val="single" w:color="CCCCCC" w:sz="1"/>
+              <w:right w:val="single" w:color="CCCCCC" w:sz="1"/>
+            </w:tcBorders>
+            <w:tcMar>
+              <w:top w:type="dxa" w:w="80"/>
+              <w:left w:type="dxa" w:w="120"/>
+              <w:bottom w:type="dxa" w:w="80"/>
+              <w:right w:type="dxa" w:w="120"/>
+            </w:tcMar>
+          </w:tcPr>
+          <w:p>
+            <w:r>
+              <w:rPr>
+                <w:b w:val="false"/>
+                <w:bCs w:val="false"/>
+                <w:sz w:val="15"/>
+                <w:szCs w:val="15"/>
+              </w:rPr>
+              <w:t xml:space="preserve">9'2"–10'0"</w:t>
+            </w:r>
+          </w:p>
+        </w:tc>
+        <w:tc>
+          <w:tcPr>
+            <w:tcW w:type="dxa" w:w="1050"/>
+            <w:tcBorders>
+              <w:top w:val="single" w:color="CCCCCC" w:sz="1"/>
+              <w:left w:val="single" w:color="CCCCCC" w:sz="1"/>
+              <w:bottom w:val="single" w:color="CCCCCC" w:sz="1"/>
+              <w:right w:val="single" w:color="CCCCCC" w:sz="1"/>
+            </w:tcBorders>
+            <w:tcMar>
+              <w:top w:type="dxa" w:w="80"/>
+              <w:left w:type="dxa" w:w="120"/>
+              <w:bottom w:type="dxa" w:w="80"/>
+              <w:right w:type="dxa" w:w="120"/>
+            </w:tcMar>
+          </w:tcPr>
+          <w:p>
+            <w:r>
+              <w:rPr>
+                <w:b w:val="false"/>
+                <w:bCs w:val="false"/>
+                <w:sz w:val="15"/>
+                <w:szCs w:val="15"/>
+              </w:rPr>
+              <w:t xml:space="preserve">moderada/pesada</w:t>
+            </w:r>
+          </w:p>
+        </w:tc>
+        <w:tc>
+          <w:tcPr>
+            <w:tcW w:type="dxa" w:w="1750"/>
+            <w:tcBorders>
+              <w:top w:val="single" w:color="CCCCCC" w:sz="1"/>
+              <w:left w:val="single" w:color="CCCCCC" w:sz="1"/>
+              <w:bottom w:val="single" w:color="CCCCCC" w:sz="1"/>
+              <w:right w:val="single" w:color="CCCCCC" w:sz="1"/>
+            </w:tcBorders>
+            <w:tcMar>
+              <w:top w:type="dxa" w:w="80"/>
+              <w:left w:type="dxa" w:w="120"/>
+              <w:bottom w:type="dxa" w:w="80"/>
+              <w:right w:type="dxa" w:w="120"/>
+            </w:tcMar>
+          </w:tcPr>
+          <w:p>
+            <w:r>
+              <w:rPr>
+                <w:b w:val="false"/>
+                <w:bCs w:val="false"/>
+                <w:sz w:val="15"/>
+                <w:szCs w:val="15"/>
+              </w:rPr>
+              <w:t xml:space="preserve">idem + r-pin</w:t>
+            </w:r>
+          </w:p>
+        </w:tc>
+        <w:tc>
+          <w:tcPr>
+            <w:tcW w:type="dxa" w:w="1450"/>
+            <w:tcBorders>
+              <w:top w:val="single" w:color="CCCCCC" w:sz="1"/>
+              <w:left w:val="single" w:color="CCCCCC" w:sz="1"/>
+              <w:bottom w:val="single" w:color="CCCCCC" w:sz="1"/>
+              <w:right w:val="single" w:color="CCCCCC" w:sz="1"/>
+            </w:tcBorders>
+            <w:tcMar>
+              <w:top w:type="dxa" w:w="80"/>
+              <w:left w:type="dxa" w:w="120"/>
+              <w:bottom w:type="dxa" w:w="80"/>
+              <w:right w:type="dxa" w:w="120"/>
+            </w:tcMar>
+          </w:tcPr>
+          <w:p>
+            <w:r>
+              <w:rPr>
+                <w:b w:val="false"/>
+                <w:bCs w:val="false"/>
+                <w:sz w:val="15"/>
+                <w:szCs w:val="15"/>
+              </w:rPr>
+              <w:t xml:space="preserve">caixa central</w:t>
+            </w:r>
+          </w:p>
+        </w:tc>
+        <w:tc>
+          <w:tcPr>
+            <w:tcW w:type="dxa" w:w="950"/>
+            <w:tcBorders>
+              <w:top w:val="single" w:color="CCCCCC" w:sz="1"/>
+              <w:left w:val="single" w:color="CCCCCC" w:sz="1"/>
+              <w:bottom w:val="single" w:color="CCCCCC" w:sz="1"/>
+              <w:right w:val="single" w:color="CCCCCC" w:sz="1"/>
+            </w:tcBorders>
+            <w:tcMar>
+              <w:top w:type="dxa" w:w="80"/>
+              <w:left w:type="dxa" w:w="120"/>
+              <w:bottom w:type="dxa" w:w="80"/>
+              <w:right w:type="dxa" w:w="120"/>
+            </w:tcMar>
+          </w:tcPr>
+          <w:p>
+            <w:r>
+              <w:rPr>
+                <w:b w:val="false"/>
+                <w:bCs w:val="false"/>
+                <w:sz w:val="15"/>
+                <w:szCs w:val="15"/>
+              </w:rPr>
+              <w:t xml:space="preserve">Inter/Avanç.</w:t>
+            </w:r>
+          </w:p>
+        </w:tc>
+        <w:tc>
+          <w:tcPr>
+            <w:tcW w:type="dxa" w:w="1600"/>
+            <w:tcBorders>
+              <w:top w:val="single" w:color="CCCCCC" w:sz="1"/>
+              <w:left w:val="single" w:color="CCCCCC" w:sz="1"/>
+              <w:bottom w:val="single" w:color="CCCCCC" w:sz="1"/>
+              <w:right w:val="single" w:color="CCCCCC" w:sz="1"/>
+            </w:tcBorders>
+            <w:tcMar>
+              <w:top w:type="dxa" w:w="80"/>
+              <w:left w:type="dxa" w:w="120"/>
+              <w:bottom w:type="dxa" w:w="80"/>
+              <w:right w:type="dxa" w:w="120"/>
+            </w:tcMar>
+          </w:tcPr>
+          <w:p>
+            <w:r>
+              <w:rPr>
+                <w:b w:val="false"/>
+                <w:bCs w:val="false"/>
+                <w:sz w:val="15"/>
+                <w:szCs w:val="15"/>
+              </w:rPr>
+              <w:t xml:space="preserve">Noseriding com curvas projetadas</w:t>
+            </w:r>
+          </w:p>
+        </w:tc>
+        <w:tc>
+          <w:tcPr>
+            <w:tcW w:type="dxa" w:w="1180"/>
+            <w:tcBorders>
+              <w:top w:val="single" w:color="CCCCCC" w:sz="1"/>
+              <w:left w:val="single" w:color="CCCCCC" w:sz="1"/>
+              <w:bottom w:val="single" w:color="CCCCCC" w:sz="1"/>
+              <w:right w:val="single" w:color="CCCCCC" w:sz="1"/>
+            </w:tcBorders>
+            <w:tcMar>
+              <w:top w:type="dxa" w:w="80"/>
+              <w:left w:type="dxa" w:w="120"/>
+              <w:bottom w:type="dxa" w:w="80"/>
+              <w:right w:type="dxa" w:w="120"/>
+            </w:tcMar>
+          </w:tcPr>
+          <w:p>
+            <w:r>
+              <w:rPr>
+                <w:b w:val="false"/>
+                <w:bCs w:val="false"/>
+                <w:sz w:val="15"/>
+                <w:szCs w:val="15"/>
+              </w:rPr>
+              <w:t xml:space="preserve">1–2,5 m / rápida, cavada</w:t>
+            </w:r>
+          </w:p>
+        </w:tc>
+        <w:tc>
+          <w:tcPr>
+            <w:tcW w:type="dxa" w:w="1200"/>
+            <w:tcBorders>
+              <w:top w:val="single" w:color="CCCCCC" w:sz="1"/>
+              <w:left w:val="single" w:color="CCCCCC" w:sz="1"/>
+              <w:bottom w:val="single" w:color="CCCCCC" w:sz="1"/>
+              <w:right w:val="single" w:color="CCCCCC" w:sz="1"/>
+            </w:tcBorders>
+            <w:tcMar>
+              <w:top w:type="dxa" w:w="80"/>
+              <w:left w:type="dxa" w:w="120"/>
+              <w:bottom w:type="dxa" w:w="80"/>
+              <w:right w:type="dxa" w:w="120"/>
+            </w:tcMar>
+          </w:tcPr>
+          <w:p>
+            <w:r>
+              <w:rPr>
+                <w:b w:val="false"/>
+                <w:bCs w:val="false"/>
+                <w:sz w:val="15"/>
+                <w:szCs w:val="15"/>
+              </w:rPr>
+              <w:t xml:space="preserve">≤75 kg: 10" · &gt;75: 10,75"</w:t>
+            </w:r>
+          </w:p>
+        </w:tc>
+      </w:tr>
+      <w:tr>
+        <w:tc>
+          <w:tcPr>
+            <w:tcW w:type="dxa" w:w="1330"/>
+            <w:tcBorders>
+              <w:top w:val="single" w:color="CCCCCC" w:sz="1"/>
+              <w:left w:val="single" w:color="CCCCCC" w:sz="1"/>
+              <w:bottom w:val="single" w:color="CCCCCC" w:sz="1"/>
+              <w:right w:val="single" w:color="CCCCCC" w:sz="1"/>
+            </w:tcBorders>
+            <w:tcMar>
+              <w:top w:type="dxa" w:w="80"/>
+              <w:left w:type="dxa" w:w="120"/>
+              <w:bottom w:type="dxa" w:w="80"/>
+              <w:right w:type="dxa" w:w="120"/>
+            </w:tcMar>
+          </w:tcPr>
+          <w:p>
+            <w:r>
+              <w:rPr>
+                <w:b w:val="false"/>
+                <w:bCs w:val="false"/>
+                <w:sz w:val="15"/>
+                <w:szCs w:val="15"/>
+              </w:rPr>
+              <w:t xml:space="preserve">Caio Teixeira (465)</w:t>
+            </w:r>
+          </w:p>
+        </w:tc>
+        <w:tc>
+          <w:tcPr>
+            <w:tcW w:type="dxa" w:w="1500"/>
+            <w:tcBorders>
+              <w:top w:val="single" w:color="CCCCCC" w:sz="1"/>
+              <w:left w:val="single" w:color="CCCCCC" w:sz="1"/>
+              <w:bottom w:val="single" w:color="CCCCCC" w:sz="1"/>
+              <w:right w:val="single" w:color="CCCCCC" w:sz="1"/>
+            </w:tcBorders>
+            <w:tcMar>
+              <w:top w:type="dxa" w:w="80"/>
+              <w:left w:type="dxa" w:w="120"/>
+              <w:bottom w:type="dxa" w:w="80"/>
+              <w:right w:type="dxa" w:w="120"/>
+            </w:tcMar>
+          </w:tcPr>
+          <w:p>
+            <w:r>
+              <w:rPr>
+                <w:b w:val="false"/>
+                <w:bCs w:val="false"/>
+                <w:sz w:val="15"/>
+                <w:szCs w:val="15"/>
+              </w:rPr>
+              <w:t xml:space="preserve">Longboard / Mono</w:t>
+            </w:r>
+          </w:p>
+        </w:tc>
+        <w:tc>
+          <w:tcPr>
+            <w:tcW w:type="dxa" w:w="950"/>
+            <w:tcBorders>
+              <w:top w:val="single" w:color="CCCCCC" w:sz="1"/>
+              <w:left w:val="single" w:color="CCCCCC" w:sz="1"/>
+              <w:bottom w:val="single" w:color="CCCCCC" w:sz="1"/>
+              <w:right w:val="single" w:color="CCCCCC" w:sz="1"/>
+            </w:tcBorders>
+            <w:tcMar>
+              <w:top w:type="dxa" w:w="80"/>
+              <w:left w:type="dxa" w:w="120"/>
+              <w:bottom w:type="dxa" w:w="80"/>
+              <w:right w:type="dxa" w:w="120"/>
+            </w:tcMar>
+          </w:tcPr>
+          <w:p>
+            <w:r>
+              <w:rPr>
+                <w:b w:val="false"/>
+                <w:bCs w:val="false"/>
+                <w:sz w:val="15"/>
+                <w:szCs w:val="15"/>
+              </w:rPr>
+              <w:t xml:space="preserve">9'0"–10'0"</w:t>
+            </w:r>
+          </w:p>
+        </w:tc>
+        <w:tc>
+          <w:tcPr>
+            <w:tcW w:type="dxa" w:w="1050"/>
+            <w:tcBorders>
+              <w:top w:val="single" w:color="CCCCCC" w:sz="1"/>
+              <w:left w:val="single" w:color="CCCCCC" w:sz="1"/>
+              <w:bottom w:val="single" w:color="CCCCCC" w:sz="1"/>
+              <w:right w:val="single" w:color="CCCCCC" w:sz="1"/>
+            </w:tcBorders>
+            <w:tcMar>
+              <w:top w:type="dxa" w:w="80"/>
+              <w:left w:type="dxa" w:w="120"/>
+              <w:bottom w:type="dxa" w:w="80"/>
+              <w:right w:type="dxa" w:w="120"/>
+            </w:tcMar>
+          </w:tcPr>
+          <w:p>
+            <w:r>
+              <w:rPr>
+                <w:b w:val="false"/>
+                <w:bCs w:val="false"/>
+                <w:sz w:val="15"/>
+                <w:szCs w:val="15"/>
+              </w:rPr>
+              <w:t xml:space="preserve">leve/moderada</w:t>
+            </w:r>
+          </w:p>
+        </w:tc>
+        <w:tc>
+          <w:tcPr>
+            <w:tcW w:type="dxa" w:w="1750"/>
+            <w:tcBorders>
+              <w:top w:val="single" w:color="CCCCCC" w:sz="1"/>
+              <w:left w:val="single" w:color="CCCCCC" w:sz="1"/>
+              <w:bottom w:val="single" w:color="CCCCCC" w:sz="1"/>
+              <w:right w:val="single" w:color="CCCCCC" w:sz="1"/>
+            </w:tcBorders>
+            <w:tcMar>
+              <w:top w:type="dxa" w:w="80"/>
+              <w:left w:type="dxa" w:w="120"/>
+              <w:bottom w:type="dxa" w:w="80"/>
+              <w:right w:type="dxa" w:w="120"/>
+            </w:tcMar>
+          </w:tcPr>
+          <w:p>
+            <w:r>
+              <w:rPr>
+                <w:b w:val="false"/>
+                <w:bCs w:val="false"/>
+                <w:sz w:val="15"/>
+                <w:szCs w:val="15"/>
+              </w:rPr>
+              <w:t xml:space="preserve">idem + pin</w:t>
+            </w:r>
+          </w:p>
+        </w:tc>
+        <w:tc>
+          <w:tcPr>
+            <w:tcW w:type="dxa" w:w="1450"/>
+            <w:tcBorders>
+              <w:top w:val="single" w:color="CCCCCC" w:sz="1"/>
+              <w:left w:val="single" w:color="CCCCCC" w:sz="1"/>
+              <w:bottom w:val="single" w:color="CCCCCC" w:sz="1"/>
+              <w:right w:val="single" w:color="CCCCCC" w:sz="1"/>
+            </w:tcBorders>
+            <w:tcMar>
+              <w:top w:type="dxa" w:w="80"/>
+              <w:left w:type="dxa" w:w="120"/>
+              <w:bottom w:type="dxa" w:w="80"/>
+              <w:right w:type="dxa" w:w="120"/>
+            </w:tcMar>
+          </w:tcPr>
+          <w:p>
+            <w:r>
+              <w:rPr>
+                <w:b w:val="false"/>
+                <w:bCs w:val="false"/>
+                <w:sz w:val="15"/>
+                <w:szCs w:val="15"/>
+              </w:rPr>
+              <w:t xml:space="preserve">caixa central</w:t>
+            </w:r>
+          </w:p>
+        </w:tc>
+        <w:tc>
+          <w:tcPr>
+            <w:tcW w:type="dxa" w:w="950"/>
+            <w:tcBorders>
+              <w:top w:val="single" w:color="CCCCCC" w:sz="1"/>
+              <w:left w:val="single" w:color="CCCCCC" w:sz="1"/>
+              <w:bottom w:val="single" w:color="CCCCCC" w:sz="1"/>
+              <w:right w:val="single" w:color="CCCCCC" w:sz="1"/>
+            </w:tcBorders>
+            <w:tcMar>
+              <w:top w:type="dxa" w:w="80"/>
+              <w:left w:type="dxa" w:w="120"/>
+              <w:bottom w:type="dxa" w:w="80"/>
+              <w:right w:type="dxa" w:w="120"/>
+            </w:tcMar>
+          </w:tcPr>
+          <w:p>
+            <w:r>
+              <w:rPr>
+                <w:b w:val="false"/>
+                <w:bCs w:val="false"/>
+                <w:sz w:val="15"/>
+                <w:szCs w:val="15"/>
+              </w:rPr>
+              <w:t xml:space="preserve">Todos</w:t>
+            </w:r>
+          </w:p>
+        </w:tc>
+        <w:tc>
+          <w:tcPr>
+            <w:tcW w:type="dxa" w:w="1600"/>
+            <w:tcBorders>
+              <w:top w:val="single" w:color="CCCCCC" w:sz="1"/>
+              <w:left w:val="single" w:color="CCCCCC" w:sz="1"/>
+              <w:bottom w:val="single" w:color="CCCCCC" w:sz="1"/>
+              <w:right w:val="single" w:color="CCCCCC" w:sz="1"/>
+            </w:tcBorders>
+            <w:tcMar>
+              <w:top w:type="dxa" w:w="80"/>
+              <w:left w:type="dxa" w:w="120"/>
+              <w:bottom w:type="dxa" w:w="80"/>
+              <w:right w:type="dxa" w:w="120"/>
+            </w:tcMar>
+          </w:tcPr>
+          <w:p>
+            <w:r>
+              <w:rPr>
+                <w:b w:val="false"/>
+                <w:bCs w:val="false"/>
+                <w:sz w:val="15"/>
+                <w:szCs w:val="15"/>
+              </w:rPr>
+              <w:t xml:space="preserve">Versátil: vel.+borda e bico</w:t>
+            </w:r>
+          </w:p>
+        </w:tc>
+        <w:tc>
+          <w:tcPr>
+            <w:tcW w:type="dxa" w:w="1180"/>
+            <w:tcBorders>
+              <w:top w:val="single" w:color="CCCCCC" w:sz="1"/>
+              <w:left w:val="single" w:color="CCCCCC" w:sz="1"/>
+              <w:bottom w:val="single" w:color="CCCCCC" w:sz="1"/>
+              <w:right w:val="single" w:color="CCCCCC" w:sz="1"/>
+            </w:tcBorders>
+            <w:tcMar>
+              <w:top w:type="dxa" w:w="80"/>
+              <w:left w:type="dxa" w:w="120"/>
+              <w:bottom w:type="dxa" w:w="80"/>
+              <w:right w:type="dxa" w:w="120"/>
+            </w:tcMar>
+          </w:tcPr>
+          <w:p>
+            <w:r>
+              <w:rPr>
+                <w:b w:val="false"/>
+                <w:bCs w:val="false"/>
+                <w:sz w:val="15"/>
+                <w:szCs w:val="15"/>
+              </w:rPr>
+              <w:t xml:space="preserve">0,5–2 m / ambas</w:t>
+            </w:r>
+          </w:p>
+        </w:tc>
+        <w:tc>
+          <w:tcPr>
+            <w:tcW w:type="dxa" w:w="1200"/>
+            <w:tcBorders>
+              <w:top w:val="single" w:color="CCCCCC" w:sz="1"/>
+              <w:left w:val="single" w:color="CCCCCC" w:sz="1"/>
+              <w:bottom w:val="single" w:color="CCCCCC" w:sz="1"/>
+              <w:right w:val="single" w:color="CCCCCC" w:sz="1"/>
+            </w:tcBorders>
+            <w:tcMar>
+              <w:top w:type="dxa" w:w="80"/>
+              <w:left w:type="dxa" w:w="120"/>
+              <w:bottom w:type="dxa" w:w="80"/>
+              <w:right w:type="dxa" w:w="120"/>
+            </w:tcMar>
+          </w:tcPr>
+          <w:p>
+            <w:r>
+              <w:rPr>
+                <w:b w:val="false"/>
+                <w:bCs w:val="false"/>
+                <w:sz w:val="15"/>
+                <w:szCs w:val="15"/>
+              </w:rPr>
+              <w:t xml:space="preserve">≤75 kg: 10" · &gt;75: 10,5"</w:t>
+            </w:r>
+          </w:p>
+        </w:tc>
+      </w:tr>
+      <w:tr>
+        <w:tc>
+          <w:tcPr>
+            <w:tcW w:type="dxa" w:w="1330"/>
+            <w:tcBorders>
+              <w:top w:val="single" w:color="CCCCCC" w:sz="1"/>
+              <w:left w:val="single" w:color="CCCCCC" w:sz="1"/>
+              <w:bottom w:val="single" w:color="CCCCCC" w:sz="1"/>
+              <w:right w:val="single" w:color="CCCCCC" w:sz="1"/>
+            </w:tcBorders>
+            <w:tcMar>
+              <w:top w:type="dxa" w:w="80"/>
+              <w:left w:type="dxa" w:w="120"/>
+              <w:bottom w:type="dxa" w:w="80"/>
+              <w:right w:type="dxa" w:w="120"/>
+            </w:tcMar>
+          </w:tcPr>
+          <w:p>
+            <w:r>
+              <w:rPr>
+                <w:b w:val="false"/>
+                <w:bCs w:val="false"/>
+                <w:sz w:val="15"/>
+                <w:szCs w:val="15"/>
+              </w:rPr>
+              <w:t xml:space="preserve">Jasmim Avelino (460)</w:t>
+            </w:r>
+          </w:p>
+        </w:tc>
+        <w:tc>
+          <w:tcPr>
+            <w:tcW w:type="dxa" w:w="1500"/>
+            <w:tcBorders>
+              <w:top w:val="single" w:color="CCCCCC" w:sz="1"/>
+              <w:left w:val="single" w:color="CCCCCC" w:sz="1"/>
+              <w:bottom w:val="single" w:color="CCCCCC" w:sz="1"/>
+              <w:right w:val="single" w:color="CCCCCC" w:sz="1"/>
+            </w:tcBorders>
+            <w:tcMar>
+              <w:top w:type="dxa" w:w="80"/>
+              <w:left w:type="dxa" w:w="120"/>
+              <w:bottom w:type="dxa" w:w="80"/>
+              <w:right w:type="dxa" w:w="120"/>
+            </w:tcMar>
+          </w:tcPr>
+          <w:p>
+            <w:r>
+              <w:rPr>
+                <w:b w:val="false"/>
+                <w:bCs w:val="false"/>
+                <w:sz w:val="15"/>
+                <w:szCs w:val="15"/>
+              </w:rPr>
+              <w:t xml:space="preserve">Longboard / Mono</w:t>
+            </w:r>
+          </w:p>
+        </w:tc>
+        <w:tc>
+          <w:tcPr>
+            <w:tcW w:type="dxa" w:w="950"/>
+            <w:tcBorders>
+              <w:top w:val="single" w:color="CCCCCC" w:sz="1"/>
+              <w:left w:val="single" w:color="CCCCCC" w:sz="1"/>
+              <w:bottom w:val="single" w:color="CCCCCC" w:sz="1"/>
+              <w:right w:val="single" w:color="CCCCCC" w:sz="1"/>
+            </w:tcBorders>
+            <w:tcMar>
+              <w:top w:type="dxa" w:w="80"/>
+              <w:left w:type="dxa" w:w="120"/>
+              <w:bottom w:type="dxa" w:w="80"/>
+              <w:right w:type="dxa" w:w="120"/>
+            </w:tcMar>
+          </w:tcPr>
+          <w:p>
+            <w:r>
+              <w:rPr>
+                <w:b w:val="false"/>
+                <w:bCs w:val="false"/>
+                <w:sz w:val="15"/>
+                <w:szCs w:val="15"/>
+              </w:rPr>
+              <w:t xml:space="preserve">9'0"–10'0"</w:t>
+            </w:r>
+          </w:p>
+        </w:tc>
+        <w:tc>
+          <w:tcPr>
+            <w:tcW w:type="dxa" w:w="1050"/>
+            <w:tcBorders>
+              <w:top w:val="single" w:color="CCCCCC" w:sz="1"/>
+              <w:left w:val="single" w:color="CCCCCC" w:sz="1"/>
+              <w:bottom w:val="single" w:color="CCCCCC" w:sz="1"/>
+              <w:right w:val="single" w:color="CCCCCC" w:sz="1"/>
+            </w:tcBorders>
+            <w:tcMar>
+              <w:top w:type="dxa" w:w="80"/>
+              <w:left w:type="dxa" w:w="120"/>
+              <w:bottom w:type="dxa" w:w="80"/>
+              <w:right w:type="dxa" w:w="120"/>
+            </w:tcMar>
+          </w:tcPr>
+          <w:p>
+            <w:r>
+              <w:rPr>
+                <w:b w:val="false"/>
+                <w:bCs w:val="false"/>
+                <w:sz w:val="15"/>
+                <w:szCs w:val="15"/>
+              </w:rPr>
+              <w:t xml:space="preserve">Todos</w:t>
+            </w:r>
+          </w:p>
+        </w:tc>
+        <w:tc>
+          <w:tcPr>
+            <w:tcW w:type="dxa" w:w="1750"/>
+            <w:tcBorders>
+              <w:top w:val="single" w:color="CCCCCC" w:sz="1"/>
+              <w:left w:val="single" w:color="CCCCCC" w:sz="1"/>
+              <w:bottom w:val="single" w:color="CCCCCC" w:sz="1"/>
+              <w:right w:val="single" w:color="CCCCCC" w:sz="1"/>
+            </w:tcBorders>
+            <w:tcMar>
+              <w:top w:type="dxa" w:w="80"/>
+              <w:left w:type="dxa" w:w="120"/>
+              <w:bottom w:type="dxa" w:w="80"/>
+              <w:right w:type="dxa" w:w="120"/>
+            </w:tcMar>
+          </w:tcPr>
+          <w:p>
+            <w:r>
+              <w:rPr>
+                <w:b w:val="false"/>
+                <w:bCs w:val="false"/>
+                <w:sz w:val="15"/>
+                <w:szCs w:val="15"/>
+              </w:rPr>
+              <w:t xml:space="preserve">idem + pin</w:t>
+            </w:r>
+          </w:p>
+        </w:tc>
+        <w:tc>
+          <w:tcPr>
+            <w:tcW w:type="dxa" w:w="1450"/>
+            <w:tcBorders>
+              <w:top w:val="single" w:color="CCCCCC" w:sz="1"/>
+              <w:left w:val="single" w:color="CCCCCC" w:sz="1"/>
+              <w:bottom w:val="single" w:color="CCCCCC" w:sz="1"/>
+              <w:right w:val="single" w:color="CCCCCC" w:sz="1"/>
+            </w:tcBorders>
+            <w:tcMar>
+              <w:top w:type="dxa" w:w="80"/>
+              <w:left w:type="dxa" w:w="120"/>
+              <w:bottom w:type="dxa" w:w="80"/>
+              <w:right w:type="dxa" w:w="120"/>
+            </w:tcMar>
+          </w:tcPr>
+          <w:p>
+            <w:r>
+              <w:rPr>
+                <w:b w:val="false"/>
+                <w:bCs w:val="false"/>
+                <w:sz w:val="15"/>
+                <w:szCs w:val="15"/>
+              </w:rPr>
+              <w:t xml:space="preserve">caixa central</w:t>
+            </w:r>
+          </w:p>
+        </w:tc>
+        <w:tc>
+          <w:tcPr>
+            <w:tcW w:type="dxa" w:w="950"/>
+            <w:tcBorders>
+              <w:top w:val="single" w:color="CCCCCC" w:sz="1"/>
+              <w:left w:val="single" w:color="CCCCCC" w:sz="1"/>
+              <w:bottom w:val="single" w:color="CCCCCC" w:sz="1"/>
+              <w:right w:val="single" w:color="CCCCCC" w:sz="1"/>
+            </w:tcBorders>
+            <w:tcMar>
+              <w:top w:type="dxa" w:w="80"/>
+              <w:left w:type="dxa" w:w="120"/>
+              <w:bottom w:type="dxa" w:w="80"/>
+              <w:right w:type="dxa" w:w="120"/>
+            </w:tcMar>
+          </w:tcPr>
+          <w:p>
+            <w:r>
+              <w:rPr>
+                <w:b w:val="false"/>
+                <w:bCs w:val="false"/>
+                <w:sz w:val="15"/>
+                <w:szCs w:val="15"/>
+              </w:rPr>
+              <w:t xml:space="preserve">Todos</w:t>
+            </w:r>
+          </w:p>
+        </w:tc>
+        <w:tc>
+          <w:tcPr>
+            <w:tcW w:type="dxa" w:w="1600"/>
+            <w:tcBorders>
+              <w:top w:val="single" w:color="CCCCCC" w:sz="1"/>
+              <w:left w:val="single" w:color="CCCCCC" w:sz="1"/>
+              <w:bottom w:val="single" w:color="CCCCCC" w:sz="1"/>
+              <w:right w:val="single" w:color="CCCCCC" w:sz="1"/>
+            </w:tcBorders>
+            <w:tcMar>
+              <w:top w:type="dxa" w:w="80"/>
+              <w:left w:type="dxa" w:w="120"/>
+              <w:bottom w:type="dxa" w:w="80"/>
+              <w:right w:type="dxa" w:w="120"/>
+            </w:tcMar>
+          </w:tcPr>
+          <w:p>
+            <w:r>
+              <w:rPr>
+                <w:b w:val="false"/>
+                <w:bCs w:val="false"/>
+                <w:sz w:val="15"/>
+                <w:szCs w:val="15"/>
+              </w:rPr>
+              <w:t xml:space="preserve">Curvas fortes sem perder flow</w:t>
+            </w:r>
+          </w:p>
+        </w:tc>
+        <w:tc>
+          <w:tcPr>
+            <w:tcW w:type="dxa" w:w="1180"/>
+            <w:tcBorders>
+              <w:top w:val="single" w:color="CCCCCC" w:sz="1"/>
+              <w:left w:val="single" w:color="CCCCCC" w:sz="1"/>
+              <w:bottom w:val="single" w:color="CCCCCC" w:sz="1"/>
+              <w:right w:val="single" w:color="CCCCCC" w:sz="1"/>
+            </w:tcBorders>
+            <w:tcMar>
+              <w:top w:type="dxa" w:w="80"/>
+              <w:left w:type="dxa" w:w="120"/>
+              <w:bottom w:type="dxa" w:w="80"/>
+              <w:right w:type="dxa" w:w="120"/>
+            </w:tcMar>
+          </w:tcPr>
+          <w:p>
+            <w:r>
+              <w:rPr>
+                <w:b w:val="false"/>
+                <w:bCs w:val="false"/>
+                <w:sz w:val="15"/>
+                <w:szCs w:val="15"/>
+              </w:rPr>
+              <w:t xml:space="preserve">Todas / ambas</w:t>
+            </w:r>
+          </w:p>
+        </w:tc>
+        <w:tc>
+          <w:tcPr>
+            <w:tcW w:type="dxa" w:w="1200"/>
+            <w:tcBorders>
+              <w:top w:val="single" w:color="CCCCCC" w:sz="1"/>
+              <w:left w:val="single" w:color="CCCCCC" w:sz="1"/>
+              <w:bottom w:val="single" w:color="CCCCCC" w:sz="1"/>
+              <w:right w:val="single" w:color="CCCCCC" w:sz="1"/>
+            </w:tcBorders>
+            <w:tcMar>
+              <w:top w:type="dxa" w:w="80"/>
+              <w:left w:type="dxa" w:w="120"/>
+              <w:bottom w:type="dxa" w:w="80"/>
+              <w:right w:type="dxa" w:w="120"/>
+            </w:tcMar>
+          </w:tcPr>
+          <w:p>
+            <w:r>
+              <w:rPr>
+                <w:b w:val="false"/>
+                <w:bCs w:val="false"/>
+                <w:sz w:val="15"/>
+                <w:szCs w:val="15"/>
+              </w:rPr>
+              <w:t xml:space="preserve">≤75 kg: 10" · &gt;75: 10,5"</w:t>
+            </w:r>
+          </w:p>
+        </w:tc>
+      </w:tr>
+      <w:tr>
+        <w:tc>
+          <w:tcPr>
+            <w:tcW w:type="dxa" w:w="1330"/>
+            <w:tcBorders>
+              <w:top w:val="single" w:color="CCCCCC" w:sz="1"/>
+              <w:left w:val="single" w:color="CCCCCC" w:sz="1"/>
+              <w:bottom w:val="single" w:color="CCCCCC" w:sz="1"/>
+              <w:right w:val="single" w:color="CCCCCC" w:sz="1"/>
+            </w:tcBorders>
+            <w:tcMar>
+              <w:top w:type="dxa" w:w="80"/>
+              <w:left w:type="dxa" w:w="120"/>
+              <w:bottom w:type="dxa" w:w="80"/>
+              <w:right w:type="dxa" w:w="120"/>
+            </w:tcMar>
+          </w:tcPr>
+          <w:p>
+            <w:r>
+              <w:rPr>
+                <w:b w:val="false"/>
+                <w:bCs w:val="false"/>
+                <w:sz w:val="15"/>
+                <w:szCs w:val="15"/>
+              </w:rPr>
+              <w:t xml:space="preserve">TB Slim Flex (445)</w:t>
+            </w:r>
+          </w:p>
+        </w:tc>
+        <w:tc>
+          <w:tcPr>
+            <w:tcW w:type="dxa" w:w="1500"/>
+            <w:tcBorders>
+              <w:top w:val="single" w:color="CCCCCC" w:sz="1"/>
+              <w:left w:val="single" w:color="CCCCCC" w:sz="1"/>
+              <w:bottom w:val="single" w:color="CCCCCC" w:sz="1"/>
+              <w:right w:val="single" w:color="CCCCCC" w:sz="1"/>
+            </w:tcBorders>
+            <w:tcMar>
+              <w:top w:type="dxa" w:w="80"/>
+              <w:left w:type="dxa" w:w="120"/>
+              <w:bottom w:type="dxa" w:w="80"/>
+              <w:right w:type="dxa" w:w="120"/>
+            </w:tcMar>
+          </w:tcPr>
+          <w:p>
+            <w:r>
+              <w:rPr>
+                <w:b w:val="false"/>
+                <w:bCs w:val="false"/>
+                <w:sz w:val="15"/>
+                <w:szCs w:val="15"/>
+              </w:rPr>
+              <w:t xml:space="preserve">Longboard / Mono</w:t>
+            </w:r>
+          </w:p>
+        </w:tc>
+        <w:tc>
+          <w:tcPr>
+            <w:tcW w:type="dxa" w:w="950"/>
+            <w:tcBorders>
+              <w:top w:val="single" w:color="CCCCCC" w:sz="1"/>
+              <w:left w:val="single" w:color="CCCCCC" w:sz="1"/>
+              <w:bottom w:val="single" w:color="CCCCCC" w:sz="1"/>
+              <w:right w:val="single" w:color="CCCCCC" w:sz="1"/>
+            </w:tcBorders>
+            <w:tcMar>
+              <w:top w:type="dxa" w:w="80"/>
+              <w:left w:type="dxa" w:w="120"/>
+              <w:bottom w:type="dxa" w:w="80"/>
+              <w:right w:type="dxa" w:w="120"/>
+            </w:tcMar>
+          </w:tcPr>
+          <w:p>
+            <w:r>
+              <w:rPr>
+                <w:b w:val="false"/>
+                <w:bCs w:val="false"/>
+                <w:sz w:val="15"/>
+                <w:szCs w:val="15"/>
+              </w:rPr>
+              <w:t xml:space="preserve">9'0"–10'0"</w:t>
+            </w:r>
+          </w:p>
+        </w:tc>
+        <w:tc>
+          <w:tcPr>
+            <w:tcW w:type="dxa" w:w="1050"/>
+            <w:tcBorders>
+              <w:top w:val="single" w:color="CCCCCC" w:sz="1"/>
+              <w:left w:val="single" w:color="CCCCCC" w:sz="1"/>
+              <w:bottom w:val="single" w:color="CCCCCC" w:sz="1"/>
+              <w:right w:val="single" w:color="CCCCCC" w:sz="1"/>
+            </w:tcBorders>
+            <w:tcMar>
+              <w:top w:type="dxa" w:w="80"/>
+              <w:left w:type="dxa" w:w="120"/>
+              <w:bottom w:type="dxa" w:w="80"/>
+              <w:right w:type="dxa" w:w="120"/>
+            </w:tcMar>
+          </w:tcPr>
+          <w:p>
+            <w:r>
+              <w:rPr>
+                <w:b w:val="false"/>
+                <w:bCs w:val="false"/>
+                <w:sz w:val="15"/>
+                <w:szCs w:val="15"/>
+              </w:rPr>
+              <w:t xml:space="preserve">leve/moderada</w:t>
+            </w:r>
+          </w:p>
+        </w:tc>
+        <w:tc>
+          <w:tcPr>
+            <w:tcW w:type="dxa" w:w="1750"/>
+            <w:tcBorders>
+              <w:top w:val="single" w:color="CCCCCC" w:sz="1"/>
+              <w:left w:val="single" w:color="CCCCCC" w:sz="1"/>
+              <w:bottom w:val="single" w:color="CCCCCC" w:sz="1"/>
+              <w:right w:val="single" w:color="CCCCCC" w:sz="1"/>
+            </w:tcBorders>
+            <w:tcMar>
+              <w:top w:type="dxa" w:w="80"/>
+              <w:left w:type="dxa" w:w="120"/>
+              <w:bottom w:type="dxa" w:w="80"/>
+              <w:right w:type="dxa" w:w="120"/>
+            </w:tcMar>
+          </w:tcPr>
+          <w:p>
+            <w:r>
+              <w:rPr>
+                <w:b w:val="false"/>
+                <w:bCs w:val="false"/>
+                <w:sz w:val="15"/>
+                <w:szCs w:val="15"/>
+              </w:rPr>
+              <w:t xml:space="preserve">idem + pin</w:t>
+            </w:r>
+          </w:p>
+        </w:tc>
+        <w:tc>
+          <w:tcPr>
+            <w:tcW w:type="dxa" w:w="1450"/>
+            <w:tcBorders>
+              <w:top w:val="single" w:color="CCCCCC" w:sz="1"/>
+              <w:left w:val="single" w:color="CCCCCC" w:sz="1"/>
+              <w:bottom w:val="single" w:color="CCCCCC" w:sz="1"/>
+              <w:right w:val="single" w:color="CCCCCC" w:sz="1"/>
+            </w:tcBorders>
+            <w:tcMar>
+              <w:top w:type="dxa" w:w="80"/>
+              <w:left w:type="dxa" w:w="120"/>
+              <w:bottom w:type="dxa" w:w="80"/>
+              <w:right w:type="dxa" w:w="120"/>
+            </w:tcMar>
+          </w:tcPr>
+          <w:p>
+            <w:r>
+              <w:rPr>
+                <w:b w:val="false"/>
+                <w:bCs w:val="false"/>
+                <w:sz w:val="15"/>
+                <w:szCs w:val="15"/>
+              </w:rPr>
+              <w:t xml:space="preserve">caixa central</w:t>
+            </w:r>
+          </w:p>
+        </w:tc>
+        <w:tc>
+          <w:tcPr>
+            <w:tcW w:type="dxa" w:w="950"/>
+            <w:tcBorders>
+              <w:top w:val="single" w:color="CCCCCC" w:sz="1"/>
+              <w:left w:val="single" w:color="CCCCCC" w:sz="1"/>
+              <w:bottom w:val="single" w:color="CCCCCC" w:sz="1"/>
+              <w:right w:val="single" w:color="CCCCCC" w:sz="1"/>
+            </w:tcBorders>
+            <w:tcMar>
+              <w:top w:type="dxa" w:w="80"/>
+              <w:left w:type="dxa" w:w="120"/>
+              <w:bottom w:type="dxa" w:w="80"/>
+              <w:right w:type="dxa" w:w="120"/>
+            </w:tcMar>
+          </w:tcPr>
+          <w:p>
+            <w:r>
+              <w:rPr>
+                <w:b w:val="false"/>
+                <w:bCs w:val="false"/>
+                <w:sz w:val="15"/>
+                <w:szCs w:val="15"/>
+              </w:rPr>
+              <w:t xml:space="preserve">Inter/Avanç.</w:t>
+            </w:r>
+          </w:p>
+        </w:tc>
+        <w:tc>
+          <w:tcPr>
+            <w:tcW w:type="dxa" w:w="1600"/>
+            <w:tcBorders>
+              <w:top w:val="single" w:color="CCCCCC" w:sz="1"/>
+              <w:left w:val="single" w:color="CCCCCC" w:sz="1"/>
+              <w:bottom w:val="single" w:color="CCCCCC" w:sz="1"/>
+              <w:right w:val="single" w:color="CCCCCC" w:sz="1"/>
+            </w:tcBorders>
+            <w:tcMar>
+              <w:top w:type="dxa" w:w="80"/>
+              <w:left w:type="dxa" w:w="120"/>
+              <w:bottom w:type="dxa" w:w="80"/>
+              <w:right w:type="dxa" w:w="120"/>
+            </w:tcMar>
+          </w:tcPr>
+          <w:p>
+            <w:r>
+              <w:rPr>
+                <w:b w:val="false"/>
+                <w:bCs w:val="false"/>
+                <w:sz w:val="15"/>
+                <w:szCs w:val="15"/>
+              </w:rPr>
+              <w:t xml:space="preserve">Máxima velocidade + troca de borda</w:t>
+            </w:r>
+          </w:p>
+        </w:tc>
+        <w:tc>
+          <w:tcPr>
+            <w:tcW w:type="dxa" w:w="1180"/>
+            <w:tcBorders>
+              <w:top w:val="single" w:color="CCCCCC" w:sz="1"/>
+              <w:left w:val="single" w:color="CCCCCC" w:sz="1"/>
+              <w:bottom w:val="single" w:color="CCCCCC" w:sz="1"/>
+              <w:right w:val="single" w:color="CCCCCC" w:sz="1"/>
+            </w:tcBorders>
+            <w:tcMar>
+              <w:top w:type="dxa" w:w="80"/>
+              <w:left w:type="dxa" w:w="120"/>
+              <w:bottom w:type="dxa" w:w="80"/>
+              <w:right w:type="dxa" w:w="120"/>
+            </w:tcMar>
+          </w:tcPr>
+          <w:p>
+            <w:r>
+              <w:rPr>
+                <w:b w:val="false"/>
+                <w:bCs w:val="false"/>
+                <w:sz w:val="15"/>
+                <w:szCs w:val="15"/>
+              </w:rPr>
+              <w:t xml:space="preserve">0,5–2,5 m / rápida</w:t>
+            </w:r>
+          </w:p>
+        </w:tc>
+        <w:tc>
+          <w:tcPr>
+            <w:tcW w:type="dxa" w:w="1200"/>
+            <w:tcBorders>
+              <w:top w:val="single" w:color="CCCCCC" w:sz="1"/>
+              <w:left w:val="single" w:color="CCCCCC" w:sz="1"/>
+              <w:bottom w:val="single" w:color="CCCCCC" w:sz="1"/>
+              <w:right w:val="single" w:color="CCCCCC" w:sz="1"/>
+            </w:tcBorders>
+            <w:tcMar>
+              <w:top w:type="dxa" w:w="80"/>
+              <w:left w:type="dxa" w:w="120"/>
+              <w:bottom w:type="dxa" w:w="80"/>
+              <w:right w:type="dxa" w:w="120"/>
+            </w:tcMar>
+          </w:tcPr>
+          <w:p>
+            <w:r>
+              <w:rPr>
+                <w:b w:val="false"/>
+                <w:bCs w:val="false"/>
+                <w:sz w:val="15"/>
+                <w:szCs w:val="15"/>
+              </w:rPr>
+              <w:t xml:space="preserve">≤75 kg: 10" · &gt;75: 10,75"</w:t>
+            </w:r>
+          </w:p>
+        </w:tc>
+      </w:tr>
+      <w:tr>
+        <w:tc>
+          <w:tcPr>
+            <w:tcW w:type="dxa" w:w="1330"/>
+            <w:tcBorders>
+              <w:top w:val="single" w:color="CCCCCC" w:sz="1"/>
+              <w:left w:val="single" w:color="CCCCCC" w:sz="1"/>
+              <w:bottom w:val="single" w:color="CCCCCC" w:sz="1"/>
+              <w:right w:val="single" w:color="CCCCCC" w:sz="1"/>
+            </w:tcBorders>
+            <w:tcMar>
+              <w:top w:type="dxa" w:w="80"/>
+              <w:left w:type="dxa" w:w="120"/>
+              <w:bottom w:type="dxa" w:w="80"/>
+              <w:right w:type="dxa" w:w="120"/>
+            </w:tcMar>
+          </w:tcPr>
+          <w:p>
+            <w:r>
+              <w:rPr>
+                <w:b w:val="false"/>
+                <w:bCs w:val="false"/>
+                <w:sz w:val="15"/>
+                <w:szCs w:val="15"/>
+              </w:rPr>
+              <w:t xml:space="preserve">Biquilha Speed (490)</w:t>
+            </w:r>
+          </w:p>
+        </w:tc>
+        <w:tc>
+          <w:tcPr>
+            <w:tcW w:type="dxa" w:w="1500"/>
+            <w:tcBorders>
+              <w:top w:val="single" w:color="CCCCCC" w:sz="1"/>
+              <w:left w:val="single" w:color="CCCCCC" w:sz="1"/>
+              <w:bottom w:val="single" w:color="CCCCCC" w:sz="1"/>
+              <w:right w:val="single" w:color="CCCCCC" w:sz="1"/>
+            </w:tcBorders>
+            <w:tcMar>
+              <w:top w:type="dxa" w:w="80"/>
+              <w:left w:type="dxa" w:w="120"/>
+              <w:bottom w:type="dxa" w:w="80"/>
+              <w:right w:type="dxa" w:w="120"/>
+            </w:tcMar>
+          </w:tcPr>
+          <w:p>
+            <w:r>
+              <w:rPr>
+                <w:b w:val="false"/>
+                <w:bCs w:val="false"/>
+                <w:sz w:val="15"/>
+                <w:szCs w:val="15"/>
+              </w:rPr>
+              <w:t xml:space="preserve">Biquilha (fish) / Bi</w:t>
+            </w:r>
+          </w:p>
+        </w:tc>
+        <w:tc>
+          <w:tcPr>
+            <w:tcW w:type="dxa" w:w="950"/>
+            <w:tcBorders>
+              <w:top w:val="single" w:color="CCCCCC" w:sz="1"/>
+              <w:left w:val="single" w:color="CCCCCC" w:sz="1"/>
+              <w:bottom w:val="single" w:color="CCCCCC" w:sz="1"/>
+              <w:right w:val="single" w:color="CCCCCC" w:sz="1"/>
+            </w:tcBorders>
+            <w:tcMar>
+              <w:top w:type="dxa" w:w="80"/>
+              <w:left w:type="dxa" w:w="120"/>
+              <w:bottom w:type="dxa" w:w="80"/>
+              <w:right w:type="dxa" w:w="120"/>
+            </w:tcMar>
+          </w:tcPr>
+          <w:p>
+            <w:r>
+              <w:rPr>
+                <w:b w:val="false"/>
+                <w:bCs w:val="false"/>
+                <w:sz w:val="15"/>
+                <w:szCs w:val="15"/>
+              </w:rPr>
+              <w:t xml:space="preserve">6'0"–8'0"</w:t>
+            </w:r>
+          </w:p>
+        </w:tc>
+        <w:tc>
+          <w:tcPr>
+            <w:tcW w:type="dxa" w:w="1050"/>
+            <w:tcBorders>
+              <w:top w:val="single" w:color="CCCCCC" w:sz="1"/>
+              <w:left w:val="single" w:color="CCCCCC" w:sz="1"/>
+              <w:bottom w:val="single" w:color="CCCCCC" w:sz="1"/>
+              <w:right w:val="single" w:color="CCCCCC" w:sz="1"/>
+            </w:tcBorders>
+            <w:tcMar>
+              <w:top w:type="dxa" w:w="80"/>
+              <w:left w:type="dxa" w:w="120"/>
+              <w:bottom w:type="dxa" w:w="80"/>
+              <w:right w:type="dxa" w:w="120"/>
+            </w:tcMar>
+          </w:tcPr>
+          <w:p>
+            <w:r>
+              <w:rPr>
+                <w:b w:val="false"/>
+                <w:bCs w:val="false"/>
+                <w:sz w:val="15"/>
+                <w:szCs w:val="15"/>
+              </w:rPr>
+              <w:t xml:space="preserve">leve/moderada</w:t>
+            </w:r>
+          </w:p>
+        </w:tc>
+        <w:tc>
+          <w:tcPr>
+            <w:tcW w:type="dxa" w:w="1750"/>
+            <w:tcBorders>
+              <w:top w:val="single" w:color="CCCCCC" w:sz="1"/>
+              <w:left w:val="single" w:color="CCCCCC" w:sz="1"/>
+              <w:bottom w:val="single" w:color="CCCCCC" w:sz="1"/>
+              <w:right w:val="single" w:color="CCCCCC" w:sz="1"/>
+            </w:tcBorders>
+            <w:tcMar>
+              <w:top w:type="dxa" w:w="80"/>
+              <w:left w:type="dxa" w:w="120"/>
+              <w:bottom w:type="dxa" w:w="80"/>
+              <w:right w:type="dxa" w:w="120"/>
+            </w:tcMar>
+          </w:tcPr>
+          <w:p>
+            <w:r>
+              <w:rPr>
+                <w:b w:val="false"/>
+                <w:bCs w:val="false"/>
+                <w:sz w:val="15"/>
+                <w:szCs w:val="15"/>
+              </w:rPr>
+              <w:t xml:space="preserve">swallow, wing-swallow, r-twin, half-moon, diamond</w:t>
+            </w:r>
+          </w:p>
+        </w:tc>
+        <w:tc>
+          <w:tcPr>
+            <w:tcW w:type="dxa" w:w="1450"/>
+            <w:tcBorders>
+              <w:top w:val="single" w:color="CCCCCC" w:sz="1"/>
+              <w:left w:val="single" w:color="CCCCCC" w:sz="1"/>
+              <w:bottom w:val="single" w:color="CCCCCC" w:sz="1"/>
+              <w:right w:val="single" w:color="CCCCCC" w:sz="1"/>
+            </w:tcBorders>
+            <w:tcMar>
+              <w:top w:type="dxa" w:w="80"/>
+              <w:left w:type="dxa" w:w="120"/>
+              <w:bottom w:type="dxa" w:w="80"/>
+              <w:right w:type="dxa" w:w="120"/>
+            </w:tcMar>
+          </w:tcPr>
+          <w:p>
+            <w:r>
+              <w:rPr>
+                <w:b w:val="false"/>
+                <w:bCs w:val="false"/>
+                <w:sz w:val="15"/>
+                <w:szCs w:val="15"/>
+              </w:rPr>
+              <w:t xml:space="preserve">copinho FCS2/Futures</w:t>
+            </w:r>
+          </w:p>
+        </w:tc>
+        <w:tc>
+          <w:tcPr>
+            <w:tcW w:type="dxa" w:w="950"/>
+            <w:tcBorders>
+              <w:top w:val="single" w:color="CCCCCC" w:sz="1"/>
+              <w:left w:val="single" w:color="CCCCCC" w:sz="1"/>
+              <w:bottom w:val="single" w:color="CCCCCC" w:sz="1"/>
+              <w:right w:val="single" w:color="CCCCCC" w:sz="1"/>
+            </w:tcBorders>
+            <w:tcMar>
+              <w:top w:type="dxa" w:w="80"/>
+              <w:left w:type="dxa" w:w="120"/>
+              <w:bottom w:type="dxa" w:w="80"/>
+              <w:right w:type="dxa" w:w="120"/>
+            </w:tcMar>
+          </w:tcPr>
+          <w:p>
+            <w:r>
+              <w:rPr>
+                <w:b w:val="false"/>
+                <w:bCs w:val="false"/>
+                <w:sz w:val="15"/>
+                <w:szCs w:val="15"/>
+              </w:rPr>
+              <w:t xml:space="preserve">Todos</w:t>
+            </w:r>
+          </w:p>
+        </w:tc>
+        <w:tc>
+          <w:tcPr>
+            <w:tcW w:type="dxa" w:w="1600"/>
+            <w:tcBorders>
+              <w:top w:val="single" w:color="CCCCCC" w:sz="1"/>
+              <w:left w:val="single" w:color="CCCCCC" w:sz="1"/>
+              <w:bottom w:val="single" w:color="CCCCCC" w:sz="1"/>
+              <w:right w:val="single" w:color="CCCCCC" w:sz="1"/>
+            </w:tcBorders>
+            <w:tcMar>
+              <w:top w:type="dxa" w:w="80"/>
+              <w:left w:type="dxa" w:w="120"/>
+              <w:bottom w:type="dxa" w:w="80"/>
+              <w:right w:type="dxa" w:w="120"/>
+            </w:tcMar>
+          </w:tcPr>
+          <w:p>
+            <w:r>
+              <w:rPr>
+                <w:b w:val="false"/>
+                <w:bCs w:val="false"/>
+                <w:sz w:val="15"/>
+                <w:szCs w:val="15"/>
+              </w:rPr>
+              <w:t xml:space="preserve">Velocidade / curvas longas horizontais</w:t>
+            </w:r>
+          </w:p>
+        </w:tc>
+        <w:tc>
+          <w:tcPr>
+            <w:tcW w:type="dxa" w:w="1180"/>
+            <w:tcBorders>
+              <w:top w:val="single" w:color="CCCCCC" w:sz="1"/>
+              <w:left w:val="single" w:color="CCCCCC" w:sz="1"/>
+              <w:bottom w:val="single" w:color="CCCCCC" w:sz="1"/>
+              <w:right w:val="single" w:color="CCCCCC" w:sz="1"/>
+            </w:tcBorders>
+            <w:tcMar>
+              <w:top w:type="dxa" w:w="80"/>
+              <w:left w:type="dxa" w:w="120"/>
+              <w:bottom w:type="dxa" w:w="80"/>
+              <w:right w:type="dxa" w:w="120"/>
+            </w:tcMar>
+          </w:tcPr>
+          <w:p>
+            <w:r>
+              <w:rPr>
+                <w:b w:val="false"/>
+                <w:bCs w:val="false"/>
+                <w:sz w:val="15"/>
+                <w:szCs w:val="15"/>
+              </w:rPr>
+              <w:t xml:space="preserve">até 1,5 m / ambas</w:t>
+            </w:r>
+          </w:p>
+        </w:tc>
+        <w:tc>
+          <w:tcPr>
+            <w:tcW w:type="dxa" w:w="1200"/>
+            <w:tcBorders>
+              <w:top w:val="single" w:color="CCCCCC" w:sz="1"/>
+              <w:left w:val="single" w:color="CCCCCC" w:sz="1"/>
+              <w:bottom w:val="single" w:color="CCCCCC" w:sz="1"/>
+              <w:right w:val="single" w:color="CCCCCC" w:sz="1"/>
+            </w:tcBorders>
+            <w:tcMar>
+              <w:top w:type="dxa" w:w="80"/>
+              <w:left w:type="dxa" w:w="120"/>
+              <w:bottom w:type="dxa" w:w="80"/>
+              <w:right w:type="dxa" w:w="120"/>
+            </w:tcMar>
+          </w:tcPr>
+          <w:p>
+            <w:r>
+              <w:rPr>
+                <w:b w:val="false"/>
+                <w:bCs w:val="false"/>
+                <w:sz w:val="15"/>
+                <w:szCs w:val="15"/>
+              </w:rPr>
+              <w:t xml:space="preserve">tamanho único (5,2")</w:t>
+            </w:r>
+          </w:p>
+        </w:tc>
+      </w:tr>
+      <w:tr>
+        <w:tc>
+          <w:tcPr>
+            <w:tcW w:type="dxa" w:w="1330"/>
+            <w:tcBorders>
+              <w:top w:val="single" w:color="CCCCCC" w:sz="1"/>
+              <w:left w:val="single" w:color="CCCCCC" w:sz="1"/>
+              <w:bottom w:val="single" w:color="CCCCCC" w:sz="1"/>
+              <w:right w:val="single" w:color="CCCCCC" w:sz="1"/>
+            </w:tcBorders>
+            <w:tcMar>
+              <w:top w:type="dxa" w:w="80"/>
+              <w:left w:type="dxa" w:w="120"/>
+              <w:bottom w:type="dxa" w:w="80"/>
+              <w:right w:type="dxa" w:w="120"/>
+            </w:tcMar>
+          </w:tcPr>
+          <w:p>
+            <w:r>
+              <w:rPr>
+                <w:b w:val="false"/>
+                <w:bCs w:val="false"/>
+                <w:sz w:val="15"/>
+                <w:szCs w:val="15"/>
+              </w:rPr>
+              <w:t xml:space="preserve">Biquilha Séries (480)</w:t>
+            </w:r>
+          </w:p>
+        </w:tc>
+        <w:tc>
+          <w:tcPr>
+            <w:tcW w:type="dxa" w:w="1500"/>
+            <w:tcBorders>
+              <w:top w:val="single" w:color="CCCCCC" w:sz="1"/>
+              <w:left w:val="single" w:color="CCCCCC" w:sz="1"/>
+              <w:bottom w:val="single" w:color="CCCCCC" w:sz="1"/>
+              <w:right w:val="single" w:color="CCCCCC" w:sz="1"/>
+            </w:tcBorders>
+            <w:tcMar>
+              <w:top w:type="dxa" w:w="80"/>
+              <w:left w:type="dxa" w:w="120"/>
+              <w:bottom w:type="dxa" w:w="80"/>
+              <w:right w:type="dxa" w:w="120"/>
+            </w:tcMar>
+          </w:tcPr>
+          <w:p>
+            <w:r>
+              <w:rPr>
+                <w:b w:val="false"/>
+                <w:bCs w:val="false"/>
+                <w:sz w:val="15"/>
+                <w:szCs w:val="15"/>
+              </w:rPr>
+              <w:t xml:space="preserve">Biquilha (twin pin) / Bi</w:t>
+            </w:r>
+          </w:p>
+        </w:tc>
+        <w:tc>
+          <w:tcPr>
+            <w:tcW w:type="dxa" w:w="950"/>
+            <w:tcBorders>
+              <w:top w:val="single" w:color="CCCCCC" w:sz="1"/>
+              <w:left w:val="single" w:color="CCCCCC" w:sz="1"/>
+              <w:bottom w:val="single" w:color="CCCCCC" w:sz="1"/>
+              <w:right w:val="single" w:color="CCCCCC" w:sz="1"/>
+            </w:tcBorders>
+            <w:tcMar>
+              <w:top w:type="dxa" w:w="80"/>
+              <w:left w:type="dxa" w:w="120"/>
+              <w:bottom w:type="dxa" w:w="80"/>
+              <w:right w:type="dxa" w:w="120"/>
+            </w:tcMar>
+          </w:tcPr>
+          <w:p>
+            <w:r>
+              <w:rPr>
+                <w:b w:val="false"/>
+                <w:bCs w:val="false"/>
+                <w:sz w:val="15"/>
+                <w:szCs w:val="15"/>
+              </w:rPr>
+              <w:t xml:space="preserve">6'0"–7'6"</w:t>
+            </w:r>
+          </w:p>
+        </w:tc>
+        <w:tc>
+          <w:tcPr>
+            <w:tcW w:type="dxa" w:w="1050"/>
+            <w:tcBorders>
+              <w:top w:val="single" w:color="CCCCCC" w:sz="1"/>
+              <w:left w:val="single" w:color="CCCCCC" w:sz="1"/>
+              <w:bottom w:val="single" w:color="CCCCCC" w:sz="1"/>
+              <w:right w:val="single" w:color="CCCCCC" w:sz="1"/>
+            </w:tcBorders>
+            <w:tcMar>
+              <w:top w:type="dxa" w:w="80"/>
+              <w:left w:type="dxa" w:w="120"/>
+              <w:bottom w:type="dxa" w:w="80"/>
+              <w:right w:type="dxa" w:w="120"/>
+            </w:tcMar>
+          </w:tcPr>
+          <w:p>
+            <w:r>
+              <w:rPr>
+                <w:b w:val="false"/>
+                <w:bCs w:val="false"/>
+                <w:sz w:val="15"/>
+                <w:szCs w:val="15"/>
+              </w:rPr>
+              <w:t xml:space="preserve">leve/moderada</w:t>
+            </w:r>
+          </w:p>
+        </w:tc>
+        <w:tc>
+          <w:tcPr>
+            <w:tcW w:type="dxa" w:w="1750"/>
+            <w:tcBorders>
+              <w:top w:val="single" w:color="CCCCCC" w:sz="1"/>
+              <w:left w:val="single" w:color="CCCCCC" w:sz="1"/>
+              <w:bottom w:val="single" w:color="CCCCCC" w:sz="1"/>
+              <w:right w:val="single" w:color="CCCCCC" w:sz="1"/>
+            </w:tcBorders>
+            <w:tcMar>
+              <w:top w:type="dxa" w:w="80"/>
+              <w:left w:type="dxa" w:w="120"/>
+              <w:bottom w:type="dxa" w:w="80"/>
+              <w:right w:type="dxa" w:w="120"/>
+            </w:tcMar>
+          </w:tcPr>
+          <w:p>
+            <w:r>
+              <w:rPr>
+                <w:b w:val="false"/>
+                <w:bCs w:val="false"/>
+                <w:sz w:val="15"/>
+                <w:szCs w:val="15"/>
+              </w:rPr>
+              <w:t xml:space="preserve">r-twin, swallow, r-pin, diamond</w:t>
+            </w:r>
+          </w:p>
+        </w:tc>
+        <w:tc>
+          <w:tcPr>
+            <w:tcW w:type="dxa" w:w="1450"/>
+            <w:tcBorders>
+              <w:top w:val="single" w:color="CCCCCC" w:sz="1"/>
+              <w:left w:val="single" w:color="CCCCCC" w:sz="1"/>
+              <w:bottom w:val="single" w:color="CCCCCC" w:sz="1"/>
+              <w:right w:val="single" w:color="CCCCCC" w:sz="1"/>
+            </w:tcBorders>
+            <w:tcMar>
+              <w:top w:type="dxa" w:w="80"/>
+              <w:left w:type="dxa" w:w="120"/>
+              <w:bottom w:type="dxa" w:w="80"/>
+              <w:right w:type="dxa" w:w="120"/>
+            </w:tcMar>
+          </w:tcPr>
+          <w:p>
+            <w:r>
+              <w:rPr>
+                <w:b w:val="false"/>
+                <w:bCs w:val="false"/>
+                <w:sz w:val="15"/>
+                <w:szCs w:val="15"/>
+              </w:rPr>
+              <w:t xml:space="preserve">copinho FCS2/Futures</w:t>
+            </w:r>
+          </w:p>
+        </w:tc>
+        <w:tc>
+          <w:tcPr>
+            <w:tcW w:type="dxa" w:w="950"/>
+            <w:tcBorders>
+              <w:top w:val="single" w:color="CCCCCC" w:sz="1"/>
+              <w:left w:val="single" w:color="CCCCCC" w:sz="1"/>
+              <w:bottom w:val="single" w:color="CCCCCC" w:sz="1"/>
+              <w:right w:val="single" w:color="CCCCCC" w:sz="1"/>
+            </w:tcBorders>
+            <w:tcMar>
+              <w:top w:type="dxa" w:w="80"/>
+              <w:left w:type="dxa" w:w="120"/>
+              <w:bottom w:type="dxa" w:w="80"/>
+              <w:right w:type="dxa" w:w="120"/>
+            </w:tcMar>
+          </w:tcPr>
+          <w:p>
+            <w:r>
+              <w:rPr>
+                <w:b w:val="false"/>
+                <w:bCs w:val="false"/>
+                <w:sz w:val="15"/>
+                <w:szCs w:val="15"/>
+              </w:rPr>
+              <w:t xml:space="preserve">Inter/Avanç.</w:t>
+            </w:r>
+          </w:p>
+        </w:tc>
+        <w:tc>
+          <w:tcPr>
+            <w:tcW w:type="dxa" w:w="1600"/>
+            <w:tcBorders>
+              <w:top w:val="single" w:color="CCCCCC" w:sz="1"/>
+              <w:left w:val="single" w:color="CCCCCC" w:sz="1"/>
+              <w:bottom w:val="single" w:color="CCCCCC" w:sz="1"/>
+              <w:right w:val="single" w:color="CCCCCC" w:sz="1"/>
+            </w:tcBorders>
+            <w:tcMar>
+              <w:top w:type="dxa" w:w="80"/>
+              <w:left w:type="dxa" w:w="120"/>
+              <w:bottom w:type="dxa" w:w="80"/>
+              <w:right w:type="dxa" w:w="120"/>
+            </w:tcMar>
+          </w:tcPr>
+          <w:p>
+            <w:r>
+              <w:rPr>
+                <w:b w:val="false"/>
+                <w:bCs w:val="false"/>
+                <w:sz w:val="15"/>
+                <w:szCs w:val="15"/>
+              </w:rPr>
+              <w:t xml:space="preserve">Ataque vertical com fluidez</w:t>
+            </w:r>
+          </w:p>
+        </w:tc>
+        <w:tc>
+          <w:tcPr>
+            <w:tcW w:type="dxa" w:w="1180"/>
+            <w:tcBorders>
+              <w:top w:val="single" w:color="CCCCCC" w:sz="1"/>
+              <w:left w:val="single" w:color="CCCCCC" w:sz="1"/>
+              <w:bottom w:val="single" w:color="CCCCCC" w:sz="1"/>
+              <w:right w:val="single" w:color="CCCCCC" w:sz="1"/>
+            </w:tcBorders>
+            <w:tcMar>
+              <w:top w:type="dxa" w:w="80"/>
+              <w:left w:type="dxa" w:w="120"/>
+              <w:bottom w:type="dxa" w:w="80"/>
+              <w:right w:type="dxa" w:w="120"/>
+            </w:tcMar>
+          </w:tcPr>
+          <w:p>
+            <w:r>
+              <w:rPr>
+                <w:b w:val="false"/>
+                <w:bCs w:val="false"/>
+                <w:sz w:val="15"/>
+                <w:szCs w:val="15"/>
+              </w:rPr>
+              <w:t xml:space="preserve">0,5–2 m / rápida</w:t>
+            </w:r>
+          </w:p>
+        </w:tc>
+        <w:tc>
+          <w:tcPr>
+            <w:tcW w:type="dxa" w:w="1200"/>
+            <w:tcBorders>
+              <w:top w:val="single" w:color="CCCCCC" w:sz="1"/>
+              <w:left w:val="single" w:color="CCCCCC" w:sz="1"/>
+              <w:bottom w:val="single" w:color="CCCCCC" w:sz="1"/>
+              <w:right w:val="single" w:color="CCCCCC" w:sz="1"/>
+            </w:tcBorders>
+            <w:tcMar>
+              <w:top w:type="dxa" w:w="80"/>
+              <w:left w:type="dxa" w:w="120"/>
+              <w:bottom w:type="dxa" w:w="80"/>
+              <w:right w:type="dxa" w:w="120"/>
+            </w:tcMar>
+          </w:tcPr>
+          <w:p>
+            <w:r>
+              <w:rPr>
+                <w:b w:val="false"/>
+                <w:bCs w:val="false"/>
+                <w:sz w:val="15"/>
+                <w:szCs w:val="15"/>
+              </w:rPr>
+              <w:t xml:space="preserve">tamanho único (5,68")</w:t>
+            </w:r>
+          </w:p>
+        </w:tc>
+      </w:tr>
+      <w:tr>
+        <w:tc>
+          <w:tcPr>
+            <w:tcW w:type="dxa" w:w="1330"/>
+            <w:tcBorders>
+              <w:top w:val="single" w:color="CCCCCC" w:sz="1"/>
+              <w:left w:val="single" w:color="CCCCCC" w:sz="1"/>
+              <w:bottom w:val="single" w:color="CCCCCC" w:sz="1"/>
+              <w:right w:val="single" w:color="CCCCCC" w:sz="1"/>
+            </w:tcBorders>
+            <w:tcMar>
+              <w:top w:type="dxa" w:w="80"/>
+              <w:left w:type="dxa" w:w="120"/>
+              <w:bottom w:type="dxa" w:w="80"/>
+              <w:right w:type="dxa" w:w="120"/>
+            </w:tcMar>
+          </w:tcPr>
+          <w:p>
+            <w:r>
+              <w:rPr>
+                <w:b w:val="false"/>
+                <w:bCs w:val="false"/>
+                <w:sz w:val="15"/>
+                <w:szCs w:val="15"/>
+              </w:rPr>
+              <w:t xml:space="preserve">Jogo Nusa (447–498)</w:t>
+            </w:r>
+          </w:p>
+        </w:tc>
+        <w:tc>
+          <w:tcPr>
+            <w:tcW w:type="dxa" w:w="1500"/>
+            <w:tcBorders>
+              <w:top w:val="single" w:color="CCCCCC" w:sz="1"/>
+              <w:left w:val="single" w:color="CCCCCC" w:sz="1"/>
+              <w:bottom w:val="single" w:color="CCCCCC" w:sz="1"/>
+              <w:right w:val="single" w:color="CCCCCC" w:sz="1"/>
+            </w:tcBorders>
+            <w:tcMar>
+              <w:top w:type="dxa" w:w="80"/>
+              <w:left w:type="dxa" w:w="120"/>
+              <w:bottom w:type="dxa" w:w="80"/>
+              <w:right w:type="dxa" w:w="120"/>
+            </w:tcMar>
+          </w:tcPr>
+          <w:p>
+            <w:r>
+              <w:rPr>
+                <w:b w:val="false"/>
+                <w:bCs w:val="false"/>
+                <w:sz w:val="15"/>
+                <w:szCs w:val="15"/>
+              </w:rPr>
+              <w:t xml:space="preserve">Mid Length / 2+1</w:t>
+            </w:r>
+          </w:p>
+        </w:tc>
+        <w:tc>
+          <w:tcPr>
+            <w:tcW w:type="dxa" w:w="950"/>
+            <w:tcBorders>
+              <w:top w:val="single" w:color="CCCCCC" w:sz="1"/>
+              <w:left w:val="single" w:color="CCCCCC" w:sz="1"/>
+              <w:bottom w:val="single" w:color="CCCCCC" w:sz="1"/>
+              <w:right w:val="single" w:color="CCCCCC" w:sz="1"/>
+            </w:tcBorders>
+            <w:tcMar>
+              <w:top w:type="dxa" w:w="80"/>
+              <w:left w:type="dxa" w:w="120"/>
+              <w:bottom w:type="dxa" w:w="80"/>
+              <w:right w:type="dxa" w:w="120"/>
+            </w:tcMar>
+          </w:tcPr>
+          <w:p>
+            <w:r>
+              <w:rPr>
+                <w:b w:val="false"/>
+                <w:bCs w:val="false"/>
+                <w:sz w:val="15"/>
+                <w:szCs w:val="15"/>
+              </w:rPr>
+              <w:t xml:space="preserve">6'0"–8'0"</w:t>
+            </w:r>
+          </w:p>
+        </w:tc>
+        <w:tc>
+          <w:tcPr>
+            <w:tcW w:type="dxa" w:w="1050"/>
+            <w:tcBorders>
+              <w:top w:val="single" w:color="CCCCCC" w:sz="1"/>
+              <w:left w:val="single" w:color="CCCCCC" w:sz="1"/>
+              <w:bottom w:val="single" w:color="CCCCCC" w:sz="1"/>
+              <w:right w:val="single" w:color="CCCCCC" w:sz="1"/>
+            </w:tcBorders>
+            <w:tcMar>
+              <w:top w:type="dxa" w:w="80"/>
+              <w:left w:type="dxa" w:w="120"/>
+              <w:bottom w:type="dxa" w:w="80"/>
+              <w:right w:type="dxa" w:w="120"/>
+            </w:tcMar>
+          </w:tcPr>
+          <w:p>
+            <w:r>
+              <w:rPr>
+                <w:b w:val="false"/>
+                <w:bCs w:val="false"/>
+                <w:sz w:val="15"/>
+                <w:szCs w:val="15"/>
+              </w:rPr>
+              <w:t xml:space="preserve">leve/moderada</w:t>
+            </w:r>
+          </w:p>
+        </w:tc>
+        <w:tc>
+          <w:tcPr>
+            <w:tcW w:type="dxa" w:w="1750"/>
+            <w:tcBorders>
+              <w:top w:val="single" w:color="CCCCCC" w:sz="1"/>
+              <w:left w:val="single" w:color="CCCCCC" w:sz="1"/>
+              <w:bottom w:val="single" w:color="CCCCCC" w:sz="1"/>
+              <w:right w:val="single" w:color="CCCCCC" w:sz="1"/>
+            </w:tcBorders>
+            <w:tcMar>
+              <w:top w:type="dxa" w:w="80"/>
+              <w:left w:type="dxa" w:w="120"/>
+              <w:bottom w:type="dxa" w:w="80"/>
+              <w:right w:type="dxa" w:w="120"/>
+            </w:tcMar>
+          </w:tcPr>
+          <w:p>
+            <w:r>
+              <w:rPr>
+                <w:b w:val="false"/>
+                <w:bCs w:val="false"/>
+                <w:sz w:val="15"/>
+                <w:szCs w:val="15"/>
+              </w:rPr>
+              <w:t xml:space="preserve">squash, r-squash, r-pin, pin, diamond, r-square</w:t>
+            </w:r>
+          </w:p>
+        </w:tc>
+        <w:tc>
+          <w:tcPr>
+            <w:tcW w:type="dxa" w:w="1450"/>
+            <w:tcBorders>
+              <w:top w:val="single" w:color="CCCCCC" w:sz="1"/>
+              <w:left w:val="single" w:color="CCCCCC" w:sz="1"/>
+              <w:bottom w:val="single" w:color="CCCCCC" w:sz="1"/>
+              <w:right w:val="single" w:color="CCCCCC" w:sz="1"/>
+            </w:tcBorders>
+            <w:tcMar>
+              <w:top w:type="dxa" w:w="80"/>
+              <w:left w:type="dxa" w:w="120"/>
+              <w:bottom w:type="dxa" w:w="80"/>
+              <w:right w:type="dxa" w:w="120"/>
+            </w:tcMar>
+          </w:tcPr>
+          <w:p>
+            <w:r>
+              <w:rPr>
+                <w:b w:val="false"/>
+                <w:bCs w:val="false"/>
+                <w:sz w:val="15"/>
+                <w:szCs w:val="15"/>
+              </w:rPr>
+              <w:t xml:space="preserve">caixa + copinho FCS1/FCS2/Fut.</w:t>
+            </w:r>
+          </w:p>
+        </w:tc>
+        <w:tc>
+          <w:tcPr>
+            <w:tcW w:type="dxa" w:w="950"/>
+            <w:tcBorders>
+              <w:top w:val="single" w:color="CCCCCC" w:sz="1"/>
+              <w:left w:val="single" w:color="CCCCCC" w:sz="1"/>
+              <w:bottom w:val="single" w:color="CCCCCC" w:sz="1"/>
+              <w:right w:val="single" w:color="CCCCCC" w:sz="1"/>
+            </w:tcBorders>
+            <w:tcMar>
+              <w:top w:type="dxa" w:w="80"/>
+              <w:left w:type="dxa" w:w="120"/>
+              <w:bottom w:type="dxa" w:w="80"/>
+              <w:right w:type="dxa" w:w="120"/>
+            </w:tcMar>
+          </w:tcPr>
+          <w:p>
+            <w:r>
+              <w:rPr>
+                <w:b w:val="false"/>
+                <w:bCs w:val="false"/>
+                <w:sz w:val="15"/>
+                <w:szCs w:val="15"/>
+              </w:rPr>
+              <w:t xml:space="preserve">Todos</w:t>
+            </w:r>
+          </w:p>
+        </w:tc>
+        <w:tc>
+          <w:tcPr>
+            <w:tcW w:type="dxa" w:w="1600"/>
+            <w:tcBorders>
+              <w:top w:val="single" w:color="CCCCCC" w:sz="1"/>
+              <w:left w:val="single" w:color="CCCCCC" w:sz="1"/>
+              <w:bottom w:val="single" w:color="CCCCCC" w:sz="1"/>
+              <w:right w:val="single" w:color="CCCCCC" w:sz="1"/>
+            </w:tcBorders>
+            <w:tcMar>
+              <w:top w:type="dxa" w:w="80"/>
+              <w:left w:type="dxa" w:w="120"/>
+              <w:bottom w:type="dxa" w:w="80"/>
+              <w:right w:type="dxa" w:w="120"/>
+            </w:tcMar>
+          </w:tcPr>
+          <w:p>
+            <w:r>
+              <w:rPr>
+                <w:b w:val="false"/>
+                <w:bCs w:val="false"/>
+                <w:sz w:val="15"/>
+                <w:szCs w:val="15"/>
+              </w:rPr>
+              <w:t xml:space="preserve">Agilidade + estabilidade 2+1</w:t>
+            </w:r>
+          </w:p>
+        </w:tc>
+        <w:tc>
+          <w:tcPr>
+            <w:tcW w:type="dxa" w:w="1180"/>
+            <w:tcBorders>
+              <w:top w:val="single" w:color="CCCCCC" w:sz="1"/>
+              <w:left w:val="single" w:color="CCCCCC" w:sz="1"/>
+              <w:bottom w:val="single" w:color="CCCCCC" w:sz="1"/>
+              <w:right w:val="single" w:color="CCCCCC" w:sz="1"/>
+            </w:tcBorders>
+            <w:tcMar>
+              <w:top w:type="dxa" w:w="80"/>
+              <w:left w:type="dxa" w:w="120"/>
+              <w:bottom w:type="dxa" w:w="80"/>
+              <w:right w:type="dxa" w:w="120"/>
+            </w:tcMar>
+          </w:tcPr>
+          <w:p>
+            <w:r>
+              <w:rPr>
+                <w:b w:val="false"/>
+                <w:bCs w:val="false"/>
+                <w:sz w:val="15"/>
+                <w:szCs w:val="15"/>
+              </w:rPr>
+              <w:t xml:space="preserve">0,5–2 m / ambas</w:t>
+            </w:r>
+          </w:p>
+        </w:tc>
+        <w:tc>
+          <w:tcPr>
+            <w:tcW w:type="dxa" w:w="1200"/>
+            <w:tcBorders>
+              <w:top w:val="single" w:color="CCCCCC" w:sz="1"/>
+              <w:left w:val="single" w:color="CCCCCC" w:sz="1"/>
+              <w:bottom w:val="single" w:color="CCCCCC" w:sz="1"/>
+              <w:right w:val="single" w:color="CCCCCC" w:sz="1"/>
+            </w:tcBorders>
+            <w:tcMar>
+              <w:top w:type="dxa" w:w="80"/>
+              <w:left w:type="dxa" w:w="120"/>
+              <w:bottom w:type="dxa" w:w="80"/>
+              <w:right w:type="dxa" w:w="120"/>
+            </w:tcMar>
+          </w:tcPr>
+          <w:p>
+            <w:r>
+              <w:rPr>
+                <w:b w:val="false"/>
+                <w:bCs w:val="false"/>
+                <w:sz w:val="15"/>
+                <w:szCs w:val="15"/>
+              </w:rPr>
+              <w:t xml:space="preserve">≤70 kg: 6" · 70–85: 6,5" · &gt;85: 7"</w:t>
+            </w:r>
+          </w:p>
+        </w:tc>
+      </w:tr>
+      <w:tr>
+        <w:tc>
+          <w:tcPr>
+            <w:tcW w:type="dxa" w:w="1330"/>
+            <w:tcBorders>
+              <w:top w:val="single" w:color="CCCCCC" w:sz="1"/>
+              <w:left w:val="single" w:color="CCCCCC" w:sz="1"/>
+              <w:bottom w:val="single" w:color="CCCCCC" w:sz="1"/>
+              <w:right w:val="single" w:color="CCCCCC" w:sz="1"/>
+            </w:tcBorders>
+            <w:tcMar>
+              <w:top w:type="dxa" w:w="80"/>
+              <w:left w:type="dxa" w:w="120"/>
+              <w:bottom w:type="dxa" w:w="80"/>
+              <w:right w:type="dxa" w:w="120"/>
+            </w:tcMar>
+          </w:tcPr>
+          <w:p>
+            <w:r>
+              <w:rPr>
+                <w:b w:val="false"/>
+                <w:bCs w:val="false"/>
+                <w:sz w:val="15"/>
+                <w:szCs w:val="15"/>
+              </w:rPr>
+              <w:t xml:space="preserve">Jogo Snapper (447–520)</w:t>
+            </w:r>
+          </w:p>
+        </w:tc>
+        <w:tc>
+          <w:tcPr>
+            <w:tcW w:type="dxa" w:w="1500"/>
+            <w:tcBorders>
+              <w:top w:val="single" w:color="CCCCCC" w:sz="1"/>
+              <w:left w:val="single" w:color="CCCCCC" w:sz="1"/>
+              <w:bottom w:val="single" w:color="CCCCCC" w:sz="1"/>
+              <w:right w:val="single" w:color="CCCCCC" w:sz="1"/>
+            </w:tcBorders>
+            <w:tcMar>
+              <w:top w:type="dxa" w:w="80"/>
+              <w:left w:type="dxa" w:w="120"/>
+              <w:bottom w:type="dxa" w:w="80"/>
+              <w:right w:type="dxa" w:w="120"/>
+            </w:tcMar>
+          </w:tcPr>
+          <w:p>
+            <w:r>
+              <w:rPr>
+                <w:b w:val="false"/>
+                <w:bCs w:val="false"/>
+                <w:sz w:val="15"/>
+                <w:szCs w:val="15"/>
+              </w:rPr>
+              <w:t xml:space="preserve">Mid/Long progressivo / 2+1</w:t>
+            </w:r>
+          </w:p>
+        </w:tc>
+        <w:tc>
+          <w:tcPr>
+            <w:tcW w:type="dxa" w:w="950"/>
+            <w:tcBorders>
+              <w:top w:val="single" w:color="CCCCCC" w:sz="1"/>
+              <w:left w:val="single" w:color="CCCCCC" w:sz="1"/>
+              <w:bottom w:val="single" w:color="CCCCCC" w:sz="1"/>
+              <w:right w:val="single" w:color="CCCCCC" w:sz="1"/>
+            </w:tcBorders>
+            <w:tcMar>
+              <w:top w:type="dxa" w:w="80"/>
+              <w:left w:type="dxa" w:w="120"/>
+              <w:bottom w:type="dxa" w:w="80"/>
+              <w:right w:type="dxa" w:w="120"/>
+            </w:tcMar>
+          </w:tcPr>
+          <w:p>
+            <w:r>
+              <w:rPr>
+                <w:b w:val="false"/>
+                <w:bCs w:val="false"/>
+                <w:sz w:val="15"/>
+                <w:szCs w:val="15"/>
+              </w:rPr>
+              <w:t xml:space="preserve">7'0"–10'0"</w:t>
+            </w:r>
+          </w:p>
+        </w:tc>
+        <w:tc>
+          <w:tcPr>
+            <w:tcW w:type="dxa" w:w="1050"/>
+            <w:tcBorders>
+              <w:top w:val="single" w:color="CCCCCC" w:sz="1"/>
+              <w:left w:val="single" w:color="CCCCCC" w:sz="1"/>
+              <w:bottom w:val="single" w:color="CCCCCC" w:sz="1"/>
+              <w:right w:val="single" w:color="CCCCCC" w:sz="1"/>
+            </w:tcBorders>
+            <w:tcMar>
+              <w:top w:type="dxa" w:w="80"/>
+              <w:left w:type="dxa" w:w="120"/>
+              <w:bottom w:type="dxa" w:w="80"/>
+              <w:right w:type="dxa" w:w="120"/>
+            </w:tcMar>
+          </w:tcPr>
+          <w:p>
+            <w:r>
+              <w:rPr>
+                <w:b w:val="false"/>
+                <w:bCs w:val="false"/>
+                <w:sz w:val="15"/>
+                <w:szCs w:val="15"/>
+              </w:rPr>
+              <w:t xml:space="preserve">leve/moderada</w:t>
+            </w:r>
+          </w:p>
+        </w:tc>
+        <w:tc>
+          <w:tcPr>
+            <w:tcW w:type="dxa" w:w="1750"/>
+            <w:tcBorders>
+              <w:top w:val="single" w:color="CCCCCC" w:sz="1"/>
+              <w:left w:val="single" w:color="CCCCCC" w:sz="1"/>
+              <w:bottom w:val="single" w:color="CCCCCC" w:sz="1"/>
+              <w:right w:val="single" w:color="CCCCCC" w:sz="1"/>
+            </w:tcBorders>
+            <w:tcMar>
+              <w:top w:type="dxa" w:w="80"/>
+              <w:left w:type="dxa" w:w="120"/>
+              <w:bottom w:type="dxa" w:w="80"/>
+              <w:right w:type="dxa" w:w="120"/>
+            </w:tcMar>
+          </w:tcPr>
+          <w:p>
+            <w:r>
+              <w:rPr>
+                <w:b w:val="false"/>
+                <w:bCs w:val="false"/>
+                <w:sz w:val="15"/>
+                <w:szCs w:val="15"/>
+              </w:rPr>
+              <w:t xml:space="preserve">squash, r-squash, r-pin, pin, squares</w:t>
+            </w:r>
+          </w:p>
+        </w:tc>
+        <w:tc>
+          <w:tcPr>
+            <w:tcW w:type="dxa" w:w="1450"/>
+            <w:tcBorders>
+              <w:top w:val="single" w:color="CCCCCC" w:sz="1"/>
+              <w:left w:val="single" w:color="CCCCCC" w:sz="1"/>
+              <w:bottom w:val="single" w:color="CCCCCC" w:sz="1"/>
+              <w:right w:val="single" w:color="CCCCCC" w:sz="1"/>
+            </w:tcBorders>
+            <w:tcMar>
+              <w:top w:type="dxa" w:w="80"/>
+              <w:left w:type="dxa" w:w="120"/>
+              <w:bottom w:type="dxa" w:w="80"/>
+              <w:right w:type="dxa" w:w="120"/>
+            </w:tcMar>
+          </w:tcPr>
+          <w:p>
+            <w:r>
+              <w:rPr>
+                <w:b w:val="false"/>
+                <w:bCs w:val="false"/>
+                <w:sz w:val="15"/>
+                <w:szCs w:val="15"/>
+              </w:rPr>
+              <w:t xml:space="preserve">caixa + copinho FCS1/FCS2/Fut.</w:t>
+            </w:r>
+          </w:p>
+        </w:tc>
+        <w:tc>
+          <w:tcPr>
+            <w:tcW w:type="dxa" w:w="950"/>
+            <w:tcBorders>
+              <w:top w:val="single" w:color="CCCCCC" w:sz="1"/>
+              <w:left w:val="single" w:color="CCCCCC" w:sz="1"/>
+              <w:bottom w:val="single" w:color="CCCCCC" w:sz="1"/>
+              <w:right w:val="single" w:color="CCCCCC" w:sz="1"/>
+            </w:tcBorders>
+            <w:tcMar>
+              <w:top w:type="dxa" w:w="80"/>
+              <w:left w:type="dxa" w:w="120"/>
+              <w:bottom w:type="dxa" w:w="80"/>
+              <w:right w:type="dxa" w:w="120"/>
+            </w:tcMar>
+          </w:tcPr>
+          <w:p>
+            <w:r>
+              <w:rPr>
+                <w:b w:val="false"/>
+                <w:bCs w:val="false"/>
+                <w:sz w:val="15"/>
+                <w:szCs w:val="15"/>
+              </w:rPr>
+              <w:t xml:space="preserve">Inter/Avanç.</w:t>
+            </w:r>
+          </w:p>
+        </w:tc>
+        <w:tc>
+          <w:tcPr>
+            <w:tcW w:type="dxa" w:w="1600"/>
+            <w:tcBorders>
+              <w:top w:val="single" w:color="CCCCCC" w:sz="1"/>
+              <w:left w:val="single" w:color="CCCCCC" w:sz="1"/>
+              <w:bottom w:val="single" w:color="CCCCCC" w:sz="1"/>
+              <w:right w:val="single" w:color="CCCCCC" w:sz="1"/>
+            </w:tcBorders>
+            <w:tcMar>
+              <w:top w:type="dxa" w:w="80"/>
+              <w:left w:type="dxa" w:w="120"/>
+              <w:bottom w:type="dxa" w:w="80"/>
+              <w:right w:type="dxa" w:w="120"/>
+            </w:tcMar>
+          </w:tcPr>
+          <w:p>
+            <w:r>
+              <w:rPr>
+                <w:b w:val="false"/>
+                <w:bCs w:val="false"/>
+                <w:sz w:val="15"/>
+                <w:szCs w:val="15"/>
+              </w:rPr>
+              <w:t xml:space="preserve">Performance de rabeta 2+1</w:t>
+            </w:r>
+          </w:p>
+        </w:tc>
+        <w:tc>
+          <w:tcPr>
+            <w:tcW w:type="dxa" w:w="1180"/>
+            <w:tcBorders>
+              <w:top w:val="single" w:color="CCCCCC" w:sz="1"/>
+              <w:left w:val="single" w:color="CCCCCC" w:sz="1"/>
+              <w:bottom w:val="single" w:color="CCCCCC" w:sz="1"/>
+              <w:right w:val="single" w:color="CCCCCC" w:sz="1"/>
+            </w:tcBorders>
+            <w:tcMar>
+              <w:top w:type="dxa" w:w="80"/>
+              <w:left w:type="dxa" w:w="120"/>
+              <w:bottom w:type="dxa" w:w="80"/>
+              <w:right w:type="dxa" w:w="120"/>
+            </w:tcMar>
+          </w:tcPr>
+          <w:p>
+            <w:r>
+              <w:rPr>
+                <w:b w:val="false"/>
+                <w:bCs w:val="false"/>
+                <w:sz w:val="15"/>
+                <w:szCs w:val="15"/>
+              </w:rPr>
+              <w:t xml:space="preserve">0,5–2,5 m / ambas</w:t>
+            </w:r>
+          </w:p>
+        </w:tc>
+        <w:tc>
+          <w:tcPr>
+            <w:tcW w:type="dxa" w:w="1200"/>
+            <w:tcBorders>
+              <w:top w:val="single" w:color="CCCCCC" w:sz="1"/>
+              <w:left w:val="single" w:color="CCCCCC" w:sz="1"/>
+              <w:bottom w:val="single" w:color="CCCCCC" w:sz="1"/>
+              <w:right w:val="single" w:color="CCCCCC" w:sz="1"/>
+            </w:tcBorders>
+            <w:tcMar>
+              <w:top w:type="dxa" w:w="80"/>
+              <w:left w:type="dxa" w:w="120"/>
+              <w:bottom w:type="dxa" w:w="80"/>
+              <w:right w:type="dxa" w:w="120"/>
+            </w:tcMar>
+          </w:tcPr>
+          <w:p>
+            <w:r>
+              <w:rPr>
+                <w:b w:val="false"/>
+                <w:bCs w:val="false"/>
+                <w:sz w:val="15"/>
+                <w:szCs w:val="15"/>
+              </w:rPr>
+              <w:t xml:space="preserve">≤70 kg: 7" · 70–85: 7,5" · &gt;85: 8"</w:t>
+            </w:r>
+          </w:p>
+        </w:tc>
+      </w:tr>
+      <w:tr>
+        <w:tc>
+          <w:tcPr>
+            <w:tcW w:type="dxa" w:w="1330"/>
+            <w:tcBorders>
+              <w:top w:val="single" w:color="CCCCCC" w:sz="1"/>
+              <w:left w:val="single" w:color="CCCCCC" w:sz="1"/>
+              <w:bottom w:val="single" w:color="CCCCCC" w:sz="1"/>
+              <w:right w:val="single" w:color="CCCCCC" w:sz="1"/>
+            </w:tcBorders>
+            <w:tcMar>
+              <w:top w:type="dxa" w:w="80"/>
+              <w:left w:type="dxa" w:w="120"/>
+              <w:bottom w:type="dxa" w:w="80"/>
+              <w:right w:type="dxa" w:w="120"/>
+            </w:tcMar>
+          </w:tcPr>
+          <w:p>
+            <w:r>
+              <w:rPr>
+                <w:b w:val="false"/>
+                <w:bCs w:val="false"/>
+                <w:sz w:val="15"/>
+                <w:szCs w:val="15"/>
+              </w:rPr>
+              <w:t xml:space="preserve">Triquilha AM2 (398)</w:t>
+            </w:r>
+          </w:p>
+        </w:tc>
+        <w:tc>
+          <w:tcPr>
+            <w:tcW w:type="dxa" w:w="1500"/>
+            <w:tcBorders>
+              <w:top w:val="single" w:color="CCCCCC" w:sz="1"/>
+              <w:left w:val="single" w:color="CCCCCC" w:sz="1"/>
+              <w:bottom w:val="single" w:color="CCCCCC" w:sz="1"/>
+              <w:right w:val="single" w:color="CCCCCC" w:sz="1"/>
+            </w:tcBorders>
+            <w:tcMar>
+              <w:top w:type="dxa" w:w="80"/>
+              <w:left w:type="dxa" w:w="120"/>
+              <w:bottom w:type="dxa" w:w="80"/>
+              <w:right w:type="dxa" w:w="120"/>
+            </w:tcMar>
+          </w:tcPr>
+          <w:p>
+            <w:r>
+              <w:rPr>
+                <w:b w:val="false"/>
+                <w:bCs w:val="false"/>
+                <w:sz w:val="15"/>
+                <w:szCs w:val="15"/>
+              </w:rPr>
+              <w:t xml:space="preserve">Shortboard/Mid / Tri</w:t>
+            </w:r>
+          </w:p>
+        </w:tc>
+        <w:tc>
+          <w:tcPr>
+            <w:tcW w:type="dxa" w:w="950"/>
+            <w:tcBorders>
+              <w:top w:val="single" w:color="CCCCCC" w:sz="1"/>
+              <w:left w:val="single" w:color="CCCCCC" w:sz="1"/>
+              <w:bottom w:val="single" w:color="CCCCCC" w:sz="1"/>
+              <w:right w:val="single" w:color="CCCCCC" w:sz="1"/>
+            </w:tcBorders>
+            <w:tcMar>
+              <w:top w:type="dxa" w:w="80"/>
+              <w:left w:type="dxa" w:w="120"/>
+              <w:bottom w:type="dxa" w:w="80"/>
+              <w:right w:type="dxa" w:w="120"/>
+            </w:tcMar>
+          </w:tcPr>
+          <w:p>
+            <w:r>
+              <w:rPr>
+                <w:b w:val="false"/>
+                <w:bCs w:val="false"/>
+                <w:sz w:val="15"/>
+                <w:szCs w:val="15"/>
+              </w:rPr>
+              <w:t xml:space="preserve">6'0"–7'0"</w:t>
+            </w:r>
+          </w:p>
+        </w:tc>
+        <w:tc>
+          <w:tcPr>
+            <w:tcW w:type="dxa" w:w="1050"/>
+            <w:tcBorders>
+              <w:top w:val="single" w:color="CCCCCC" w:sz="1"/>
+              <w:left w:val="single" w:color="CCCCCC" w:sz="1"/>
+              <w:bottom w:val="single" w:color="CCCCCC" w:sz="1"/>
+              <w:right w:val="single" w:color="CCCCCC" w:sz="1"/>
+            </w:tcBorders>
+            <w:tcMar>
+              <w:top w:type="dxa" w:w="80"/>
+              <w:left w:type="dxa" w:w="120"/>
+              <w:bottom w:type="dxa" w:w="80"/>
+              <w:right w:type="dxa" w:w="120"/>
+            </w:tcMar>
+          </w:tcPr>
+          <w:p>
+            <w:r>
+              <w:rPr>
+                <w:b w:val="false"/>
+                <w:bCs w:val="false"/>
+                <w:sz w:val="15"/>
+                <w:szCs w:val="15"/>
+              </w:rPr>
+              <w:t xml:space="preserve">leve</w:t>
+            </w:r>
+          </w:p>
+        </w:tc>
+        <w:tc>
+          <w:tcPr>
+            <w:tcW w:type="dxa" w:w="1750"/>
+            <w:tcBorders>
+              <w:top w:val="single" w:color="CCCCCC" w:sz="1"/>
+              <w:left w:val="single" w:color="CCCCCC" w:sz="1"/>
+              <w:bottom w:val="single" w:color="CCCCCC" w:sz="1"/>
+              <w:right w:val="single" w:color="CCCCCC" w:sz="1"/>
+            </w:tcBorders>
+            <w:tcMar>
+              <w:top w:type="dxa" w:w="80"/>
+              <w:left w:type="dxa" w:w="120"/>
+              <w:bottom w:type="dxa" w:w="80"/>
+              <w:right w:type="dxa" w:w="120"/>
+            </w:tcMar>
+          </w:tcPr>
+          <w:p>
+            <w:r>
+              <w:rPr>
+                <w:b w:val="false"/>
+                <w:bCs w:val="false"/>
+                <w:sz w:val="15"/>
+                <w:szCs w:val="15"/>
+              </w:rPr>
+              <w:t xml:space="preserve">squash, r-squash, r-pin, swallow</w:t>
+            </w:r>
+          </w:p>
+        </w:tc>
+        <w:tc>
+          <w:tcPr>
+            <w:tcW w:type="dxa" w:w="1450"/>
+            <w:tcBorders>
+              <w:top w:val="single" w:color="CCCCCC" w:sz="1"/>
+              <w:left w:val="single" w:color="CCCCCC" w:sz="1"/>
+              <w:bottom w:val="single" w:color="CCCCCC" w:sz="1"/>
+              <w:right w:val="single" w:color="CCCCCC" w:sz="1"/>
+            </w:tcBorders>
+            <w:tcMar>
+              <w:top w:type="dxa" w:w="80"/>
+              <w:left w:type="dxa" w:w="120"/>
+              <w:bottom w:type="dxa" w:w="80"/>
+              <w:right w:type="dxa" w:w="120"/>
+            </w:tcMar>
+          </w:tcPr>
+          <w:p>
+            <w:r>
+              <w:rPr>
+                <w:b w:val="false"/>
+                <w:bCs w:val="false"/>
+                <w:sz w:val="15"/>
+                <w:szCs w:val="15"/>
+              </w:rPr>
+              <w:t xml:space="preserve">copinho FCS2/Futures</w:t>
+            </w:r>
+          </w:p>
+        </w:tc>
+        <w:tc>
+          <w:tcPr>
+            <w:tcW w:type="dxa" w:w="950"/>
+            <w:tcBorders>
+              <w:top w:val="single" w:color="CCCCCC" w:sz="1"/>
+              <w:left w:val="single" w:color="CCCCCC" w:sz="1"/>
+              <w:bottom w:val="single" w:color="CCCCCC" w:sz="1"/>
+              <w:right w:val="single" w:color="CCCCCC" w:sz="1"/>
+            </w:tcBorders>
+            <w:tcMar>
+              <w:top w:type="dxa" w:w="80"/>
+              <w:left w:type="dxa" w:w="120"/>
+              <w:bottom w:type="dxa" w:w="80"/>
+              <w:right w:type="dxa" w:w="120"/>
+            </w:tcMar>
+          </w:tcPr>
+          <w:p>
+            <w:r>
+              <w:rPr>
+                <w:b w:val="false"/>
+                <w:bCs w:val="false"/>
+                <w:sz w:val="15"/>
+                <w:szCs w:val="15"/>
+              </w:rPr>
+              <w:t xml:space="preserve">Inter/Avanç.</w:t>
+            </w:r>
+          </w:p>
+        </w:tc>
+        <w:tc>
+          <w:tcPr>
+            <w:tcW w:type="dxa" w:w="1600"/>
+            <w:tcBorders>
+              <w:top w:val="single" w:color="CCCCCC" w:sz="1"/>
+              <w:left w:val="single" w:color="CCCCCC" w:sz="1"/>
+              <w:bottom w:val="single" w:color="CCCCCC" w:sz="1"/>
+              <w:right w:val="single" w:color="CCCCCC" w:sz="1"/>
+            </w:tcBorders>
+            <w:tcMar>
+              <w:top w:type="dxa" w:w="80"/>
+              <w:left w:type="dxa" w:w="120"/>
+              <w:bottom w:type="dxa" w:w="80"/>
+              <w:right w:type="dxa" w:w="120"/>
+            </w:tcMar>
+          </w:tcPr>
+          <w:p>
+            <w:r>
+              <w:rPr>
+                <w:b w:val="false"/>
+                <w:bCs w:val="false"/>
+                <w:sz w:val="15"/>
+                <w:szCs w:val="15"/>
+              </w:rPr>
+              <w:t xml:space="preserve">Drive, curvas longas com controle</w:t>
+            </w:r>
+          </w:p>
+        </w:tc>
+        <w:tc>
+          <w:tcPr>
+            <w:tcW w:type="dxa" w:w="1180"/>
+            <w:tcBorders>
+              <w:top w:val="single" w:color="CCCCCC" w:sz="1"/>
+              <w:left w:val="single" w:color="CCCCCC" w:sz="1"/>
+              <w:bottom w:val="single" w:color="CCCCCC" w:sz="1"/>
+              <w:right w:val="single" w:color="CCCCCC" w:sz="1"/>
+            </w:tcBorders>
+            <w:tcMar>
+              <w:top w:type="dxa" w:w="80"/>
+              <w:left w:type="dxa" w:w="120"/>
+              <w:bottom w:type="dxa" w:w="80"/>
+              <w:right w:type="dxa" w:w="120"/>
+            </w:tcMar>
+          </w:tcPr>
+          <w:p>
+            <w:r>
+              <w:rPr>
+                <w:b w:val="false"/>
+                <w:bCs w:val="false"/>
+                <w:sz w:val="15"/>
+                <w:szCs w:val="15"/>
+              </w:rPr>
+              <w:t xml:space="preserve">1–2,5 m / rápida</w:t>
+            </w:r>
+          </w:p>
+        </w:tc>
+        <w:tc>
+          <w:tcPr>
+            <w:tcW w:type="dxa" w:w="1200"/>
+            <w:tcBorders>
+              <w:top w:val="single" w:color="CCCCCC" w:sz="1"/>
+              <w:left w:val="single" w:color="CCCCCC" w:sz="1"/>
+              <w:bottom w:val="single" w:color="CCCCCC" w:sz="1"/>
+              <w:right w:val="single" w:color="CCCCCC" w:sz="1"/>
+            </w:tcBorders>
+            <w:tcMar>
+              <w:top w:type="dxa" w:w="80"/>
+              <w:left w:type="dxa" w:w="120"/>
+              <w:bottom w:type="dxa" w:w="80"/>
+              <w:right w:type="dxa" w:w="120"/>
+            </w:tcMar>
+          </w:tcPr>
+          <w:p>
+            <w:r>
+              <w:rPr>
+                <w:b w:val="false"/>
+                <w:bCs w:val="false"/>
+                <w:sz w:val="15"/>
+                <w:szCs w:val="15"/>
+              </w:rPr>
+              <w:t xml:space="preserve">65–80 kg: M · &gt;80 kg: G</w:t>
+            </w:r>
+          </w:p>
+        </w:tc>
+      </w:tr>
+    </w:tbl>
+    <w:p>
+      <w:pPr>
+        <w:spacing w:after="120"/>
+      </w:pPr>
+    </w:p>
+    <w:p>
+      <w:pPr>
+        <w:spacing w:after="160"/>
+      </w:pPr>
+      <w:r>
+        <w:rPr>
+          <w:i/>
+          <w:iCs/>
+          <w:sz w:val="18"/>
+          <w:szCs w:val="18"/>
+        </w:rPr>
+        <w:t xml:space="preserve">Legenda: "idem + x" = rabetas da linha de cima mais x; "r-" = round; Mono = monoquilha; Bi = biquilha; 2+1 = dois estabilizadores + central; caixa central = caixa-central-de-trilho. Recomendações de tamanho por peso seguem a prática da loja (quanto mais pesado o surfista ou maior a prancha, maior a quilha) e as indicações oficiais da AM2.</w:t>
+      </w:r>
+    </w:p>
+    <w:p>
+      <w:pPr>
+        <w:sectPr>
+          <w:footerReference w:type="default" r:id="rId8"/>
+          <w:pgSz w:w="15840" w:h="12240" w:orient="landscape"/>
+          <w:pgMar w:top="1440" w:right="1440" w:bottom="1440" w:left="1440" w:header="708" w:footer="708" w:gutter="0"/>
+          <w:pgNumType/>
+          <w:docGrid w:linePitch="360"/>
+        </w:sectPr>
+      </w:pPr>
+    </w:p>
+    <w:p>
+      <w:pPr>
+        <w:pStyle w:val="Heading1"/>
+      </w:pPr>
+      <w:r>
+        <w:t xml:space="preserve">8. Guia rápido: 10 cenários → quilha ideal</w:t>
+      </w:r>
+    </w:p>
+    <w:p>
+      <w:pPr>
+        <w:spacing w:after="160"/>
+      </w:pPr>
+      <w:r>
+        <w:t xml:space="preserve">Aplicação direta da matriz da seção 7 a perfis típicos. O segundo nome é a alternativa se o primeiro não estiver disponível.</w:t>
+      </w:r>
+    </w:p>
+    <w:tbl>
+      <w:tblPr>
+        <w:tblW w:type="dxa" w:w="9360"/>
+        <w:tblBorders>
+          <w:top w:val="single" w:color="auto" w:sz="4"/>
+          <w:left w:val="single" w:color="auto" w:sz="4"/>
+          <w:bottom w:val="single" w:color="auto" w:sz="4"/>
+          <w:right w:val="single" w:color="auto" w:sz="4"/>
+          <w:insideH w:val="single" w:color="auto" w:sz="4"/>
+          <w:insideV w:val="single" w:color="auto" w:sz="4"/>
+        </w:tblBorders>
+      </w:tblPr>
+      <w:tblGrid>
+        <w:gridCol w:w="420"/>
+        <w:gridCol w:w="3540"/>
+        <w:gridCol w:w="2200"/>
+        <w:gridCol w:w="3200"/>
+      </w:tblGrid>
+      <w:tr>
+        <w:tc>
+          <w:tcPr>
+            <w:tcW w:type="dxa" w:w="420"/>
+            <w:tcBorders>
+              <w:top w:val="single" w:color="CCCCCC" w:sz="1"/>
+              <w:left w:val="single" w:color="CCCCCC" w:sz="1"/>
+              <w:bottom w:val="single" w:color="CCCCCC" w:sz="1"/>
+              <w:right w:val="single" w:color="CCCCCC" w:sz="1"/>
+            </w:tcBorders>
+            <w:shd w:fill="E8EEF4" w:val="clear"/>
+            <w:tcMar>
+              <w:top w:type="dxa" w:w="80"/>
+              <w:left w:type="dxa" w:w="120"/>
+              <w:bottom w:type="dxa" w:w="80"/>
+              <w:right w:type="dxa" w:w="120"/>
+            </w:tcMar>
+          </w:tcPr>
+          <w:p>
+            <w:r>
+              <w:rPr>
+                <w:b/>
+                <w:bCs/>
+                <w:sz w:val="17"/>
+                <w:szCs w:val="17"/>
+              </w:rPr>
+              <w:t xml:space="preserve">#</w:t>
+            </w:r>
+          </w:p>
+        </w:tc>
+        <w:tc>
+          <w:tcPr>
+            <w:tcW w:type="dxa" w:w="3540"/>
+            <w:tcBorders>
+              <w:top w:val="single" w:color="CCCCCC" w:sz="1"/>
+              <w:left w:val="single" w:color="CCCCCC" w:sz="1"/>
+              <w:bottom w:val="single" w:color="CCCCCC" w:sz="1"/>
+              <w:right w:val="single" w:color="CCCCCC" w:sz="1"/>
+            </w:tcBorders>
+            <w:shd w:fill="E8EEF4" w:val="clear"/>
+            <w:tcMar>
+              <w:top w:type="dxa" w:w="80"/>
+              <w:left w:type="dxa" w:w="120"/>
+              <w:bottom w:type="dxa" w:w="80"/>
+              <w:right w:type="dxa" w:w="120"/>
+            </w:tcMar>
+          </w:tcPr>
+          <w:p>
+            <w:r>
+              <w:rPr>
+                <w:b/>
+                <w:bCs/>
+                <w:sz w:val="17"/>
+                <w:szCs w:val="17"/>
+              </w:rPr>
+              <w:t xml:space="preserve">Cenário (surfista + prancha + onda)</w:t>
+            </w:r>
+          </w:p>
+        </w:tc>
+        <w:tc>
+          <w:tcPr>
+            <w:tcW w:type="dxa" w:w="2200"/>
+            <w:tcBorders>
+              <w:top w:val="single" w:color="CCCCCC" w:sz="1"/>
+              <w:left w:val="single" w:color="CCCCCC" w:sz="1"/>
+              <w:bottom w:val="single" w:color="CCCCCC" w:sz="1"/>
+              <w:right w:val="single" w:color="CCCCCC" w:sz="1"/>
+            </w:tcBorders>
+            <w:shd w:fill="E8EEF4" w:val="clear"/>
+            <w:tcMar>
+              <w:top w:type="dxa" w:w="80"/>
+              <w:left w:type="dxa" w:w="120"/>
+              <w:bottom w:type="dxa" w:w="80"/>
+              <w:right w:type="dxa" w:w="120"/>
+            </w:tcMar>
+          </w:tcPr>
+          <w:p>
+            <w:r>
+              <w:rPr>
+                <w:b/>
+                <w:bCs/>
+                <w:sz w:val="17"/>
+                <w:szCs w:val="17"/>
+              </w:rPr>
+              <w:t xml:space="preserve">Quilha ideal</w:t>
+            </w:r>
+          </w:p>
+        </w:tc>
+        <w:tc>
+          <w:tcPr>
+            <w:tcW w:type="dxa" w:w="3200"/>
+            <w:tcBorders>
+              <w:top w:val="single" w:color="CCCCCC" w:sz="1"/>
+              <w:left w:val="single" w:color="CCCCCC" w:sz="1"/>
+              <w:bottom w:val="single" w:color="CCCCCC" w:sz="1"/>
+              <w:right w:val="single" w:color="CCCCCC" w:sz="1"/>
+            </w:tcBorders>
+            <w:shd w:fill="E8EEF4" w:val="clear"/>
+            <w:tcMar>
+              <w:top w:type="dxa" w:w="80"/>
+              <w:left w:type="dxa" w:w="120"/>
+              <w:bottom w:type="dxa" w:w="80"/>
+              <w:right w:type="dxa" w:w="120"/>
+            </w:tcMar>
+          </w:tcPr>
+          <w:p>
+            <w:r>
+              <w:rPr>
+                <w:b/>
+                <w:bCs/>
+                <w:sz w:val="17"/>
+                <w:szCs w:val="17"/>
+              </w:rPr>
+              <w:t xml:space="preserve">Por quê</w:t>
+            </w:r>
+          </w:p>
+        </w:tc>
+      </w:tr>
+      <w:tr>
+        <w:tc>
+          <w:tcPr>
+            <w:tcW w:type="dxa" w:w="420"/>
+            <w:tcBorders>
+              <w:top w:val="single" w:color="CCCCCC" w:sz="1"/>
+              <w:left w:val="single" w:color="CCCCCC" w:sz="1"/>
+              <w:bottom w:val="single" w:color="CCCCCC" w:sz="1"/>
+              <w:right w:val="single" w:color="CCCCCC" w:sz="1"/>
+            </w:tcBorders>
+            <w:tcMar>
+              <w:top w:type="dxa" w:w="80"/>
+              <w:left w:type="dxa" w:w="120"/>
+              <w:bottom w:type="dxa" w:w="80"/>
+              <w:right w:type="dxa" w:w="120"/>
+            </w:tcMar>
+          </w:tcPr>
+          <w:p>
+            <w:r>
+              <w:rPr>
+                <w:b w:val="false"/>
+                <w:bCs w:val="false"/>
+                <w:sz w:val="17"/>
+                <w:szCs w:val="17"/>
+              </w:rPr>
+              <w:t xml:space="preserve">1</w:t>
+            </w:r>
+          </w:p>
+        </w:tc>
+        <w:tc>
+          <w:tcPr>
+            <w:tcW w:type="dxa" w:w="3540"/>
+            <w:tcBorders>
+              <w:top w:val="single" w:color="CCCCCC" w:sz="1"/>
+              <w:left w:val="single" w:color="CCCCCC" w:sz="1"/>
+              <w:bottom w:val="single" w:color="CCCCCC" w:sz="1"/>
+              <w:right w:val="single" w:color="CCCCCC" w:sz="1"/>
+            </w:tcBorders>
+            <w:tcMar>
+              <w:top w:type="dxa" w:w="80"/>
+              <w:left w:type="dxa" w:w="120"/>
+              <w:bottom w:type="dxa" w:w="80"/>
+              <w:right w:type="dxa" w:w="120"/>
+            </w:tcMar>
+          </w:tcPr>
+          <w:p>
+            <w:r>
+              <w:rPr>
+                <w:b w:val="false"/>
+                <w:bCs w:val="false"/>
+                <w:sz w:val="17"/>
+                <w:szCs w:val="17"/>
+              </w:rPr>
+              <w:t xml:space="preserve">Iniciante, longboard clássico pesado, foco em aprender noseriding, onda pequena e lenta</w:t>
+            </w:r>
+          </w:p>
+        </w:tc>
+        <w:tc>
+          <w:tcPr>
+            <w:tcW w:type="dxa" w:w="2200"/>
+            <w:tcBorders>
+              <w:top w:val="single" w:color="CCCCCC" w:sz="1"/>
+              <w:left w:val="single" w:color="CCCCCC" w:sz="1"/>
+              <w:bottom w:val="single" w:color="CCCCCC" w:sz="1"/>
+              <w:right w:val="single" w:color="CCCCCC" w:sz="1"/>
+            </w:tcBorders>
+            <w:tcMar>
+              <w:top w:type="dxa" w:w="80"/>
+              <w:left w:type="dxa" w:w="120"/>
+              <w:bottom w:type="dxa" w:w="80"/>
+              <w:right w:type="dxa" w:w="120"/>
+            </w:tcMar>
+          </w:tcPr>
+          <w:p>
+            <w:r>
+              <w:rPr>
+                <w:b w:val="false"/>
+                <w:bCs w:val="false"/>
+                <w:sz w:val="17"/>
+                <w:szCs w:val="17"/>
+              </w:rPr>
+              <w:t xml:space="preserve">Pé no bico (alt.: Jasmim)</w:t>
+            </w:r>
+          </w:p>
+        </w:tc>
+        <w:tc>
+          <w:tcPr>
+            <w:tcW w:type="dxa" w:w="3200"/>
+            <w:tcBorders>
+              <w:top w:val="single" w:color="CCCCCC" w:sz="1"/>
+              <w:left w:val="single" w:color="CCCCCC" w:sz="1"/>
+              <w:bottom w:val="single" w:color="CCCCCC" w:sz="1"/>
+              <w:right w:val="single" w:color="CCCCCC" w:sz="1"/>
+            </w:tcBorders>
+            <w:tcMar>
+              <w:top w:type="dxa" w:w="80"/>
+              <w:left w:type="dxa" w:w="120"/>
+              <w:bottom w:type="dxa" w:w="80"/>
+              <w:right w:type="dxa" w:w="120"/>
+            </w:tcMar>
+          </w:tcPr>
+          <w:p>
+            <w:r>
+              <w:rPr>
+                <w:b w:val="false"/>
+                <w:bCs w:val="false"/>
+                <w:sz w:val="17"/>
+                <w:szCs w:val="17"/>
+              </w:rPr>
+              <w:t xml:space="preserve">Máxima sustentação de bico e firmeza lateral; perdoa erros; onda lenta não exige velocidade</w:t>
+            </w:r>
+          </w:p>
+        </w:tc>
+      </w:tr>
+      <w:tr>
+        <w:tc>
+          <w:tcPr>
+            <w:tcW w:type="dxa" w:w="420"/>
+            <w:tcBorders>
+              <w:top w:val="single" w:color="CCCCCC" w:sz="1"/>
+              <w:left w:val="single" w:color="CCCCCC" w:sz="1"/>
+              <w:bottom w:val="single" w:color="CCCCCC" w:sz="1"/>
+              <w:right w:val="single" w:color="CCCCCC" w:sz="1"/>
+            </w:tcBorders>
+            <w:tcMar>
+              <w:top w:type="dxa" w:w="80"/>
+              <w:left w:type="dxa" w:w="120"/>
+              <w:bottom w:type="dxa" w:w="80"/>
+              <w:right w:type="dxa" w:w="120"/>
+            </w:tcMar>
+          </w:tcPr>
+          <w:p>
+            <w:r>
+              <w:rPr>
+                <w:b w:val="false"/>
+                <w:bCs w:val="false"/>
+                <w:sz w:val="17"/>
+                <w:szCs w:val="17"/>
+              </w:rPr>
+              <w:t xml:space="preserve">2</w:t>
+            </w:r>
+          </w:p>
+        </w:tc>
+        <w:tc>
+          <w:tcPr>
+            <w:tcW w:type="dxa" w:w="3540"/>
+            <w:tcBorders>
+              <w:top w:val="single" w:color="CCCCCC" w:sz="1"/>
+              <w:left w:val="single" w:color="CCCCCC" w:sz="1"/>
+              <w:bottom w:val="single" w:color="CCCCCC" w:sz="1"/>
+              <w:right w:val="single" w:color="CCCCCC" w:sz="1"/>
+            </w:tcBorders>
+            <w:tcMar>
+              <w:top w:type="dxa" w:w="80"/>
+              <w:left w:type="dxa" w:w="120"/>
+              <w:bottom w:type="dxa" w:w="80"/>
+              <w:right w:type="dxa" w:w="120"/>
+            </w:tcMar>
+          </w:tcPr>
+          <w:p>
+            <w:r>
+              <w:rPr>
+                <w:b w:val="false"/>
+                <w:bCs w:val="false"/>
+                <w:sz w:val="17"/>
+                <w:szCs w:val="17"/>
+              </w:rPr>
+              <w:t xml:space="preserve">Intermediário, longboard pesado, noseriding em onda com mais pressão</w:t>
+            </w:r>
+          </w:p>
+        </w:tc>
+        <w:tc>
+          <w:tcPr>
+            <w:tcW w:type="dxa" w:w="2200"/>
+            <w:tcBorders>
+              <w:top w:val="single" w:color="CCCCCC" w:sz="1"/>
+              <w:left w:val="single" w:color="CCCCCC" w:sz="1"/>
+              <w:bottom w:val="single" w:color="CCCCCC" w:sz="1"/>
+              <w:right w:val="single" w:color="CCCCCC" w:sz="1"/>
+            </w:tcBorders>
+            <w:tcMar>
+              <w:top w:type="dxa" w:w="80"/>
+              <w:left w:type="dxa" w:w="120"/>
+              <w:bottom w:type="dxa" w:w="80"/>
+              <w:right w:type="dxa" w:w="120"/>
+            </w:tcMar>
+          </w:tcPr>
+          <w:p>
+            <w:r>
+              <w:rPr>
+                <w:b w:val="false"/>
+                <w:bCs w:val="false"/>
+                <w:sz w:val="17"/>
+                <w:szCs w:val="17"/>
+              </w:rPr>
+              <w:t xml:space="preserve">Portuga (alt.: Lambuja)</w:t>
+            </w:r>
+          </w:p>
+        </w:tc>
+        <w:tc>
+          <w:tcPr>
+            <w:tcW w:type="dxa" w:w="3200"/>
+            <w:tcBorders>
+              <w:top w:val="single" w:color="CCCCCC" w:sz="1"/>
+              <w:left w:val="single" w:color="CCCCCC" w:sz="1"/>
+              <w:bottom w:val="single" w:color="CCCCCC" w:sz="1"/>
+              <w:right w:val="single" w:color="CCCCCC" w:sz="1"/>
+            </w:tcBorders>
+            <w:tcMar>
+              <w:top w:type="dxa" w:w="80"/>
+              <w:left w:type="dxa" w:w="120"/>
+              <w:bottom w:type="dxa" w:w="80"/>
+              <w:right w:type="dxa" w:w="120"/>
+            </w:tcMar>
+          </w:tcPr>
+          <w:p>
+            <w:r>
+              <w:rPr>
+                <w:b w:val="false"/>
+                <w:bCs w:val="false"/>
+                <w:sz w:val="17"/>
+                <w:szCs w:val="17"/>
+              </w:rPr>
+              <w:t xml:space="preserve">Controle lateral extremo preso ao pocket, mas com menos arrasto que a Pé no bico</w:t>
+            </w:r>
+          </w:p>
+        </w:tc>
+      </w:tr>
+      <w:tr>
+        <w:tc>
+          <w:tcPr>
+            <w:tcW w:type="dxa" w:w="420"/>
+            <w:tcBorders>
+              <w:top w:val="single" w:color="CCCCCC" w:sz="1"/>
+              <w:left w:val="single" w:color="CCCCCC" w:sz="1"/>
+              <w:bottom w:val="single" w:color="CCCCCC" w:sz="1"/>
+              <w:right w:val="single" w:color="CCCCCC" w:sz="1"/>
+            </w:tcBorders>
+            <w:tcMar>
+              <w:top w:type="dxa" w:w="80"/>
+              <w:left w:type="dxa" w:w="120"/>
+              <w:bottom w:type="dxa" w:w="80"/>
+              <w:right w:type="dxa" w:w="120"/>
+            </w:tcMar>
+          </w:tcPr>
+          <w:p>
+            <w:r>
+              <w:rPr>
+                <w:b w:val="false"/>
+                <w:bCs w:val="false"/>
+                <w:sz w:val="17"/>
+                <w:szCs w:val="17"/>
+              </w:rPr>
+              <w:t xml:space="preserve">3</w:t>
+            </w:r>
+          </w:p>
+        </w:tc>
+        <w:tc>
+          <w:tcPr>
+            <w:tcW w:type="dxa" w:w="3540"/>
+            <w:tcBorders>
+              <w:top w:val="single" w:color="CCCCCC" w:sz="1"/>
+              <w:left w:val="single" w:color="CCCCCC" w:sz="1"/>
+              <w:bottom w:val="single" w:color="CCCCCC" w:sz="1"/>
+              <w:right w:val="single" w:color="CCCCCC" w:sz="1"/>
+            </w:tcBorders>
+            <w:tcMar>
+              <w:top w:type="dxa" w:w="80"/>
+              <w:left w:type="dxa" w:w="120"/>
+              <w:bottom w:type="dxa" w:w="80"/>
+              <w:right w:type="dxa" w:w="120"/>
+            </w:tcMar>
+          </w:tcPr>
+          <w:p>
+            <w:r>
+              <w:rPr>
+                <w:b w:val="false"/>
+                <w:bCs w:val="false"/>
+                <w:sz w:val="17"/>
+                <w:szCs w:val="17"/>
+              </w:rPr>
+              <w:t xml:space="preserve">Avançado, longboard clássico, penduradas longas em onda cavada e rápida</w:t>
+            </w:r>
+          </w:p>
+        </w:tc>
+        <w:tc>
+          <w:tcPr>
+            <w:tcW w:type="dxa" w:w="2200"/>
+            <w:tcBorders>
+              <w:top w:val="single" w:color="CCCCCC" w:sz="1"/>
+              <w:left w:val="single" w:color="CCCCCC" w:sz="1"/>
+              <w:bottom w:val="single" w:color="CCCCCC" w:sz="1"/>
+              <w:right w:val="single" w:color="CCCCCC" w:sz="1"/>
+            </w:tcBorders>
+            <w:tcMar>
+              <w:top w:type="dxa" w:w="80"/>
+              <w:left w:type="dxa" w:w="120"/>
+              <w:bottom w:type="dxa" w:w="80"/>
+              <w:right w:type="dxa" w:w="120"/>
+            </w:tcMar>
+          </w:tcPr>
+          <w:p>
+            <w:r>
+              <w:rPr>
+                <w:b w:val="false"/>
+                <w:bCs w:val="false"/>
+                <w:sz w:val="17"/>
+                <w:szCs w:val="17"/>
+              </w:rPr>
+              <w:t xml:space="preserve">Lambuja (alt.: Portuga)</w:t>
+            </w:r>
+          </w:p>
+        </w:tc>
+        <w:tc>
+          <w:tcPr>
+            <w:tcW w:type="dxa" w:w="3200"/>
+            <w:tcBorders>
+              <w:top w:val="single" w:color="CCCCCC" w:sz="1"/>
+              <w:left w:val="single" w:color="CCCCCC" w:sz="1"/>
+              <w:bottom w:val="single" w:color="CCCCCC" w:sz="1"/>
+              <w:right w:val="single" w:color="CCCCCC" w:sz="1"/>
+            </w:tcBorders>
+            <w:tcMar>
+              <w:top w:type="dxa" w:w="80"/>
+              <w:left w:type="dxa" w:w="120"/>
+              <w:bottom w:type="dxa" w:w="80"/>
+              <w:right w:type="dxa" w:w="120"/>
+            </w:tcMar>
+          </w:tcPr>
+          <w:p>
+            <w:r>
+              <w:rPr>
+                <w:b w:val="false"/>
+                <w:bCs w:val="false"/>
+                <w:sz w:val="17"/>
+                <w:szCs w:val="17"/>
+              </w:rPr>
+              <w:t xml:space="preserve">Meio-termo raked/pivot: segura o nose e ainda projeta curvas com segurança</w:t>
+            </w:r>
+          </w:p>
+        </w:tc>
+      </w:tr>
+      <w:tr>
+        <w:tc>
+          <w:tcPr>
+            <w:tcW w:type="dxa" w:w="420"/>
+            <w:tcBorders>
+              <w:top w:val="single" w:color="CCCCCC" w:sz="1"/>
+              <w:left w:val="single" w:color="CCCCCC" w:sz="1"/>
+              <w:bottom w:val="single" w:color="CCCCCC" w:sz="1"/>
+              <w:right w:val="single" w:color="CCCCCC" w:sz="1"/>
+            </w:tcBorders>
+            <w:tcMar>
+              <w:top w:type="dxa" w:w="80"/>
+              <w:left w:type="dxa" w:w="120"/>
+              <w:bottom w:type="dxa" w:w="80"/>
+              <w:right w:type="dxa" w:w="120"/>
+            </w:tcMar>
+          </w:tcPr>
+          <w:p>
+            <w:r>
+              <w:rPr>
+                <w:b w:val="false"/>
+                <w:bCs w:val="false"/>
+                <w:sz w:val="17"/>
+                <w:szCs w:val="17"/>
+              </w:rPr>
+              <w:t xml:space="preserve">4</w:t>
+            </w:r>
+          </w:p>
+        </w:tc>
+        <w:tc>
+          <w:tcPr>
+            <w:tcW w:type="dxa" w:w="3540"/>
+            <w:tcBorders>
+              <w:top w:val="single" w:color="CCCCCC" w:sz="1"/>
+              <w:left w:val="single" w:color="CCCCCC" w:sz="1"/>
+              <w:bottom w:val="single" w:color="CCCCCC" w:sz="1"/>
+              <w:right w:val="single" w:color="CCCCCC" w:sz="1"/>
+            </w:tcBorders>
+            <w:tcMar>
+              <w:top w:type="dxa" w:w="80"/>
+              <w:left w:type="dxa" w:w="120"/>
+              <w:bottom w:type="dxa" w:w="80"/>
+              <w:right w:type="dxa" w:w="120"/>
+            </w:tcMar>
+          </w:tcPr>
+          <w:p>
+            <w:r>
+              <w:rPr>
+                <w:b w:val="false"/>
+                <w:bCs w:val="false"/>
+                <w:sz w:val="17"/>
+                <w:szCs w:val="17"/>
+              </w:rPr>
+              <w:t xml:space="preserve">Qualquer nível, longboard, quer um modelo único para todas as condições</w:t>
+            </w:r>
+          </w:p>
+        </w:tc>
+        <w:tc>
+          <w:tcPr>
+            <w:tcW w:type="dxa" w:w="2200"/>
+            <w:tcBorders>
+              <w:top w:val="single" w:color="CCCCCC" w:sz="1"/>
+              <w:left w:val="single" w:color="CCCCCC" w:sz="1"/>
+              <w:bottom w:val="single" w:color="CCCCCC" w:sz="1"/>
+              <w:right w:val="single" w:color="CCCCCC" w:sz="1"/>
+            </w:tcBorders>
+            <w:tcMar>
+              <w:top w:type="dxa" w:w="80"/>
+              <w:left w:type="dxa" w:w="120"/>
+              <w:bottom w:type="dxa" w:w="80"/>
+              <w:right w:type="dxa" w:w="120"/>
+            </w:tcMar>
+          </w:tcPr>
+          <w:p>
+            <w:r>
+              <w:rPr>
+                <w:b w:val="false"/>
+                <w:bCs w:val="false"/>
+                <w:sz w:val="17"/>
+                <w:szCs w:val="17"/>
+              </w:rPr>
+              <w:t xml:space="preserve">Jasmim Avelino (alt.: Caio Teixeira)</w:t>
+            </w:r>
+          </w:p>
+        </w:tc>
+        <w:tc>
+          <w:tcPr>
+            <w:tcW w:type="dxa" w:w="3200"/>
+            <w:tcBorders>
+              <w:top w:val="single" w:color="CCCCCC" w:sz="1"/>
+              <w:left w:val="single" w:color="CCCCCC" w:sz="1"/>
+              <w:bottom w:val="single" w:color="CCCCCC" w:sz="1"/>
+              <w:right w:val="single" w:color="CCCCCC" w:sz="1"/>
+            </w:tcBorders>
+            <w:tcMar>
+              <w:top w:type="dxa" w:w="80"/>
+              <w:left w:type="dxa" w:w="120"/>
+              <w:bottom w:type="dxa" w:w="80"/>
+              <w:right w:type="dxa" w:w="120"/>
+            </w:tcMar>
+          </w:tcPr>
+          <w:p>
+            <w:r>
+              <w:rPr>
+                <w:b w:val="false"/>
+                <w:bCs w:val="false"/>
+                <w:sz w:val="17"/>
+                <w:szCs w:val="17"/>
+              </w:rPr>
+              <w:t xml:space="preserve">Aprovada da marola à onda grande, todos os níveis; o coringa do catálogo</w:t>
+            </w:r>
+          </w:p>
+        </w:tc>
+      </w:tr>
+      <w:tr>
+        <w:tc>
+          <w:tcPr>
+            <w:tcW w:type="dxa" w:w="420"/>
+            <w:tcBorders>
+              <w:top w:val="single" w:color="CCCCCC" w:sz="1"/>
+              <w:left w:val="single" w:color="CCCCCC" w:sz="1"/>
+              <w:bottom w:val="single" w:color="CCCCCC" w:sz="1"/>
+              <w:right w:val="single" w:color="CCCCCC" w:sz="1"/>
+            </w:tcBorders>
+            <w:tcMar>
+              <w:top w:type="dxa" w:w="80"/>
+              <w:left w:type="dxa" w:w="120"/>
+              <w:bottom w:type="dxa" w:w="80"/>
+              <w:right w:type="dxa" w:w="120"/>
+            </w:tcMar>
+          </w:tcPr>
+          <w:p>
+            <w:r>
+              <w:rPr>
+                <w:b w:val="false"/>
+                <w:bCs w:val="false"/>
+                <w:sz w:val="17"/>
+                <w:szCs w:val="17"/>
+              </w:rPr>
+              <w:t xml:space="preserve">5</w:t>
+            </w:r>
+          </w:p>
+        </w:tc>
+        <w:tc>
+          <w:tcPr>
+            <w:tcW w:type="dxa" w:w="3540"/>
+            <w:tcBorders>
+              <w:top w:val="single" w:color="CCCCCC" w:sz="1"/>
+              <w:left w:val="single" w:color="CCCCCC" w:sz="1"/>
+              <w:bottom w:val="single" w:color="CCCCCC" w:sz="1"/>
+              <w:right w:val="single" w:color="CCCCCC" w:sz="1"/>
+            </w:tcBorders>
+            <w:tcMar>
+              <w:top w:type="dxa" w:w="80"/>
+              <w:left w:type="dxa" w:w="120"/>
+              <w:bottom w:type="dxa" w:w="80"/>
+              <w:right w:type="dxa" w:w="120"/>
+            </w:tcMar>
+          </w:tcPr>
+          <w:p>
+            <w:r>
+              <w:rPr>
+                <w:b w:val="false"/>
+                <w:bCs w:val="false"/>
+                <w:sz w:val="17"/>
+                <w:szCs w:val="17"/>
+              </w:rPr>
+              <w:t xml:space="preserve">Intermediário+, longboard leve, prioridade em velocidade e troca de borda</w:t>
+            </w:r>
+          </w:p>
+        </w:tc>
+        <w:tc>
+          <w:tcPr>
+            <w:tcW w:type="dxa" w:w="2200"/>
+            <w:tcBorders>
+              <w:top w:val="single" w:color="CCCCCC" w:sz="1"/>
+              <w:left w:val="single" w:color="CCCCCC" w:sz="1"/>
+              <w:bottom w:val="single" w:color="CCCCCC" w:sz="1"/>
+              <w:right w:val="single" w:color="CCCCCC" w:sz="1"/>
+            </w:tcBorders>
+            <w:tcMar>
+              <w:top w:type="dxa" w:w="80"/>
+              <w:left w:type="dxa" w:w="120"/>
+              <w:bottom w:type="dxa" w:w="80"/>
+              <w:right w:type="dxa" w:w="120"/>
+            </w:tcMar>
+          </w:tcPr>
+          <w:p>
+            <w:r>
+              <w:rPr>
+                <w:b w:val="false"/>
+                <w:bCs w:val="false"/>
+                <w:sz w:val="17"/>
+                <w:szCs w:val="17"/>
+              </w:rPr>
+              <w:t xml:space="preserve">TB Slim (alt.: Caio Teixeira)</w:t>
+            </w:r>
+          </w:p>
+        </w:tc>
+        <w:tc>
+          <w:tcPr>
+            <w:tcW w:type="dxa" w:w="3200"/>
+            <w:tcBorders>
+              <w:top w:val="single" w:color="CCCCCC" w:sz="1"/>
+              <w:left w:val="single" w:color="CCCCCC" w:sz="1"/>
+              <w:bottom w:val="single" w:color="CCCCCC" w:sz="1"/>
+              <w:right w:val="single" w:color="CCCCCC" w:sz="1"/>
+            </w:tcBorders>
+            <w:tcMar>
+              <w:top w:type="dxa" w:w="80"/>
+              <w:left w:type="dxa" w:w="120"/>
+              <w:bottom w:type="dxa" w:w="80"/>
+              <w:right w:type="dxa" w:w="120"/>
+            </w:tcMar>
+          </w:tcPr>
+          <w:p>
+            <w:r>
+              <w:rPr>
+                <w:b w:val="false"/>
+                <w:bCs w:val="false"/>
+                <w:sz w:val="17"/>
+                <w:szCs w:val="17"/>
+              </w:rPr>
+              <w:t xml:space="preserve">Perfil slim com flex: fluidez máxima para passar seções rápidas</w:t>
+            </w:r>
+          </w:p>
+        </w:tc>
+      </w:tr>
+      <w:tr>
+        <w:tc>
+          <w:tcPr>
+            <w:tcW w:type="dxa" w:w="420"/>
+            <w:tcBorders>
+              <w:top w:val="single" w:color="CCCCCC" w:sz="1"/>
+              <w:left w:val="single" w:color="CCCCCC" w:sz="1"/>
+              <w:bottom w:val="single" w:color="CCCCCC" w:sz="1"/>
+              <w:right w:val="single" w:color="CCCCCC" w:sz="1"/>
+            </w:tcBorders>
+            <w:tcMar>
+              <w:top w:type="dxa" w:w="80"/>
+              <w:left w:type="dxa" w:w="120"/>
+              <w:bottom w:type="dxa" w:w="80"/>
+              <w:right w:type="dxa" w:w="120"/>
+            </w:tcMar>
+          </w:tcPr>
+          <w:p>
+            <w:r>
+              <w:rPr>
+                <w:b w:val="false"/>
+                <w:bCs w:val="false"/>
+                <w:sz w:val="17"/>
+                <w:szCs w:val="17"/>
+              </w:rPr>
+              <w:t xml:space="preserve">6</w:t>
+            </w:r>
+          </w:p>
+        </w:tc>
+        <w:tc>
+          <w:tcPr>
+            <w:tcW w:type="dxa" w:w="3540"/>
+            <w:tcBorders>
+              <w:top w:val="single" w:color="CCCCCC" w:sz="1"/>
+              <w:left w:val="single" w:color="CCCCCC" w:sz="1"/>
+              <w:bottom w:val="single" w:color="CCCCCC" w:sz="1"/>
+              <w:right w:val="single" w:color="CCCCCC" w:sz="1"/>
+            </w:tcBorders>
+            <w:tcMar>
+              <w:top w:type="dxa" w:w="80"/>
+              <w:left w:type="dxa" w:w="120"/>
+              <w:bottom w:type="dxa" w:w="80"/>
+              <w:right w:type="dxa" w:w="120"/>
+            </w:tcMar>
+          </w:tcPr>
+          <w:p>
+            <w:r>
+              <w:rPr>
+                <w:b w:val="false"/>
+                <w:bCs w:val="false"/>
+                <w:sz w:val="17"/>
+                <w:szCs w:val="17"/>
+              </w:rPr>
+              <w:t xml:space="preserve">Fish/old school (biquilha larga no bico), surf de linha, onda até 1,5 m</w:t>
+            </w:r>
+          </w:p>
+        </w:tc>
+        <w:tc>
+          <w:tcPr>
+            <w:tcW w:type="dxa" w:w="2200"/>
+            <w:tcBorders>
+              <w:top w:val="single" w:color="CCCCCC" w:sz="1"/>
+              <w:left w:val="single" w:color="CCCCCC" w:sz="1"/>
+              <w:bottom w:val="single" w:color="CCCCCC" w:sz="1"/>
+              <w:right w:val="single" w:color="CCCCCC" w:sz="1"/>
+            </w:tcBorders>
+            <w:tcMar>
+              <w:top w:type="dxa" w:w="80"/>
+              <w:left w:type="dxa" w:w="120"/>
+              <w:bottom w:type="dxa" w:w="80"/>
+              <w:right w:type="dxa" w:w="120"/>
+            </w:tcMar>
+          </w:tcPr>
+          <w:p>
+            <w:r>
+              <w:rPr>
+                <w:b w:val="false"/>
+                <w:bCs w:val="false"/>
+                <w:sz w:val="17"/>
+                <w:szCs w:val="17"/>
+              </w:rPr>
+              <w:t xml:space="preserve">Biquilha Speed (alt.: Séries)</w:t>
+            </w:r>
+          </w:p>
+        </w:tc>
+        <w:tc>
+          <w:tcPr>
+            <w:tcW w:type="dxa" w:w="3200"/>
+            <w:tcBorders>
+              <w:top w:val="single" w:color="CCCCCC" w:sz="1"/>
+              <w:left w:val="single" w:color="CCCCCC" w:sz="1"/>
+              <w:bottom w:val="single" w:color="CCCCCC" w:sz="1"/>
+              <w:right w:val="single" w:color="CCCCCC" w:sz="1"/>
+            </w:tcBorders>
+            <w:tcMar>
+              <w:top w:type="dxa" w:w="80"/>
+              <w:left w:type="dxa" w:w="120"/>
+              <w:bottom w:type="dxa" w:w="80"/>
+              <w:right w:type="dxa" w:w="120"/>
+            </w:tcMar>
+          </w:tcPr>
+          <w:p>
+            <w:r>
+              <w:rPr>
+                <w:b w:val="false"/>
+                <w:bCs w:val="false"/>
+                <w:sz w:val="17"/>
+                <w:szCs w:val="17"/>
+              </w:rPr>
+              <w:t xml:space="preserve">Quilha alongada que canaliza água para aceleração em linha horizontal</w:t>
+            </w:r>
+          </w:p>
+        </w:tc>
+      </w:tr>
+      <w:tr>
+        <w:tc>
+          <w:tcPr>
+            <w:tcW w:type="dxa" w:w="420"/>
+            <w:tcBorders>
+              <w:top w:val="single" w:color="CCCCCC" w:sz="1"/>
+              <w:left w:val="single" w:color="CCCCCC" w:sz="1"/>
+              <w:bottom w:val="single" w:color="CCCCCC" w:sz="1"/>
+              <w:right w:val="single" w:color="CCCCCC" w:sz="1"/>
+            </w:tcBorders>
+            <w:tcMar>
+              <w:top w:type="dxa" w:w="80"/>
+              <w:left w:type="dxa" w:w="120"/>
+              <w:bottom w:type="dxa" w:w="80"/>
+              <w:right w:type="dxa" w:w="120"/>
+            </w:tcMar>
+          </w:tcPr>
+          <w:p>
+            <w:r>
+              <w:rPr>
+                <w:b w:val="false"/>
+                <w:bCs w:val="false"/>
+                <w:sz w:val="17"/>
+                <w:szCs w:val="17"/>
+              </w:rPr>
+              <w:t xml:space="preserve">7</w:t>
+            </w:r>
+          </w:p>
+        </w:tc>
+        <w:tc>
+          <w:tcPr>
+            <w:tcW w:type="dxa" w:w="3540"/>
+            <w:tcBorders>
+              <w:top w:val="single" w:color="CCCCCC" w:sz="1"/>
+              <w:left w:val="single" w:color="CCCCCC" w:sz="1"/>
+              <w:bottom w:val="single" w:color="CCCCCC" w:sz="1"/>
+              <w:right w:val="single" w:color="CCCCCC" w:sz="1"/>
+            </w:tcBorders>
+            <w:tcMar>
+              <w:top w:type="dxa" w:w="80"/>
+              <w:left w:type="dxa" w:w="120"/>
+              <w:bottom w:type="dxa" w:w="80"/>
+              <w:right w:type="dxa" w:w="120"/>
+            </w:tcMar>
+          </w:tcPr>
+          <w:p>
+            <w:r>
+              <w:rPr>
+                <w:b w:val="false"/>
+                <w:bCs w:val="false"/>
+                <w:sz w:val="17"/>
+                <w:szCs w:val="17"/>
+              </w:rPr>
+              <w:t xml:space="preserve">Twin pin de outline moderno, intermediário+, quer atacar o lip</w:t>
+            </w:r>
+          </w:p>
+        </w:tc>
+        <w:tc>
+          <w:tcPr>
+            <w:tcW w:type="dxa" w:w="2200"/>
+            <w:tcBorders>
+              <w:top w:val="single" w:color="CCCCCC" w:sz="1"/>
+              <w:left w:val="single" w:color="CCCCCC" w:sz="1"/>
+              <w:bottom w:val="single" w:color="CCCCCC" w:sz="1"/>
+              <w:right w:val="single" w:color="CCCCCC" w:sz="1"/>
+            </w:tcBorders>
+            <w:tcMar>
+              <w:top w:type="dxa" w:w="80"/>
+              <w:left w:type="dxa" w:w="120"/>
+              <w:bottom w:type="dxa" w:w="80"/>
+              <w:right w:type="dxa" w:w="120"/>
+            </w:tcMar>
+          </w:tcPr>
+          <w:p>
+            <w:r>
+              <w:rPr>
+                <w:b w:val="false"/>
+                <w:bCs w:val="false"/>
+                <w:sz w:val="17"/>
+                <w:szCs w:val="17"/>
+              </w:rPr>
+              <w:t xml:space="preserve">Biquilha Séries (alt.: Speed)</w:t>
+            </w:r>
+          </w:p>
+        </w:tc>
+        <w:tc>
+          <w:tcPr>
+            <w:tcW w:type="dxa" w:w="3200"/>
+            <w:tcBorders>
+              <w:top w:val="single" w:color="CCCCCC" w:sz="1"/>
+              <w:left w:val="single" w:color="CCCCCC" w:sz="1"/>
+              <w:bottom w:val="single" w:color="CCCCCC" w:sz="1"/>
+              <w:right w:val="single" w:color="CCCCCC" w:sz="1"/>
+            </w:tcBorders>
+            <w:tcMar>
+              <w:top w:type="dxa" w:w="80"/>
+              <w:left w:type="dxa" w:w="120"/>
+              <w:bottom w:type="dxa" w:w="80"/>
+              <w:right w:type="dxa" w:w="120"/>
+            </w:tcMar>
+          </w:tcPr>
+          <w:p>
+            <w:r>
+              <w:rPr>
+                <w:b w:val="false"/>
+                <w:bCs w:val="false"/>
+                <w:sz w:val="17"/>
+                <w:szCs w:val="17"/>
+              </w:rPr>
+              <w:t xml:space="preserve">Mais profundidade = troca de borda e ataque vertical com segurança</w:t>
+            </w:r>
+          </w:p>
+        </w:tc>
+      </w:tr>
+      <w:tr>
+        <w:tc>
+          <w:tcPr>
+            <w:tcW w:type="dxa" w:w="420"/>
+            <w:tcBorders>
+              <w:top w:val="single" w:color="CCCCCC" w:sz="1"/>
+              <w:left w:val="single" w:color="CCCCCC" w:sz="1"/>
+              <w:bottom w:val="single" w:color="CCCCCC" w:sz="1"/>
+              <w:right w:val="single" w:color="CCCCCC" w:sz="1"/>
+            </w:tcBorders>
+            <w:tcMar>
+              <w:top w:type="dxa" w:w="80"/>
+              <w:left w:type="dxa" w:w="120"/>
+              <w:bottom w:type="dxa" w:w="80"/>
+              <w:right w:type="dxa" w:w="120"/>
+            </w:tcMar>
+          </w:tcPr>
+          <w:p>
+            <w:r>
+              <w:rPr>
+                <w:b w:val="false"/>
+                <w:bCs w:val="false"/>
+                <w:sz w:val="17"/>
+                <w:szCs w:val="17"/>
+              </w:rPr>
+              <w:t xml:space="preserve">8</w:t>
+            </w:r>
+          </w:p>
+        </w:tc>
+        <w:tc>
+          <w:tcPr>
+            <w:tcW w:type="dxa" w:w="3540"/>
+            <w:tcBorders>
+              <w:top w:val="single" w:color="CCCCCC" w:sz="1"/>
+              <w:left w:val="single" w:color="CCCCCC" w:sz="1"/>
+              <w:bottom w:val="single" w:color="CCCCCC" w:sz="1"/>
+              <w:right w:val="single" w:color="CCCCCC" w:sz="1"/>
+            </w:tcBorders>
+            <w:tcMar>
+              <w:top w:type="dxa" w:w="80"/>
+              <w:left w:type="dxa" w:w="120"/>
+              <w:bottom w:type="dxa" w:w="80"/>
+              <w:right w:type="dxa" w:w="120"/>
+            </w:tcMar>
+          </w:tcPr>
+          <w:p>
+            <w:r>
+              <w:rPr>
+                <w:b w:val="false"/>
+                <w:bCs w:val="false"/>
+                <w:sz w:val="17"/>
+                <w:szCs w:val="17"/>
+              </w:rPr>
+              <w:t xml:space="preserve">Mid length 6'0"–8'0" com caixa central + copinhos, surf fluido</w:t>
+            </w:r>
+          </w:p>
+        </w:tc>
+        <w:tc>
+          <w:tcPr>
+            <w:tcW w:type="dxa" w:w="2200"/>
+            <w:tcBorders>
+              <w:top w:val="single" w:color="CCCCCC" w:sz="1"/>
+              <w:left w:val="single" w:color="CCCCCC" w:sz="1"/>
+              <w:bottom w:val="single" w:color="CCCCCC" w:sz="1"/>
+              <w:right w:val="single" w:color="CCCCCC" w:sz="1"/>
+            </w:tcBorders>
+            <w:tcMar>
+              <w:top w:type="dxa" w:w="80"/>
+              <w:left w:type="dxa" w:w="120"/>
+              <w:bottom w:type="dxa" w:w="80"/>
+              <w:right w:type="dxa" w:w="120"/>
+            </w:tcMar>
+          </w:tcPr>
+          <w:p>
+            <w:r>
+              <w:rPr>
+                <w:b w:val="false"/>
+                <w:bCs w:val="false"/>
+                <w:sz w:val="17"/>
+                <w:szCs w:val="17"/>
+              </w:rPr>
+              <w:t xml:space="preserve">Jogo Nusa (alt.: Snapper)</w:t>
+            </w:r>
+          </w:p>
+        </w:tc>
+        <w:tc>
+          <w:tcPr>
+            <w:tcW w:type="dxa" w:w="3200"/>
+            <w:tcBorders>
+              <w:top w:val="single" w:color="CCCCCC" w:sz="1"/>
+              <w:left w:val="single" w:color="CCCCCC" w:sz="1"/>
+              <w:bottom w:val="single" w:color="CCCCCC" w:sz="1"/>
+              <w:right w:val="single" w:color="CCCCCC" w:sz="1"/>
+            </w:tcBorders>
+            <w:tcMar>
+              <w:top w:type="dxa" w:w="80"/>
+              <w:left w:type="dxa" w:w="120"/>
+              <w:bottom w:type="dxa" w:w="80"/>
+              <w:right w:type="dxa" w:w="120"/>
+            </w:tcMar>
+          </w:tcPr>
+          <w:p>
+            <w:r>
+              <w:rPr>
+                <w:b w:val="false"/>
+                <w:bCs w:val="false"/>
+                <w:sz w:val="17"/>
+                <w:szCs w:val="17"/>
+              </w:rPr>
+              <w:t xml:space="preserve">Central 6"–7" leve: rabeta responsiva, agilidade com estabilidade</w:t>
+            </w:r>
+          </w:p>
+        </w:tc>
+      </w:tr>
+      <w:tr>
+        <w:tc>
+          <w:tcPr>
+            <w:tcW w:type="dxa" w:w="420"/>
+            <w:tcBorders>
+              <w:top w:val="single" w:color="CCCCCC" w:sz="1"/>
+              <w:left w:val="single" w:color="CCCCCC" w:sz="1"/>
+              <w:bottom w:val="single" w:color="CCCCCC" w:sz="1"/>
+              <w:right w:val="single" w:color="CCCCCC" w:sz="1"/>
+            </w:tcBorders>
+            <w:tcMar>
+              <w:top w:type="dxa" w:w="80"/>
+              <w:left w:type="dxa" w:w="120"/>
+              <w:bottom w:type="dxa" w:w="80"/>
+              <w:right w:type="dxa" w:w="120"/>
+            </w:tcMar>
+          </w:tcPr>
+          <w:p>
+            <w:r>
+              <w:rPr>
+                <w:b w:val="false"/>
+                <w:bCs w:val="false"/>
+                <w:sz w:val="17"/>
+                <w:szCs w:val="17"/>
+              </w:rPr>
+              <w:t xml:space="preserve">9</w:t>
+            </w:r>
+          </w:p>
+        </w:tc>
+        <w:tc>
+          <w:tcPr>
+            <w:tcW w:type="dxa" w:w="3540"/>
+            <w:tcBorders>
+              <w:top w:val="single" w:color="CCCCCC" w:sz="1"/>
+              <w:left w:val="single" w:color="CCCCCC" w:sz="1"/>
+              <w:bottom w:val="single" w:color="CCCCCC" w:sz="1"/>
+              <w:right w:val="single" w:color="CCCCCC" w:sz="1"/>
+            </w:tcBorders>
+            <w:tcMar>
+              <w:top w:type="dxa" w:w="80"/>
+              <w:left w:type="dxa" w:w="120"/>
+              <w:bottom w:type="dxa" w:w="80"/>
+              <w:right w:type="dxa" w:w="120"/>
+            </w:tcMar>
+          </w:tcPr>
+          <w:p>
+            <w:r>
+              <w:rPr>
+                <w:b w:val="false"/>
+                <w:bCs w:val="false"/>
+                <w:sz w:val="17"/>
+                <w:szCs w:val="17"/>
+              </w:rPr>
+              <w:t xml:space="preserve">Longboard progressivo / mid 7'0"+ em 2+1, performance de rabeta</w:t>
+            </w:r>
+          </w:p>
+        </w:tc>
+        <w:tc>
+          <w:tcPr>
+            <w:tcW w:type="dxa" w:w="2200"/>
+            <w:tcBorders>
+              <w:top w:val="single" w:color="CCCCCC" w:sz="1"/>
+              <w:left w:val="single" w:color="CCCCCC" w:sz="1"/>
+              <w:bottom w:val="single" w:color="CCCCCC" w:sz="1"/>
+              <w:right w:val="single" w:color="CCCCCC" w:sz="1"/>
+            </w:tcBorders>
+            <w:tcMar>
+              <w:top w:type="dxa" w:w="80"/>
+              <w:left w:type="dxa" w:w="120"/>
+              <w:bottom w:type="dxa" w:w="80"/>
+              <w:right w:type="dxa" w:w="120"/>
+            </w:tcMar>
+          </w:tcPr>
+          <w:p>
+            <w:r>
+              <w:rPr>
+                <w:b w:val="false"/>
+                <w:bCs w:val="false"/>
+                <w:sz w:val="17"/>
+                <w:szCs w:val="17"/>
+              </w:rPr>
+              <w:t xml:space="preserve">Jogo Snapper (alt.: Nusa)</w:t>
+            </w:r>
+          </w:p>
+        </w:tc>
+        <w:tc>
+          <w:tcPr>
+            <w:tcW w:type="dxa" w:w="3200"/>
+            <w:tcBorders>
+              <w:top w:val="single" w:color="CCCCCC" w:sz="1"/>
+              <w:left w:val="single" w:color="CCCCCC" w:sz="1"/>
+              <w:bottom w:val="single" w:color="CCCCCC" w:sz="1"/>
+              <w:right w:val="single" w:color="CCCCCC" w:sz="1"/>
+            </w:tcBorders>
+            <w:tcMar>
+              <w:top w:type="dxa" w:w="80"/>
+              <w:left w:type="dxa" w:w="120"/>
+              <w:bottom w:type="dxa" w:w="80"/>
+              <w:right w:type="dxa" w:w="120"/>
+            </w:tcMar>
+          </w:tcPr>
+          <w:p>
+            <w:r>
+              <w:rPr>
+                <w:b w:val="false"/>
+                <w:bCs w:val="false"/>
+                <w:sz w:val="17"/>
+                <w:szCs w:val="17"/>
+              </w:rPr>
+              <w:t xml:space="preserve">Central 7"–8" afiada, estabilizadores P/M/G: mais tração para surf performático</w:t>
+            </w:r>
+          </w:p>
+        </w:tc>
+      </w:tr>
+      <w:tr>
+        <w:tc>
+          <w:tcPr>
+            <w:tcW w:type="dxa" w:w="420"/>
+            <w:tcBorders>
+              <w:top w:val="single" w:color="CCCCCC" w:sz="1"/>
+              <w:left w:val="single" w:color="CCCCCC" w:sz="1"/>
+              <w:bottom w:val="single" w:color="CCCCCC" w:sz="1"/>
+              <w:right w:val="single" w:color="CCCCCC" w:sz="1"/>
+            </w:tcBorders>
+            <w:tcMar>
+              <w:top w:type="dxa" w:w="80"/>
+              <w:left w:type="dxa" w:w="120"/>
+              <w:bottom w:type="dxa" w:w="80"/>
+              <w:right w:type="dxa" w:w="120"/>
+            </w:tcMar>
+          </w:tcPr>
+          <w:p>
+            <w:r>
+              <w:rPr>
+                <w:b w:val="false"/>
+                <w:bCs w:val="false"/>
+                <w:sz w:val="17"/>
+                <w:szCs w:val="17"/>
+              </w:rPr>
+              <w:t xml:space="preserve">10</w:t>
+            </w:r>
+          </w:p>
+        </w:tc>
+        <w:tc>
+          <w:tcPr>
+            <w:tcW w:type="dxa" w:w="3540"/>
+            <w:tcBorders>
+              <w:top w:val="single" w:color="CCCCCC" w:sz="1"/>
+              <w:left w:val="single" w:color="CCCCCC" w:sz="1"/>
+              <w:bottom w:val="single" w:color="CCCCCC" w:sz="1"/>
+              <w:right w:val="single" w:color="CCCCCC" w:sz="1"/>
+            </w:tcBorders>
+            <w:tcMar>
+              <w:top w:type="dxa" w:w="80"/>
+              <w:left w:type="dxa" w:w="120"/>
+              <w:bottom w:type="dxa" w:w="80"/>
+              <w:right w:type="dxa" w:w="120"/>
+            </w:tcMar>
+          </w:tcPr>
+          <w:p>
+            <w:r>
+              <w:rPr>
+                <w:b w:val="false"/>
+                <w:bCs w:val="false"/>
+                <w:sz w:val="17"/>
+                <w:szCs w:val="17"/>
+              </w:rPr>
+              <w:t xml:space="preserve">Shortboard/mid com copinhos, 65 kg+, ondas médias/grandes e rápidas</w:t>
+            </w:r>
+          </w:p>
+        </w:tc>
+        <w:tc>
+          <w:tcPr>
+            <w:tcW w:type="dxa" w:w="2200"/>
+            <w:tcBorders>
+              <w:top w:val="single" w:color="CCCCCC" w:sz="1"/>
+              <w:left w:val="single" w:color="CCCCCC" w:sz="1"/>
+              <w:bottom w:val="single" w:color="CCCCCC" w:sz="1"/>
+              <w:right w:val="single" w:color="CCCCCC" w:sz="1"/>
+            </w:tcBorders>
+            <w:tcMar>
+              <w:top w:type="dxa" w:w="80"/>
+              <w:left w:type="dxa" w:w="120"/>
+              <w:bottom w:type="dxa" w:w="80"/>
+              <w:right w:type="dxa" w:w="120"/>
+            </w:tcMar>
+          </w:tcPr>
+          <w:p>
+            <w:r>
+              <w:rPr>
+                <w:b w:val="false"/>
+                <w:bCs w:val="false"/>
+                <w:sz w:val="17"/>
+                <w:szCs w:val="17"/>
+              </w:rPr>
+              <w:t xml:space="preserve">Triquilha AM2</w:t>
+            </w:r>
+          </w:p>
+        </w:tc>
+        <w:tc>
+          <w:tcPr>
+            <w:tcW w:type="dxa" w:w="3200"/>
+            <w:tcBorders>
+              <w:top w:val="single" w:color="CCCCCC" w:sz="1"/>
+              <w:left w:val="single" w:color="CCCCCC" w:sz="1"/>
+              <w:bottom w:val="single" w:color="CCCCCC" w:sz="1"/>
+              <w:right w:val="single" w:color="CCCCCC" w:sz="1"/>
+            </w:tcBorders>
+            <w:tcMar>
+              <w:top w:type="dxa" w:w="80"/>
+              <w:left w:type="dxa" w:w="120"/>
+              <w:bottom w:type="dxa" w:w="80"/>
+              <w:right w:type="dxa" w:w="120"/>
+            </w:tcMar>
+          </w:tcPr>
+          <w:p>
+            <w:r>
+              <w:rPr>
+                <w:b w:val="false"/>
+                <w:bCs w:val="false"/>
+                <w:sz w:val="17"/>
+                <w:szCs w:val="17"/>
+              </w:rPr>
+              <w:t xml:space="preserve">Template Al Merrick: base larga para drive e curvas longas com controle</w:t>
+            </w:r>
+          </w:p>
+        </w:tc>
+      </w:tr>
+    </w:tbl>
+    <w:p>
+      <w:pPr>
+        <w:spacing w:after="120"/>
+      </w:pPr>
+    </w:p>
+    <w:p>
+      <w:pPr>
+        <w:spacing w:after="160"/>
+      </w:pPr>
+      <w:r>
+        <w:t xml:space="preserve">Regra de desempate da ferramenta: se mais de um candidato sobreviver aos filtros, vale a ordem do catálogo (Cálculo 3, seção 5.4). Nesta ordem, modelos de sustentação vêm antes dos de velocidade dentro das monoquilhas — o que favorece segurança para perfis menos específicos.</w:t>
+      </w:r>
+    </w:p>
+    <w:p>
+      <w:pPr>
+        <w:pStyle w:val="Heading1"/>
+      </w:pPr>
+      <w:r>
+        <w:t xml:space="preserve">9. Matriz completa produto × critérios (dados brutos)</w:t>
+      </w:r>
+    </w:p>
+    <w:p>
+      <w:pPr>
+        <w:spacing w:after="160"/>
+      </w:pPr>
+      <w:r>
+        <w:t xml:space="preserve">Valores exatos usados pelos Cálculos 1 e 2 — é a versão "de máquina" da matriz da seção 7, dividida em duas tabelas. "Todos" = lista vazia (não restringe). A categoria (modalidade) e os encaixes vêm dos dados oficiais; os demais campos foram inferidos das descrições comerciais — para ajustar, edite o objeto match do produto no bloco PRODUTOS do index.html.</w:t>
+      </w:r>
+    </w:p>
+    <w:p>
+      <w:pPr>
+        <w:pStyle w:val="Heading2"/>
+      </w:pPr>
+      <w:r>
+        <w:t xml:space="preserve">9.1 Perfil do surfista e objetivo</w:t>
       </w:r>
     </w:p>
     <w:tbl>
@@ -6288,7 +11142,7 @@
         <w:pStyle w:val="Heading2"/>
       </w:pPr>
       <w:r>
-        <w:t xml:space="preserve">6.2 Prancha e onda</w:t>
+        <w:t xml:space="preserve">9.2 Prancha e onda</w:t>
       </w:r>
     </w:p>
     <w:tbl>
@@ -7984,7 +12838,7 @@
                 <w:sz w:val="17"/>
                 <w:szCs w:val="17"/>
               </w:rPr>
-              <w:t xml:space="preserve">caixa central + copinho FCS1/FCS2/Futures</w:t>
+              <w:t xml:space="preserve">caixa + copinho FCS1/FCS2/Fut.</w:t>
             </w:r>
           </w:p>
         </w:tc>
@@ -8154,7 +13008,7 @@
                 <w:sz w:val="17"/>
                 <w:szCs w:val="17"/>
               </w:rPr>
-              <w:t xml:space="preserve">caixa central + copinho FCS1/FCS2/Futures</w:t>
+              <w:t xml:space="preserve">caixa + copinho FCS1/FCS2/Fut.</w:t>
             </w:r>
           </w:p>
         </w:tc>
@@ -8376,7 +13230,7 @@
         <w:pStyle w:val="Heading1"/>
       </w:pPr>
       <w:r>
-        <w:t xml:space="preserve">7. Mapa de imagens e assets</w:t>
+        <w:t xml:space="preserve">10. Mapa de imagens e assets</w:t>
       </w:r>
     </w:p>
     <w:p>
@@ -9527,7 +14381,7 @@
         <w:pStyle w:val="Heading1"/>
       </w:pPr>
       <w:r>
-        <w:t xml:space="preserve">8. A réplica (index.html)</w:t>
+        <w:t xml:space="preserve">11. A réplica (index.html)</w:t>
       </w:r>
     </w:p>
     <w:p>
@@ -9553,7 +14407,7 @@
       <w:r>
         <w:t xml:space="preserve">Fonte dos dados: </w:t>
       </w:r>
-      <w:hyperlink w:history="1" r:id="rIdhvny0cumt2yavq1xedq0y">
+      <w:hyperlink w:history="1" r:id="rIdpnhdaodssn1lsqceh6lsz">
         <w:r>
           <w:rPr>
             <w:rStyle w:val="Hyperlink"/>
@@ -9566,7 +14420,7 @@
       </w:r>
     </w:p>
     <w:sectPr>
-      <w:footerReference w:type="default" r:id="rId7"/>
+      <w:footerReference w:type="default" r:id="rId9"/>
       <w:pgSz w:w="12240" w:h="15840" w:orient="portrait"/>
       <w:pgMar w:top="1440" w:right="1440" w:bottom="1440" w:left="1440" w:header="708" w:footer="708" w:gutter="0"/>
       <w:pgNumType/>
@@ -9618,6 +14472,60 @@
 </file>
 
 <file path=word/footer1.xml><?xml version="1.0" encoding="utf-8"?>
+<w:ftr xmlns:wpc="http://schemas.microsoft.com/office/word/2010/wordprocessingCanvas" xmlns:mc="http://schemas.openxmlformats.org/markup-compatibility/2006" xmlns:o="urn:schemas-microsoft-com:office:office" xmlns:r="http://schemas.openxmlformats.org/officeDocument/2006/relationships" xmlns:m="http://schemas.openxmlformats.org/officeDocument/2006/math" xmlns:v="urn:schemas-microsoft-com:vml" xmlns:wp14="http://schemas.microsoft.com/office/word/2010/wordprocessingDrawing" xmlns:wp="http://schemas.openxmlformats.org/drawingml/2006/wordprocessingDrawing" xmlns:w10="urn:schemas-microsoft-com:office:word" xmlns:w="http://schemas.openxmlformats.org/wordprocessingml/2006/main" xmlns:w14="http://schemas.microsoft.com/office/word/2010/wordml" xmlns:w15="http://schemas.microsoft.com/office/word/2012/wordml" xmlns:wpg="http://schemas.microsoft.com/office/word/2010/wordprocessingGroup" xmlns:wpi="http://schemas.microsoft.com/office/word/2010/wordprocessingInk" xmlns:wne="http://schemas.microsoft.com/office/word/2006/wordml" xmlns:wps="http://schemas.microsoft.com/office/word/2010/wordprocessingShape">
+  <w:p>
+    <w:pPr>
+      <w:jc w:val="center"/>
+    </w:pPr>
+    <w:r>
+      <w:rPr>
+        <w:sz w:val="18"/>
+        <w:szCs w:val="18"/>
+      </w:rPr>
+      <w:t xml:space="preserve">Página </w:t>
+    </w:r>
+    <w:r>
+      <w:rPr>
+        <w:sz w:val="18"/>
+        <w:szCs w:val="18"/>
+      </w:rPr>
+      <w:fldChar w:fldCharType="begin"/>
+      <w:instrText xml:space="preserve">PAGE</w:instrText>
+      <w:fldChar w:fldCharType="separate"/>
+      <w:fldChar w:fldCharType="end"/>
+    </w:r>
+  </w:p>
+</w:ftr>
+</file>
+
+<file path=word/footer2.xml><?xml version="1.0" encoding="utf-8"?>
+<w:ftr xmlns:wpc="http://schemas.microsoft.com/office/word/2010/wordprocessingCanvas" xmlns:mc="http://schemas.openxmlformats.org/markup-compatibility/2006" xmlns:o="urn:schemas-microsoft-com:office:office" xmlns:r="http://schemas.openxmlformats.org/officeDocument/2006/relationships" xmlns:m="http://schemas.openxmlformats.org/officeDocument/2006/math" xmlns:v="urn:schemas-microsoft-com:vml" xmlns:wp14="http://schemas.microsoft.com/office/word/2010/wordprocessingDrawing" xmlns:wp="http://schemas.openxmlformats.org/drawingml/2006/wordprocessingDrawing" xmlns:w10="urn:schemas-microsoft-com:office:word" xmlns:w="http://schemas.openxmlformats.org/wordprocessingml/2006/main" xmlns:w14="http://schemas.microsoft.com/office/word/2010/wordml" xmlns:w15="http://schemas.microsoft.com/office/word/2012/wordml" xmlns:wpg="http://schemas.microsoft.com/office/word/2010/wordprocessingGroup" xmlns:wpi="http://schemas.microsoft.com/office/word/2010/wordprocessingInk" xmlns:wne="http://schemas.microsoft.com/office/word/2006/wordml" xmlns:wps="http://schemas.microsoft.com/office/word/2010/wordprocessingShape">
+  <w:p>
+    <w:pPr>
+      <w:jc w:val="center"/>
+    </w:pPr>
+    <w:r>
+      <w:rPr>
+        <w:sz w:val="18"/>
+        <w:szCs w:val="18"/>
+      </w:rPr>
+      <w:t xml:space="preserve">Página </w:t>
+    </w:r>
+    <w:r>
+      <w:rPr>
+        <w:sz w:val="18"/>
+        <w:szCs w:val="18"/>
+      </w:rPr>
+      <w:fldChar w:fldCharType="begin"/>
+      <w:instrText xml:space="preserve">PAGE</w:instrText>
+      <w:fldChar w:fldCharType="separate"/>
+      <w:fldChar w:fldCharType="end"/>
+    </w:r>
+  </w:p>
+</w:ftr>
+</file>
+
+<file path=word/footer3.xml><?xml version="1.0" encoding="utf-8"?>
 <w:ftr xmlns:wpc="http://schemas.microsoft.com/office/word/2010/wordprocessingCanvas" xmlns:mc="http://schemas.openxmlformats.org/markup-compatibility/2006" xmlns:o="urn:schemas-microsoft-com:office:office" xmlns:r="http://schemas.openxmlformats.org/officeDocument/2006/relationships" xmlns:m="http://schemas.openxmlformats.org/officeDocument/2006/math" xmlns:v="urn:schemas-microsoft-com:vml" xmlns:wp14="http://schemas.microsoft.com/office/word/2010/wordprocessingDrawing" xmlns:wp="http://schemas.openxmlformats.org/drawingml/2006/wordprocessingDrawing" xmlns:w10="urn:schemas-microsoft-com:office:word" xmlns:w="http://schemas.openxmlformats.org/wordprocessingml/2006/main" xmlns:w14="http://schemas.microsoft.com/office/word/2010/wordml" xmlns:w15="http://schemas.microsoft.com/office/word/2012/wordml" xmlns:wpg="http://schemas.microsoft.com/office/word/2010/wordprocessingGroup" xmlns:wpi="http://schemas.microsoft.com/office/word/2010/wordprocessingInk" xmlns:wne="http://schemas.microsoft.com/office/word/2006/wordml" xmlns:wps="http://schemas.microsoft.com/office/word/2010/wordprocessingShape">
   <w:p>
     <w:pPr>
